--- a/fuentes/524704_CF02_DU.docx
+++ b/fuentes/524704_CF02_DU.docx
@@ -1,6 +1,6 @@
 
 <file path=word/document.xml><?xml version="1.0" encoding="utf-8"?>
-<w:document xmlns:wpc="http://schemas.microsoft.com/office/word/2010/wordprocessingCanvas" xmlns:cx="http://schemas.microsoft.com/office/drawing/2014/chartex" xmlns:cx1="http://schemas.microsoft.com/office/drawing/2015/9/8/chartex" xmlns:cx2="http://schemas.microsoft.com/office/drawing/2015/10/21/chartex" xmlns:cx3="http://schemas.microsoft.com/office/drawing/2016/5/9/chartex" xmlns:cx4="http://schemas.microsoft.com/office/drawing/2016/5/10/chartex" xmlns:cx5="http://schemas.microsoft.com/office/drawing/2016/5/11/chartex" xmlns:cx6="http://schemas.microsoft.com/office/drawing/2016/5/12/chartex" xmlns:cx7="http://schemas.microsoft.com/office/drawing/2016/5/13/chartex" xmlns:cx8="http://schemas.microsoft.com/office/drawing/2016/5/14/chartex" xmlns:mc="http://schemas.openxmlformats.org/markup-compatibility/2006" xmlns:aink="http://schemas.microsoft.com/office/drawing/2016/ink" xmlns:am3d="http://schemas.microsoft.com/office/drawing/2017/model3d" xmlns:o="urn:schemas-microsoft-com:office:office" xmlns:r="http://schemas.openxmlformats.org/officeDocument/2006/relationships" xmlns:m="http://schemas.openxmlformats.org/officeDocument/2006/math" xmlns:v="urn:schemas-microsoft-com:vml" xmlns:wp14="http://schemas.microsoft.com/office/word/2010/wordprocessingDrawing" xmlns:wp="http://schemas.openxmlformats.org/drawingml/2006/wordprocessingDrawing" xmlns:w10="urn:schemas-microsoft-com:office:word" xmlns:w="http://schemas.openxmlformats.org/wordprocessingml/2006/main" xmlns:w14="http://schemas.microsoft.com/office/word/2010/wordml" xmlns:w15="http://schemas.microsoft.com/office/word/2012/wordml" xmlns:w16cex="http://schemas.microsoft.com/office/word/2018/wordml/cex" xmlns:w16cid="http://schemas.microsoft.com/office/word/2016/wordml/cid" xmlns:w16="http://schemas.microsoft.com/office/word/2018/wordml" xmlns:w16sdtdh="http://schemas.microsoft.com/office/word/2020/wordml/sdtdatahash" xmlns:w16se="http://schemas.microsoft.com/office/word/2015/wordml/symex" xmlns:wpg="http://schemas.microsoft.com/office/word/2010/wordprocessingGroup" xmlns:wpi="http://schemas.microsoft.com/office/word/2010/wordprocessingInk" xmlns:wne="http://schemas.microsoft.com/office/word/2006/wordml" xmlns:wps="http://schemas.microsoft.com/office/word/2010/wordprocessingShape" mc:Ignorable="w14 w15 w16se w16cid w16 w16cex w16sdtdh wp14">
+<w:document xmlns:wpc="http://schemas.microsoft.com/office/word/2010/wordprocessingCanvas" xmlns:cx="http://schemas.microsoft.com/office/drawing/2014/chartex" xmlns:cx1="http://schemas.microsoft.com/office/drawing/2015/9/8/chartex" xmlns:cx2="http://schemas.microsoft.com/office/drawing/2015/10/21/chartex" xmlns:cx3="http://schemas.microsoft.com/office/drawing/2016/5/9/chartex" xmlns:cx4="http://schemas.microsoft.com/office/drawing/2016/5/10/chartex" xmlns:cx5="http://schemas.microsoft.com/office/drawing/2016/5/11/chartex" xmlns:cx6="http://schemas.microsoft.com/office/drawing/2016/5/12/chartex" xmlns:cx7="http://schemas.microsoft.com/office/drawing/2016/5/13/chartex" xmlns:cx8="http://schemas.microsoft.com/office/drawing/2016/5/14/chartex" xmlns:mc="http://schemas.openxmlformats.org/markup-compatibility/2006" xmlns:aink="http://schemas.microsoft.com/office/drawing/2016/ink" xmlns:am3d="http://schemas.microsoft.com/office/drawing/2017/model3d" xmlns:o="urn:schemas-microsoft-com:office:office" xmlns:oel="http://schemas.microsoft.com/office/2019/extlst" xmlns:r="http://schemas.openxmlformats.org/officeDocument/2006/relationships" xmlns:m="http://schemas.openxmlformats.org/officeDocument/2006/math" xmlns:v="urn:schemas-microsoft-com:vml" xmlns:wp14="http://schemas.microsoft.com/office/word/2010/wordprocessingDrawing" xmlns:wp="http://schemas.openxmlformats.org/drawingml/2006/wordprocessingDrawing" xmlns:w10="urn:schemas-microsoft-com:office:word" xmlns:w="http://schemas.openxmlformats.org/wordprocessingml/2006/main" xmlns:w14="http://schemas.microsoft.com/office/word/2010/wordml" xmlns:w15="http://schemas.microsoft.com/office/word/2012/wordml" xmlns:w16cex="http://schemas.microsoft.com/office/word/2018/wordml/cex" xmlns:w16cid="http://schemas.microsoft.com/office/word/2016/wordml/cid" xmlns:w16="http://schemas.microsoft.com/office/word/2018/wordml" xmlns:w16du="http://schemas.microsoft.com/office/word/2023/wordml/word16du" xmlns:w16sdtdh="http://schemas.microsoft.com/office/word/2020/wordml/sdtdatahash" xmlns:w16sdtfl="http://schemas.microsoft.com/office/word/2024/wordml/sdtformatlock" xmlns:w16se="http://schemas.microsoft.com/office/word/2015/wordml/symex" xmlns:wpg="http://schemas.microsoft.com/office/word/2010/wordprocessingGroup" xmlns:wpi="http://schemas.microsoft.com/office/word/2010/wordprocessingInk" xmlns:wne="http://schemas.microsoft.com/office/word/2006/wordml" xmlns:wps="http://schemas.microsoft.com/office/word/2010/wordprocessingShape" mc:Ignorable="w14 w15 w16se w16cid w16 w16cex w16sdtdh w16sdtfl w16du wp14">
   <w:body>
     <w:p>
       <w:pPr>
@@ -205,7 +205,7 @@
               </wp:anchor>
             </w:drawing>
           </mc:Choice>
-          <mc:Fallback xmlns:w16sdtfl="http://schemas.microsoft.com/office/word/2024/wordml/sdtformatlock" xmlns:w16du="http://schemas.microsoft.com/office/word/2023/wordml/word16du" xmlns:oel="http://schemas.microsoft.com/office/2019/extlst">
+          <mc:Fallback>
             <w:pict>
               <v:rect w14:anchorId="4C256C62" id="Rectángulo 3" o:spid="_x0000_s1026" alt="&quot;&quot;" style="position:absolute;margin-left:-55.95pt;margin-top:26.4pt;width:613.85pt;height:164.25pt;z-index:-251655168;visibility:visible;mso-wrap-style:square;mso-height-percent:0;mso-wrap-distance-left:9pt;mso-wrap-distance-top:0;mso-wrap-distance-right:9pt;mso-wrap-distance-bottom:0;mso-position-horizontal:absolute;mso-position-horizontal-relative:text;mso-position-vertical:absolute;mso-position-vertical-relative:text;mso-height-percent:0;mso-height-relative:margin;v-text-anchor:middle" o:gfxdata="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" fillcolor="#00314d" stroked="f" strokeweight="1pt"/>
             </w:pict>
@@ -330,7 +330,7 @@
                 <v:stroke joinstyle="miter"/>
                 <v:path gradientshapeok="t" o:connecttype="rect"/>
               </v:shapetype>
-              <v:shape id="Cuadro de texto 2" o:spid="_x0000_s1026" type="#_x0000_t202" alt="&quot;&quot;" style="position:absolute;left:0;text-align:left;margin-left:-25.2pt;margin-top:9.4pt;width:549pt;height:59.25pt;z-index:251663360;visibility:visible;mso-wrap-style:square;mso-width-percent:0;mso-height-percent:0;mso-wrap-distance-left:9pt;mso-wrap-distance-top:3.6pt;mso-wrap-distance-right:9pt;mso-wrap-distance-bottom:3.6pt;mso-position-horizontal:absolute;mso-position-horizontal-relative:margin;mso-position-vertical:absolute;mso-position-vertical-relative:text;mso-width-percent:0;mso-height-percent:0;mso-width-relative:margin;mso-height-relative:margin;v-text-anchor:top" o:gfxdata="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" filled="f" stroked="f">
+              <v:shape id="Cuadro de texto 2" o:spid="_x0000_s1026" type="#_x0000_t202" alt="&quot;&quot;" style="position:absolute;left:0;text-align:left;margin-left:-25.2pt;margin-top:9.4pt;width:549pt;height:59.25pt;z-index:251663360;visibility:visible;mso-wrap-style:square;mso-width-percent:0;mso-height-percent:0;mso-wrap-distance-left:9pt;mso-wrap-distance-top:3.6pt;mso-wrap-distance-right:9pt;mso-wrap-distance-bottom:3.6pt;mso-position-horizontal:absolute;mso-position-horizontal-relative:margin;mso-position-vertical:absolute;mso-position-vertical-relative:text;mso-width-percent:0;mso-height-percent:0;mso-width-relative:margin;mso-height-relative:margin;v-text-anchor:top" o:gfxdata="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" filled="f" stroked="f">
                 <v:textbox>
                   <w:txbxContent>
                     <w:p>
@@ -476,7 +476,18 @@
           <w:kern w:val="0"/>
           <w14:ligatures w14:val="none"/>
         </w:rPr>
-        <w:t>ma</w:t>
+        <w:t>M</w:t>
+      </w:r>
+      <w:r>
+        <w:rPr>
+          <w:rFonts w:ascii="Calibri" w:hAnsi="Calibri"/>
+          <w:b/>
+          <w:bCs/>
+          <w:color w:val="000000" w:themeColor="text1"/>
+          <w:kern w:val="0"/>
+          <w14:ligatures w14:val="none"/>
+        </w:rPr>
+        <w:t>a</w:t>
       </w:r>
       <w:r>
         <w:rPr>
@@ -533,7 +544,6 @@
           <w:docPartUnique/>
         </w:docPartObj>
       </w:sdtPr>
-      <w:sdtEndPr/>
       <w:sdtContent>
         <w:p>
           <w:pPr>
@@ -1859,7 +1869,21 @@
             <w:rStyle w:val="Hipervnculo"/>
             <w:b/>
           </w:rPr>
-          <w:t>Enlace de reproducción del video</w:t>
+          <w:t>Enlace de reproduc</w:t>
+        </w:r>
+        <w:r>
+          <w:rPr>
+            <w:rStyle w:val="Hipervnculo"/>
+            <w:b/>
+          </w:rPr>
+          <w:t>c</w:t>
+        </w:r>
+        <w:r>
+          <w:rPr>
+            <w:rStyle w:val="Hipervnculo"/>
+            <w:b/>
+          </w:rPr>
+          <w:t>ión del video</w:t>
         </w:r>
       </w:hyperlink>
     </w:p>
@@ -4811,7 +4835,21 @@
             <w:rStyle w:val="Hipervnculo"/>
             <w:b/>
           </w:rPr>
-          <w:t>Enlace de reproducción del video</w:t>
+          <w:t>Enlace d</w:t>
+        </w:r>
+        <w:r>
+          <w:rPr>
+            <w:rStyle w:val="Hipervnculo"/>
+            <w:b/>
+          </w:rPr>
+          <w:t>e</w:t>
+        </w:r>
+        <w:r>
+          <w:rPr>
+            <w:rStyle w:val="Hipervnculo"/>
+            <w:b/>
+          </w:rPr>
+          <w:t xml:space="preserve"> reproducción del video</w:t>
         </w:r>
       </w:hyperlink>
     </w:p>
@@ -9579,7 +9617,21 @@
               <w:rPr>
                 <w:lang w:val="es-CO"/>
               </w:rPr>
-              <w:t>Responsable del ecosistema</w:t>
+              <w:t xml:space="preserve">Profesional 06. </w:t>
+            </w:r>
+          </w:p>
+          <w:p>
+            <w:pPr>
+              <w:pStyle w:val="TextoTablas"/>
+              <w:rPr>
+                <w:lang w:val="es-CO"/>
+              </w:rPr>
+            </w:pPr>
+            <w:r>
+              <w:rPr>
+                <w:lang w:val="es-CO"/>
+              </w:rPr>
+              <w:t>Responsable del ecosistema virtual de recursos educativos digitales</w:t>
             </w:r>
           </w:p>
         </w:tc>
@@ -10083,7 +10135,19 @@
               <w:rPr>
                 <w:lang w:val="es-CO"/>
               </w:rPr>
-              <w:t>Intérprete Lenguaje de señas</w:t>
+              <w:t xml:space="preserve">Intérprete </w:t>
+            </w:r>
+            <w:r>
+              <w:rPr>
+                <w:lang w:val="es-CO"/>
+              </w:rPr>
+              <w:t>l</w:t>
+            </w:r>
+            <w:r>
+              <w:rPr>
+                <w:lang w:val="es-CO"/>
+              </w:rPr>
+              <w:t>enguaje de señas</w:t>
             </w:r>
           </w:p>
         </w:tc>
@@ -10145,13 +10209,7 @@
               <w:rPr>
                 <w:lang w:val="es-CO"/>
               </w:rPr>
-              <w:t xml:space="preserve">Animador y productor </w:t>
-            </w:r>
-            <w:r>
-              <w:rPr>
-                <w:lang w:val="es-CO"/>
-              </w:rPr>
-              <w:t>audiovisual</w:t>
+              <w:t>Animador y productor multimedia</w:t>
             </w:r>
           </w:p>
         </w:tc>
@@ -10210,13 +10268,7 @@
               <w:rPr>
                 <w:lang w:val="es-CO"/>
               </w:rPr>
-              <w:t xml:space="preserve">Animador y productor </w:t>
-            </w:r>
-            <w:r>
-              <w:rPr>
-                <w:lang w:val="es-CO"/>
-              </w:rPr>
-              <w:t>audiovisual</w:t>
+              <w:t>Animador y productor multimedia</w:t>
             </w:r>
           </w:p>
         </w:tc>
@@ -10318,6 +10370,7 @@
               <w:rPr>
                 <w:lang w:val="es-CO"/>
               </w:rPr>
+              <w:lastRenderedPageBreak/>
               <w:t>German Acosta Ramos</w:t>
             </w:r>
           </w:p>
@@ -10392,7 +10445,6 @@
               <w:rPr>
                 <w:lang w:val="es-CO"/>
               </w:rPr>
-              <w:lastRenderedPageBreak/>
               <w:t>Ricardo Oliveros Zambrano</w:t>
             </w:r>
           </w:p>
@@ -10617,21 +10669,7 @@
               <w:rPr>
                 <w:lang w:val="es-CO"/>
               </w:rPr>
-              <w:t xml:space="preserve"> Wilfredo </w:t>
-            </w:r>
-            <w:proofErr w:type="spellStart"/>
-            <w:r>
-              <w:rPr>
-                <w:lang w:val="es-CO"/>
-              </w:rPr>
-              <w:t>PIzo</w:t>
-            </w:r>
-            <w:proofErr w:type="spellEnd"/>
-            <w:r>
-              <w:rPr>
-                <w:lang w:val="es-CO"/>
-              </w:rPr>
-              <w:t xml:space="preserve"> Ossa</w:t>
+              <w:t xml:space="preserve"> Wilfredo PIzo Ossa</w:t>
             </w:r>
           </w:p>
         </w:tc>
@@ -10715,7 +10753,7 @@
 </file>
 
 <file path=word/endnotes.xml><?xml version="1.0" encoding="utf-8"?>
-<w:endnotes xmlns:wpc="http://schemas.microsoft.com/office/word/2010/wordprocessingCanvas" xmlns:cx="http://schemas.microsoft.com/office/drawing/2014/chartex" xmlns:cx1="http://schemas.microsoft.com/office/drawing/2015/9/8/chartex" xmlns:cx2="http://schemas.microsoft.com/office/drawing/2015/10/21/chartex" xmlns:cx3="http://schemas.microsoft.com/office/drawing/2016/5/9/chartex" xmlns:cx4="http://schemas.microsoft.com/office/drawing/2016/5/10/chartex" xmlns:cx5="http://schemas.microsoft.com/office/drawing/2016/5/11/chartex" xmlns:cx6="http://schemas.microsoft.com/office/drawing/2016/5/12/chartex" xmlns:cx7="http://schemas.microsoft.com/office/drawing/2016/5/13/chartex" xmlns:cx8="http://schemas.microsoft.com/office/drawing/2016/5/14/chartex" xmlns:mc="http://schemas.openxmlformats.org/markup-compatibility/2006" xmlns:aink="http://schemas.microsoft.com/office/drawing/2016/ink" xmlns:am3d="http://schemas.microsoft.com/office/drawing/2017/model3d" xmlns:o="urn:schemas-microsoft-com:office:office" xmlns:r="http://schemas.openxmlformats.org/officeDocument/2006/relationships" xmlns:m="http://schemas.openxmlformats.org/officeDocument/2006/math" xmlns:v="urn:schemas-microsoft-com:vml" xmlns:wp14="http://schemas.microsoft.com/office/word/2010/wordprocessingDrawing" xmlns:wp="http://schemas.openxmlformats.org/drawingml/2006/wordprocessingDrawing" xmlns:w10="urn:schemas-microsoft-com:office:word" xmlns:w="http://schemas.openxmlformats.org/wordprocessingml/2006/main" xmlns:w14="http://schemas.microsoft.com/office/word/2010/wordml" xmlns:w15="http://schemas.microsoft.com/office/word/2012/wordml" xmlns:w16cex="http://schemas.microsoft.com/office/word/2018/wordml/cex" xmlns:w16cid="http://schemas.microsoft.com/office/word/2016/wordml/cid" xmlns:w16="http://schemas.microsoft.com/office/word/2018/wordml" xmlns:w16sdtdh="http://schemas.microsoft.com/office/word/2020/wordml/sdtdatahash" xmlns:w16se="http://schemas.microsoft.com/office/word/2015/wordml/symex" xmlns:wpg="http://schemas.microsoft.com/office/word/2010/wordprocessingGroup" xmlns:wpi="http://schemas.microsoft.com/office/word/2010/wordprocessingInk" xmlns:wne="http://schemas.microsoft.com/office/word/2006/wordml" xmlns:wps="http://schemas.microsoft.com/office/word/2010/wordprocessingShape" mc:Ignorable="w14 w15 w16se w16cid w16 w16cex w16sdtdh wp14">
+<w:endnotes xmlns:wpc="http://schemas.microsoft.com/office/word/2010/wordprocessingCanvas" xmlns:cx="http://schemas.microsoft.com/office/drawing/2014/chartex" xmlns:cx1="http://schemas.microsoft.com/office/drawing/2015/9/8/chartex" xmlns:cx2="http://schemas.microsoft.com/office/drawing/2015/10/21/chartex" xmlns:cx3="http://schemas.microsoft.com/office/drawing/2016/5/9/chartex" xmlns:cx4="http://schemas.microsoft.com/office/drawing/2016/5/10/chartex" xmlns:cx5="http://schemas.microsoft.com/office/drawing/2016/5/11/chartex" xmlns:cx6="http://schemas.microsoft.com/office/drawing/2016/5/12/chartex" xmlns:cx7="http://schemas.microsoft.com/office/drawing/2016/5/13/chartex" xmlns:cx8="http://schemas.microsoft.com/office/drawing/2016/5/14/chartex" xmlns:mc="http://schemas.openxmlformats.org/markup-compatibility/2006" xmlns:aink="http://schemas.microsoft.com/office/drawing/2016/ink" xmlns:am3d="http://schemas.microsoft.com/office/drawing/2017/model3d" xmlns:o="urn:schemas-microsoft-com:office:office" xmlns:oel="http://schemas.microsoft.com/office/2019/extlst" xmlns:r="http://schemas.openxmlformats.org/officeDocument/2006/relationships" xmlns:m="http://schemas.openxmlformats.org/officeDocument/2006/math" xmlns:v="urn:schemas-microsoft-com:vml" xmlns:wp14="http://schemas.microsoft.com/office/word/2010/wordprocessingDrawing" xmlns:wp="http://schemas.openxmlformats.org/drawingml/2006/wordprocessingDrawing" xmlns:w10="urn:schemas-microsoft-com:office:word" xmlns:w="http://schemas.openxmlformats.org/wordprocessingml/2006/main" xmlns:w14="http://schemas.microsoft.com/office/word/2010/wordml" xmlns:w15="http://schemas.microsoft.com/office/word/2012/wordml" xmlns:w16cex="http://schemas.microsoft.com/office/word/2018/wordml/cex" xmlns:w16cid="http://schemas.microsoft.com/office/word/2016/wordml/cid" xmlns:w16="http://schemas.microsoft.com/office/word/2018/wordml" xmlns:w16du="http://schemas.microsoft.com/office/word/2023/wordml/word16du" xmlns:w16sdtdh="http://schemas.microsoft.com/office/word/2020/wordml/sdtdatahash" xmlns:w16sdtfl="http://schemas.microsoft.com/office/word/2024/wordml/sdtformatlock" xmlns:w16se="http://schemas.microsoft.com/office/word/2015/wordml/symex" xmlns:wpg="http://schemas.microsoft.com/office/word/2010/wordprocessingGroup" xmlns:wpi="http://schemas.microsoft.com/office/word/2010/wordprocessingInk" xmlns:wne="http://schemas.microsoft.com/office/word/2006/wordml" xmlns:wps="http://schemas.microsoft.com/office/word/2010/wordprocessingShape" mc:Ignorable="w14 w15 w16se w16cid w16 w16cex w16sdtdh w16sdtfl w16du wp14">
   <w:endnote w:type="separator" w:id="-1">
     <w:p>
       <w:pPr>
@@ -10740,7 +10778,7 @@
 </file>
 
 <file path=word/footer1.xml><?xml version="1.0" encoding="utf-8"?>
-<w:ftr xmlns:wpc="http://schemas.microsoft.com/office/word/2010/wordprocessingCanvas" xmlns:cx="http://schemas.microsoft.com/office/drawing/2014/chartex" xmlns:cx1="http://schemas.microsoft.com/office/drawing/2015/9/8/chartex" xmlns:cx2="http://schemas.microsoft.com/office/drawing/2015/10/21/chartex" xmlns:cx3="http://schemas.microsoft.com/office/drawing/2016/5/9/chartex" xmlns:cx4="http://schemas.microsoft.com/office/drawing/2016/5/10/chartex" xmlns:cx5="http://schemas.microsoft.com/office/drawing/2016/5/11/chartex" xmlns:cx6="http://schemas.microsoft.com/office/drawing/2016/5/12/chartex" xmlns:cx7="http://schemas.microsoft.com/office/drawing/2016/5/13/chartex" xmlns:cx8="http://schemas.microsoft.com/office/drawing/2016/5/14/chartex" xmlns:mc="http://schemas.openxmlformats.org/markup-compatibility/2006" xmlns:aink="http://schemas.microsoft.com/office/drawing/2016/ink" xmlns:am3d="http://schemas.microsoft.com/office/drawing/2017/model3d" xmlns:o="urn:schemas-microsoft-com:office:office" xmlns:r="http://schemas.openxmlformats.org/officeDocument/2006/relationships" xmlns:m="http://schemas.openxmlformats.org/officeDocument/2006/math" xmlns:v="urn:schemas-microsoft-com:vml" xmlns:wp14="http://schemas.microsoft.com/office/word/2010/wordprocessingDrawing" xmlns:wp="http://schemas.openxmlformats.org/drawingml/2006/wordprocessingDrawing" xmlns:w10="urn:schemas-microsoft-com:office:word" xmlns:w="http://schemas.openxmlformats.org/wordprocessingml/2006/main" xmlns:w14="http://schemas.microsoft.com/office/word/2010/wordml" xmlns:w15="http://schemas.microsoft.com/office/word/2012/wordml" xmlns:w16cex="http://schemas.microsoft.com/office/word/2018/wordml/cex" xmlns:w16cid="http://schemas.microsoft.com/office/word/2016/wordml/cid" xmlns:w16="http://schemas.microsoft.com/office/word/2018/wordml" xmlns:w16sdtdh="http://schemas.microsoft.com/office/word/2020/wordml/sdtdatahash" xmlns:w16se="http://schemas.microsoft.com/office/word/2015/wordml/symex" xmlns:wpg="http://schemas.microsoft.com/office/word/2010/wordprocessingGroup" xmlns:wpi="http://schemas.microsoft.com/office/word/2010/wordprocessingInk" xmlns:wne="http://schemas.microsoft.com/office/word/2006/wordml" xmlns:wps="http://schemas.microsoft.com/office/word/2010/wordprocessingShape" mc:Ignorable="w14 w15 w16se w16cid w16 w16cex w16sdtdh wp14">
+<w:ftr xmlns:wpc="http://schemas.microsoft.com/office/word/2010/wordprocessingCanvas" xmlns:cx="http://schemas.microsoft.com/office/drawing/2014/chartex" xmlns:cx1="http://schemas.microsoft.com/office/drawing/2015/9/8/chartex" xmlns:cx2="http://schemas.microsoft.com/office/drawing/2015/10/21/chartex" xmlns:cx3="http://schemas.microsoft.com/office/drawing/2016/5/9/chartex" xmlns:cx4="http://schemas.microsoft.com/office/drawing/2016/5/10/chartex" xmlns:cx5="http://schemas.microsoft.com/office/drawing/2016/5/11/chartex" xmlns:cx6="http://schemas.microsoft.com/office/drawing/2016/5/12/chartex" xmlns:cx7="http://schemas.microsoft.com/office/drawing/2016/5/13/chartex" xmlns:cx8="http://schemas.microsoft.com/office/drawing/2016/5/14/chartex" xmlns:mc="http://schemas.openxmlformats.org/markup-compatibility/2006" xmlns:aink="http://schemas.microsoft.com/office/drawing/2016/ink" xmlns:am3d="http://schemas.microsoft.com/office/drawing/2017/model3d" xmlns:o="urn:schemas-microsoft-com:office:office" xmlns:oel="http://schemas.microsoft.com/office/2019/extlst" xmlns:r="http://schemas.openxmlformats.org/officeDocument/2006/relationships" xmlns:m="http://schemas.openxmlformats.org/officeDocument/2006/math" xmlns:v="urn:schemas-microsoft-com:vml" xmlns:wp14="http://schemas.microsoft.com/office/word/2010/wordprocessingDrawing" xmlns:wp="http://schemas.openxmlformats.org/drawingml/2006/wordprocessingDrawing" xmlns:w10="urn:schemas-microsoft-com:office:word" xmlns:w="http://schemas.openxmlformats.org/wordprocessingml/2006/main" xmlns:w14="http://schemas.microsoft.com/office/word/2010/wordml" xmlns:w15="http://schemas.microsoft.com/office/word/2012/wordml" xmlns:w16cex="http://schemas.microsoft.com/office/word/2018/wordml/cex" xmlns:w16cid="http://schemas.microsoft.com/office/word/2016/wordml/cid" xmlns:w16="http://schemas.microsoft.com/office/word/2018/wordml" xmlns:w16du="http://schemas.microsoft.com/office/word/2023/wordml/word16du" xmlns:w16sdtdh="http://schemas.microsoft.com/office/word/2020/wordml/sdtdatahash" xmlns:w16sdtfl="http://schemas.microsoft.com/office/word/2024/wordml/sdtformatlock" xmlns:w16se="http://schemas.microsoft.com/office/word/2015/wordml/symex" xmlns:wpg="http://schemas.microsoft.com/office/word/2010/wordprocessingGroup" xmlns:wpi="http://schemas.microsoft.com/office/word/2010/wordprocessingInk" xmlns:wne="http://schemas.microsoft.com/office/word/2006/wordml" xmlns:wps="http://schemas.microsoft.com/office/word/2010/wordprocessingShape" mc:Ignorable="w14 w15 w16se w16cid w16 w16cex w16sdtdh w16sdtfl w16du wp14">
   <w:sdt>
     <w:sdtPr>
       <w:id w:val="-1465197936"/>
@@ -10749,7 +10787,6 @@
         <w:docPartUnique/>
       </w:docPartObj>
     </w:sdtPr>
-    <w:sdtEndPr/>
     <w:sdtContent>
       <w:p>
         <w:pPr>
@@ -10786,7 +10823,7 @@
 </file>
 
 <file path=word/footnotes.xml><?xml version="1.0" encoding="utf-8"?>
-<w:footnotes xmlns:wpc="http://schemas.microsoft.com/office/word/2010/wordprocessingCanvas" xmlns:cx="http://schemas.microsoft.com/office/drawing/2014/chartex" xmlns:cx1="http://schemas.microsoft.com/office/drawing/2015/9/8/chartex" xmlns:cx2="http://schemas.microsoft.com/office/drawing/2015/10/21/chartex" xmlns:cx3="http://schemas.microsoft.com/office/drawing/2016/5/9/chartex" xmlns:cx4="http://schemas.microsoft.com/office/drawing/2016/5/10/chartex" xmlns:cx5="http://schemas.microsoft.com/office/drawing/2016/5/11/chartex" xmlns:cx6="http://schemas.microsoft.com/office/drawing/2016/5/12/chartex" xmlns:cx7="http://schemas.microsoft.com/office/drawing/2016/5/13/chartex" xmlns:cx8="http://schemas.microsoft.com/office/drawing/2016/5/14/chartex" xmlns:mc="http://schemas.openxmlformats.org/markup-compatibility/2006" xmlns:aink="http://schemas.microsoft.com/office/drawing/2016/ink" xmlns:am3d="http://schemas.microsoft.com/office/drawing/2017/model3d" xmlns:o="urn:schemas-microsoft-com:office:office" xmlns:r="http://schemas.openxmlformats.org/officeDocument/2006/relationships" xmlns:m="http://schemas.openxmlformats.org/officeDocument/2006/math" xmlns:v="urn:schemas-microsoft-com:vml" xmlns:wp14="http://schemas.microsoft.com/office/word/2010/wordprocessingDrawing" xmlns:wp="http://schemas.openxmlformats.org/drawingml/2006/wordprocessingDrawing" xmlns:w10="urn:schemas-microsoft-com:office:word" xmlns:w="http://schemas.openxmlformats.org/wordprocessingml/2006/main" xmlns:w14="http://schemas.microsoft.com/office/word/2010/wordml" xmlns:w15="http://schemas.microsoft.com/office/word/2012/wordml" xmlns:w16cex="http://schemas.microsoft.com/office/word/2018/wordml/cex" xmlns:w16cid="http://schemas.microsoft.com/office/word/2016/wordml/cid" xmlns:w16="http://schemas.microsoft.com/office/word/2018/wordml" xmlns:w16sdtdh="http://schemas.microsoft.com/office/word/2020/wordml/sdtdatahash" xmlns:w16se="http://schemas.microsoft.com/office/word/2015/wordml/symex" xmlns:wpg="http://schemas.microsoft.com/office/word/2010/wordprocessingGroup" xmlns:wpi="http://schemas.microsoft.com/office/word/2010/wordprocessingInk" xmlns:wne="http://schemas.microsoft.com/office/word/2006/wordml" xmlns:wps="http://schemas.microsoft.com/office/word/2010/wordprocessingShape" mc:Ignorable="w14 w15 w16se w16cid w16 w16cex w16sdtdh wp14">
+<w:footnotes xmlns:wpc="http://schemas.microsoft.com/office/word/2010/wordprocessingCanvas" xmlns:cx="http://schemas.microsoft.com/office/drawing/2014/chartex" xmlns:cx1="http://schemas.microsoft.com/office/drawing/2015/9/8/chartex" xmlns:cx2="http://schemas.microsoft.com/office/drawing/2015/10/21/chartex" xmlns:cx3="http://schemas.microsoft.com/office/drawing/2016/5/9/chartex" xmlns:cx4="http://schemas.microsoft.com/office/drawing/2016/5/10/chartex" xmlns:cx5="http://schemas.microsoft.com/office/drawing/2016/5/11/chartex" xmlns:cx6="http://schemas.microsoft.com/office/drawing/2016/5/12/chartex" xmlns:cx7="http://schemas.microsoft.com/office/drawing/2016/5/13/chartex" xmlns:cx8="http://schemas.microsoft.com/office/drawing/2016/5/14/chartex" xmlns:mc="http://schemas.openxmlformats.org/markup-compatibility/2006" xmlns:aink="http://schemas.microsoft.com/office/drawing/2016/ink" xmlns:am3d="http://schemas.microsoft.com/office/drawing/2017/model3d" xmlns:o="urn:schemas-microsoft-com:office:office" xmlns:oel="http://schemas.microsoft.com/office/2019/extlst" xmlns:r="http://schemas.openxmlformats.org/officeDocument/2006/relationships" xmlns:m="http://schemas.openxmlformats.org/officeDocument/2006/math" xmlns:v="urn:schemas-microsoft-com:vml" xmlns:wp14="http://schemas.microsoft.com/office/word/2010/wordprocessingDrawing" xmlns:wp="http://schemas.openxmlformats.org/drawingml/2006/wordprocessingDrawing" xmlns:w10="urn:schemas-microsoft-com:office:word" xmlns:w="http://schemas.openxmlformats.org/wordprocessingml/2006/main" xmlns:w14="http://schemas.microsoft.com/office/word/2010/wordml" xmlns:w15="http://schemas.microsoft.com/office/word/2012/wordml" xmlns:w16cex="http://schemas.microsoft.com/office/word/2018/wordml/cex" xmlns:w16cid="http://schemas.microsoft.com/office/word/2016/wordml/cid" xmlns:w16="http://schemas.microsoft.com/office/word/2018/wordml" xmlns:w16du="http://schemas.microsoft.com/office/word/2023/wordml/word16du" xmlns:w16sdtdh="http://schemas.microsoft.com/office/word/2020/wordml/sdtdatahash" xmlns:w16sdtfl="http://schemas.microsoft.com/office/word/2024/wordml/sdtformatlock" xmlns:w16se="http://schemas.microsoft.com/office/word/2015/wordml/symex" xmlns:wpg="http://schemas.microsoft.com/office/word/2010/wordprocessingGroup" xmlns:wpi="http://schemas.microsoft.com/office/word/2010/wordprocessingInk" xmlns:wne="http://schemas.microsoft.com/office/word/2006/wordml" xmlns:wps="http://schemas.microsoft.com/office/word/2010/wordprocessingShape" mc:Ignorable="w14 w15 w16se w16cid w16 w16cex w16sdtdh w16sdtfl w16du wp14">
   <w:footnote w:type="separator" w:id="-1">
     <w:p>
       <w:pPr>
@@ -10811,7 +10848,7 @@
 </file>
 
 <file path=word/header1.xml><?xml version="1.0" encoding="utf-8"?>
-<w:hdr xmlns:wpc="http://schemas.microsoft.com/office/word/2010/wordprocessingCanvas" xmlns:cx="http://schemas.microsoft.com/office/drawing/2014/chartex" xmlns:cx1="http://schemas.microsoft.com/office/drawing/2015/9/8/chartex" xmlns:cx2="http://schemas.microsoft.com/office/drawing/2015/10/21/chartex" xmlns:cx3="http://schemas.microsoft.com/office/drawing/2016/5/9/chartex" xmlns:cx4="http://schemas.microsoft.com/office/drawing/2016/5/10/chartex" xmlns:cx5="http://schemas.microsoft.com/office/drawing/2016/5/11/chartex" xmlns:cx6="http://schemas.microsoft.com/office/drawing/2016/5/12/chartex" xmlns:cx7="http://schemas.microsoft.com/office/drawing/2016/5/13/chartex" xmlns:cx8="http://schemas.microsoft.com/office/drawing/2016/5/14/chartex" xmlns:mc="http://schemas.openxmlformats.org/markup-compatibility/2006" xmlns:aink="http://schemas.microsoft.com/office/drawing/2016/ink" xmlns:am3d="http://schemas.microsoft.com/office/drawing/2017/model3d" xmlns:o="urn:schemas-microsoft-com:office:office" xmlns:r="http://schemas.openxmlformats.org/officeDocument/2006/relationships" xmlns:m="http://schemas.openxmlformats.org/officeDocument/2006/math" xmlns:v="urn:schemas-microsoft-com:vml" xmlns:wp14="http://schemas.microsoft.com/office/word/2010/wordprocessingDrawing" xmlns:wp="http://schemas.openxmlformats.org/drawingml/2006/wordprocessingDrawing" xmlns:w10="urn:schemas-microsoft-com:office:word" xmlns:w="http://schemas.openxmlformats.org/wordprocessingml/2006/main" xmlns:w14="http://schemas.microsoft.com/office/word/2010/wordml" xmlns:w15="http://schemas.microsoft.com/office/word/2012/wordml" xmlns:w16cex="http://schemas.microsoft.com/office/word/2018/wordml/cex" xmlns:w16cid="http://schemas.microsoft.com/office/word/2016/wordml/cid" xmlns:w16="http://schemas.microsoft.com/office/word/2018/wordml" xmlns:w16sdtdh="http://schemas.microsoft.com/office/word/2020/wordml/sdtdatahash" xmlns:w16se="http://schemas.microsoft.com/office/word/2015/wordml/symex" xmlns:wpg="http://schemas.microsoft.com/office/word/2010/wordprocessingGroup" xmlns:wpi="http://schemas.microsoft.com/office/word/2010/wordprocessingInk" xmlns:wne="http://schemas.microsoft.com/office/word/2006/wordml" xmlns:wps="http://schemas.microsoft.com/office/word/2010/wordprocessingShape" mc:Ignorable="w14 w15 w16se w16cid w16 w16cex w16sdtdh wp14">
+<w:hdr xmlns:wpc="http://schemas.microsoft.com/office/word/2010/wordprocessingCanvas" xmlns:cx="http://schemas.microsoft.com/office/drawing/2014/chartex" xmlns:cx1="http://schemas.microsoft.com/office/drawing/2015/9/8/chartex" xmlns:cx2="http://schemas.microsoft.com/office/drawing/2015/10/21/chartex" xmlns:cx3="http://schemas.microsoft.com/office/drawing/2016/5/9/chartex" xmlns:cx4="http://schemas.microsoft.com/office/drawing/2016/5/10/chartex" xmlns:cx5="http://schemas.microsoft.com/office/drawing/2016/5/11/chartex" xmlns:cx6="http://schemas.microsoft.com/office/drawing/2016/5/12/chartex" xmlns:cx7="http://schemas.microsoft.com/office/drawing/2016/5/13/chartex" xmlns:cx8="http://schemas.microsoft.com/office/drawing/2016/5/14/chartex" xmlns:mc="http://schemas.openxmlformats.org/markup-compatibility/2006" xmlns:aink="http://schemas.microsoft.com/office/drawing/2016/ink" xmlns:am3d="http://schemas.microsoft.com/office/drawing/2017/model3d" xmlns:o="urn:schemas-microsoft-com:office:office" xmlns:oel="http://schemas.microsoft.com/office/2019/extlst" xmlns:r="http://schemas.openxmlformats.org/officeDocument/2006/relationships" xmlns:m="http://schemas.openxmlformats.org/officeDocument/2006/math" xmlns:v="urn:schemas-microsoft-com:vml" xmlns:wp14="http://schemas.microsoft.com/office/word/2010/wordprocessingDrawing" xmlns:wp="http://schemas.openxmlformats.org/drawingml/2006/wordprocessingDrawing" xmlns:w10="urn:schemas-microsoft-com:office:word" xmlns:w="http://schemas.openxmlformats.org/wordprocessingml/2006/main" xmlns:w14="http://schemas.microsoft.com/office/word/2010/wordml" xmlns:w15="http://schemas.microsoft.com/office/word/2012/wordml" xmlns:w16cex="http://schemas.microsoft.com/office/word/2018/wordml/cex" xmlns:w16cid="http://schemas.microsoft.com/office/word/2016/wordml/cid" xmlns:w16="http://schemas.microsoft.com/office/word/2018/wordml" xmlns:w16du="http://schemas.microsoft.com/office/word/2023/wordml/word16du" xmlns:w16sdtdh="http://schemas.microsoft.com/office/word/2020/wordml/sdtdatahash" xmlns:w16sdtfl="http://schemas.microsoft.com/office/word/2024/wordml/sdtformatlock" xmlns:w16se="http://schemas.microsoft.com/office/word/2015/wordml/symex" xmlns:wpg="http://schemas.microsoft.com/office/word/2010/wordprocessingGroup" xmlns:wpi="http://schemas.microsoft.com/office/word/2010/wordprocessingInk" xmlns:wne="http://schemas.microsoft.com/office/word/2006/wordml" xmlns:wps="http://schemas.microsoft.com/office/word/2010/wordprocessingShape" mc:Ignorable="w14 w15 w16se w16cid w16 w16cex w16sdtdh w16sdtfl w16du wp14">
   <w:p>
     <w:pPr>
       <w:pStyle w:val="Encabezado"/>
@@ -10897,7 +10934,7 @@
 </file>
 
 <file path=word/numbering.xml><?xml version="1.0" encoding="utf-8"?>
-<w:numbering xmlns:wpc="http://schemas.microsoft.com/office/word/2010/wordprocessingCanvas" xmlns:cx="http://schemas.microsoft.com/office/drawing/2014/chartex" xmlns:cx1="http://schemas.microsoft.com/office/drawing/2015/9/8/chartex" xmlns:cx2="http://schemas.microsoft.com/office/drawing/2015/10/21/chartex" xmlns:cx3="http://schemas.microsoft.com/office/drawing/2016/5/9/chartex" xmlns:cx4="http://schemas.microsoft.com/office/drawing/2016/5/10/chartex" xmlns:cx5="http://schemas.microsoft.com/office/drawing/2016/5/11/chartex" xmlns:cx6="http://schemas.microsoft.com/office/drawing/2016/5/12/chartex" xmlns:cx7="http://schemas.microsoft.com/office/drawing/2016/5/13/chartex" xmlns:cx8="http://schemas.microsoft.com/office/drawing/2016/5/14/chartex" xmlns:mc="http://schemas.openxmlformats.org/markup-compatibility/2006" xmlns:aink="http://schemas.microsoft.com/office/drawing/2016/ink" xmlns:am3d="http://schemas.microsoft.com/office/drawing/2017/model3d" xmlns:o="urn:schemas-microsoft-com:office:office" xmlns:r="http://schemas.openxmlformats.org/officeDocument/2006/relationships" xmlns:m="http://schemas.openxmlformats.org/officeDocument/2006/math" xmlns:v="urn:schemas-microsoft-com:vml" xmlns:wp14="http://schemas.microsoft.com/office/word/2010/wordprocessingDrawing" xmlns:wp="http://schemas.openxmlformats.org/drawingml/2006/wordprocessingDrawing" xmlns:w10="urn:schemas-microsoft-com:office:word" xmlns:w="http://schemas.openxmlformats.org/wordprocessingml/2006/main" xmlns:w14="http://schemas.microsoft.com/office/word/2010/wordml" xmlns:w15="http://schemas.microsoft.com/office/word/2012/wordml" xmlns:w16cex="http://schemas.microsoft.com/office/word/2018/wordml/cex" xmlns:w16cid="http://schemas.microsoft.com/office/word/2016/wordml/cid" xmlns:w16="http://schemas.microsoft.com/office/word/2018/wordml" xmlns:w16sdtdh="http://schemas.microsoft.com/office/word/2020/wordml/sdtdatahash" xmlns:w16se="http://schemas.microsoft.com/office/word/2015/wordml/symex" xmlns:wpg="http://schemas.microsoft.com/office/word/2010/wordprocessingGroup" xmlns:wpi="http://schemas.microsoft.com/office/word/2010/wordprocessingInk" xmlns:wne="http://schemas.microsoft.com/office/word/2006/wordml" xmlns:wps="http://schemas.microsoft.com/office/word/2010/wordprocessingShape" mc:Ignorable="w14 w15 w16se w16cid w16 w16cex w16sdtdh wp14">
+<w:numbering xmlns:wpc="http://schemas.microsoft.com/office/word/2010/wordprocessingCanvas" xmlns:cx="http://schemas.microsoft.com/office/drawing/2014/chartex" xmlns:cx1="http://schemas.microsoft.com/office/drawing/2015/9/8/chartex" xmlns:cx2="http://schemas.microsoft.com/office/drawing/2015/10/21/chartex" xmlns:cx3="http://schemas.microsoft.com/office/drawing/2016/5/9/chartex" xmlns:cx4="http://schemas.microsoft.com/office/drawing/2016/5/10/chartex" xmlns:cx5="http://schemas.microsoft.com/office/drawing/2016/5/11/chartex" xmlns:cx6="http://schemas.microsoft.com/office/drawing/2016/5/12/chartex" xmlns:cx7="http://schemas.microsoft.com/office/drawing/2016/5/13/chartex" xmlns:cx8="http://schemas.microsoft.com/office/drawing/2016/5/14/chartex" xmlns:mc="http://schemas.openxmlformats.org/markup-compatibility/2006" xmlns:aink="http://schemas.microsoft.com/office/drawing/2016/ink" xmlns:am3d="http://schemas.microsoft.com/office/drawing/2017/model3d" xmlns:o="urn:schemas-microsoft-com:office:office" xmlns:oel="http://schemas.microsoft.com/office/2019/extlst" xmlns:r="http://schemas.openxmlformats.org/officeDocument/2006/relationships" xmlns:m="http://schemas.openxmlformats.org/officeDocument/2006/math" xmlns:v="urn:schemas-microsoft-com:vml" xmlns:wp14="http://schemas.microsoft.com/office/word/2010/wordprocessingDrawing" xmlns:wp="http://schemas.openxmlformats.org/drawingml/2006/wordprocessingDrawing" xmlns:w10="urn:schemas-microsoft-com:office:word" xmlns:w="http://schemas.openxmlformats.org/wordprocessingml/2006/main" xmlns:w14="http://schemas.microsoft.com/office/word/2010/wordml" xmlns:w15="http://schemas.microsoft.com/office/word/2012/wordml" xmlns:w16cex="http://schemas.microsoft.com/office/word/2018/wordml/cex" xmlns:w16cid="http://schemas.microsoft.com/office/word/2016/wordml/cid" xmlns:w16="http://schemas.microsoft.com/office/word/2018/wordml" xmlns:w16du="http://schemas.microsoft.com/office/word/2023/wordml/word16du" xmlns:w16sdtdh="http://schemas.microsoft.com/office/word/2020/wordml/sdtdatahash" xmlns:w16sdtfl="http://schemas.microsoft.com/office/word/2024/wordml/sdtformatlock" xmlns:w16se="http://schemas.microsoft.com/office/word/2015/wordml/symex" xmlns:wpg="http://schemas.microsoft.com/office/word/2010/wordprocessingGroup" xmlns:wpi="http://schemas.microsoft.com/office/word/2010/wordprocessingInk" xmlns:wne="http://schemas.microsoft.com/office/word/2006/wordml" xmlns:wps="http://schemas.microsoft.com/office/word/2010/wordprocessingShape" mc:Ignorable="w14 w15 w16se w16cid w16 w16cex w16sdtdh w16sdtfl w16du wp14">
   <w:abstractNum w:abstractNumId="0" w15:restartNumberingAfterBreak="0">
     <w:nsid w:val="FFFFFF89"/>
     <w:multiLevelType w:val="singleLevel"/>
@@ -14819,112 +14856,112 @@
       </w:rPr>
     </w:lvl>
   </w:abstractNum>
-  <w:num w:numId="1">
+  <w:num w:numId="1" w16cid:durableId="772671749">
     <w:abstractNumId w:val="0"/>
   </w:num>
-  <w:num w:numId="2">
+  <w:num w:numId="2" w16cid:durableId="399139361">
     <w:abstractNumId w:val="7"/>
   </w:num>
-  <w:num w:numId="3">
+  <w:num w:numId="3" w16cid:durableId="610863320">
     <w:abstractNumId w:val="25"/>
   </w:num>
-  <w:num w:numId="4">
+  <w:num w:numId="4" w16cid:durableId="1026562646">
     <w:abstractNumId w:val="14"/>
   </w:num>
-  <w:num w:numId="5">
+  <w:num w:numId="5" w16cid:durableId="2006132240">
     <w:abstractNumId w:val="19"/>
   </w:num>
-  <w:num w:numId="6">
+  <w:num w:numId="6" w16cid:durableId="1858805919">
     <w:abstractNumId w:val="17"/>
   </w:num>
-  <w:num w:numId="7">
+  <w:num w:numId="7" w16cid:durableId="1038314004">
     <w:abstractNumId w:val="29"/>
   </w:num>
-  <w:num w:numId="8">
+  <w:num w:numId="8" w16cid:durableId="2036806079">
     <w:abstractNumId w:val="13"/>
   </w:num>
-  <w:num w:numId="9">
+  <w:num w:numId="9" w16cid:durableId="118190135">
     <w:abstractNumId w:val="27"/>
   </w:num>
-  <w:num w:numId="10">
+  <w:num w:numId="10" w16cid:durableId="777682546">
     <w:abstractNumId w:val="21"/>
   </w:num>
-  <w:num w:numId="11">
+  <w:num w:numId="11" w16cid:durableId="1921869005">
     <w:abstractNumId w:val="31"/>
   </w:num>
-  <w:num w:numId="12">
+  <w:num w:numId="12" w16cid:durableId="381944956">
     <w:abstractNumId w:val="20"/>
   </w:num>
-  <w:num w:numId="13">
+  <w:num w:numId="13" w16cid:durableId="1540972591">
     <w:abstractNumId w:val="16"/>
   </w:num>
-  <w:num w:numId="14">
+  <w:num w:numId="14" w16cid:durableId="1276642528">
     <w:abstractNumId w:val="11"/>
   </w:num>
-  <w:num w:numId="15">
+  <w:num w:numId="15" w16cid:durableId="952634293">
     <w:abstractNumId w:val="22"/>
   </w:num>
-  <w:num w:numId="16">
+  <w:num w:numId="16" w16cid:durableId="1897819274">
     <w:abstractNumId w:val="8"/>
   </w:num>
-  <w:num w:numId="17">
+  <w:num w:numId="17" w16cid:durableId="376589471">
     <w:abstractNumId w:val="18"/>
   </w:num>
-  <w:num w:numId="18">
+  <w:num w:numId="18" w16cid:durableId="1344821836">
     <w:abstractNumId w:val="32"/>
   </w:num>
-  <w:num w:numId="19">
+  <w:num w:numId="19" w16cid:durableId="486361489">
     <w:abstractNumId w:val="35"/>
   </w:num>
-  <w:num w:numId="20">
+  <w:num w:numId="20" w16cid:durableId="1986003217">
     <w:abstractNumId w:val="3"/>
   </w:num>
-  <w:num w:numId="21">
+  <w:num w:numId="21" w16cid:durableId="256983391">
     <w:abstractNumId w:val="4"/>
   </w:num>
-  <w:num w:numId="22">
+  <w:num w:numId="22" w16cid:durableId="47922434">
     <w:abstractNumId w:val="23"/>
   </w:num>
-  <w:num w:numId="23">
+  <w:num w:numId="23" w16cid:durableId="864094465">
     <w:abstractNumId w:val="5"/>
   </w:num>
-  <w:num w:numId="24">
+  <w:num w:numId="24" w16cid:durableId="2104447933">
     <w:abstractNumId w:val="24"/>
   </w:num>
-  <w:num w:numId="25">
+  <w:num w:numId="25" w16cid:durableId="1178159131">
     <w:abstractNumId w:val="1"/>
   </w:num>
-  <w:num w:numId="26">
+  <w:num w:numId="26" w16cid:durableId="300967773">
     <w:abstractNumId w:val="15"/>
   </w:num>
-  <w:num w:numId="27">
+  <w:num w:numId="27" w16cid:durableId="916013096">
     <w:abstractNumId w:val="34"/>
   </w:num>
-  <w:num w:numId="28">
+  <w:num w:numId="28" w16cid:durableId="1162431604">
     <w:abstractNumId w:val="28"/>
   </w:num>
-  <w:num w:numId="29">
+  <w:num w:numId="29" w16cid:durableId="1725718310">
     <w:abstractNumId w:val="2"/>
   </w:num>
-  <w:num w:numId="30">
+  <w:num w:numId="30" w16cid:durableId="21169059">
     <w:abstractNumId w:val="12"/>
   </w:num>
-  <w:num w:numId="31">
+  <w:num w:numId="31" w16cid:durableId="1309507294">
     <w:abstractNumId w:val="30"/>
   </w:num>
-  <w:num w:numId="32">
+  <w:num w:numId="32" w16cid:durableId="1732000502">
     <w:abstractNumId w:val="6"/>
   </w:num>
-  <w:num w:numId="33">
+  <w:num w:numId="33" w16cid:durableId="141630159">
     <w:abstractNumId w:val="10"/>
   </w:num>
-  <w:num w:numId="34">
+  <w:num w:numId="34" w16cid:durableId="791941486">
     <w:abstractNumId w:val="26"/>
   </w:num>
-  <w:num w:numId="35">
+  <w:num w:numId="35" w16cid:durableId="464398446">
     <w:abstractNumId w:val="9"/>
   </w:num>
-  <w:num w:numId="36">
+  <w:num w:numId="36" w16cid:durableId="1847787815">
     <w:abstractNumId w:val="33"/>
   </w:num>
   <w:numIdMacAtCleanup w:val="36"/>
@@ -14932,7 +14969,7 @@
 </file>
 
 <file path=word/styles.xml><?xml version="1.0" encoding="utf-8"?>
-<w:styles xmlns:mc="http://schemas.openxmlformats.org/markup-compatibility/2006" xmlns:r="http://schemas.openxmlformats.org/officeDocument/2006/relationships" xmlns:w="http://schemas.openxmlformats.org/wordprocessingml/2006/main" xmlns:w14="http://schemas.microsoft.com/office/word/2010/wordml" xmlns:w15="http://schemas.microsoft.com/office/word/2012/wordml" xmlns:w16cex="http://schemas.microsoft.com/office/word/2018/wordml/cex" xmlns:w16cid="http://schemas.microsoft.com/office/word/2016/wordml/cid" xmlns:w16="http://schemas.microsoft.com/office/word/2018/wordml" xmlns:w16sdtdh="http://schemas.microsoft.com/office/word/2020/wordml/sdtdatahash" xmlns:w16se="http://schemas.microsoft.com/office/word/2015/wordml/symex" mc:Ignorable="w14 w15 w16se w16cid w16 w16cex w16sdtdh">
+<w:styles xmlns:mc="http://schemas.openxmlformats.org/markup-compatibility/2006" xmlns:r="http://schemas.openxmlformats.org/officeDocument/2006/relationships" xmlns:w="http://schemas.openxmlformats.org/wordprocessingml/2006/main" xmlns:w14="http://schemas.microsoft.com/office/word/2010/wordml" xmlns:w15="http://schemas.microsoft.com/office/word/2012/wordml" xmlns:w16cex="http://schemas.microsoft.com/office/word/2018/wordml/cex" xmlns:w16cid="http://schemas.microsoft.com/office/word/2016/wordml/cid" xmlns:w16="http://schemas.microsoft.com/office/word/2018/wordml" xmlns:w16du="http://schemas.microsoft.com/office/word/2023/wordml/word16du" xmlns:w16sdtdh="http://schemas.microsoft.com/office/word/2020/wordml/sdtdatahash" xmlns:w16sdtfl="http://schemas.microsoft.com/office/word/2024/wordml/sdtformatlock" xmlns:w16se="http://schemas.microsoft.com/office/word/2015/wordml/symex" mc:Ignorable="w14 w15 w16se w16cid w16 w16cex w16sdtdh w16sdtfl w16du">
   <w:docDefaults>
     <w:rPrDefault>
       <w:rPr>
@@ -15497,7 +15534,6 @@
   <w:style w:type="character" w:default="1" w:styleId="Fuentedeprrafopredeter">
     <w:name w:val="Default Paragraph Font"/>
     <w:uiPriority w:val="1"/>
-    <w:semiHidden/>
     <w:unhideWhenUsed/>
   </w:style>
   <w:style w:type="table" w:default="1" w:styleId="Tablanormal">
@@ -16280,7 +16316,7 @@
       </w:rPr>
     </w:tblStylePr>
   </w:style>
-  <w:style w:type="character" w:styleId="Textoennegrita">
+  <w:style w:type="character" w:styleId="Fuerte">
     <w:name w:val="Strong"/>
     <w:basedOn w:val="Fuentedeprrafopredeter"/>
     <w:uiPriority w:val="22"/>

--- a/fuentes/524704_CF02_DU.docx
+++ b/fuentes/524704_CF02_DU.docx
@@ -1,6 +1,6 @@
 
 <file path=word/document.xml><?xml version="1.0" encoding="utf-8"?>
-<w:document xmlns:wpc="http://schemas.microsoft.com/office/word/2010/wordprocessingCanvas" xmlns:cx="http://schemas.microsoft.com/office/drawing/2014/chartex" xmlns:cx1="http://schemas.microsoft.com/office/drawing/2015/9/8/chartex" xmlns:cx2="http://schemas.microsoft.com/office/drawing/2015/10/21/chartex" xmlns:cx3="http://schemas.microsoft.com/office/drawing/2016/5/9/chartex" xmlns:cx4="http://schemas.microsoft.com/office/drawing/2016/5/10/chartex" xmlns:cx5="http://schemas.microsoft.com/office/drawing/2016/5/11/chartex" xmlns:cx6="http://schemas.microsoft.com/office/drawing/2016/5/12/chartex" xmlns:cx7="http://schemas.microsoft.com/office/drawing/2016/5/13/chartex" xmlns:cx8="http://schemas.microsoft.com/office/drawing/2016/5/14/chartex" xmlns:mc="http://schemas.openxmlformats.org/markup-compatibility/2006" xmlns:aink="http://schemas.microsoft.com/office/drawing/2016/ink" xmlns:am3d="http://schemas.microsoft.com/office/drawing/2017/model3d" xmlns:o="urn:schemas-microsoft-com:office:office" xmlns:oel="http://schemas.microsoft.com/office/2019/extlst" xmlns:r="http://schemas.openxmlformats.org/officeDocument/2006/relationships" xmlns:m="http://schemas.openxmlformats.org/officeDocument/2006/math" xmlns:v="urn:schemas-microsoft-com:vml" xmlns:wp14="http://schemas.microsoft.com/office/word/2010/wordprocessingDrawing" xmlns:wp="http://schemas.openxmlformats.org/drawingml/2006/wordprocessingDrawing" xmlns:w10="urn:schemas-microsoft-com:office:word" xmlns:w="http://schemas.openxmlformats.org/wordprocessingml/2006/main" xmlns:w14="http://schemas.microsoft.com/office/word/2010/wordml" xmlns:w15="http://schemas.microsoft.com/office/word/2012/wordml" xmlns:w16cex="http://schemas.microsoft.com/office/word/2018/wordml/cex" xmlns:w16cid="http://schemas.microsoft.com/office/word/2016/wordml/cid" xmlns:w16="http://schemas.microsoft.com/office/word/2018/wordml" xmlns:w16du="http://schemas.microsoft.com/office/word/2023/wordml/word16du" xmlns:w16sdtdh="http://schemas.microsoft.com/office/word/2020/wordml/sdtdatahash" xmlns:w16sdtfl="http://schemas.microsoft.com/office/word/2024/wordml/sdtformatlock" xmlns:w16se="http://schemas.microsoft.com/office/word/2015/wordml/symex" xmlns:wpg="http://schemas.microsoft.com/office/word/2010/wordprocessingGroup" xmlns:wpi="http://schemas.microsoft.com/office/word/2010/wordprocessingInk" xmlns:wne="http://schemas.microsoft.com/office/word/2006/wordml" xmlns:wps="http://schemas.microsoft.com/office/word/2010/wordprocessingShape" mc:Ignorable="w14 w15 w16se w16cid w16 w16cex w16sdtdh w16sdtfl w16du wp14">
+<w:document xmlns:wpc="http://schemas.microsoft.com/office/word/2010/wordprocessingCanvas" xmlns:cx="http://schemas.microsoft.com/office/drawing/2014/chartex" xmlns:cx1="http://schemas.microsoft.com/office/drawing/2015/9/8/chartex" xmlns:cx2="http://schemas.microsoft.com/office/drawing/2015/10/21/chartex" xmlns:cx3="http://schemas.microsoft.com/office/drawing/2016/5/9/chartex" xmlns:cx4="http://schemas.microsoft.com/office/drawing/2016/5/10/chartex" xmlns:cx5="http://schemas.microsoft.com/office/drawing/2016/5/11/chartex" xmlns:cx6="http://schemas.microsoft.com/office/drawing/2016/5/12/chartex" xmlns:cx7="http://schemas.microsoft.com/office/drawing/2016/5/13/chartex" xmlns:cx8="http://schemas.microsoft.com/office/drawing/2016/5/14/chartex" xmlns:mc="http://schemas.openxmlformats.org/markup-compatibility/2006" xmlns:aink="http://schemas.microsoft.com/office/drawing/2016/ink" xmlns:am3d="http://schemas.microsoft.com/office/drawing/2017/model3d" xmlns:o="urn:schemas-microsoft-com:office:office" xmlns:r="http://schemas.openxmlformats.org/officeDocument/2006/relationships" xmlns:m="http://schemas.openxmlformats.org/officeDocument/2006/math" xmlns:v="urn:schemas-microsoft-com:vml" xmlns:wp14="http://schemas.microsoft.com/office/word/2010/wordprocessingDrawing" xmlns:wp="http://schemas.openxmlformats.org/drawingml/2006/wordprocessingDrawing" xmlns:w10="urn:schemas-microsoft-com:office:word" xmlns:w="http://schemas.openxmlformats.org/wordprocessingml/2006/main" xmlns:w14="http://schemas.microsoft.com/office/word/2010/wordml" xmlns:w15="http://schemas.microsoft.com/office/word/2012/wordml" xmlns:w16cex="http://schemas.microsoft.com/office/word/2018/wordml/cex" xmlns:w16cid="http://schemas.microsoft.com/office/word/2016/wordml/cid" xmlns:w16="http://schemas.microsoft.com/office/word/2018/wordml" xmlns:w16sdtdh="http://schemas.microsoft.com/office/word/2020/wordml/sdtdatahash" xmlns:w16se="http://schemas.microsoft.com/office/word/2015/wordml/symex" xmlns:wpg="http://schemas.microsoft.com/office/word/2010/wordprocessingGroup" xmlns:wpi="http://schemas.microsoft.com/office/word/2010/wordprocessingInk" xmlns:wne="http://schemas.microsoft.com/office/word/2006/wordml" xmlns:wps="http://schemas.microsoft.com/office/word/2010/wordprocessingShape" mc:Ignorable="w14 w15 w16se w16cid w16 w16cex w16sdtdh wp14">
   <w:body>
     <w:p>
       <w:pPr>
@@ -205,7 +205,7 @@
               </wp:anchor>
             </w:drawing>
           </mc:Choice>
-          <mc:Fallback>
+          <mc:Fallback xmlns:w16du="http://schemas.microsoft.com/office/word/2023/wordml/word16du" xmlns:w16sdtfl="http://schemas.microsoft.com/office/word/2024/wordml/sdtformatlock" xmlns:oel="http://schemas.microsoft.com/office/2019/extlst">
             <w:pict>
               <v:rect w14:anchorId="4C256C62" id="Rectángulo 3" o:spid="_x0000_s1026" alt="&quot;&quot;" style="position:absolute;margin-left:-55.95pt;margin-top:26.4pt;width:613.85pt;height:164.25pt;z-index:-251655168;visibility:visible;mso-wrap-style:square;mso-height-percent:0;mso-wrap-distance-left:9pt;mso-wrap-distance-top:0;mso-wrap-distance-right:9pt;mso-wrap-distance-bottom:0;mso-position-horizontal:absolute;mso-position-horizontal-relative:text;mso-position-vertical:absolute;mso-position-vertical-relative:text;mso-height-percent:0;mso-height-relative:margin;v-text-anchor:middle" o:gfxdata="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" fillcolor="#00314d" stroked="f" strokeweight="1pt"/>
             </w:pict>
@@ -330,7 +330,7 @@
                 <v:stroke joinstyle="miter"/>
                 <v:path gradientshapeok="t" o:connecttype="rect"/>
               </v:shapetype>
-              <v:shape id="Cuadro de texto 2" o:spid="_x0000_s1026" type="#_x0000_t202" alt="&quot;&quot;" style="position:absolute;left:0;text-align:left;margin-left:-25.2pt;margin-top:9.4pt;width:549pt;height:59.25pt;z-index:251663360;visibility:visible;mso-wrap-style:square;mso-width-percent:0;mso-height-percent:0;mso-wrap-distance-left:9pt;mso-wrap-distance-top:3.6pt;mso-wrap-distance-right:9pt;mso-wrap-distance-bottom:3.6pt;mso-position-horizontal:absolute;mso-position-horizontal-relative:margin;mso-position-vertical:absolute;mso-position-vertical-relative:text;mso-width-percent:0;mso-height-percent:0;mso-width-relative:margin;mso-height-relative:margin;v-text-anchor:top" o:gfxdata="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" filled="f" stroked="f">
+              <v:shape id="Cuadro de texto 2" o:spid="_x0000_s1026" type="#_x0000_t202" alt="&quot;&quot;" style="position:absolute;left:0;text-align:left;margin-left:-25.2pt;margin-top:9.4pt;width:549pt;height:59.25pt;z-index:251663360;visibility:visible;mso-wrap-style:square;mso-width-percent:0;mso-height-percent:0;mso-wrap-distance-left:9pt;mso-wrap-distance-top:3.6pt;mso-wrap-distance-right:9pt;mso-wrap-distance-bottom:3.6pt;mso-position-horizontal:absolute;mso-position-horizontal-relative:margin;mso-position-vertical:absolute;mso-position-vertical-relative:text;mso-width-percent:0;mso-height-percent:0;mso-width-relative:margin;mso-height-relative:margin;v-text-anchor:top" o:gfxdata="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" filled="f" stroked="f">
                 <v:textbox>
                   <w:txbxContent>
                     <w:p>
@@ -544,6 +544,7 @@
           <w:docPartUnique/>
         </w:docPartObj>
       </w:sdtPr>
+      <w:sdtEndPr/>
       <w:sdtContent>
         <w:p>
           <w:pPr>
@@ -986,7 +987,7 @@
                 <w:noProof/>
                 <w:webHidden/>
               </w:rPr>
-              <w:t>28</w:t>
+              <w:t>27</w:t>
             </w:r>
             <w:r>
               <w:rPr>
@@ -1443,7 +1444,7 @@
                 <w:noProof/>
                 <w:webHidden/>
               </w:rPr>
-              <w:t>39</w:t>
+              <w:t>38</w:t>
             </w:r>
             <w:r>
               <w:rPr>
@@ -1768,7 +1769,13 @@
     </w:p>
     <w:p>
       <w:r>
-        <w:t>El programa de formación técnica profesional en Desarrollo de imágenes para la interacción digital pretende otorgar al aprendiz SENA los conocimientos necesarios para desarrollar estrategias de planeación y producción de contenidos digitales y multimedia que las Mi</w:t>
+        <w:t xml:space="preserve">El programa de formación </w:t>
+      </w:r>
+      <w:r>
+        <w:t>Técnico en Integración de Contenidos Digitales</w:t>
+      </w:r>
+      <w:r>
+        <w:t xml:space="preserve"> pretende otorgar al aprendiz SENA los conocimientos necesarios para desarrollar estrategias de planeación y producción de contenidos digitales y multimedia que las Mi</w:t>
       </w:r>
       <w:r>
         <w:t>P</w:t>
@@ -1869,21 +1876,7 @@
             <w:rStyle w:val="Hipervnculo"/>
             <w:b/>
           </w:rPr>
-          <w:t>Enlace de reproduc</w:t>
-        </w:r>
-        <w:r>
-          <w:rPr>
-            <w:rStyle w:val="Hipervnculo"/>
-            <w:b/>
-          </w:rPr>
-          <w:t>c</w:t>
-        </w:r>
-        <w:r>
-          <w:rPr>
-            <w:rStyle w:val="Hipervnculo"/>
-            <w:b/>
-          </w:rPr>
-          <w:t>ión del video</w:t>
+          <w:t>Enlace de reproducción del video</w:t>
         </w:r>
       </w:hyperlink>
     </w:p>
@@ -2349,7 +2342,13 @@
     </w:p>
     <w:p>
       <w:r>
-        <w:t>Antes de la tabla, se sintetizan algunos formatos frecuentes para imágenes en mapa de bits:</w:t>
+        <w:t>A continuación</w:t>
+      </w:r>
+      <w:r>
+        <w:t>, se sintetizan algunos formatos frecuentes para imágenes en mapa de bits</w:t>
+      </w:r>
+      <w:r>
+        <w:t>:</w:t>
       </w:r>
     </w:p>
     <w:p>
@@ -2369,7 +2368,13 @@
         <w:t xml:space="preserve">BMP. </w:t>
       </w:r>
       <w:r>
-        <w:t>Desarrollado para sistemas operativos Microsoft. Soporta hasta 24 bits por píxel. Genera archivos de gran tamaño, por lo que no es adecuado para páginas web.</w:t>
+        <w:t>Desarrollado para sistemas operativos</w:t>
+      </w:r>
+      <w:r>
+        <w:t xml:space="preserve"> de</w:t>
+      </w:r>
+      <w:r>
+        <w:t xml:space="preserve"> Microsoft. Soporta hasta 24 bits por píxel. Genera archivos de gran tamaño, por lo que no es adecuado para páginas web.</w:t>
       </w:r>
     </w:p>
     <w:p>
@@ -2762,6 +2767,7 @@
         </w:numPr>
         <w:ind w:left="993"/>
       </w:pPr>
+      <w:proofErr w:type="spellStart"/>
       <w:r>
         <w:rPr>
           <w:b/>
@@ -2769,6 +2775,7 @@
         </w:rPr>
         <w:t>Lab</w:t>
       </w:r>
+      <w:proofErr w:type="spellEnd"/>
       <w:r>
         <w:t xml:space="preserve">. </w:t>
       </w:r>
@@ -2849,7 +2856,10 @@
     </w:p>
     <w:p>
       <w:r>
-        <w:t xml:space="preserve">Es la manipulación, a través de programas de edición gráfica, de imágenes capturadas o previamente diseñadas, con la intención de reforzar conceptos o mensajes mediante la modificación del color, formas, composición, contrastes, estilo, etcétera. La edición para hacer </w:t>
+        <w:t xml:space="preserve">La </w:t>
+      </w:r>
+      <w:r>
+        <w:t xml:space="preserve">manipulación, a través de programas de edición gráfica, de imágenes capturadas o previamente diseñadas, con la intención de reforzar conceptos o mensajes mediante la modificación del color, formas, composición, contrastes, estilo, etcétera. La edición para hacer </w:t>
       </w:r>
       <w:r>
         <w:rPr>
@@ -3269,13 +3279,14 @@
         </w:numPr>
       </w:pPr>
       <w:r>
-        <w:t xml:space="preserve">Adobe </w:t>
-      </w:r>
-      <w:proofErr w:type="spellStart"/>
-      <w:r>
-        <w:t>Indesign</w:t>
-      </w:r>
-      <w:proofErr w:type="spellEnd"/>
+        <w:t>Adobe In</w:t>
+      </w:r>
+      <w:r>
+        <w:t>D</w:t>
+      </w:r>
+      <w:r>
+        <w:t>esign</w:t>
+      </w:r>
       <w:r>
         <w:t>.</w:t>
       </w:r>
@@ -3303,9 +3314,28 @@
           <w:numId w:val="15"/>
         </w:numPr>
       </w:pPr>
+      <w:proofErr w:type="spellStart"/>
+      <w:r>
+        <w:t>Lightroom</w:t>
+      </w:r>
+      <w:proofErr w:type="spellEnd"/>
+      <w:r>
+        <w:t>.</w:t>
+      </w:r>
+    </w:p>
+    <w:p>
+      <w:pPr>
+        <w:pStyle w:val="Prrafodelista"/>
+        <w:numPr>
+          <w:ilvl w:val="0"/>
+          <w:numId w:val="15"/>
+        </w:numPr>
+      </w:pPr>
+      <w:proofErr w:type="spellStart"/>
       <w:r>
         <w:t>Gravit</w:t>
       </w:r>
+      <w:proofErr w:type="spellEnd"/>
       <w:r>
         <w:t>.</w:t>
       </w:r>
@@ -3478,9 +3508,11 @@
           <w:numId w:val="17"/>
         </w:numPr>
       </w:pPr>
+      <w:proofErr w:type="spellStart"/>
       <w:r>
         <w:t>Befunky</w:t>
       </w:r>
+      <w:proofErr w:type="spellEnd"/>
       <w:r>
         <w:t>.</w:t>
       </w:r>
@@ -3510,7 +3542,21 @@
           <w:b/>
           <w:bCs/>
         </w:rPr>
-        <w:t>Gratuitos</w:t>
+        <w:t>Gratuit</w:t>
+      </w:r>
+      <w:r>
+        <w:rPr>
+          <w:b/>
+          <w:bCs/>
+        </w:rPr>
+        <w:t>a</w:t>
+      </w:r>
+      <w:r>
+        <w:rPr>
+          <w:b/>
+          <w:bCs/>
+        </w:rPr>
+        <w:t>s</w:t>
       </w:r>
     </w:p>
     <w:p>
@@ -3519,6 +3565,7 @@
         <w:ind w:left="1418"/>
       </w:pPr>
       <w:r>
+        <w:lastRenderedPageBreak/>
         <w:t>GIMP</w:t>
       </w:r>
       <w:r>
@@ -3530,10 +3577,11 @@
         <w:pStyle w:val="Listaconvietas"/>
         <w:ind w:left="1418"/>
       </w:pPr>
-      <w:r>
-        <w:lastRenderedPageBreak/>
+      <w:proofErr w:type="spellStart"/>
+      <w:r>
         <w:t>Krita</w:t>
       </w:r>
+      <w:proofErr w:type="spellEnd"/>
       <w:r>
         <w:t>.</w:t>
       </w:r>
@@ -3953,7 +4001,15 @@
         <w:t>iPod</w:t>
       </w:r>
       <w:r>
-        <w:t>. Considerado una evolución del MP3 (Truesdell, 2007, p. 516).</w:t>
+        <w:t>. Considerado una evolución del MP3 (</w:t>
+      </w:r>
+      <w:proofErr w:type="spellStart"/>
+      <w:r>
+        <w:t>Truesdell</w:t>
+      </w:r>
+      <w:proofErr w:type="spellEnd"/>
+      <w:r>
+        <w:t>, 2007, p. 516).</w:t>
       </w:r>
     </w:p>
     <w:p>
@@ -3964,10 +4020,10 @@
         <w:t>Formatos para transmisión en l</w:t>
       </w:r>
       <w:r>
-        <w:t>i</w:t>
-      </w:r>
-      <w:r>
-        <w:t>neal</w:t>
+        <w:t>í</w:t>
+      </w:r>
+      <w:r>
+        <w:t>nea</w:t>
       </w:r>
     </w:p>
     <w:p>
@@ -4479,7 +4535,10 @@
         <w:t xml:space="preserve">. </w:t>
       </w:r>
       <w:r>
-        <w:t>Limita la imagen a un máximo de 256 colores (M., 2014).</w:t>
+        <w:t>Herramienta de uso sencillo que permite añadir efectos, grabar desde distintas fuentes y exportar en varios formatos</w:t>
+      </w:r>
+      <w:r>
+        <w:t>.</w:t>
       </w:r>
     </w:p>
     <w:p>
@@ -4503,10 +4562,16 @@
         <w:rPr>
           <w:rStyle w:val="Extranjerismo"/>
         </w:rPr>
-        <w:t>Mac</w:t>
-      </w:r>
-      <w:r>
-        <w:t xml:space="preserve"> OS X</w:t>
+        <w:t>m</w:t>
+      </w:r>
+      <w:r>
+        <w:rPr>
+          <w:rStyle w:val="Extranjerismo"/>
+        </w:rPr>
+        <w:t>ac</w:t>
+      </w:r>
+      <w:r>
+        <w:t>OS X</w:t>
       </w:r>
     </w:p>
     <w:p>
@@ -4697,35 +4762,23 @@
         <w:t xml:space="preserve"> </w:t>
       </w:r>
       <w:r>
-        <w:t xml:space="preserve">Aplicación profesional desarrollada por Adobe </w:t>
+        <w:t xml:space="preserve">Aplicación profesional desarrollada por </w:t>
+      </w:r>
+      <w:r>
+        <w:t>Adobe Inc</w:t>
+      </w:r>
+      <w:r>
+        <w:t>. Ofrece un entorno multipista para edición, mezcla y producción de audio digital.</w:t>
+      </w:r>
+    </w:p>
+    <w:p>
+      <w:r>
+        <w:t xml:space="preserve">En síntesis, los programas de edición de audio </w:t>
       </w:r>
       <w:r>
         <w:rPr>
           <w:rStyle w:val="Extranjerismo"/>
         </w:rPr>
-        <w:t>Systems</w:t>
-      </w:r>
-      <w:r>
-        <w:t xml:space="preserve"> </w:t>
-      </w:r>
-      <w:r>
-        <w:rPr>
-          <w:rStyle w:val="Extranjerismo"/>
-        </w:rPr>
-        <w:t>Incorporated</w:t>
-      </w:r>
-      <w:r>
-        <w:t>. Ofrece un entorno multipista para edición, mezcla y producción de audio digital.</w:t>
-      </w:r>
-    </w:p>
-    <w:p>
-      <w:r>
-        <w:t xml:space="preserve">En síntesis, los programas de edición de audio </w:t>
-      </w:r>
-      <w:r>
-        <w:rPr>
-          <w:rStyle w:val="Extranjerismo"/>
-        </w:rPr>
         <w:t>offline</w:t>
       </w:r>
       <w:r>
@@ -4744,18 +4797,15 @@
     </w:p>
     <w:p>
       <w:r>
-        <w:t xml:space="preserve">La edición de video requiere de la manipulación de varios elementos, en donde la unión de varias imágenes y la adición de efectos digitales, como música, efectos y </w:t>
-      </w:r>
+        <w:t>La edición de video requiere de la manipulación de varios elementos, en donde la unión de varias imágenes y la adición de efectos digitales, como música, efectos y textos, posibilitan tener un resultado de un producto listo, pero que requiere de una serie de conocimientos que se amplían a continuación:</w:t>
+      </w:r>
+    </w:p>
+    <w:p>
+      <w:pPr>
+        <w:pStyle w:val="Video"/>
+      </w:pPr>
       <w:r>
         <w:lastRenderedPageBreak/>
-        <w:t>textos, posibilitan tener un resultado de un producto listo, pero que requiere de una serie de conocimientos que se amplían a continuación:</w:t>
-      </w:r>
-    </w:p>
-    <w:p>
-      <w:pPr>
-        <w:pStyle w:val="Video"/>
-      </w:pPr>
-      <w:r>
         <w:t>Producción de contenidos digitales: montaje audiovisual</w:t>
       </w:r>
     </w:p>
@@ -4835,21 +4885,7 @@
             <w:rStyle w:val="Hipervnculo"/>
             <w:b/>
           </w:rPr>
-          <w:t>Enlace d</w:t>
-        </w:r>
-        <w:r>
-          <w:rPr>
-            <w:rStyle w:val="Hipervnculo"/>
-            <w:b/>
-          </w:rPr>
-          <w:t>e</w:t>
-        </w:r>
-        <w:r>
-          <w:rPr>
-            <w:rStyle w:val="Hipervnculo"/>
-            <w:b/>
-          </w:rPr>
-          <w:t xml:space="preserve"> reproducción del video</w:t>
+          <w:t>Enlace de reproducción del video</w:t>
         </w:r>
       </w:hyperlink>
     </w:p>
@@ -4912,11 +4948,11 @@
           </w:p>
           <w:p>
             <w:r>
-              <w:t xml:space="preserve">Ahora vamos a hablar de montaje expresivo. El montaje expresivo es la unión de diferentes planos con el objetivo final de generar un sentimiento en el espectador, generalmente a través del ritmo de la propia escena. La idea es conseguir transmitir </w:t>
+              <w:t xml:space="preserve">Ahora vamos a hablar de montaje expresivo. El montaje expresivo es la unión de diferentes planos con el objetivo final de generar un sentimiento en el espectador, generalmente a través del ritmo de la propia escena. La idea es conseguir transmitir una idea que vista en planos separados jamás llegaría a entenderse. Todo montaje tiene como objetivo último que el espectador entienda lo que se quiere transmitir a </w:t>
             </w:r>
             <w:r>
               <w:lastRenderedPageBreak/>
-              <w:t>una idea que vista en planos separados jamás llegaría a entenderse. Todo montaje tiene como objetivo último que el espectador entienda lo que se quiere transmitir a través de las imágenes, es decir, que la idea del director se equipare a lo que se entiende después de visualizar la película.</w:t>
+              <w:t>través de las imágenes, es decir, que la idea del director se equipare a lo que se entiende después de visualizar la película.</w:t>
             </w:r>
           </w:p>
           <w:p>
@@ -4956,7 +4992,13 @@
               <w:t xml:space="preserve"> </w:t>
             </w:r>
             <w:r>
-              <w:t>es aquel que responde a la imaginación del director. Las películas con montajes creativos suelen ser complejas de seguir o entender, ya que no presentan una estructura habitual en cuanto a su narración o disposición técnica. Un claro ejemplo es el de los vídeos musicales, los cuales cuentan con diferentes tipos de planos, tomas, secuencias y otros elementos que no siempre dan un sentido lógico, temporal o espacial al espectador.</w:t>
+              <w:t>es aquel que responde a la imaginación del director. Las películas con montajes creativos suelen ser complejas de seguir o entender, ya que no presentan una estructura habitual en cuanto a su narración o disposición técnica. Un claro ejemplo es el de los v</w:t>
+            </w:r>
+            <w:r>
+              <w:t>i</w:t>
+            </w:r>
+            <w:r>
+              <w:t>deos musicales, los cuales cuentan con diferentes tipos de planos, tomas, secuencias y otros elementos que no siempre dan un sentido lógico, temporal o espacial al espectador.</w:t>
             </w:r>
           </w:p>
           <w:p>
@@ -4973,8 +5015,11 @@
           </w:p>
           <w:p>
             <w:r>
+              <w:t xml:space="preserve">La clave del montaje poético es generar emociones en el espectador. Estas pueden ser muy variadas y no necesariamente ligadas a la tristeza o la melancolía, como muchos pueden llegar a pensar. El montaje poético busca intensificar las </w:t>
+            </w:r>
+            <w:r>
               <w:lastRenderedPageBreak/>
-              <w:t xml:space="preserve">La clave del montaje poético es generar emociones en el espectador. Estas pueden ser muy variadas y no necesariamente ligadas a la tristeza o la melancolía, como muchos pueden llegar a pensar. El montaje poético busca intensificar las emociones que provoca la narración de unos hechos concretos. Para ello, muchas veces se recurre a la creación de un montaje en paralelo. Esto quiere decir que una escena se </w:t>
+              <w:t xml:space="preserve">emociones que provoca la narración de unos hechos concretos. Para ello, muchas veces se recurre a la creación de un montaje en paralelo. Esto quiere decir que una escena se </w:t>
             </w:r>
             <w:proofErr w:type="spellStart"/>
             <w:r>
@@ -5030,13 +5075,16 @@
         <w:pStyle w:val="Ttulo4"/>
       </w:pPr>
       <w:r>
+        <w:t>Aspectos de la edición de video</w:t>
+      </w:r>
+    </w:p>
+    <w:p>
+      <w:r>
+        <w:t xml:space="preserve">La edición de video integra una dimensión técnica y una dimensión narrativa. En este contexto, la narrativa audiovisual organiza las imágenes en el espacio y el tiempo para construir sentido. Las imágenes en movimiento, al igual que las imágenes fijas, se desarrollan en dos dimensiones espaciales mediante encuadres o planos y puntos de </w:t>
+      </w:r>
+      <w:r>
         <w:lastRenderedPageBreak/>
-        <w:t>Aspectos de la edición de video</w:t>
-      </w:r>
-    </w:p>
-    <w:p>
-      <w:r>
-        <w:t>La edición de video integra una dimensión técnica y una dimensión narrativa. En este contexto, la narrativa audiovisual organiza las imágenes en el espacio y el tiempo para construir sentido. Las imágenes en movimiento, al igual que las imágenes fijas, se desarrollan en dos dimensiones espaciales mediante encuadres o planos y puntos de vista o ángulos de visión. No obstante, incorporan además la dimensión temporal, que permite estructurar acciones, ritmos y transiciones. A continuación, se presentan los principales elementos narrativos de un producto audiovisual:</w:t>
+        <w:t>vista o ángulos de visión. No obstante, incorporan además la dimensión temporal, que permite estructurar acciones, ritmos y transiciones. A continuación, se presentan los principales elementos narrativos de un producto audiovisual:</w:t>
       </w:r>
     </w:p>
     <w:p>
@@ -5164,7 +5212,6 @@
         <w:pStyle w:val="Ttulo3"/>
       </w:pPr>
       <w:r>
-        <w:lastRenderedPageBreak/>
         <w:t>Planos en movimiento</w:t>
       </w:r>
     </w:p>
@@ -5218,6 +5265,7 @@
           <w:b/>
           <w:bCs/>
         </w:rPr>
+        <w:lastRenderedPageBreak/>
         <w:t>Panorámica o paneo</w:t>
       </w:r>
       <w:r>
@@ -5293,7 +5341,6 @@
           <w:b/>
           <w:bCs/>
         </w:rPr>
-        <w:lastRenderedPageBreak/>
         <w:t>Plano general</w:t>
       </w:r>
       <w:r>
@@ -5354,6 +5401,7 @@
           <w:b/>
           <w:bCs/>
         </w:rPr>
+        <w:lastRenderedPageBreak/>
         <w:t>Plano americano</w:t>
       </w:r>
       <w:r>
@@ -5481,22 +5529,22 @@
         <w:pStyle w:val="Ttulo3"/>
       </w:pPr>
       <w:r>
+        <w:t>Proceso de edición del video</w:t>
+      </w:r>
+    </w:p>
+    <w:p>
+      <w:r>
+        <w:t>El proceso de edición de video consiste en la creación de un producto audiovisual a partir de la selección y unión de fragmentos de video y audio previamente grabados mediante dispositivos digitales, como cámaras.</w:t>
+      </w:r>
+    </w:p>
+    <w:p>
+      <w:r>
+        <w:t>Históricamente, se distinguían dos formas de edición: analógica y digital. En la actualidad, la edición analógica se encuentra prácticamente descontinuada, y la producción audiovisual se desarrolla bajo entornos de edición digital, que ofrecen mayor precisión, flexibilidad y control técnico.</w:t>
+      </w:r>
+    </w:p>
+    <w:p>
+      <w:r>
         <w:lastRenderedPageBreak/>
-        <w:t>Proceso de edición del video</w:t>
-      </w:r>
-    </w:p>
-    <w:p>
-      <w:r>
-        <w:t>El proceso de edición de video consiste en la creación de un producto audiovisual a partir de la selección y unión de fragmentos de video y audio previamente grabados mediante dispositivos digitales, como cámaras.</w:t>
-      </w:r>
-    </w:p>
-    <w:p>
-      <w:r>
-        <w:t>Históricamente, se distinguían dos formas de edición: analógica y digital. En la actualidad, la edición analógica se encuentra prácticamente descontinuada, y la producción audiovisual se desarrolla bajo entornos de edición digital, que ofrecen mayor precisión, flexibilidad y control técnico.</w:t>
-      </w:r>
-    </w:p>
-    <w:p>
-      <w:r>
         <w:t>La etapa final del proceso corresponde a la posproducción, donde se integran efectos especiales, sobreimpresiones de texto, animaciones y ajustes de imagen. En el ámbito sonoro se incorporan locuciones, efectos y bandas sonoras que complementan la narrativa.</w:t>
       </w:r>
     </w:p>
@@ -5538,11 +5586,7 @@
         <w:t xml:space="preserve">. </w:t>
       </w:r>
       <w:r>
-        <w:t xml:space="preserve">Documento clave que organiza el orden de inserción de los elementos narrativos. Define la unión entre escenas, los tipos </w:t>
-      </w:r>
-      <w:r>
-        <w:lastRenderedPageBreak/>
-        <w:t>de plano, las transiciones, las secuencias y los recursos sonoros y gráficos que acompañan cada momento.</w:t>
+        <w:t>Documento clave que organiza el orden de inserción de los elementos narrativos. Define la unión entre escenas, los tipos de plano, las transiciones, las secuencias y los recursos sonoros y gráficos que acompañan cada momento.</w:t>
       </w:r>
     </w:p>
     <w:p>
@@ -5576,7 +5620,11 @@
     </w:p>
     <w:p>
       <w:r>
-        <w:t>El guion técnico, utilizado inicialmente en la etapa de grabación, adquiere en la edición un valor estructural. En él se consigna la organización narrativa del producto audiovisual: el orden de las escenas, los planos que contiene cada una, las transiciones entre secuencias, los sonidos asociados y los elementos gráficos complementarios, como títulos o imágenes insertadas.</w:t>
+        <w:t xml:space="preserve">El guion técnico, utilizado inicialmente en la etapa de grabación, adquiere en la edición un valor estructural. En él se consigna la organización narrativa del producto audiovisual: el orden de las escenas, los planos que contiene cada una, las transiciones </w:t>
+      </w:r>
+      <w:r>
+        <w:lastRenderedPageBreak/>
+        <w:t>entre secuencias, los sonidos asociados y los elementos gráficos complementarios, como títulos o imágenes insertadas.</w:t>
       </w:r>
     </w:p>
     <w:p>
@@ -5612,7 +5660,6 @@
         <w:pStyle w:val="Tabla"/>
       </w:pPr>
       <w:r>
-        <w:lastRenderedPageBreak/>
         <w:t>Programas de edición de video</w:t>
       </w:r>
     </w:p>
@@ -5691,12 +5738,11 @@
             <w:r>
               <w:t xml:space="preserve">Final </w:t>
             </w:r>
-            <w:r>
-              <w:rPr>
-                <w:rStyle w:val="Extranjerismo"/>
-              </w:rPr>
+            <w:proofErr w:type="spellStart"/>
+            <w:r>
               <w:t>Cut</w:t>
             </w:r>
+            <w:proofErr w:type="spellEnd"/>
             <w:r>
               <w:t xml:space="preserve"> Pro</w:t>
             </w:r>
@@ -5732,9 +5778,6 @@
               <w:t xml:space="preserve">Desarrollado por </w:t>
             </w:r>
             <w:r>
-              <w:rPr>
-                <w:rStyle w:val="Extranjerismo"/>
-              </w:rPr>
               <w:t>Apple</w:t>
             </w:r>
             <w:r>
@@ -5756,12 +5799,11 @@
             <w:r>
               <w:t xml:space="preserve">Adobe </w:t>
             </w:r>
-            <w:r>
-              <w:rPr>
-                <w:rStyle w:val="Extranjerismo"/>
-              </w:rPr>
+            <w:proofErr w:type="spellStart"/>
+            <w:r>
               <w:t>Premiere</w:t>
             </w:r>
+            <w:proofErr w:type="spellEnd"/>
             <w:r>
               <w:t xml:space="preserve"> Pro</w:t>
             </w:r>
@@ -5777,18 +5819,12 @@
               <w:pStyle w:val="Tablas"/>
             </w:pPr>
             <w:r>
-              <w:rPr>
-                <w:rStyle w:val="Extranjerismo"/>
-              </w:rPr>
               <w:t>Windows</w:t>
             </w:r>
             <w:r>
               <w:t xml:space="preserve"> y </w:t>
             </w:r>
             <w:r>
-              <w:rPr>
-                <w:rStyle w:val="Extranjerismo"/>
-              </w:rPr>
               <w:t>Mac</w:t>
             </w:r>
           </w:p>
@@ -5806,18 +5842,12 @@
               <w:t xml:space="preserve">Alternativa profesional perteneciente a la familia Adobe </w:t>
             </w:r>
             <w:r>
-              <w:rPr>
-                <w:rStyle w:val="Extranjerismo"/>
-              </w:rPr>
               <w:t>Creative</w:t>
             </w:r>
             <w:r>
               <w:t xml:space="preserve"> </w:t>
             </w:r>
             <w:r>
-              <w:rPr>
-                <w:rStyle w:val="Extranjerismo"/>
-              </w:rPr>
               <w:t>Cloud</w:t>
             </w:r>
             <w:r>
@@ -5840,23 +5870,20 @@
               <w:pStyle w:val="Tablas"/>
             </w:pPr>
             <w:r>
+              <w:lastRenderedPageBreak/>
               <w:t xml:space="preserve">Adobe </w:t>
             </w:r>
             <w:r>
-              <w:rPr>
-                <w:rStyle w:val="Extranjerismo"/>
-              </w:rPr>
               <w:t>After</w:t>
             </w:r>
             <w:r>
               <w:t xml:space="preserve"> </w:t>
             </w:r>
-            <w:r>
-              <w:rPr>
-                <w:rStyle w:val="Extranjerismo"/>
-              </w:rPr>
+            <w:proofErr w:type="spellStart"/>
+            <w:r>
               <w:t>Effects</w:t>
             </w:r>
+            <w:proofErr w:type="spellEnd"/>
           </w:p>
         </w:tc>
         <w:tc>
@@ -5869,18 +5896,12 @@
               <w:pStyle w:val="Tablas"/>
             </w:pPr>
             <w:r>
-              <w:rPr>
-                <w:rStyle w:val="Extranjerismo"/>
-              </w:rPr>
               <w:t>Windows</w:t>
             </w:r>
             <w:r>
               <w:t xml:space="preserve"> y </w:t>
             </w:r>
             <w:r>
-              <w:rPr>
-                <w:rStyle w:val="Extranjerismo"/>
-              </w:rPr>
               <w:t>Mac</w:t>
             </w:r>
           </w:p>
@@ -5897,12 +5918,11 @@
             <w:r>
               <w:t xml:space="preserve">Complemento de </w:t>
             </w:r>
-            <w:r>
-              <w:rPr>
-                <w:rStyle w:val="Extranjerismo"/>
-              </w:rPr>
+            <w:proofErr w:type="spellStart"/>
+            <w:r>
               <w:t>Premiere</w:t>
             </w:r>
+            <w:proofErr w:type="spellEnd"/>
             <w:r>
               <w:t xml:space="preserve"> Pro orientado a animaciones, gráficos en movimiento (</w:t>
             </w:r>
@@ -5937,21 +5957,25 @@
             <w:pPr>
               <w:pStyle w:val="Tablas"/>
             </w:pPr>
-            <w:r>
-              <w:rPr>
-                <w:rStyle w:val="Extranjerismo"/>
-              </w:rPr>
+            <w:proofErr w:type="spellStart"/>
+            <w:r>
               <w:t>Avid</w:t>
             </w:r>
-            <w:r>
-              <w:t xml:space="preserve"> Media </w:t>
-            </w:r>
-            <w:r>
-              <w:rPr>
-                <w:rStyle w:val="Extranjerismo"/>
-              </w:rPr>
+            <w:proofErr w:type="spellEnd"/>
+            <w:r>
+              <w:t xml:space="preserve"> </w:t>
+            </w:r>
+            <w:r>
+              <w:t>Media</w:t>
+            </w:r>
+            <w:r>
+              <w:t xml:space="preserve"> </w:t>
+            </w:r>
+            <w:proofErr w:type="spellStart"/>
+            <w:r>
               <w:t>Composer</w:t>
             </w:r>
+            <w:proofErr w:type="spellEnd"/>
           </w:p>
         </w:tc>
         <w:tc>
@@ -5964,18 +5988,12 @@
               <w:pStyle w:val="Tablas"/>
             </w:pPr>
             <w:r>
-              <w:rPr>
-                <w:rStyle w:val="Extranjerismo"/>
-              </w:rPr>
               <w:t>Windows</w:t>
             </w:r>
             <w:r>
               <w:t xml:space="preserve"> y </w:t>
             </w:r>
             <w:r>
-              <w:rPr>
-                <w:rStyle w:val="Extranjerismo"/>
-              </w:rPr>
               <w:t>Mac</w:t>
             </w:r>
           </w:p>
@@ -6008,19 +6026,15 @@
             <w:pPr>
               <w:pStyle w:val="Tablas"/>
             </w:pPr>
-            <w:r>
-              <w:rPr>
-                <w:rStyle w:val="Extranjerismo"/>
-              </w:rPr>
+            <w:proofErr w:type="spellStart"/>
+            <w:r>
               <w:t>Pinnacle</w:t>
             </w:r>
+            <w:proofErr w:type="spellEnd"/>
             <w:r>
               <w:t xml:space="preserve"> </w:t>
             </w:r>
             <w:r>
-              <w:rPr>
-                <w:rStyle w:val="Extranjerismo"/>
-              </w:rPr>
               <w:t>Studio</w:t>
             </w:r>
           </w:p>
@@ -6101,19 +6115,15 @@
             <w:r>
               <w:t xml:space="preserve">Potente editor con amplia gama de efectos y herramientas profesionales. Incluye una versión simplificada denominada </w:t>
             </w:r>
-            <w:r>
-              <w:rPr>
-                <w:rStyle w:val="Extranjerismo"/>
-              </w:rPr>
+            <w:proofErr w:type="spellStart"/>
+            <w:r>
               <w:t>Movie</w:t>
             </w:r>
+            <w:proofErr w:type="spellEnd"/>
             <w:r>
               <w:t xml:space="preserve"> </w:t>
             </w:r>
             <w:r>
-              <w:rPr>
-                <w:rStyle w:val="Extranjerismo"/>
-              </w:rPr>
               <w:t>Studio</w:t>
             </w:r>
             <w:r>
@@ -6189,14 +6199,17 @@
       </w:pPr>
       <w:bookmarkStart w:id="5" w:name="_Toc229731848"/>
       <w:r>
+        <w:t>Creación web</w:t>
+      </w:r>
+      <w:bookmarkEnd w:id="5"/>
+    </w:p>
+    <w:p>
+      <w:r>
+        <w:t xml:space="preserve">La creación o desarrollo de sitios web trasciende el concepto tradicional de diseño, ya que integra dimensiones técnicas, estratégicas y funcionales que convergen para producir un entorno digital coherente. Este proceso combina estructura, programación, experiencia de usuario y objetivos corporativos con el fin de construir un </w:t>
+      </w:r>
+      <w:r>
         <w:lastRenderedPageBreak/>
-        <w:t>Creación web</w:t>
-      </w:r>
-      <w:bookmarkEnd w:id="5"/>
-    </w:p>
-    <w:p>
-      <w:r>
-        <w:t>La creación o desarrollo de sitios web trasciende el concepto tradicional de diseño, ya que integra dimensiones técnicas, estratégicas y funcionales que convergen para producir un entorno digital coherente. Este proceso combina estructura, programación, experiencia de usuario y objetivos corporativos con el fin de construir un producto que cumpla características definidas: calidad estética, adecuada navegabilidad y funcionalidad eficiente</w:t>
+        <w:t>producto que cumpla características definidas: calidad estética, adecuada navegabilidad y funcionalidad eficiente</w:t>
       </w:r>
       <w:r>
         <w:t>.</w:t>
@@ -6230,64 +6243,63 @@
         <w:t xml:space="preserve">También depende de la definición previa de objetivos por parte del cliente y de su alineación con la estrategia global de la empresa. En este contexto, herramientas como </w:t>
       </w:r>
       <w:r>
+        <w:t>Google</w:t>
+      </w:r>
+      <w:r>
+        <w:t xml:space="preserve"> </w:t>
+      </w:r>
+      <w:proofErr w:type="spellStart"/>
+      <w:r>
+        <w:t>Analytics</w:t>
+      </w:r>
+      <w:proofErr w:type="spellEnd"/>
+      <w:r>
+        <w:t xml:space="preserve"> orientan la toma de decisiones mediante el análisis de métricas y comportamiento de usuarios.</w:t>
+      </w:r>
+    </w:p>
+    <w:p>
+      <w:r>
+        <w:t>Además, la construcción de páginas web incorpora la producción estratégica de contenido, elemento que adquiere creciente relevancia al constituirse como un recurso clave para la fidelización de usuarios y el posicionamiento digital.</w:t>
+      </w:r>
+    </w:p>
+    <w:p>
+      <w:pPr>
+        <w:pStyle w:val="Ttulo2"/>
+      </w:pPr>
+      <w:bookmarkStart w:id="6" w:name="_Toc229731849"/>
+      <w:r>
+        <w:t>Diseño web</w:t>
+      </w:r>
+      <w:bookmarkEnd w:id="6"/>
+    </w:p>
+    <w:p>
+      <w:r>
+        <w:t xml:space="preserve">Desde el punto de vista técnico, el diseño web se relaciona con el uso de lenguajes de marcado como HTML y XML. Según el </w:t>
+      </w:r>
+      <w:proofErr w:type="spellStart"/>
+      <w:r>
+        <w:t>World</w:t>
+      </w:r>
+      <w:proofErr w:type="spellEnd"/>
+      <w:r>
+        <w:t xml:space="preserve"> Wide Web </w:t>
+      </w:r>
+      <w:proofErr w:type="spellStart"/>
+      <w:r>
+        <w:t>Consortium</w:t>
+      </w:r>
+      <w:proofErr w:type="spellEnd"/>
+      <w:r>
+        <w:t xml:space="preserve"> (W3C), el diseñador web estructura las páginas mediante estos lenguajes, mientras que el CSS permite definir la presentación visual y configurar el </w:t>
+      </w:r>
+      <w:r>
         <w:rPr>
           <w:rStyle w:val="Extranjerismo"/>
         </w:rPr>
-        <w:t>Google</w:t>
-      </w:r>
-      <w:r>
-        <w:t xml:space="preserve"> </w:t>
-      </w:r>
-      <w:r>
-        <w:rPr>
-          <w:rStyle w:val="Extranjerismo"/>
-        </w:rPr>
-        <w:t>Analytics</w:t>
-      </w:r>
-      <w:r>
-        <w:t xml:space="preserve"> orientan la toma de decisiones mediante el análisis de métricas y comportamiento de usuarios.</w:t>
-      </w:r>
-    </w:p>
-    <w:p>
-      <w:r>
-        <w:t>Además, la construcción de páginas web incorpora la producción estratégica de contenido, elemento que adquiere creciente relevancia al constituirse como un recurso clave para la fidelización de usuarios y el posicionamiento digital.</w:t>
-      </w:r>
-    </w:p>
-    <w:p>
-      <w:pPr>
-        <w:pStyle w:val="Ttulo2"/>
-      </w:pPr>
-      <w:bookmarkStart w:id="6" w:name="_Toc229731849"/>
-      <w:r>
-        <w:t>Diseño web</w:t>
-      </w:r>
-      <w:bookmarkEnd w:id="6"/>
-    </w:p>
-    <w:p>
-      <w:r>
-        <w:t xml:space="preserve">Desde el punto de vista técnico, el diseño web se relaciona con el uso de lenguajes de marcado como HTML y XML. Según el World Wide Web </w:t>
-      </w:r>
-      <w:r>
-        <w:rPr>
-          <w:rStyle w:val="Extranjerismo"/>
-        </w:rPr>
-        <w:t>Consortium</w:t>
-      </w:r>
-      <w:r>
-        <w:t xml:space="preserve"> (W3C), el diseñador web estructura las páginas mediante estos lenguajes, mientras que el CSS permite definir la presentación visual y configurar el </w:t>
-      </w:r>
-      <w:r>
-        <w:rPr>
-          <w:rStyle w:val="Extranjerismo"/>
-        </w:rPr>
         <w:t>layout</w:t>
       </w:r>
       <w:r>
-        <w:t xml:space="preserve">. El desarrollo de un sitio web requiere seguir un proceso estructurado en fases sucesivas. Cuando estas </w:t>
-      </w:r>
-      <w:r>
-        <w:lastRenderedPageBreak/>
-        <w:t>etapas se ejecutan adecuadamente, se favorece la coherencia técnica y estratégica del resultado final.</w:t>
+        <w:t>. El desarrollo de un sitio web requiere seguir un proceso estructurado en fases sucesivas. Cuando estas etapas se ejecutan adecuadamente, se favorece la coherencia técnica y estratégica del resultado final.</w:t>
       </w:r>
     </w:p>
     <w:p>
@@ -6384,6 +6396,7 @@
           <w:b/>
           <w:bCs/>
         </w:rPr>
+        <w:lastRenderedPageBreak/>
         <w:t>Concepto</w:t>
       </w:r>
       <w:r>
@@ -6446,38 +6459,35 @@
         <w:t xml:space="preserve">Definición del CMS, selección de lenguajes de programación, maquetación, optimización de velocidad, compatibilidad móvil, pruebas técnicas e integración de herramientas como </w:t>
       </w:r>
       <w:r>
-        <w:rPr>
-          <w:rStyle w:val="Extranjerismo"/>
-        </w:rPr>
         <w:t>Google</w:t>
       </w:r>
       <w:r>
         <w:t xml:space="preserve"> </w:t>
       </w:r>
-      <w:r>
-        <w:rPr>
-          <w:rStyle w:val="Extranjerismo"/>
-        </w:rPr>
+      <w:proofErr w:type="spellStart"/>
+      <w:r>
         <w:t>Analytics</w:t>
       </w:r>
+      <w:proofErr w:type="spellEnd"/>
       <w:r>
         <w:t xml:space="preserve"> y </w:t>
       </w:r>
       <w:r>
-        <w:rPr>
-          <w:rStyle w:val="Extranjerismo"/>
-        </w:rPr>
+        <w:t xml:space="preserve">Google </w:t>
+      </w:r>
+      <w:proofErr w:type="spellStart"/>
+      <w:r>
         <w:t>Search</w:t>
       </w:r>
+      <w:proofErr w:type="spellEnd"/>
       <w:r>
         <w:t xml:space="preserve"> </w:t>
       </w:r>
-      <w:r>
-        <w:rPr>
-          <w:rStyle w:val="Extranjerismo"/>
-        </w:rPr>
+      <w:proofErr w:type="spellStart"/>
+      <w:r>
         <w:t>Console</w:t>
       </w:r>
+      <w:proofErr w:type="spellEnd"/>
       <w:r>
         <w:t>.</w:t>
       </w:r>
@@ -6534,7 +6544,6 @@
     </w:p>
     <w:p>
       <w:r>
-        <w:lastRenderedPageBreak/>
         <w:t>La arquitectura web implica coordinar la integración de múltiples sistemas tecnológicos, entre ellos servidores, bases de datos, redes, componentes de seguridad y mecanismos de respaldo. El arquitecto web diseña esta estructura para garantizar estabilidad, escalabilidad y eficiencia.</w:t>
       </w:r>
     </w:p>
@@ -6612,6 +6621,7 @@
           <w:b/>
           <w:bCs/>
         </w:rPr>
+        <w:lastRenderedPageBreak/>
         <w:t>Redes</w:t>
       </w:r>
       <w:r>
@@ -6786,112 +6796,178 @@
     </w:p>
     <w:p>
       <w:r>
+        <w:t>En conclusión, la creación web integra diseño, arquitectura, estrategia y tecnología. La adecuada organización de contenidos y sistemas garantiza que el sitio no solo cumpla una función estética, sino que responda de manera eficiente a objetivos empresariales y necesidades de los usuarios.</w:t>
+      </w:r>
+    </w:p>
+    <w:p>
+      <w:r>
+        <w:t xml:space="preserve">Los autores angloparlantes pioneros en diseño y representación de </w:t>
+      </w:r>
+      <w:r>
+        <w:rPr>
+          <w:rStyle w:val="Extranjerismo"/>
+        </w:rPr>
+        <w:t>software</w:t>
+      </w:r>
+      <w:r>
+        <w:t xml:space="preserve"> dividen los diagramas de arquitectura de información en dos grandes tipos: </w:t>
+      </w:r>
+      <w:r>
+        <w:rPr>
+          <w:rStyle w:val="Extranjerismo"/>
+        </w:rPr>
+        <w:t>b</w:t>
+      </w:r>
+      <w:r>
+        <w:rPr>
+          <w:rStyle w:val="Extranjerismo"/>
+        </w:rPr>
+        <w:t>lueprints</w:t>
+      </w:r>
+      <w:r>
+        <w:t xml:space="preserve"> </w:t>
+      </w:r>
+      <w:r>
         <w:lastRenderedPageBreak/>
-        <w:t>En conclusión, la creación web integra diseño, arquitectura, estrategia y tecnología. La adecuada organización de contenidos y sistemas garantiza que el sitio no solo cumpla una función estética, sino que responda de manera eficiente a objetivos empresariales y necesidades de los usuarios.</w:t>
-      </w:r>
-    </w:p>
-    <w:p>
-      <w:r>
-        <w:t xml:space="preserve">Los autores angloparlantes pioneros en diseño y representación de </w:t>
+        <w:t xml:space="preserve">y </w:t>
       </w:r>
       <w:r>
         <w:rPr>
           <w:rStyle w:val="Extranjerismo"/>
         </w:rPr>
-        <w:t>software</w:t>
-      </w:r>
-      <w:r>
-        <w:t xml:space="preserve"> dividen los diagramas de arquitectura de información en dos grandes tipos: </w:t>
+        <w:t>w</w:t>
       </w:r>
       <w:r>
         <w:rPr>
           <w:rStyle w:val="Extranjerismo"/>
         </w:rPr>
+        <w:t>ireframes</w:t>
+      </w:r>
+      <w:r>
+        <w:t xml:space="preserve"> (</w:t>
+      </w:r>
+      <w:proofErr w:type="spellStart"/>
+      <w:r>
+        <w:t>Morville</w:t>
+      </w:r>
+      <w:proofErr w:type="spellEnd"/>
+      <w:r>
+        <w:t xml:space="preserve"> &amp; Rosenfeld, 1998). En algunos contextos, el término </w:t>
+      </w:r>
+      <w:r>
+        <w:rPr>
+          <w:rStyle w:val="Extranjerismo"/>
+        </w:rPr>
+        <w:t>b</w:t>
+      </w:r>
+      <w:r>
+        <w:rPr>
+          <w:rStyle w:val="Extranjerismo"/>
+        </w:rPr>
+        <w:t>lueprint</w:t>
+      </w:r>
+      <w:r>
+        <w:t xml:space="preserve"> se sustituye por </w:t>
+      </w:r>
+      <w:r>
+        <w:rPr>
+          <w:rStyle w:val="Extranjerismo"/>
+        </w:rPr>
+        <w:t>a</w:t>
+      </w:r>
+      <w:r>
+        <w:rPr>
+          <w:rStyle w:val="Extranjerismo"/>
+        </w:rPr>
+        <w:t>rchitecture</w:t>
+      </w:r>
+      <w:r>
+        <w:t xml:space="preserve"> </w:t>
+      </w:r>
+      <w:r>
+        <w:rPr>
+          <w:rStyle w:val="Extranjerismo"/>
+        </w:rPr>
+        <w:t>m</w:t>
+      </w:r>
+      <w:r>
+        <w:rPr>
+          <w:rStyle w:val="Extranjerismo"/>
+        </w:rPr>
+        <w:t>ap</w:t>
+      </w:r>
+      <w:r>
+        <w:t>, que significa mapa de arquitectura.</w:t>
+      </w:r>
+    </w:p>
+    <w:p>
+      <w:pPr>
+        <w:pStyle w:val="Ttulo3"/>
+      </w:pPr>
+      <w:r>
+        <w:rPr>
+          <w:rStyle w:val="Extranjerismo"/>
+        </w:rPr>
         <w:t>Blueprints</w:t>
       </w:r>
-      <w:r>
-        <w:t xml:space="preserve"> y </w:t>
+    </w:p>
+    <w:p>
+      <w:r>
+        <w:t xml:space="preserve">Los </w:t>
       </w:r>
       <w:r>
         <w:rPr>
           <w:rStyle w:val="Extranjerismo"/>
         </w:rPr>
-        <w:t>Wireframes</w:t>
-      </w:r>
-      <w:r>
-        <w:t xml:space="preserve"> (Morville &amp; Rosenfeld, 1998). En algunos contextos, el término </w:t>
+        <w:t>b</w:t>
       </w:r>
       <w:r>
         <w:rPr>
           <w:rStyle w:val="Extranjerismo"/>
         </w:rPr>
-        <w:t>Blueprint</w:t>
-      </w:r>
-      <w:r>
-        <w:t xml:space="preserve"> se sustituye por </w:t>
+        <w:t>lueprints</w:t>
+      </w:r>
+      <w:r>
+        <w:t xml:space="preserve"> son diagramas que representan las principales áreas de organización y rotulado del producto digital (Rosenfeld &amp; </w:t>
+      </w:r>
+      <w:proofErr w:type="spellStart"/>
+      <w:r>
+        <w:t>Morville</w:t>
+      </w:r>
+      <w:proofErr w:type="spellEnd"/>
+      <w:r>
+        <w:t>, 1998). Se enfocan en los aspectos estructurales y de funcionamiento general.</w:t>
+      </w:r>
+    </w:p>
+    <w:p>
+      <w:r>
+        <w:t xml:space="preserve">Generalmente se elaboran mediante textos, cajas y flechas. Su estructura parte de lo general a lo particular y de lo abstracto a lo concreto. Su función consiste en explicitar de manera iterativa las decisiones de diseño, con el propósito de comunicarlas al equipo de desarrollo o al cliente final. </w:t>
+      </w:r>
+      <w:r>
+        <w:t>Christina</w:t>
+      </w:r>
+      <w:r>
+        <w:t xml:space="preserve"> </w:t>
+      </w:r>
+      <w:proofErr w:type="spellStart"/>
+      <w:r>
+        <w:t>Wodtke</w:t>
+      </w:r>
+      <w:proofErr w:type="spellEnd"/>
+      <w:r>
+        <w:t xml:space="preserve"> (2002) conceptualiza el </w:t>
       </w:r>
       <w:r>
         <w:rPr>
           <w:rStyle w:val="Extranjerismo"/>
         </w:rPr>
-        <w:t>Architecture</w:t>
-      </w:r>
-      <w:r>
-        <w:t xml:space="preserve"> </w:t>
+        <w:t>b</w:t>
       </w:r>
       <w:r>
         <w:rPr>
           <w:rStyle w:val="Extranjerismo"/>
         </w:rPr>
-        <w:t>Map</w:t>
-      </w:r>
-      <w:r>
-        <w:t>, que significa mapa de arquitectura.</w:t>
-      </w:r>
-    </w:p>
-    <w:p>
-      <w:pPr>
-        <w:pStyle w:val="Ttulo3"/>
-      </w:pPr>
-      <w:r>
-        <w:rPr>
-          <w:rStyle w:val="Extranjerismo"/>
-        </w:rPr>
-        <w:t>Blueprints</w:t>
-      </w:r>
-    </w:p>
-    <w:p>
-      <w:r>
-        <w:t xml:space="preserve">Los </w:t>
-      </w:r>
-      <w:r>
-        <w:rPr>
-          <w:rStyle w:val="Extranjerismo"/>
-        </w:rPr>
-        <w:t>Blueprints</w:t>
-      </w:r>
-      <w:r>
-        <w:t xml:space="preserve"> son diagramas que representan las principales áreas de organización y rotulado del producto digital (Rosenfeld &amp; Morville, 1998). Se enfocan en los aspectos estructurales y de funcionamiento general.</w:t>
-      </w:r>
-    </w:p>
-    <w:p>
-      <w:r>
-        <w:t xml:space="preserve">Generalmente se elaboran mediante textos, cajas y flechas. Su estructura parte de lo general a lo particular y de lo abstracto a lo concreto. Su función consiste en explicitar de manera iterativa las decisiones de diseño, con el propósito de comunicarlas al equipo de desarrollo o al cliente final. </w:t>
-      </w:r>
-      <w:r>
-        <w:rPr>
-          <w:rStyle w:val="Extranjerismo"/>
-        </w:rPr>
-        <w:t>Christina</w:t>
-      </w:r>
-      <w:r>
-        <w:t xml:space="preserve"> Wodtke (2002) conceptualiza el </w:t>
-      </w:r>
-      <w:r>
-        <w:rPr>
-          <w:rStyle w:val="Extranjerismo"/>
-        </w:rPr>
-        <w:t>Blueprint</w:t>
+        <w:t>lueprint</w:t>
       </w:r>
       <w:r>
         <w:t xml:space="preserve"> como: “Un plano de diseño es justamente una buena idea llevada a la realidad a través de la escritura”.</w:t>
@@ -7008,7 +7084,6 @@
         <w:pStyle w:val="Ttulo3"/>
       </w:pPr>
       <w:r>
-        <w:lastRenderedPageBreak/>
         <w:t>Maquetas y niveles de prototipado</w:t>
       </w:r>
     </w:p>
@@ -7043,6 +7118,7 @@
           <w:b/>
           <w:bCs/>
         </w:rPr>
+        <w:lastRenderedPageBreak/>
         <w:t>Fidelidad intermedia</w:t>
       </w:r>
       <w:r>
@@ -7119,123 +7195,117 @@
         <w:pStyle w:val="Ttulo4"/>
       </w:pPr>
       <w:r>
+        <w:t>Prototipo dinámico</w:t>
+      </w:r>
+    </w:p>
+    <w:p>
+      <w:r>
+        <w:t>Representación de alta fidelidad correspondiente a la página web en formato HTML con interacción funcional. Permite evaluar el comportamiento, la navegación y la respuesta del sistema antes de su lanzamiento definitivo.</w:t>
+      </w:r>
+    </w:p>
+    <w:p>
+      <w:pPr>
+        <w:pStyle w:val="Ttulo4"/>
+      </w:pPr>
+      <w:r>
+        <w:rPr>
+          <w:rStyle w:val="Extranjerismo"/>
+        </w:rPr>
+        <w:t>Frameworks</w:t>
+      </w:r>
+    </w:p>
+    <w:p>
+      <w:r>
+        <w:t xml:space="preserve">Estructura base utilizada como punto de partida para desarrollar proyectos con objetivos específicos. Funciona como plantilla o esquema conceptual que simplifica el </w:t>
+      </w:r>
+      <w:r>
         <w:lastRenderedPageBreak/>
-        <w:t>Prototipo dinámico</w:t>
-      </w:r>
-    </w:p>
-    <w:p>
-      <w:r>
-        <w:t>Representación de alta fidelidad correspondiente a la página web en formato HTML con interacción funcional. Permite evaluar el comportamiento, la navegación y la respuesta del sistema antes de su lanzamiento definitivo.</w:t>
+        <w:t>proceso de desarrollo al ofrecer componentes predefinidos adaptables a las necesidades del proyecto.</w:t>
       </w:r>
     </w:p>
     <w:p>
       <w:pPr>
         <w:pStyle w:val="Ttulo4"/>
-      </w:pPr>
-      <w:r>
         <w:rPr>
           <w:rStyle w:val="Extranjerismo"/>
         </w:rPr>
-        <w:t>Frameworks</w:t>
-      </w:r>
-    </w:p>
-    <w:p>
-      <w:r>
-        <w:t>Estructura base utilizada como punto de partida para desarrollar proyectos con objetivos específicos. Funciona como plantilla o esquema conceptual que simplifica el proceso de desarrollo al ofrecer componentes predefinidos adaptables a las necesidades del proyecto.</w:t>
+      </w:pPr>
+      <w:r>
+        <w:rPr>
+          <w:rStyle w:val="Extranjerismo"/>
+        </w:rPr>
+        <w:t>Frontend</w:t>
+      </w:r>
+    </w:p>
+    <w:p>
+      <w:r>
+        <w:t>Parte de la aplicación que interactúa directamente con el usuario. Corresponde al lado del cliente y define la presentación de los elementos y el comportamiento de la interacción. Incluye tipografías, colores, adaptación a distintas pantallas mediante diseño adaptable (</w:t>
+      </w:r>
+      <w:r>
+        <w:rPr>
+          <w:rStyle w:val="Extranjerismo"/>
+        </w:rPr>
+        <w:t>Responsive</w:t>
+      </w:r>
+      <w:r>
+        <w:t xml:space="preserve"> Web </w:t>
+      </w:r>
+      <w:r>
+        <w:rPr>
+          <w:rStyle w:val="Extranjerismo"/>
+        </w:rPr>
+        <w:t>Design</w:t>
+      </w:r>
+      <w:r>
+        <w:t xml:space="preserve"> o RWD), efectos de interacción y desplazamientos.</w:t>
       </w:r>
     </w:p>
     <w:p>
       <w:pPr>
         <w:pStyle w:val="Ttulo4"/>
+      </w:pPr>
+      <w:r>
+        <w:t xml:space="preserve">Lenguajes del </w:t>
+      </w:r>
+      <w:r>
         <w:rPr>
           <w:rStyle w:val="Extranjerismo"/>
         </w:rPr>
-      </w:pPr>
+        <w:t>frontend</w:t>
+      </w:r>
+    </w:p>
+    <w:p>
+      <w:r>
+        <w:t xml:space="preserve">HTML5 (estructura del contenido), CSS3 (estilización y diseño visual), </w:t>
+      </w:r>
+      <w:r>
+        <w:t>JavaScript</w:t>
+      </w:r>
+      <w:r>
+        <w:t xml:space="preserve"> (interactividad y comportamiento dinámico), jQuery (biblioteca que facilita el uso de </w:t>
+      </w:r>
+      <w:r>
+        <w:t>JavaScript</w:t>
+      </w:r>
+      <w:r>
+        <w:t xml:space="preserve">) y </w:t>
+      </w:r>
+      <w:r>
+        <w:t>Ajax</w:t>
+      </w:r>
+      <w:r>
+        <w:t xml:space="preserve"> (comunicación asíncrona con el servidor sin recargar la página).</w:t>
+      </w:r>
+    </w:p>
+    <w:p>
+      <w:pPr>
+        <w:pStyle w:val="Ttulo2"/>
+      </w:pPr>
+      <w:bookmarkStart w:id="8" w:name="_Toc229731851"/>
       <w:r>
         <w:rPr>
           <w:rStyle w:val="Extranjerismo"/>
         </w:rPr>
-        <w:t>Frontend</w:t>
-      </w:r>
-    </w:p>
-    <w:p>
-      <w:r>
-        <w:t>Parte de la aplicación que interactúa directamente con el usuario. Corresponde al lado del cliente y define la presentación de los elementos y el comportamiento de la interacción. Incluye tipografías, colores, adaptación a distintas pantallas mediante diseño adaptable (</w:t>
-      </w:r>
-      <w:r>
-        <w:rPr>
-          <w:rStyle w:val="Extranjerismo"/>
-        </w:rPr>
-        <w:t>Responsive</w:t>
-      </w:r>
-      <w:r>
-        <w:t xml:space="preserve"> Web </w:t>
-      </w:r>
-      <w:r>
-        <w:rPr>
-          <w:rStyle w:val="Extranjerismo"/>
-        </w:rPr>
-        <w:t>Design</w:t>
-      </w:r>
-      <w:r>
-        <w:t xml:space="preserve"> o RWD), efectos de interacción y desplazamientos.</w:t>
-      </w:r>
-    </w:p>
-    <w:p>
-      <w:pPr>
-        <w:pStyle w:val="Ttulo4"/>
-      </w:pPr>
-      <w:r>
-        <w:t xml:space="preserve">Lenguajes del </w:t>
-      </w:r>
-      <w:r>
-        <w:rPr>
-          <w:rStyle w:val="Extranjerismo"/>
-        </w:rPr>
-        <w:t>frontend</w:t>
-      </w:r>
-    </w:p>
-    <w:p>
-      <w:r>
-        <w:t xml:space="preserve">HTML5 (estructura del contenido), CSS3 (estilización y diseño visual), </w:t>
-      </w:r>
-      <w:r>
-        <w:rPr>
-          <w:rStyle w:val="Extranjerismo"/>
-        </w:rPr>
-        <w:t>JavaScript</w:t>
-      </w:r>
-      <w:r>
-        <w:t xml:space="preserve"> (interactividad y comportamiento dinámico), jQuery (biblioteca que facilita el uso de </w:t>
-      </w:r>
-      <w:r>
-        <w:rPr>
-          <w:rStyle w:val="Extranjerismo"/>
-        </w:rPr>
-        <w:t>JavaScript</w:t>
-      </w:r>
-      <w:r>
-        <w:t xml:space="preserve">) y </w:t>
-      </w:r>
-      <w:r>
-        <w:rPr>
-          <w:rStyle w:val="Extranjerismo"/>
-        </w:rPr>
-        <w:t>Ajax</w:t>
-      </w:r>
-      <w:r>
-        <w:t xml:space="preserve"> (comunicación asíncrona con el servidor sin recargar la página).</w:t>
-      </w:r>
-    </w:p>
-    <w:p>
-      <w:pPr>
-        <w:pStyle w:val="Ttulo2"/>
-      </w:pPr>
-      <w:bookmarkStart w:id="8" w:name="_Toc229731851"/>
-      <w:r>
-        <w:rPr>
-          <w:rStyle w:val="Extranjerismo"/>
-        </w:rPr>
         <w:t>Software</w:t>
       </w:r>
       <w:r>
@@ -7251,11 +7321,7 @@
         <w:t>e</w:t>
       </w:r>
       <w:r>
-        <w:t xml:space="preserve">specializadas. Para facilitar su comprensión, estas aplicaciones pueden clasificarse en dos grupos: aquellas creadas específicamente para diagramación y aquellas que, aunque fueron concebidas con otros fines, permiten desarrollar </w:t>
-      </w:r>
-      <w:r>
-        <w:lastRenderedPageBreak/>
-        <w:t>diagramas gracias a sus capacidades gráficas avanzadas. A continuación, se presentan programas diseñados originalmente para la elaboración de diagramas:</w:t>
+        <w:t>specializadas. Para facilitar su comprensión, estas aplicaciones pueden clasificarse en dos grupos: aquellas creadas específicamente para diagramación y aquellas que, aunque fueron concebidas con otros fines, permiten desarrollar diagramas gracias a sus capacidades gráficas avanzadas. A continuación, se presentan programas diseñados originalmente para la elaboración de diagramas:</w:t>
       </w:r>
     </w:p>
     <w:p>
@@ -7335,6 +7401,7 @@
           <w:b/>
           <w:bCs/>
         </w:rPr>
+        <w:lastRenderedPageBreak/>
         <w:t>iGrafx</w:t>
       </w:r>
       <w:proofErr w:type="spellEnd"/>
@@ -7489,7 +7556,6 @@
           <w:b/>
           <w:bCs/>
         </w:rPr>
-        <w:lastRenderedPageBreak/>
         <w:t>CorelDRAW</w:t>
       </w:r>
       <w:r>
@@ -7515,248 +7581,217 @@
         </w:rPr>
         <w:t xml:space="preserve">Adobe </w:t>
       </w:r>
-      <w:r>
-        <w:rPr>
-          <w:b/>
-          <w:bCs/>
-        </w:rPr>
-        <w:t>FreeHand</w:t>
+      <w:proofErr w:type="spellStart"/>
+      <w:r>
+        <w:rPr>
+          <w:b/>
+          <w:bCs/>
+        </w:rPr>
+        <w:t>Illustrator</w:t>
+      </w:r>
+      <w:proofErr w:type="spellEnd"/>
+      <w:r>
+        <w:t xml:space="preserve">. </w:t>
+      </w:r>
+      <w:r>
+        <w:t>Herramienta profesional de diseño vectorial que facilita la construcción de diagramas complejos mediante formas, capas y guías de alineación.</w:t>
+      </w:r>
+    </w:p>
+    <w:p>
+      <w:pPr>
+        <w:pStyle w:val="Ttulo2"/>
+      </w:pPr>
+      <w:bookmarkStart w:id="9" w:name="_Toc229731852"/>
+      <w:r>
+        <w:lastRenderedPageBreak/>
+        <w:t>Maquetación web</w:t>
+      </w:r>
+      <w:bookmarkEnd w:id="9"/>
+    </w:p>
+    <w:p>
+      <w:r>
+        <w:t xml:space="preserve">La maquetación web se inicia con la construcción del mapa de navegación, donde se planifica el contenido y la organización de cada página y subpágina del sitio. Consiste en definir, organizar y posicionar los contenidos dentro de una estructura que favorezca la lectura, la claridad informativa y una experiencia de usuario coherente. </w:t>
+      </w:r>
+      <w:r>
+        <w:t xml:space="preserve">Este proceso requiere conocimientos técnicos en tecnologías y estándares web. Para desarrollar adecuadamente la maquetación, se deben considerar los siguientes aspectos: </w:t>
+      </w:r>
+    </w:p>
+    <w:p>
+      <w:pPr>
+        <w:pStyle w:val="Ttulo4"/>
+      </w:pPr>
+      <w:r>
+        <w:t>Definición de zonas de trabajo</w:t>
+      </w:r>
+    </w:p>
+    <w:p>
+      <w:r>
+        <w:t>Establecer áreas estructurales que soporten el contenido del sitio y faciliten futuras actualizaciones, atendiendo a las necesidades reales de la arquitectura de información.</w:t>
+      </w:r>
+    </w:p>
+    <w:p>
+      <w:pPr>
+        <w:pStyle w:val="Ttulo4"/>
+      </w:pPr>
+      <w:r>
+        <w:t>Separación entre contenido y presentación</w:t>
+      </w:r>
+    </w:p>
+    <w:p>
+      <w:r>
+        <w:t>Diferenciar los archivos de contenido de los archivos que definen propiedades gráficas (.</w:t>
+      </w:r>
+      <w:proofErr w:type="spellStart"/>
+      <w:r>
+        <w:t>css</w:t>
+      </w:r>
+      <w:proofErr w:type="spellEnd"/>
+      <w:r>
+        <w:t xml:space="preserve">). Esta práctica facilita el mantenimiento, optimiza la velocidad de carga y permite </w:t>
+      </w:r>
+      <w:r>
+        <w:t xml:space="preserve">la </w:t>
+      </w:r>
+      <w:r>
+        <w:t>personalización.</w:t>
+      </w:r>
+    </w:p>
+    <w:p>
+      <w:pPr>
+        <w:pStyle w:val="Ttulo4"/>
+      </w:pPr>
+      <w:r>
+        <w:t>Uso de estándares web</w:t>
+      </w:r>
+    </w:p>
+    <w:p>
+      <w:r>
+        <w:t xml:space="preserve">Aplicar recomendaciones lideradas por el </w:t>
+      </w:r>
+      <w:proofErr w:type="spellStart"/>
+      <w:r>
+        <w:t>World</w:t>
+      </w:r>
+      <w:proofErr w:type="spellEnd"/>
+      <w:r>
+        <w:t xml:space="preserve"> Wide Web</w:t>
+      </w:r>
+      <w:r>
+        <w:t xml:space="preserve"> </w:t>
+      </w:r>
+      <w:proofErr w:type="spellStart"/>
+      <w:r>
+        <w:t>Consortium</w:t>
+      </w:r>
+      <w:proofErr w:type="spellEnd"/>
+      <w:r>
+        <w:t xml:space="preserve"> (W3C), garantizando accesibilidad universal, robustez técnica y compatibilidad con distintos dispositivos y tecnologías.</w:t>
+      </w:r>
+    </w:p>
+    <w:p>
+      <w:r>
+        <w:t>Asimismo, en la maquetación web es fundamental considerar la interfaz gráfica de usuario o GUI (</w:t>
       </w:r>
       <w:r>
         <w:rPr>
           <w:rStyle w:val="Extranjerismo"/>
-          <w:b/>
-          <w:bCs/>
-        </w:rPr>
-        <w:t xml:space="preserve">. </w:t>
-      </w:r>
-      <w:r>
-        <w:t>Editor vectorial originalmente desarrollado por Macromedia y posteriormente por Adobe. Permitía la elaboración de esquemas y representaciones gráficas estructuradas.</w:t>
-      </w:r>
-    </w:p>
-    <w:p>
-      <w:pPr>
-        <w:pStyle w:val="Prrafodelista"/>
-        <w:numPr>
-          <w:ilvl w:val="0"/>
-          <w:numId w:val="28"/>
-        </w:numPr>
-        <w:ind w:left="993"/>
-      </w:pPr>
-      <w:r>
-        <w:rPr>
-          <w:b/>
-          <w:bCs/>
-        </w:rPr>
-        <w:t xml:space="preserve">Adobe </w:t>
-      </w:r>
-      <w:proofErr w:type="spellStart"/>
-      <w:r>
-        <w:rPr>
-          <w:b/>
-          <w:bCs/>
-        </w:rPr>
-        <w:t>Illustrator</w:t>
-      </w:r>
-      <w:proofErr w:type="spellEnd"/>
+        </w:rPr>
+        <w:t>Graphic</w:t>
+      </w:r>
       <w:r>
         <w:rPr>
           <w:rStyle w:val="Extranjerismo"/>
-          <w:b/>
-          <w:bCs/>
-        </w:rPr>
+        </w:rPr>
+        <w:t>al</w:t>
+      </w:r>
+      <w:r>
+        <w:t xml:space="preserve"> </w:t>
+      </w:r>
+      <w:r>
+        <w:rPr>
+          <w:rStyle w:val="Extranjerismo"/>
+        </w:rPr>
+        <w:t>User</w:t>
+      </w:r>
+      <w:r>
+        <w:t xml:space="preserve"> </w:t>
+      </w:r>
+      <w:r>
+        <w:rPr>
+          <w:rStyle w:val="Extranjerismo"/>
+        </w:rPr>
+        <w:t>Interface</w:t>
+      </w:r>
+      <w:r>
+        <w:t>), entendida como el entorno visual mediante el cual el usuario interactúa con el sistema. La GUI integra imágenes, iconos, botones y demás objetos gráficos que permiten acceder a funcionalidades y comprender la información presentada en pantalla.</w:t>
+      </w:r>
+    </w:p>
+    <w:p>
+      <w:pPr>
+        <w:pStyle w:val="Ttulo2"/>
+      </w:pPr>
+      <w:bookmarkStart w:id="10" w:name="_Toc229731853"/>
+      <w:r>
+        <w:lastRenderedPageBreak/>
+        <w:t xml:space="preserve">Tecnologías y </w:t>
+      </w:r>
+      <w:r>
+        <w:t xml:space="preserve">Lenguajes </w:t>
+      </w:r>
+      <w:bookmarkEnd w:id="10"/>
+      <w:r>
+        <w:t xml:space="preserve">utilizados en el </w:t>
+      </w:r>
+      <w:r>
+        <w:rPr>
+          <w:rStyle w:val="Extranjerismo"/>
+        </w:rPr>
+        <w:t>frontend</w:t>
+      </w:r>
+    </w:p>
+    <w:p>
+      <w:r>
+        <w:t xml:space="preserve">Para introducir las principales tecnologías y lenguajes empleados en el desarrollo web, es necesario definir primero el </w:t>
+      </w:r>
+      <w:r>
+        <w:rPr>
+          <w:rStyle w:val="Extranjerismo"/>
+        </w:rPr>
+        <w:t>frontend</w:t>
+      </w:r>
+      <w:r>
+        <w:t xml:space="preserve"> como una parte fundamental de este proceso</w:t>
+      </w:r>
+      <w:r>
         <w:t>.</w:t>
       </w:r>
-      <w:r>
+    </w:p>
+    <w:p>
+      <w:pPr>
+        <w:pStyle w:val="Ttulo3"/>
         <w:rPr>
           <w:rStyle w:val="Extranjerismo"/>
-          <w:bCs/>
-        </w:rPr>
-        <w:t xml:space="preserve"> </w:t>
-      </w:r>
-      <w:r>
-        <w:t>Herramienta profesional de diseño vectorial que facilita la construcción de diagramas complejos mediante formas, capas y guías de alineación.</w:t>
-      </w:r>
-    </w:p>
-    <w:p>
-      <w:pPr>
-        <w:pStyle w:val="Ttulo2"/>
-      </w:pPr>
-      <w:bookmarkStart w:id="9" w:name="_Toc229731852"/>
-      <w:r>
-        <w:t>Maquetación web</w:t>
-      </w:r>
-      <w:bookmarkEnd w:id="9"/>
-    </w:p>
-    <w:p>
-      <w:r>
-        <w:t>La maquetación web se inicia con la construcción del mapa de navegación, donde se planifica el contenido y la organización de cada página y subpágina del sitio. Consiste en definir, organizar y posicionar los contenidos dentro de una estructura que favorezca la lectura, la claridad informativa y una experiencia de usuario coherente. Este proceso requiere conocimientos técnicos en lenguajes de programación y estándares web. Para desarrollar adecuadamente la maquetación, se deben considerar los siguientes aspectos:</w:t>
-      </w:r>
-    </w:p>
-    <w:p>
-      <w:pPr>
-        <w:pStyle w:val="Ttulo4"/>
-      </w:pPr>
-      <w:r>
-        <w:t>Definición de zonas de trabajo</w:t>
-      </w:r>
-    </w:p>
-    <w:p>
-      <w:r>
-        <w:t>Establecer áreas estructurales que soporten el contenido del sitio y faciliten futuras actualizaciones, atendiendo a las necesidades reales de la arquitectura de información.</w:t>
-      </w:r>
-    </w:p>
-    <w:p>
-      <w:pPr>
-        <w:pStyle w:val="Ttulo4"/>
-      </w:pPr>
-      <w:r>
-        <w:lastRenderedPageBreak/>
-        <w:t>Separación entre contenido y presentación</w:t>
-      </w:r>
-    </w:p>
-    <w:p>
-      <w:r>
-        <w:t>Diferenciar los archivos de contenido de los archivos que definen propiedades gráficas (.</w:t>
-      </w:r>
-      <w:proofErr w:type="spellStart"/>
-      <w:r>
-        <w:t>css</w:t>
-      </w:r>
-      <w:proofErr w:type="spellEnd"/>
-      <w:r>
-        <w:t xml:space="preserve">). Esta práctica facilita el mantenimiento, optimiza la velocidad de carga y permite </w:t>
-      </w:r>
-      <w:r>
-        <w:t xml:space="preserve">la </w:t>
-      </w:r>
-      <w:r>
-        <w:t>personalización.</w:t>
-      </w:r>
-    </w:p>
-    <w:p>
-      <w:pPr>
-        <w:pStyle w:val="Ttulo4"/>
-      </w:pPr>
-      <w:r>
-        <w:t>Uso de estándares web</w:t>
-      </w:r>
-    </w:p>
-    <w:p>
-      <w:r>
-        <w:t xml:space="preserve">Aplicar recomendaciones lideradas por el </w:t>
-      </w:r>
+        </w:rPr>
+      </w:pPr>
       <w:r>
         <w:rPr>
           <w:rStyle w:val="Extranjerismo"/>
         </w:rPr>
-        <w:t>World Wide Web</w:t>
-      </w:r>
-      <w:r>
-        <w:t xml:space="preserve"> </w:t>
+        <w:t>Frontend</w:t>
+      </w:r>
+    </w:p>
+    <w:p>
+      <w:r>
+        <w:t xml:space="preserve">El </w:t>
       </w:r>
       <w:r>
         <w:rPr>
           <w:rStyle w:val="Extranjerismo"/>
         </w:rPr>
-        <w:t>Consortium</w:t>
-      </w:r>
-      <w:r>
-        <w:t xml:space="preserve"> (W3C), garantizando accesibilidad universal, robustez técnica y compatibilidad con distintos dispositivos y tecnologías.</w:t>
-      </w:r>
-    </w:p>
-    <w:p>
-      <w:r>
-        <w:t>Asimismo, en la maquetación web es fundamental considerar la interfaz gráfica de usuario o GUI (</w:t>
-      </w:r>
-      <w:r>
-        <w:rPr>
-          <w:rStyle w:val="Extranjerismo"/>
-        </w:rPr>
-        <w:t>Graphic</w:t>
-      </w:r>
-      <w:r>
-        <w:t xml:space="preserve"> </w:t>
-      </w:r>
-      <w:r>
-        <w:rPr>
-          <w:rStyle w:val="Extranjerismo"/>
-        </w:rPr>
-        <w:t>User</w:t>
-      </w:r>
-      <w:r>
-        <w:t xml:space="preserve"> </w:t>
-      </w:r>
-      <w:r>
-        <w:rPr>
-          <w:rStyle w:val="Extranjerismo"/>
-        </w:rPr>
-        <w:t>Interface</w:t>
-      </w:r>
-      <w:r>
-        <w:t>), entendida como el entorno visual mediante el cual el usuario interactúa con el sistema. La GUI integra imágenes, iconos, botones y demás objetos gráficos que permiten acceder a funcionalidades y comprender la información presentada en pantalla.</w:t>
-      </w:r>
-    </w:p>
-    <w:p>
-      <w:pPr>
-        <w:pStyle w:val="Ttulo2"/>
-      </w:pPr>
-      <w:bookmarkStart w:id="10" w:name="_Toc229731853"/>
-      <w:r>
-        <w:t xml:space="preserve">Lenguajes de programación para </w:t>
-      </w:r>
-      <w:r>
-        <w:rPr>
-          <w:rStyle w:val="Extranjerismo"/>
-        </w:rPr>
         <w:t>frontend</w:t>
       </w:r>
-      <w:bookmarkEnd w:id="10"/>
-    </w:p>
-    <w:p>
-      <w:r>
-        <w:t xml:space="preserve">Para introducir los lenguajes de programación más utilizados en el diseño web, es necesario definir primero el </w:t>
-      </w:r>
-      <w:r>
-        <w:rPr>
-          <w:rStyle w:val="Extranjerismo"/>
-        </w:rPr>
-        <w:t>frontend</w:t>
-      </w:r>
-      <w:r>
-        <w:t xml:space="preserve"> como parte fundamental del desarrollo web.</w:t>
-      </w:r>
-    </w:p>
-    <w:p>
-      <w:pPr>
-        <w:pStyle w:val="Ttulo3"/>
-        <w:rPr>
-          <w:rStyle w:val="Extranjerismo"/>
-        </w:rPr>
-      </w:pPr>
-      <w:r>
-        <w:rPr>
-          <w:rStyle w:val="Extranjerismo"/>
-        </w:rPr>
-        <w:t>Frontend</w:t>
-      </w:r>
-    </w:p>
-    <w:p>
-      <w:r>
-        <w:t xml:space="preserve">El </w:t>
-      </w:r>
-      <w:r>
-        <w:rPr>
-          <w:rStyle w:val="Extranjerismo"/>
-        </w:rPr>
-        <w:t>frontend</w:t>
-      </w:r>
-      <w:r>
-        <w:t xml:space="preserve"> hace referencia a la capa de presentación de las aplicaciones, ya que define cómo se presentan los elementos y cómo se comporta la interacción con el usuario. Corresponde a la parte de una aplicación que interactúa directamente con el usuario; es decir, todo lo que aparece en pantalla al acceder a un sitio web o aplicación: tipografías, colores, botones, menús, adaptación a distintas pantallas mediante RWD </w:t>
-      </w:r>
-      <w:r>
-        <w:lastRenderedPageBreak/>
-        <w:t>(</w:t>
+      <w:r>
+        <w:t xml:space="preserve"> hace referencia a la capa de presentación de las aplicaciones, ya que define cómo se presentan los elementos y cómo se comporta la interacción con el usuario. Corresponde a la parte de una aplicación que interactúa directamente con el usuario; es decir, todo lo que aparece en pantalla al acceder a un sitio web o aplicación: tipografías, colores, botones, menús, adaptación a distintas pantallas mediante RWD (</w:t>
       </w:r>
       <w:r>
         <w:rPr>
@@ -7952,79 +7987,74 @@
       </w:pPr>
       <w:r>
         <w:rPr>
+          <w:b/>
+          <w:bCs/>
+        </w:rPr>
+        <w:t>Ajax</w:t>
+      </w:r>
+      <w:r>
+        <w:rPr>
+          <w:b/>
+          <w:bCs/>
+        </w:rPr>
+        <w:t xml:space="preserve">. </w:t>
+      </w:r>
+      <w:r>
+        <w:t xml:space="preserve">Comunicación </w:t>
+      </w:r>
+      <w:r>
+        <w:t>asincrónica</w:t>
+      </w:r>
+      <w:r>
+        <w:t xml:space="preserve"> con el servidor sin recargar la página.</w:t>
+      </w:r>
+    </w:p>
+    <w:p>
+      <w:pPr>
+        <w:pStyle w:val="Ttulo3"/>
+      </w:pPr>
+      <w:r>
+        <w:lastRenderedPageBreak/>
+        <w:t>HTML</w:t>
+      </w:r>
+    </w:p>
+    <w:p>
+      <w:r>
+        <w:t xml:space="preserve">HTML corresponde a las siglas de </w:t>
+      </w:r>
+      <w:r>
+        <w:rPr>
           <w:rStyle w:val="Extranjerismo"/>
-          <w:b/>
-          <w:bCs/>
-        </w:rPr>
-        <w:t>Ajax</w:t>
-      </w:r>
+        </w:rPr>
+        <w:t>Hyper</w:t>
+      </w:r>
+      <w:r>
+        <w:t>t</w:t>
+      </w:r>
+      <w:proofErr w:type="spellStart"/>
       <w:r>
         <w:rPr>
           <w:rStyle w:val="Extranjerismo"/>
-          <w:b/>
-          <w:bCs/>
-        </w:rPr>
-        <w:t>.</w:t>
+        </w:rPr>
+        <w:t>ext</w:t>
+      </w:r>
+      <w:proofErr w:type="spellEnd"/>
+      <w:r>
+        <w:t xml:space="preserve"> </w:t>
       </w:r>
       <w:r>
         <w:rPr>
           <w:rStyle w:val="Extranjerismo"/>
         </w:rPr>
+        <w:t>Markup</w:t>
+      </w:r>
+      <w:r>
         <w:t xml:space="preserve"> </w:t>
       </w:r>
       <w:r>
-        <w:t xml:space="preserve">Comunicación </w:t>
-      </w:r>
-      <w:r>
-        <w:t>asincrónica</w:t>
-      </w:r>
-      <w:r>
-        <w:t xml:space="preserve"> con el servidor sin recargar la página.</w:t>
-      </w:r>
-    </w:p>
-    <w:p>
-      <w:pPr>
-        <w:pStyle w:val="Ttulo3"/>
-      </w:pPr>
-      <w:r>
-        <w:t>HTML</w:t>
-      </w:r>
-    </w:p>
-    <w:p>
-      <w:r>
-        <w:t xml:space="preserve">HTML corresponde a las siglas de </w:t>
-      </w:r>
-      <w:r>
         <w:rPr>
           <w:rStyle w:val="Extranjerismo"/>
         </w:rPr>
-        <w:t>Hyper</w:t>
-      </w:r>
-      <w:r>
-        <w:t xml:space="preserve"> </w:t>
-      </w:r>
-      <w:r>
-        <w:rPr>
-          <w:rStyle w:val="Extranjerismo"/>
-        </w:rPr>
-        <w:t>Text</w:t>
-      </w:r>
-      <w:r>
-        <w:t xml:space="preserve"> </w:t>
-      </w:r>
-      <w:r>
-        <w:rPr>
-          <w:rStyle w:val="Extranjerismo"/>
-        </w:rPr>
-        <w:t>Markup</w:t>
-      </w:r>
-      <w:r>
-        <w:t xml:space="preserve"> </w:t>
-      </w:r>
-      <w:r>
-        <w:rPr>
-          <w:rStyle w:val="Extranjerismo"/>
-        </w:rPr>
         <w:t>Language</w:t>
       </w:r>
       <w:r>
@@ -8043,7 +8073,6 @@
     </w:p>
     <w:p>
       <w:r>
-        <w:lastRenderedPageBreak/>
         <w:t>Estas etiquetas describen los elementos que se desean estructurar dentro de la página. Por ejemplo:</w:t>
       </w:r>
     </w:p>
@@ -8102,9 +8131,6 @@
         <w:t xml:space="preserve">HTML5 también se emplea como término que agrupa tecnologías modernas de desarrollo web: HTML5, CSS3 y nuevas capacidades de </w:t>
       </w:r>
       <w:r>
-        <w:rPr>
-          <w:rStyle w:val="Extranjerismo"/>
-        </w:rPr>
         <w:t>JavaScript</w:t>
       </w:r>
       <w:r>
@@ -8228,6 +8254,7 @@
           <w:b/>
           <w:bCs/>
         </w:rPr>
+        <w:lastRenderedPageBreak/>
         <w:t>Semántica a nivel de texto</w:t>
       </w:r>
       <w:r>
@@ -8238,6 +8265,14 @@
       </w:r>
     </w:p>
     <w:p>
+      <w:pPr>
+        <w:pStyle w:val="Ttulo3"/>
+      </w:pPr>
+      <w:r>
+        <w:t>CSS</w:t>
+      </w:r>
+    </w:p>
+    <w:p>
       <w:r>
         <w:t xml:space="preserve">CSS corresponde a </w:t>
       </w:r>
@@ -8278,7 +8313,13 @@
         <w:t>c</w:t>
       </w:r>
       <w:r>
-        <w:t>ascada). Su función es controlar la apariencia visual del sitio web y permitir una presentación coherente y diferenciada. Las hojas de estilo se superponen siguiendo un modelo jerárquico, aplicando reglas en función de factores como el tamaño y la resolución de la pantalla del dispositivo. Desde su aparición en 1993, HTML ha evolucionado hasta consolidarse como estándar en su versión HTML5. Esta evolución ha sido posible gracias a la integración con CSS, que permite incorporar funcionalidades avanzadas como:</w:t>
+        <w:t>ascada). Su función es controlar la apariencia visual del sitio web y permitir una presentación coherente y diferenciada. Las hojas de estilo se superponen siguiendo un modelo jerárquico, aplicando reglas en función de factores como el tamaño y la resolución de la pantalla del dispositivo. Desde su aparición en 199</w:t>
+      </w:r>
+      <w:r>
+        <w:t>4</w:t>
+      </w:r>
+      <w:r>
+        <w:t>, HTML ha evolucionado hasta consolidarse como estándar en su versión HTML5. Esta evolución ha sido posible gracias a la integración con CSS, que permite incorporar funcionalidades avanzadas como:</w:t>
       </w:r>
     </w:p>
     <w:p>
@@ -8305,7 +8346,6 @@
         <w:ind w:left="1134"/>
       </w:pPr>
       <w:r>
-        <w:lastRenderedPageBreak/>
         <w:t>Gráficos SVG.</w:t>
       </w:r>
     </w:p>
@@ -8335,7 +8375,11 @@
     </w:p>
     <w:p>
       <w:r>
-        <w:t>La estructuración técnica de un sitio web constituye un proceso estratégico que integra aspectos conceptuales, temáticos y técnicos. No se trata únicamente de definir una arquitectura organizada, sino de planificar cómo se presentará la temática, cómo se distribuirán los contenidos y de qué manera se garantizará una experiencia de usuario coherente. Sin una adecuada planificación conceptual</w:t>
+        <w:t xml:space="preserve">La estructuración técnica de un sitio web constituye un proceso estratégico que integra aspectos conceptuales, temáticos y técnicos. No se trata únicamente de definir una arquitectura organizada, sino de planificar cómo se presentará la temática, cómo se distribuirán los contenidos y de qué manera se garantizará una experiencia de usuario </w:t>
+      </w:r>
+      <w:r>
+        <w:lastRenderedPageBreak/>
+        <w:t>coherente. Sin una adecuada planificación conceptual</w:t>
       </w:r>
       <w:r>
         <w:t>,</w:t>
@@ -8372,7 +8416,6 @@
     </w:p>
     <w:p>
       <w:r>
-        <w:lastRenderedPageBreak/>
         <w:t>Las URL amigables para SEO (</w:t>
       </w:r>
       <w:r>
@@ -8403,9 +8446,6 @@
         <w:t xml:space="preserve">) permiten que los motores de búsqueda comprendan mejor la estructura del sitio. Lo primero que analiza </w:t>
       </w:r>
       <w:r>
-        <w:rPr>
-          <w:rStyle w:val="Extranjerismo"/>
-        </w:rPr>
         <w:t>Google</w:t>
       </w:r>
       <w:r>
@@ -8511,7 +8551,11 @@
     </w:p>
     <w:p>
       <w:r>
-        <w:t>La estructura técnica también exige conectar todas las páginas entre sí para mejorar la navegabilidad y la usabilidad. No se debe depender únicamente del menú principal; es necesario incorporar enlaces internos estratégicos dentro del contenido. Estos enlaces internos cumplen dos funciones principales:</w:t>
+        <w:t xml:space="preserve">La estructura técnica también exige conectar todas las páginas entre sí para mejorar la navegabilidad y la usabilidad. No se debe depender únicamente del menú </w:t>
+      </w:r>
+      <w:r>
+        <w:lastRenderedPageBreak/>
+        <w:t>principal; es necesario incorporar enlaces internos estratégicos dentro del contenido. Estos enlaces internos cumplen dos funciones principales:</w:t>
       </w:r>
     </w:p>
     <w:p>
@@ -8560,9 +8604,6 @@
         <w:t xml:space="preserve">Permiten que </w:t>
       </w:r>
       <w:r>
-        <w:rPr>
-          <w:rStyle w:val="Extranjerismo"/>
-        </w:rPr>
         <w:t>Google</w:t>
       </w:r>
       <w:r>
@@ -8584,11 +8625,7 @@
     </w:p>
     <w:p>
       <w:r>
-        <w:t xml:space="preserve">El desarrollo tecnológico ha ampliado de manera significativa los conceptos, herramientas y medios asociados a internet. Inicialmente, los sitios web eran accesibles </w:t>
-      </w:r>
-      <w:r>
-        <w:lastRenderedPageBreak/>
-        <w:t xml:space="preserve">únicamente desde computadores de escritorio; posteriormente surgieron los computadores portátiles y, finalmente, los dispositivos móviles como </w:t>
+        <w:t xml:space="preserve">El desarrollo tecnológico ha ampliado de manera significativa los conceptos, herramientas y medios asociados a internet. Inicialmente, los sitios web eran accesibles únicamente desde computadores de escritorio; posteriormente surgieron los computadores portátiles y, finalmente, los dispositivos móviles como </w:t>
       </w:r>
       <w:r>
         <w:rPr>
@@ -8655,6 +8692,7 @@
         </w:numPr>
       </w:pPr>
       <w:r>
+        <w:lastRenderedPageBreak/>
         <w:t xml:space="preserve">Uso de </w:t>
       </w:r>
       <w:r>
@@ -8688,12 +8726,21 @@
         </w:numPr>
       </w:pPr>
       <w:r>
-        <w:t xml:space="preserve">Implementación de media </w:t>
+        <w:t xml:space="preserve">Implementación de </w:t>
       </w:r>
       <w:r>
         <w:rPr>
           <w:rStyle w:val="Extranjerismo"/>
         </w:rPr>
+        <w:t>media</w:t>
+      </w:r>
+      <w:r>
+        <w:t xml:space="preserve"> </w:t>
+      </w:r>
+      <w:r>
+        <w:rPr>
+          <w:rStyle w:val="Extranjerismo"/>
+        </w:rPr>
         <w:t>queries</w:t>
       </w:r>
       <w:r>
@@ -8724,28 +8771,34 @@
         <w:t xml:space="preserve">En este contexto, </w:t>
       </w:r>
       <w:r>
+        <w:t>Google</w:t>
+      </w:r>
+      <w:r>
+        <w:t xml:space="preserve"> ha actualizado sus criterios de clasificación para priorizar sitios optimizados para dispositivos móviles. Si una página no es </w:t>
+      </w:r>
+      <w:r>
         <w:rPr>
           <w:rStyle w:val="Extranjerismo"/>
         </w:rPr>
-        <w:t>Google</w:t>
-      </w:r>
-      <w:r>
-        <w:t xml:space="preserve"> ha actualizado sus criterios de clasificación para priorizar sitios optimizados para dispositivos móviles. Si una página no es </w:t>
+        <w:t>responsive</w:t>
+      </w:r>
+      <w:r>
+        <w:t>, puede aparecer en posiciones inferiores en las SERP (</w:t>
       </w:r>
       <w:r>
         <w:rPr>
           <w:rStyle w:val="Extranjerismo"/>
         </w:rPr>
-        <w:t>responsive</w:t>
-      </w:r>
-      <w:r>
-        <w:t>, puede aparecer en posiciones inferiores en las SERP (</w:t>
+        <w:t>Search</w:t>
+      </w:r>
+      <w:r>
+        <w:t xml:space="preserve"> </w:t>
       </w:r>
       <w:r>
         <w:rPr>
           <w:rStyle w:val="Extranjerismo"/>
         </w:rPr>
-        <w:t>Search</w:t>
+        <w:t>Engine</w:t>
       </w:r>
       <w:r>
         <w:t xml:space="preserve"> </w:t>
@@ -8754,7 +8807,7 @@
         <w:rPr>
           <w:rStyle w:val="Extranjerismo"/>
         </w:rPr>
-        <w:t>Engine</w:t>
+        <w:t>Results</w:t>
       </w:r>
       <w:r>
         <w:t xml:space="preserve"> </w:t>
@@ -8763,15 +8816,6 @@
         <w:rPr>
           <w:rStyle w:val="Extranjerismo"/>
         </w:rPr>
-        <w:t>Results</w:t>
-      </w:r>
-      <w:r>
-        <w:t xml:space="preserve"> </w:t>
-      </w:r>
-      <w:r>
-        <w:rPr>
-          <w:rStyle w:val="Extranjerismo"/>
-        </w:rPr>
         <w:t>Page</w:t>
       </w:r>
       <w:r>
@@ -8780,8 +8824,15 @@
     </w:p>
     <w:p>
       <w:r>
-        <w:lastRenderedPageBreak/>
-        <w:t>La expansión del uso de teléfonos inteligentes transformó la manera en que los usuarios acceden a internet. Actualmente, la conexión a la red se produce en cualquier momento y lugar, lo que amplía el alcance potencial de los sitios web optimizados para móviles. Según Shum (2021), “En la actualidad el 70 % del tráfico de internet proviene de teléfonos móviles”.</w:t>
+        <w:t xml:space="preserve">La expansión del uso de teléfonos inteligentes transformó la manera en que los usuarios acceden a internet. Actualmente, la conexión a la red se produce en cualquier momento y lugar, lo que amplía el alcance potencial de los sitios web optimizados para móviles. Según </w:t>
+      </w:r>
+      <w:proofErr w:type="spellStart"/>
+      <w:r>
+        <w:t>Shum</w:t>
+      </w:r>
+      <w:proofErr w:type="spellEnd"/>
+      <w:r>
+        <w:t xml:space="preserve"> (2021), “En la actualidad el 70 % del tráfico de internet proviene de teléfonos móviles”.</w:t>
       </w:r>
     </w:p>
     <w:p>
@@ -8849,6 +8900,7 @@
           <w:b/>
           <w:bCs/>
         </w:rPr>
+        <w:lastRenderedPageBreak/>
         <w:t>No requiere doble diseño</w:t>
       </w:r>
       <w:r>
@@ -8973,10 +9025,10 @@
           <w:lang w:eastAsia="es-CO"/>
         </w:rPr>
         <w:drawing>
-          <wp:inline distT="0" distB="0" distL="0" distR="0" wp14:anchorId="73AA60D7" wp14:editId="584A5D06">
-            <wp:extent cx="5438775" cy="6711749"/>
-            <wp:effectExtent l="0" t="0" r="0" b="0"/>
-            <wp:docPr id="2" name="Gráfico 2" descr="Síntesis sobre producción de contenidos digitales con categorías como montaje audiovisual, edición de imagen, edición de audio, edición de video, creación web, maquetación y frontend, y web responsive y SEO, junto con subtemas relacionados a procesos técnicos, herramientas, formatos, lenguajes, arquitectura, estándares y optimización digital. "/>
+          <wp:inline distT="0" distB="0" distL="0" distR="0" wp14:anchorId="1ADD5BD9" wp14:editId="1D32F8DD">
+            <wp:extent cx="5441511" cy="6715125"/>
+            <wp:effectExtent l="0" t="0" r="6985" b="0"/>
+            <wp:docPr id="4" name="Gráfico 4" descr="Síntesis sobre producción de contenidos digitales con categorías como montaje audiovisual, edición de imagen, edición de audio, edición de video, creación web, maquetación y frontend, y web responsive y SEO, junto con subtemas relacionados a procesos técnicos, herramientas, formatos, lenguajes, arquitectura, estándares y optimización digital. "/>
             <wp:cNvGraphicFramePr>
               <a:graphicFrameLocks xmlns:a="http://schemas.openxmlformats.org/drawingml/2006/main" noChangeAspect="1"/>
             </wp:cNvGraphicFramePr>
@@ -8984,7 +9036,7 @@
               <a:graphicData uri="http://schemas.openxmlformats.org/drawingml/2006/picture">
                 <pic:pic xmlns:pic="http://schemas.openxmlformats.org/drawingml/2006/picture">
                   <pic:nvPicPr>
-                    <pic:cNvPr id="2" name="Gráfico 2" descr="Síntesis sobre producción de contenidos digitales con categorías como montaje audiovisual, edición de imagen, edición de audio, edición de video, creación web, maquetación y frontend, y web responsive y SEO, junto con subtemas relacionados a procesos técnicos, herramientas, formatos, lenguajes, arquitectura, estándares y optimización digital. "/>
+                    <pic:cNvPr id="4" name="Gráfico 4" descr="Síntesis sobre producción de contenidos digitales con categorías como montaje audiovisual, edición de imagen, edición de audio, edición de video, creación web, maquetación y frontend, y web responsive y SEO, junto con subtemas relacionados a procesos técnicos, herramientas, formatos, lenguajes, arquitectura, estándares y optimización digital. "/>
                     <pic:cNvPicPr/>
                   </pic:nvPicPr>
                   <pic:blipFill>
@@ -9002,7 +9054,7 @@
                   <pic:spPr>
                     <a:xfrm>
                       <a:off x="0" y="0"/>
-                      <a:ext cx="5443554" cy="6717646"/>
+                      <a:ext cx="5447260" cy="6722220"/>
                     </a:xfrm>
                     <a:prstGeom prst="rect">
                       <a:avLst/>
@@ -9059,7 +9111,13 @@
         <w:t xml:space="preserve">Declaración CSS: </w:t>
       </w:r>
       <w:r>
-        <w:t>es la suma de la propiedad más el valor y se encuentra siempre entre dos corchetes. Si el selector es la parte del código que indica en qué parte se ha de aplicar la regla CSS, la declaración explica en qué consisten las instrucciones.</w:t>
+        <w:t xml:space="preserve">es la suma de la propiedad más el valor y se encuentra siempre entre dos </w:t>
+      </w:r>
+      <w:r>
+        <w:t>llaves</w:t>
+      </w:r>
+      <w:r>
+        <w:t>. Si el selector es la parte del código que indica en qué parte se ha de aplicar la regla CSS, la declaración explica en qué consisten las instrucciones.</w:t>
       </w:r>
     </w:p>
     <w:p>
@@ -9107,10 +9165,18 @@
       </w:pPr>
       <w:r>
         <w:rPr>
-          <w:b/>
-          <w:bCs/>
-        </w:rPr>
-        <w:t xml:space="preserve">Hosting: </w:t>
+          <w:rStyle w:val="Extranjerismo"/>
+          <w:b/>
+          <w:bCs/>
+        </w:rPr>
+        <w:t>Hosting</w:t>
+      </w:r>
+      <w:r>
+        <w:rPr>
+          <w:b/>
+          <w:bCs/>
+        </w:rPr>
+        <w:t xml:space="preserve">: </w:t>
       </w:r>
       <w:r>
         <w:t>sinónimo de servidor; también se denomina así a los servidores que alojan sitios web y se les conoce como HOST.</w:t>
@@ -9137,7 +9203,13 @@
         <w:t>hypertext markup language</w:t>
       </w:r>
       <w:r>
-        <w:t xml:space="preserve"> o lenguaje de marcado de hipertextos. Destinado a simplificar la escritura de documentos estándar. Es la base estructural en la que están diseñadas las páginas de la </w:t>
+        <w:t xml:space="preserve"> o lenguaje de marcado de hipertext</w:t>
+      </w:r>
+      <w:r>
+        <w:t>o</w:t>
+      </w:r>
+      <w:r>
+        <w:t xml:space="preserve">. Destinado a simplificar la escritura de documentos estándar. Es la base estructural en la que están diseñadas las páginas de la </w:t>
       </w:r>
       <w:r>
         <w:rPr>
@@ -9296,8 +9368,13 @@
       </w:hyperlink>
     </w:p>
     <w:p>
-      <w:r>
-        <w:t xml:space="preserve">Faulker, A., y </w:t>
+      <w:proofErr w:type="spellStart"/>
+      <w:r>
+        <w:t>Faulker</w:t>
+      </w:r>
+      <w:proofErr w:type="spellEnd"/>
+      <w:r>
+        <w:t xml:space="preserve">, A., y </w:t>
       </w:r>
       <w:proofErr w:type="spellStart"/>
       <w:r>
@@ -9336,7 +9413,13 @@
     </w:p>
     <w:p>
       <w:r>
-        <w:t>Leyva, Alarcón, Barrera, y Ortegón. (2016). Exploración del diseño y arquitectura web: aplicación a páginas electrónicas del sector bancario desde la perspectiva del usuario. Revista Escuela de Administración de Negocios, (80), 41-57.</w:t>
+        <w:t>Leyva, Alarcón, Barrera</w:t>
+      </w:r>
+      <w:r>
+        <w:t xml:space="preserve"> </w:t>
+      </w:r>
+      <w:r>
+        <w:t>y Ortegón. (2016). Exploración del diseño y arquitectura web: aplicación a páginas electrónicas del sector bancario desde la perspectiva del usuario. Revista Escuela de Administración de Negocios, (80), 41-57.</w:t>
       </w:r>
     </w:p>
     <w:p>
@@ -9358,11 +9441,16 @@
       </w:r>
     </w:p>
     <w:p>
-      <w:r>
-        <w:t xml:space="preserve">Morville, P., y Rosenfeld, L. (1998). </w:t>
-      </w:r>
       <w:proofErr w:type="spellStart"/>
       <w:r>
+        <w:t>Morville</w:t>
+      </w:r>
+      <w:proofErr w:type="spellEnd"/>
+      <w:r>
+        <w:t xml:space="preserve">, P., y Rosenfeld, L. (1998). </w:t>
+      </w:r>
+      <w:proofErr w:type="spellStart"/>
+      <w:r>
         <w:t>Information</w:t>
       </w:r>
       <w:proofErr w:type="spellEnd"/>
@@ -9391,7 +9479,15 @@
       </w:r>
       <w:proofErr w:type="spellEnd"/>
       <w:r>
-        <w:t xml:space="preserve"> World Wide Web. O’Reilly.</w:t>
+        <w:t xml:space="preserve"> </w:t>
+      </w:r>
+      <w:proofErr w:type="spellStart"/>
+      <w:r>
+        <w:t>World</w:t>
+      </w:r>
+      <w:proofErr w:type="spellEnd"/>
+      <w:r>
+        <w:t xml:space="preserve"> Wide Web. O’Reilly.</w:t>
       </w:r>
     </w:p>
     <w:p>
@@ -9440,16 +9536,21 @@
       </w:hyperlink>
     </w:p>
     <w:p>
-      <w:r>
-        <w:t xml:space="preserve">Shum, Y. M. (2021). Situación global </w:t>
-      </w:r>
       <w:proofErr w:type="spellStart"/>
       <w:r>
+        <w:t>Shum</w:t>
+      </w:r>
+      <w:proofErr w:type="spellEnd"/>
+      <w:r>
+        <w:t xml:space="preserve">, Y. M. (2021). Situación global </w:t>
+      </w:r>
+      <w:proofErr w:type="spellStart"/>
+      <w:r>
         <w:t>mobile</w:t>
       </w:r>
       <w:proofErr w:type="spellEnd"/>
       <w:r>
-        <w:t xml:space="preserve"> 2020: 5.190 millones de usuarios únicos. </w:t>
+        <w:t xml:space="preserve"> 2020. </w:t>
       </w:r>
       <w:hyperlink r:id="rId23" w:history="1">
         <w:r>
@@ -9617,21 +9718,7 @@
               <w:rPr>
                 <w:lang w:val="es-CO"/>
               </w:rPr>
-              <w:t xml:space="preserve">Profesional 06. </w:t>
-            </w:r>
-          </w:p>
-          <w:p>
-            <w:pPr>
-              <w:pStyle w:val="TextoTablas"/>
-              <w:rPr>
-                <w:lang w:val="es-CO"/>
-              </w:rPr>
-            </w:pPr>
-            <w:r>
-              <w:rPr>
-                <w:lang w:val="es-CO"/>
-              </w:rPr>
-              <w:t>Responsable del ecosistema virtual de recursos educativos digitales</w:t>
+              <w:t>Profesional 06. Responsable del ecosistema virtual de recursos educativos digitales</w:t>
             </w:r>
           </w:p>
         </w:tc>
@@ -9671,8 +9758,16 @@
               <w:rPr>
                 <w:lang w:val="es-CO"/>
               </w:rPr>
-              <w:t>Olga Constanza Bermúdez Jaimes</w:t>
-            </w:r>
+              <w:t xml:space="preserve">Olga Constanza Bermúdez </w:t>
+            </w:r>
+            <w:proofErr w:type="spellStart"/>
+            <w:r>
+              <w:rPr>
+                <w:lang w:val="es-CO"/>
+              </w:rPr>
+              <w:t>Jaimes</w:t>
+            </w:r>
+            <w:proofErr w:type="spellEnd"/>
           </w:p>
         </w:tc>
         <w:tc>
@@ -9818,6 +9913,12 @@
               </w:rPr>
               <w:t>Paola Alexandra Moya</w:t>
             </w:r>
+            <w:r>
+              <w:rPr>
+                <w:lang w:val="es-CO"/>
+              </w:rPr>
+              <w:t xml:space="preserve"> Peralta</w:t>
+            </w:r>
           </w:p>
         </w:tc>
         <w:tc>
@@ -9884,12 +9985,41 @@
               <w:rPr>
                 <w:lang w:val="es-CO"/>
               </w:rPr>
-              <w:t xml:space="preserve">Carlos Julian Ramirez </w:t>
-            </w:r>
+              <w:t xml:space="preserve">Carlos </w:t>
+            </w:r>
+            <w:proofErr w:type="spellStart"/>
             <w:r>
               <w:rPr>
                 <w:lang w:val="es-CO"/>
               </w:rPr>
+              <w:t>Julian</w:t>
+            </w:r>
+            <w:proofErr w:type="spellEnd"/>
+            <w:r>
+              <w:rPr>
+                <w:lang w:val="es-CO"/>
+              </w:rPr>
+              <w:t xml:space="preserve"> </w:t>
+            </w:r>
+            <w:proofErr w:type="spellStart"/>
+            <w:r>
+              <w:rPr>
+                <w:lang w:val="es-CO"/>
+              </w:rPr>
+              <w:t>Ramirez</w:t>
+            </w:r>
+            <w:proofErr w:type="spellEnd"/>
+            <w:r>
+              <w:rPr>
+                <w:lang w:val="es-CO"/>
+              </w:rPr>
+              <w:t xml:space="preserve"> </w:t>
+            </w:r>
+            <w:proofErr w:type="spellStart"/>
+            <w:r>
+              <w:rPr>
+                <w:lang w:val="es-CO"/>
+              </w:rPr>
               <w:t>B</w:t>
             </w:r>
             <w:r>
@@ -9898,6 +10028,7 @@
               </w:rPr>
               <w:t>enitez</w:t>
             </w:r>
+            <w:proofErr w:type="spellEnd"/>
           </w:p>
         </w:tc>
         <w:tc>
@@ -9967,8 +10098,13 @@
               <w:pStyle w:val="TextoTablas"/>
             </w:pPr>
             <w:r>
-              <w:t>Cielo Damaris Angulo Rodriguez</w:t>
-            </w:r>
+              <w:t xml:space="preserve">Cielo Damaris Angulo </w:t>
+            </w:r>
+            <w:proofErr w:type="spellStart"/>
+            <w:r>
+              <w:t>Rodriguez</w:t>
+            </w:r>
+            <w:proofErr w:type="spellEnd"/>
           </w:p>
         </w:tc>
         <w:tc>
@@ -9992,7 +10128,19 @@
               <w:rPr>
                 <w:lang w:val="es-CO"/>
               </w:rPr>
-              <w:t xml:space="preserve">esarrollador </w:t>
+              <w:t>esarrollador</w:t>
+            </w:r>
+            <w:r>
+              <w:rPr>
+                <w:lang w:val="es-CO"/>
+              </w:rPr>
+              <w:t>a</w:t>
+            </w:r>
+            <w:r>
+              <w:rPr>
+                <w:lang w:val="es-CO"/>
+              </w:rPr>
+              <w:t xml:space="preserve"> </w:t>
             </w:r>
             <w:r>
               <w:rPr>
@@ -10307,12 +10455,28 @@
                 <w:lang w:val="es-CO"/>
               </w:rPr>
             </w:pPr>
+            <w:proofErr w:type="spellStart"/>
             <w:r>
               <w:rPr>
                 <w:lang w:val="es-CO"/>
               </w:rPr>
-              <w:t>Maria Carolina Tamayo Lopez</w:t>
-            </w:r>
+              <w:t>Maria</w:t>
+            </w:r>
+            <w:proofErr w:type="spellEnd"/>
+            <w:r>
+              <w:rPr>
+                <w:lang w:val="es-CO"/>
+              </w:rPr>
+              <w:t xml:space="preserve"> Carolina Tamayo </w:t>
+            </w:r>
+            <w:proofErr w:type="spellStart"/>
+            <w:r>
+              <w:rPr>
+                <w:lang w:val="es-CO"/>
+              </w:rPr>
+              <w:t>Lopez</w:t>
+            </w:r>
+            <w:proofErr w:type="spellEnd"/>
           </w:p>
         </w:tc>
         <w:tc>
@@ -10370,7 +10534,6 @@
               <w:rPr>
                 <w:lang w:val="es-CO"/>
               </w:rPr>
-              <w:lastRenderedPageBreak/>
               <w:t>German Acosta Ramos</w:t>
             </w:r>
           </w:p>
@@ -10445,6 +10608,7 @@
               <w:rPr>
                 <w:lang w:val="es-CO"/>
               </w:rPr>
+              <w:lastRenderedPageBreak/>
               <w:t>Ricardo Oliveros Zambrano</w:t>
             </w:r>
           </w:p>
@@ -10541,7 +10705,19 @@
               <w:rPr>
                 <w:lang w:val="es-CO"/>
               </w:rPr>
-              <w:t>Validador de recursos educativos digitales</w:t>
+              <w:t>Validador</w:t>
+            </w:r>
+            <w:r>
+              <w:rPr>
+                <w:lang w:val="es-CO"/>
+              </w:rPr>
+              <w:t>a</w:t>
+            </w:r>
+            <w:r>
+              <w:rPr>
+                <w:lang w:val="es-CO"/>
+              </w:rPr>
+              <w:t xml:space="preserve"> de recursos educativos digitales</w:t>
             </w:r>
           </w:p>
         </w:tc>
@@ -10669,7 +10845,21 @@
               <w:rPr>
                 <w:lang w:val="es-CO"/>
               </w:rPr>
-              <w:t xml:space="preserve"> Wilfredo PIzo Ossa</w:t>
+              <w:t xml:space="preserve"> Wilfredo </w:t>
+            </w:r>
+            <w:proofErr w:type="spellStart"/>
+            <w:r>
+              <w:rPr>
+                <w:lang w:val="es-CO"/>
+              </w:rPr>
+              <w:t>PIzo</w:t>
+            </w:r>
+            <w:proofErr w:type="spellEnd"/>
+            <w:r>
+              <w:rPr>
+                <w:lang w:val="es-CO"/>
+              </w:rPr>
+              <w:t xml:space="preserve"> Ossa</w:t>
             </w:r>
           </w:p>
         </w:tc>
@@ -10753,7 +10943,7 @@
 </file>
 
 <file path=word/endnotes.xml><?xml version="1.0" encoding="utf-8"?>
-<w:endnotes xmlns:wpc="http://schemas.microsoft.com/office/word/2010/wordprocessingCanvas" xmlns:cx="http://schemas.microsoft.com/office/drawing/2014/chartex" xmlns:cx1="http://schemas.microsoft.com/office/drawing/2015/9/8/chartex" xmlns:cx2="http://schemas.microsoft.com/office/drawing/2015/10/21/chartex" xmlns:cx3="http://schemas.microsoft.com/office/drawing/2016/5/9/chartex" xmlns:cx4="http://schemas.microsoft.com/office/drawing/2016/5/10/chartex" xmlns:cx5="http://schemas.microsoft.com/office/drawing/2016/5/11/chartex" xmlns:cx6="http://schemas.microsoft.com/office/drawing/2016/5/12/chartex" xmlns:cx7="http://schemas.microsoft.com/office/drawing/2016/5/13/chartex" xmlns:cx8="http://schemas.microsoft.com/office/drawing/2016/5/14/chartex" xmlns:mc="http://schemas.openxmlformats.org/markup-compatibility/2006" xmlns:aink="http://schemas.microsoft.com/office/drawing/2016/ink" xmlns:am3d="http://schemas.microsoft.com/office/drawing/2017/model3d" xmlns:o="urn:schemas-microsoft-com:office:office" xmlns:oel="http://schemas.microsoft.com/office/2019/extlst" xmlns:r="http://schemas.openxmlformats.org/officeDocument/2006/relationships" xmlns:m="http://schemas.openxmlformats.org/officeDocument/2006/math" xmlns:v="urn:schemas-microsoft-com:vml" xmlns:wp14="http://schemas.microsoft.com/office/word/2010/wordprocessingDrawing" xmlns:wp="http://schemas.openxmlformats.org/drawingml/2006/wordprocessingDrawing" xmlns:w10="urn:schemas-microsoft-com:office:word" xmlns:w="http://schemas.openxmlformats.org/wordprocessingml/2006/main" xmlns:w14="http://schemas.microsoft.com/office/word/2010/wordml" xmlns:w15="http://schemas.microsoft.com/office/word/2012/wordml" xmlns:w16cex="http://schemas.microsoft.com/office/word/2018/wordml/cex" xmlns:w16cid="http://schemas.microsoft.com/office/word/2016/wordml/cid" xmlns:w16="http://schemas.microsoft.com/office/word/2018/wordml" xmlns:w16du="http://schemas.microsoft.com/office/word/2023/wordml/word16du" xmlns:w16sdtdh="http://schemas.microsoft.com/office/word/2020/wordml/sdtdatahash" xmlns:w16sdtfl="http://schemas.microsoft.com/office/word/2024/wordml/sdtformatlock" xmlns:w16se="http://schemas.microsoft.com/office/word/2015/wordml/symex" xmlns:wpg="http://schemas.microsoft.com/office/word/2010/wordprocessingGroup" xmlns:wpi="http://schemas.microsoft.com/office/word/2010/wordprocessingInk" xmlns:wne="http://schemas.microsoft.com/office/word/2006/wordml" xmlns:wps="http://schemas.microsoft.com/office/word/2010/wordprocessingShape" mc:Ignorable="w14 w15 w16se w16cid w16 w16cex w16sdtdh w16sdtfl w16du wp14">
+<w:endnotes xmlns:wpc="http://schemas.microsoft.com/office/word/2010/wordprocessingCanvas" xmlns:cx="http://schemas.microsoft.com/office/drawing/2014/chartex" xmlns:cx1="http://schemas.microsoft.com/office/drawing/2015/9/8/chartex" xmlns:cx2="http://schemas.microsoft.com/office/drawing/2015/10/21/chartex" xmlns:cx3="http://schemas.microsoft.com/office/drawing/2016/5/9/chartex" xmlns:cx4="http://schemas.microsoft.com/office/drawing/2016/5/10/chartex" xmlns:cx5="http://schemas.microsoft.com/office/drawing/2016/5/11/chartex" xmlns:cx6="http://schemas.microsoft.com/office/drawing/2016/5/12/chartex" xmlns:cx7="http://schemas.microsoft.com/office/drawing/2016/5/13/chartex" xmlns:cx8="http://schemas.microsoft.com/office/drawing/2016/5/14/chartex" xmlns:mc="http://schemas.openxmlformats.org/markup-compatibility/2006" xmlns:aink="http://schemas.microsoft.com/office/drawing/2016/ink" xmlns:am3d="http://schemas.microsoft.com/office/drawing/2017/model3d" xmlns:o="urn:schemas-microsoft-com:office:office" xmlns:r="http://schemas.openxmlformats.org/officeDocument/2006/relationships" xmlns:m="http://schemas.openxmlformats.org/officeDocument/2006/math" xmlns:v="urn:schemas-microsoft-com:vml" xmlns:wp14="http://schemas.microsoft.com/office/word/2010/wordprocessingDrawing" xmlns:wp="http://schemas.openxmlformats.org/drawingml/2006/wordprocessingDrawing" xmlns:w10="urn:schemas-microsoft-com:office:word" xmlns:w="http://schemas.openxmlformats.org/wordprocessingml/2006/main" xmlns:w14="http://schemas.microsoft.com/office/word/2010/wordml" xmlns:w15="http://schemas.microsoft.com/office/word/2012/wordml" xmlns:w16cex="http://schemas.microsoft.com/office/word/2018/wordml/cex" xmlns:w16cid="http://schemas.microsoft.com/office/word/2016/wordml/cid" xmlns:w16="http://schemas.microsoft.com/office/word/2018/wordml" xmlns:w16sdtdh="http://schemas.microsoft.com/office/word/2020/wordml/sdtdatahash" xmlns:w16se="http://schemas.microsoft.com/office/word/2015/wordml/symex" xmlns:wpg="http://schemas.microsoft.com/office/word/2010/wordprocessingGroup" xmlns:wpi="http://schemas.microsoft.com/office/word/2010/wordprocessingInk" xmlns:wne="http://schemas.microsoft.com/office/word/2006/wordml" xmlns:wps="http://schemas.microsoft.com/office/word/2010/wordprocessingShape" mc:Ignorable="w14 w15 w16se w16cid w16 w16cex w16sdtdh wp14">
   <w:endnote w:type="separator" w:id="-1">
     <w:p>
       <w:pPr>
@@ -10778,7 +10968,7 @@
 </file>
 
 <file path=word/footer1.xml><?xml version="1.0" encoding="utf-8"?>
-<w:ftr xmlns:wpc="http://schemas.microsoft.com/office/word/2010/wordprocessingCanvas" xmlns:cx="http://schemas.microsoft.com/office/drawing/2014/chartex" xmlns:cx1="http://schemas.microsoft.com/office/drawing/2015/9/8/chartex" xmlns:cx2="http://schemas.microsoft.com/office/drawing/2015/10/21/chartex" xmlns:cx3="http://schemas.microsoft.com/office/drawing/2016/5/9/chartex" xmlns:cx4="http://schemas.microsoft.com/office/drawing/2016/5/10/chartex" xmlns:cx5="http://schemas.microsoft.com/office/drawing/2016/5/11/chartex" xmlns:cx6="http://schemas.microsoft.com/office/drawing/2016/5/12/chartex" xmlns:cx7="http://schemas.microsoft.com/office/drawing/2016/5/13/chartex" xmlns:cx8="http://schemas.microsoft.com/office/drawing/2016/5/14/chartex" xmlns:mc="http://schemas.openxmlformats.org/markup-compatibility/2006" xmlns:aink="http://schemas.microsoft.com/office/drawing/2016/ink" xmlns:am3d="http://schemas.microsoft.com/office/drawing/2017/model3d" xmlns:o="urn:schemas-microsoft-com:office:office" xmlns:oel="http://schemas.microsoft.com/office/2019/extlst" xmlns:r="http://schemas.openxmlformats.org/officeDocument/2006/relationships" xmlns:m="http://schemas.openxmlformats.org/officeDocument/2006/math" xmlns:v="urn:schemas-microsoft-com:vml" xmlns:wp14="http://schemas.microsoft.com/office/word/2010/wordprocessingDrawing" xmlns:wp="http://schemas.openxmlformats.org/drawingml/2006/wordprocessingDrawing" xmlns:w10="urn:schemas-microsoft-com:office:word" xmlns:w="http://schemas.openxmlformats.org/wordprocessingml/2006/main" xmlns:w14="http://schemas.microsoft.com/office/word/2010/wordml" xmlns:w15="http://schemas.microsoft.com/office/word/2012/wordml" xmlns:w16cex="http://schemas.microsoft.com/office/word/2018/wordml/cex" xmlns:w16cid="http://schemas.microsoft.com/office/word/2016/wordml/cid" xmlns:w16="http://schemas.microsoft.com/office/word/2018/wordml" xmlns:w16du="http://schemas.microsoft.com/office/word/2023/wordml/word16du" xmlns:w16sdtdh="http://schemas.microsoft.com/office/word/2020/wordml/sdtdatahash" xmlns:w16sdtfl="http://schemas.microsoft.com/office/word/2024/wordml/sdtformatlock" xmlns:w16se="http://schemas.microsoft.com/office/word/2015/wordml/symex" xmlns:wpg="http://schemas.microsoft.com/office/word/2010/wordprocessingGroup" xmlns:wpi="http://schemas.microsoft.com/office/word/2010/wordprocessingInk" xmlns:wne="http://schemas.microsoft.com/office/word/2006/wordml" xmlns:wps="http://schemas.microsoft.com/office/word/2010/wordprocessingShape" mc:Ignorable="w14 w15 w16se w16cid w16 w16cex w16sdtdh w16sdtfl w16du wp14">
+<w:ftr xmlns:wpc="http://schemas.microsoft.com/office/word/2010/wordprocessingCanvas" xmlns:cx="http://schemas.microsoft.com/office/drawing/2014/chartex" xmlns:cx1="http://schemas.microsoft.com/office/drawing/2015/9/8/chartex" xmlns:cx2="http://schemas.microsoft.com/office/drawing/2015/10/21/chartex" xmlns:cx3="http://schemas.microsoft.com/office/drawing/2016/5/9/chartex" xmlns:cx4="http://schemas.microsoft.com/office/drawing/2016/5/10/chartex" xmlns:cx5="http://schemas.microsoft.com/office/drawing/2016/5/11/chartex" xmlns:cx6="http://schemas.microsoft.com/office/drawing/2016/5/12/chartex" xmlns:cx7="http://schemas.microsoft.com/office/drawing/2016/5/13/chartex" xmlns:cx8="http://schemas.microsoft.com/office/drawing/2016/5/14/chartex" xmlns:mc="http://schemas.openxmlformats.org/markup-compatibility/2006" xmlns:aink="http://schemas.microsoft.com/office/drawing/2016/ink" xmlns:am3d="http://schemas.microsoft.com/office/drawing/2017/model3d" xmlns:o="urn:schemas-microsoft-com:office:office" xmlns:r="http://schemas.openxmlformats.org/officeDocument/2006/relationships" xmlns:m="http://schemas.openxmlformats.org/officeDocument/2006/math" xmlns:v="urn:schemas-microsoft-com:vml" xmlns:wp14="http://schemas.microsoft.com/office/word/2010/wordprocessingDrawing" xmlns:wp="http://schemas.openxmlformats.org/drawingml/2006/wordprocessingDrawing" xmlns:w10="urn:schemas-microsoft-com:office:word" xmlns:w="http://schemas.openxmlformats.org/wordprocessingml/2006/main" xmlns:w14="http://schemas.microsoft.com/office/word/2010/wordml" xmlns:w15="http://schemas.microsoft.com/office/word/2012/wordml" xmlns:w16cex="http://schemas.microsoft.com/office/word/2018/wordml/cex" xmlns:w16cid="http://schemas.microsoft.com/office/word/2016/wordml/cid" xmlns:w16="http://schemas.microsoft.com/office/word/2018/wordml" xmlns:w16sdtdh="http://schemas.microsoft.com/office/word/2020/wordml/sdtdatahash" xmlns:w16se="http://schemas.microsoft.com/office/word/2015/wordml/symex" xmlns:wpg="http://schemas.microsoft.com/office/word/2010/wordprocessingGroup" xmlns:wpi="http://schemas.microsoft.com/office/word/2010/wordprocessingInk" xmlns:wne="http://schemas.microsoft.com/office/word/2006/wordml" xmlns:wps="http://schemas.microsoft.com/office/word/2010/wordprocessingShape" mc:Ignorable="w14 w15 w16se w16cid w16 w16cex w16sdtdh wp14">
   <w:sdt>
     <w:sdtPr>
       <w:id w:val="-1465197936"/>
@@ -10787,6 +10977,7 @@
         <w:docPartUnique/>
       </w:docPartObj>
     </w:sdtPr>
+    <w:sdtEndPr/>
     <w:sdtContent>
       <w:p>
         <w:pPr>
@@ -10823,7 +11014,7 @@
 </file>
 
 <file path=word/footnotes.xml><?xml version="1.0" encoding="utf-8"?>
-<w:footnotes xmlns:wpc="http://schemas.microsoft.com/office/word/2010/wordprocessingCanvas" xmlns:cx="http://schemas.microsoft.com/office/drawing/2014/chartex" xmlns:cx1="http://schemas.microsoft.com/office/drawing/2015/9/8/chartex" xmlns:cx2="http://schemas.microsoft.com/office/drawing/2015/10/21/chartex" xmlns:cx3="http://schemas.microsoft.com/office/drawing/2016/5/9/chartex" xmlns:cx4="http://schemas.microsoft.com/office/drawing/2016/5/10/chartex" xmlns:cx5="http://schemas.microsoft.com/office/drawing/2016/5/11/chartex" xmlns:cx6="http://schemas.microsoft.com/office/drawing/2016/5/12/chartex" xmlns:cx7="http://schemas.microsoft.com/office/drawing/2016/5/13/chartex" xmlns:cx8="http://schemas.microsoft.com/office/drawing/2016/5/14/chartex" xmlns:mc="http://schemas.openxmlformats.org/markup-compatibility/2006" xmlns:aink="http://schemas.microsoft.com/office/drawing/2016/ink" xmlns:am3d="http://schemas.microsoft.com/office/drawing/2017/model3d" xmlns:o="urn:schemas-microsoft-com:office:office" xmlns:oel="http://schemas.microsoft.com/office/2019/extlst" xmlns:r="http://schemas.openxmlformats.org/officeDocument/2006/relationships" xmlns:m="http://schemas.openxmlformats.org/officeDocument/2006/math" xmlns:v="urn:schemas-microsoft-com:vml" xmlns:wp14="http://schemas.microsoft.com/office/word/2010/wordprocessingDrawing" xmlns:wp="http://schemas.openxmlformats.org/drawingml/2006/wordprocessingDrawing" xmlns:w10="urn:schemas-microsoft-com:office:word" xmlns:w="http://schemas.openxmlformats.org/wordprocessingml/2006/main" xmlns:w14="http://schemas.microsoft.com/office/word/2010/wordml" xmlns:w15="http://schemas.microsoft.com/office/word/2012/wordml" xmlns:w16cex="http://schemas.microsoft.com/office/word/2018/wordml/cex" xmlns:w16cid="http://schemas.microsoft.com/office/word/2016/wordml/cid" xmlns:w16="http://schemas.microsoft.com/office/word/2018/wordml" xmlns:w16du="http://schemas.microsoft.com/office/word/2023/wordml/word16du" xmlns:w16sdtdh="http://schemas.microsoft.com/office/word/2020/wordml/sdtdatahash" xmlns:w16sdtfl="http://schemas.microsoft.com/office/word/2024/wordml/sdtformatlock" xmlns:w16se="http://schemas.microsoft.com/office/word/2015/wordml/symex" xmlns:wpg="http://schemas.microsoft.com/office/word/2010/wordprocessingGroup" xmlns:wpi="http://schemas.microsoft.com/office/word/2010/wordprocessingInk" xmlns:wne="http://schemas.microsoft.com/office/word/2006/wordml" xmlns:wps="http://schemas.microsoft.com/office/word/2010/wordprocessingShape" mc:Ignorable="w14 w15 w16se w16cid w16 w16cex w16sdtdh w16sdtfl w16du wp14">
+<w:footnotes xmlns:wpc="http://schemas.microsoft.com/office/word/2010/wordprocessingCanvas" xmlns:cx="http://schemas.microsoft.com/office/drawing/2014/chartex" xmlns:cx1="http://schemas.microsoft.com/office/drawing/2015/9/8/chartex" xmlns:cx2="http://schemas.microsoft.com/office/drawing/2015/10/21/chartex" xmlns:cx3="http://schemas.microsoft.com/office/drawing/2016/5/9/chartex" xmlns:cx4="http://schemas.microsoft.com/office/drawing/2016/5/10/chartex" xmlns:cx5="http://schemas.microsoft.com/office/drawing/2016/5/11/chartex" xmlns:cx6="http://schemas.microsoft.com/office/drawing/2016/5/12/chartex" xmlns:cx7="http://schemas.microsoft.com/office/drawing/2016/5/13/chartex" xmlns:cx8="http://schemas.microsoft.com/office/drawing/2016/5/14/chartex" xmlns:mc="http://schemas.openxmlformats.org/markup-compatibility/2006" xmlns:aink="http://schemas.microsoft.com/office/drawing/2016/ink" xmlns:am3d="http://schemas.microsoft.com/office/drawing/2017/model3d" xmlns:o="urn:schemas-microsoft-com:office:office" xmlns:r="http://schemas.openxmlformats.org/officeDocument/2006/relationships" xmlns:m="http://schemas.openxmlformats.org/officeDocument/2006/math" xmlns:v="urn:schemas-microsoft-com:vml" xmlns:wp14="http://schemas.microsoft.com/office/word/2010/wordprocessingDrawing" xmlns:wp="http://schemas.openxmlformats.org/drawingml/2006/wordprocessingDrawing" xmlns:w10="urn:schemas-microsoft-com:office:word" xmlns:w="http://schemas.openxmlformats.org/wordprocessingml/2006/main" xmlns:w14="http://schemas.microsoft.com/office/word/2010/wordml" xmlns:w15="http://schemas.microsoft.com/office/word/2012/wordml" xmlns:w16cex="http://schemas.microsoft.com/office/word/2018/wordml/cex" xmlns:w16cid="http://schemas.microsoft.com/office/word/2016/wordml/cid" xmlns:w16="http://schemas.microsoft.com/office/word/2018/wordml" xmlns:w16sdtdh="http://schemas.microsoft.com/office/word/2020/wordml/sdtdatahash" xmlns:w16se="http://schemas.microsoft.com/office/word/2015/wordml/symex" xmlns:wpg="http://schemas.microsoft.com/office/word/2010/wordprocessingGroup" xmlns:wpi="http://schemas.microsoft.com/office/word/2010/wordprocessingInk" xmlns:wne="http://schemas.microsoft.com/office/word/2006/wordml" xmlns:wps="http://schemas.microsoft.com/office/word/2010/wordprocessingShape" mc:Ignorable="w14 w15 w16se w16cid w16 w16cex w16sdtdh wp14">
   <w:footnote w:type="separator" w:id="-1">
     <w:p>
       <w:pPr>
@@ -10848,7 +11039,7 @@
 </file>
 
 <file path=word/header1.xml><?xml version="1.0" encoding="utf-8"?>
-<w:hdr xmlns:wpc="http://schemas.microsoft.com/office/word/2010/wordprocessingCanvas" xmlns:cx="http://schemas.microsoft.com/office/drawing/2014/chartex" xmlns:cx1="http://schemas.microsoft.com/office/drawing/2015/9/8/chartex" xmlns:cx2="http://schemas.microsoft.com/office/drawing/2015/10/21/chartex" xmlns:cx3="http://schemas.microsoft.com/office/drawing/2016/5/9/chartex" xmlns:cx4="http://schemas.microsoft.com/office/drawing/2016/5/10/chartex" xmlns:cx5="http://schemas.microsoft.com/office/drawing/2016/5/11/chartex" xmlns:cx6="http://schemas.microsoft.com/office/drawing/2016/5/12/chartex" xmlns:cx7="http://schemas.microsoft.com/office/drawing/2016/5/13/chartex" xmlns:cx8="http://schemas.microsoft.com/office/drawing/2016/5/14/chartex" xmlns:mc="http://schemas.openxmlformats.org/markup-compatibility/2006" xmlns:aink="http://schemas.microsoft.com/office/drawing/2016/ink" xmlns:am3d="http://schemas.microsoft.com/office/drawing/2017/model3d" xmlns:o="urn:schemas-microsoft-com:office:office" xmlns:oel="http://schemas.microsoft.com/office/2019/extlst" xmlns:r="http://schemas.openxmlformats.org/officeDocument/2006/relationships" xmlns:m="http://schemas.openxmlformats.org/officeDocument/2006/math" xmlns:v="urn:schemas-microsoft-com:vml" xmlns:wp14="http://schemas.microsoft.com/office/word/2010/wordprocessingDrawing" xmlns:wp="http://schemas.openxmlformats.org/drawingml/2006/wordprocessingDrawing" xmlns:w10="urn:schemas-microsoft-com:office:word" xmlns:w="http://schemas.openxmlformats.org/wordprocessingml/2006/main" xmlns:w14="http://schemas.microsoft.com/office/word/2010/wordml" xmlns:w15="http://schemas.microsoft.com/office/word/2012/wordml" xmlns:w16cex="http://schemas.microsoft.com/office/word/2018/wordml/cex" xmlns:w16cid="http://schemas.microsoft.com/office/word/2016/wordml/cid" xmlns:w16="http://schemas.microsoft.com/office/word/2018/wordml" xmlns:w16du="http://schemas.microsoft.com/office/word/2023/wordml/word16du" xmlns:w16sdtdh="http://schemas.microsoft.com/office/word/2020/wordml/sdtdatahash" xmlns:w16sdtfl="http://schemas.microsoft.com/office/word/2024/wordml/sdtformatlock" xmlns:w16se="http://schemas.microsoft.com/office/word/2015/wordml/symex" xmlns:wpg="http://schemas.microsoft.com/office/word/2010/wordprocessingGroup" xmlns:wpi="http://schemas.microsoft.com/office/word/2010/wordprocessingInk" xmlns:wne="http://schemas.microsoft.com/office/word/2006/wordml" xmlns:wps="http://schemas.microsoft.com/office/word/2010/wordprocessingShape" mc:Ignorable="w14 w15 w16se w16cid w16 w16cex w16sdtdh w16sdtfl w16du wp14">
+<w:hdr xmlns:wpc="http://schemas.microsoft.com/office/word/2010/wordprocessingCanvas" xmlns:cx="http://schemas.microsoft.com/office/drawing/2014/chartex" xmlns:cx1="http://schemas.microsoft.com/office/drawing/2015/9/8/chartex" xmlns:cx2="http://schemas.microsoft.com/office/drawing/2015/10/21/chartex" xmlns:cx3="http://schemas.microsoft.com/office/drawing/2016/5/9/chartex" xmlns:cx4="http://schemas.microsoft.com/office/drawing/2016/5/10/chartex" xmlns:cx5="http://schemas.microsoft.com/office/drawing/2016/5/11/chartex" xmlns:cx6="http://schemas.microsoft.com/office/drawing/2016/5/12/chartex" xmlns:cx7="http://schemas.microsoft.com/office/drawing/2016/5/13/chartex" xmlns:cx8="http://schemas.microsoft.com/office/drawing/2016/5/14/chartex" xmlns:mc="http://schemas.openxmlformats.org/markup-compatibility/2006" xmlns:aink="http://schemas.microsoft.com/office/drawing/2016/ink" xmlns:am3d="http://schemas.microsoft.com/office/drawing/2017/model3d" xmlns:o="urn:schemas-microsoft-com:office:office" xmlns:r="http://schemas.openxmlformats.org/officeDocument/2006/relationships" xmlns:m="http://schemas.openxmlformats.org/officeDocument/2006/math" xmlns:v="urn:schemas-microsoft-com:vml" xmlns:wp14="http://schemas.microsoft.com/office/word/2010/wordprocessingDrawing" xmlns:wp="http://schemas.openxmlformats.org/drawingml/2006/wordprocessingDrawing" xmlns:w10="urn:schemas-microsoft-com:office:word" xmlns:w="http://schemas.openxmlformats.org/wordprocessingml/2006/main" xmlns:w14="http://schemas.microsoft.com/office/word/2010/wordml" xmlns:w15="http://schemas.microsoft.com/office/word/2012/wordml" xmlns:w16cex="http://schemas.microsoft.com/office/word/2018/wordml/cex" xmlns:w16cid="http://schemas.microsoft.com/office/word/2016/wordml/cid" xmlns:w16="http://schemas.microsoft.com/office/word/2018/wordml" xmlns:w16sdtdh="http://schemas.microsoft.com/office/word/2020/wordml/sdtdatahash" xmlns:w16se="http://schemas.microsoft.com/office/word/2015/wordml/symex" xmlns:wpg="http://schemas.microsoft.com/office/word/2010/wordprocessingGroup" xmlns:wpi="http://schemas.microsoft.com/office/word/2010/wordprocessingInk" xmlns:wne="http://schemas.microsoft.com/office/word/2006/wordml" xmlns:wps="http://schemas.microsoft.com/office/word/2010/wordprocessingShape" mc:Ignorable="w14 w15 w16se w16cid w16 w16cex w16sdtdh wp14">
   <w:p>
     <w:pPr>
       <w:pStyle w:val="Encabezado"/>
@@ -10934,7 +11125,7 @@
 </file>
 
 <file path=word/numbering.xml><?xml version="1.0" encoding="utf-8"?>
-<w:numbering xmlns:wpc="http://schemas.microsoft.com/office/word/2010/wordprocessingCanvas" xmlns:cx="http://schemas.microsoft.com/office/drawing/2014/chartex" xmlns:cx1="http://schemas.microsoft.com/office/drawing/2015/9/8/chartex" xmlns:cx2="http://schemas.microsoft.com/office/drawing/2015/10/21/chartex" xmlns:cx3="http://schemas.microsoft.com/office/drawing/2016/5/9/chartex" xmlns:cx4="http://schemas.microsoft.com/office/drawing/2016/5/10/chartex" xmlns:cx5="http://schemas.microsoft.com/office/drawing/2016/5/11/chartex" xmlns:cx6="http://schemas.microsoft.com/office/drawing/2016/5/12/chartex" xmlns:cx7="http://schemas.microsoft.com/office/drawing/2016/5/13/chartex" xmlns:cx8="http://schemas.microsoft.com/office/drawing/2016/5/14/chartex" xmlns:mc="http://schemas.openxmlformats.org/markup-compatibility/2006" xmlns:aink="http://schemas.microsoft.com/office/drawing/2016/ink" xmlns:am3d="http://schemas.microsoft.com/office/drawing/2017/model3d" xmlns:o="urn:schemas-microsoft-com:office:office" xmlns:oel="http://schemas.microsoft.com/office/2019/extlst" xmlns:r="http://schemas.openxmlformats.org/officeDocument/2006/relationships" xmlns:m="http://schemas.openxmlformats.org/officeDocument/2006/math" xmlns:v="urn:schemas-microsoft-com:vml" xmlns:wp14="http://schemas.microsoft.com/office/word/2010/wordprocessingDrawing" xmlns:wp="http://schemas.openxmlformats.org/drawingml/2006/wordprocessingDrawing" xmlns:w10="urn:schemas-microsoft-com:office:word" xmlns:w="http://schemas.openxmlformats.org/wordprocessingml/2006/main" xmlns:w14="http://schemas.microsoft.com/office/word/2010/wordml" xmlns:w15="http://schemas.microsoft.com/office/word/2012/wordml" xmlns:w16cex="http://schemas.microsoft.com/office/word/2018/wordml/cex" xmlns:w16cid="http://schemas.microsoft.com/office/word/2016/wordml/cid" xmlns:w16="http://schemas.microsoft.com/office/word/2018/wordml" xmlns:w16du="http://schemas.microsoft.com/office/word/2023/wordml/word16du" xmlns:w16sdtdh="http://schemas.microsoft.com/office/word/2020/wordml/sdtdatahash" xmlns:w16sdtfl="http://schemas.microsoft.com/office/word/2024/wordml/sdtformatlock" xmlns:w16se="http://schemas.microsoft.com/office/word/2015/wordml/symex" xmlns:wpg="http://schemas.microsoft.com/office/word/2010/wordprocessingGroup" xmlns:wpi="http://schemas.microsoft.com/office/word/2010/wordprocessingInk" xmlns:wne="http://schemas.microsoft.com/office/word/2006/wordml" xmlns:wps="http://schemas.microsoft.com/office/word/2010/wordprocessingShape" mc:Ignorable="w14 w15 w16se w16cid w16 w16cex w16sdtdh w16sdtfl w16du wp14">
+<w:numbering xmlns:wpc="http://schemas.microsoft.com/office/word/2010/wordprocessingCanvas" xmlns:cx="http://schemas.microsoft.com/office/drawing/2014/chartex" xmlns:cx1="http://schemas.microsoft.com/office/drawing/2015/9/8/chartex" xmlns:cx2="http://schemas.microsoft.com/office/drawing/2015/10/21/chartex" xmlns:cx3="http://schemas.microsoft.com/office/drawing/2016/5/9/chartex" xmlns:cx4="http://schemas.microsoft.com/office/drawing/2016/5/10/chartex" xmlns:cx5="http://schemas.microsoft.com/office/drawing/2016/5/11/chartex" xmlns:cx6="http://schemas.microsoft.com/office/drawing/2016/5/12/chartex" xmlns:cx7="http://schemas.microsoft.com/office/drawing/2016/5/13/chartex" xmlns:cx8="http://schemas.microsoft.com/office/drawing/2016/5/14/chartex" xmlns:mc="http://schemas.openxmlformats.org/markup-compatibility/2006" xmlns:aink="http://schemas.microsoft.com/office/drawing/2016/ink" xmlns:am3d="http://schemas.microsoft.com/office/drawing/2017/model3d" xmlns:o="urn:schemas-microsoft-com:office:office" xmlns:r="http://schemas.openxmlformats.org/officeDocument/2006/relationships" xmlns:m="http://schemas.openxmlformats.org/officeDocument/2006/math" xmlns:v="urn:schemas-microsoft-com:vml" xmlns:wp14="http://schemas.microsoft.com/office/word/2010/wordprocessingDrawing" xmlns:wp="http://schemas.openxmlformats.org/drawingml/2006/wordprocessingDrawing" xmlns:w10="urn:schemas-microsoft-com:office:word" xmlns:w="http://schemas.openxmlformats.org/wordprocessingml/2006/main" xmlns:w14="http://schemas.microsoft.com/office/word/2010/wordml" xmlns:w15="http://schemas.microsoft.com/office/word/2012/wordml" xmlns:w16cex="http://schemas.microsoft.com/office/word/2018/wordml/cex" xmlns:w16cid="http://schemas.microsoft.com/office/word/2016/wordml/cid" xmlns:w16="http://schemas.microsoft.com/office/word/2018/wordml" xmlns:w16sdtdh="http://schemas.microsoft.com/office/word/2020/wordml/sdtdatahash" xmlns:w16se="http://schemas.microsoft.com/office/word/2015/wordml/symex" xmlns:wpg="http://schemas.microsoft.com/office/word/2010/wordprocessingGroup" xmlns:wpi="http://schemas.microsoft.com/office/word/2010/wordprocessingInk" xmlns:wne="http://schemas.microsoft.com/office/word/2006/wordml" xmlns:wps="http://schemas.microsoft.com/office/word/2010/wordprocessingShape" mc:Ignorable="w14 w15 w16se w16cid w16 w16cex w16sdtdh wp14">
   <w:abstractNum w:abstractNumId="0" w15:restartNumberingAfterBreak="0">
     <w:nsid w:val="FFFFFF89"/>
     <w:multiLevelType w:val="singleLevel"/>
@@ -14856,112 +15047,112 @@
       </w:rPr>
     </w:lvl>
   </w:abstractNum>
-  <w:num w:numId="1" w16cid:durableId="772671749">
+  <w:num w:numId="1">
     <w:abstractNumId w:val="0"/>
   </w:num>
-  <w:num w:numId="2" w16cid:durableId="399139361">
+  <w:num w:numId="2">
     <w:abstractNumId w:val="7"/>
   </w:num>
-  <w:num w:numId="3" w16cid:durableId="610863320">
+  <w:num w:numId="3">
     <w:abstractNumId w:val="25"/>
   </w:num>
-  <w:num w:numId="4" w16cid:durableId="1026562646">
+  <w:num w:numId="4">
     <w:abstractNumId w:val="14"/>
   </w:num>
-  <w:num w:numId="5" w16cid:durableId="2006132240">
+  <w:num w:numId="5">
     <w:abstractNumId w:val="19"/>
   </w:num>
-  <w:num w:numId="6" w16cid:durableId="1858805919">
+  <w:num w:numId="6">
     <w:abstractNumId w:val="17"/>
   </w:num>
-  <w:num w:numId="7" w16cid:durableId="1038314004">
+  <w:num w:numId="7">
     <w:abstractNumId w:val="29"/>
   </w:num>
-  <w:num w:numId="8" w16cid:durableId="2036806079">
+  <w:num w:numId="8">
     <w:abstractNumId w:val="13"/>
   </w:num>
-  <w:num w:numId="9" w16cid:durableId="118190135">
+  <w:num w:numId="9">
     <w:abstractNumId w:val="27"/>
   </w:num>
-  <w:num w:numId="10" w16cid:durableId="777682546">
+  <w:num w:numId="10">
     <w:abstractNumId w:val="21"/>
   </w:num>
-  <w:num w:numId="11" w16cid:durableId="1921869005">
+  <w:num w:numId="11">
     <w:abstractNumId w:val="31"/>
   </w:num>
-  <w:num w:numId="12" w16cid:durableId="381944956">
+  <w:num w:numId="12">
     <w:abstractNumId w:val="20"/>
   </w:num>
-  <w:num w:numId="13" w16cid:durableId="1540972591">
+  <w:num w:numId="13">
     <w:abstractNumId w:val="16"/>
   </w:num>
-  <w:num w:numId="14" w16cid:durableId="1276642528">
+  <w:num w:numId="14">
     <w:abstractNumId w:val="11"/>
   </w:num>
-  <w:num w:numId="15" w16cid:durableId="952634293">
+  <w:num w:numId="15">
     <w:abstractNumId w:val="22"/>
   </w:num>
-  <w:num w:numId="16" w16cid:durableId="1897819274">
+  <w:num w:numId="16">
     <w:abstractNumId w:val="8"/>
   </w:num>
-  <w:num w:numId="17" w16cid:durableId="376589471">
+  <w:num w:numId="17">
     <w:abstractNumId w:val="18"/>
   </w:num>
-  <w:num w:numId="18" w16cid:durableId="1344821836">
+  <w:num w:numId="18">
     <w:abstractNumId w:val="32"/>
   </w:num>
-  <w:num w:numId="19" w16cid:durableId="486361489">
+  <w:num w:numId="19">
     <w:abstractNumId w:val="35"/>
   </w:num>
-  <w:num w:numId="20" w16cid:durableId="1986003217">
+  <w:num w:numId="20">
     <w:abstractNumId w:val="3"/>
   </w:num>
-  <w:num w:numId="21" w16cid:durableId="256983391">
+  <w:num w:numId="21">
     <w:abstractNumId w:val="4"/>
   </w:num>
-  <w:num w:numId="22" w16cid:durableId="47922434">
+  <w:num w:numId="22">
     <w:abstractNumId w:val="23"/>
   </w:num>
-  <w:num w:numId="23" w16cid:durableId="864094465">
+  <w:num w:numId="23">
     <w:abstractNumId w:val="5"/>
   </w:num>
-  <w:num w:numId="24" w16cid:durableId="2104447933">
+  <w:num w:numId="24">
     <w:abstractNumId w:val="24"/>
   </w:num>
-  <w:num w:numId="25" w16cid:durableId="1178159131">
+  <w:num w:numId="25">
     <w:abstractNumId w:val="1"/>
   </w:num>
-  <w:num w:numId="26" w16cid:durableId="300967773">
+  <w:num w:numId="26">
     <w:abstractNumId w:val="15"/>
   </w:num>
-  <w:num w:numId="27" w16cid:durableId="916013096">
+  <w:num w:numId="27">
     <w:abstractNumId w:val="34"/>
   </w:num>
-  <w:num w:numId="28" w16cid:durableId="1162431604">
+  <w:num w:numId="28">
     <w:abstractNumId w:val="28"/>
   </w:num>
-  <w:num w:numId="29" w16cid:durableId="1725718310">
+  <w:num w:numId="29">
     <w:abstractNumId w:val="2"/>
   </w:num>
-  <w:num w:numId="30" w16cid:durableId="21169059">
+  <w:num w:numId="30">
     <w:abstractNumId w:val="12"/>
   </w:num>
-  <w:num w:numId="31" w16cid:durableId="1309507294">
+  <w:num w:numId="31">
     <w:abstractNumId w:val="30"/>
   </w:num>
-  <w:num w:numId="32" w16cid:durableId="1732000502">
+  <w:num w:numId="32">
     <w:abstractNumId w:val="6"/>
   </w:num>
-  <w:num w:numId="33" w16cid:durableId="141630159">
+  <w:num w:numId="33">
     <w:abstractNumId w:val="10"/>
   </w:num>
-  <w:num w:numId="34" w16cid:durableId="791941486">
+  <w:num w:numId="34">
     <w:abstractNumId w:val="26"/>
   </w:num>
-  <w:num w:numId="35" w16cid:durableId="464398446">
+  <w:num w:numId="35">
     <w:abstractNumId w:val="9"/>
   </w:num>
-  <w:num w:numId="36" w16cid:durableId="1847787815">
+  <w:num w:numId="36">
     <w:abstractNumId w:val="33"/>
   </w:num>
   <w:numIdMacAtCleanup w:val="36"/>
@@ -14969,7 +15160,7 @@
 </file>
 
 <file path=word/styles.xml><?xml version="1.0" encoding="utf-8"?>
-<w:styles xmlns:mc="http://schemas.openxmlformats.org/markup-compatibility/2006" xmlns:r="http://schemas.openxmlformats.org/officeDocument/2006/relationships" xmlns:w="http://schemas.openxmlformats.org/wordprocessingml/2006/main" xmlns:w14="http://schemas.microsoft.com/office/word/2010/wordml" xmlns:w15="http://schemas.microsoft.com/office/word/2012/wordml" xmlns:w16cex="http://schemas.microsoft.com/office/word/2018/wordml/cex" xmlns:w16cid="http://schemas.microsoft.com/office/word/2016/wordml/cid" xmlns:w16="http://schemas.microsoft.com/office/word/2018/wordml" xmlns:w16du="http://schemas.microsoft.com/office/word/2023/wordml/word16du" xmlns:w16sdtdh="http://schemas.microsoft.com/office/word/2020/wordml/sdtdatahash" xmlns:w16sdtfl="http://schemas.microsoft.com/office/word/2024/wordml/sdtformatlock" xmlns:w16se="http://schemas.microsoft.com/office/word/2015/wordml/symex" mc:Ignorable="w14 w15 w16se w16cid w16 w16cex w16sdtdh w16sdtfl w16du">
+<w:styles xmlns:mc="http://schemas.openxmlformats.org/markup-compatibility/2006" xmlns:r="http://schemas.openxmlformats.org/officeDocument/2006/relationships" xmlns:w="http://schemas.openxmlformats.org/wordprocessingml/2006/main" xmlns:w14="http://schemas.microsoft.com/office/word/2010/wordml" xmlns:w15="http://schemas.microsoft.com/office/word/2012/wordml" xmlns:w16cex="http://schemas.microsoft.com/office/word/2018/wordml/cex" xmlns:w16cid="http://schemas.microsoft.com/office/word/2016/wordml/cid" xmlns:w16="http://schemas.microsoft.com/office/word/2018/wordml" xmlns:w16sdtdh="http://schemas.microsoft.com/office/word/2020/wordml/sdtdatahash" xmlns:w16se="http://schemas.microsoft.com/office/word/2015/wordml/symex" mc:Ignorable="w14 w15 w16se w16cid w16 w16cex w16sdtdh">
   <w:docDefaults>
     <w:rPrDefault>
       <w:rPr>
@@ -15534,6 +15725,7 @@
   <w:style w:type="character" w:default="1" w:styleId="Fuentedeprrafopredeter">
     <w:name w:val="Default Paragraph Font"/>
     <w:uiPriority w:val="1"/>
+    <w:semiHidden/>
     <w:unhideWhenUsed/>
   </w:style>
   <w:style w:type="table" w:default="1" w:styleId="Tablanormal">
@@ -16316,7 +16508,7 @@
       </w:rPr>
     </w:tblStylePr>
   </w:style>
-  <w:style w:type="character" w:styleId="Fuerte">
+  <w:style w:type="character" w:styleId="Textoennegrita">
     <w:name w:val="Strong"/>
     <w:basedOn w:val="Fuentedeprrafopredeter"/>
     <w:uiPriority w:val="22"/>

--- a/fuentes/524704_CF02_DU.docx
+++ b/fuentes/524704_CF02_DU.docx
@@ -1,6 +1,6 @@
 
 <file path=word/document.xml><?xml version="1.0" encoding="utf-8"?>
-<w:document xmlns:wpc="http://schemas.microsoft.com/office/word/2010/wordprocessingCanvas" xmlns:cx="http://schemas.microsoft.com/office/drawing/2014/chartex" xmlns:cx1="http://schemas.microsoft.com/office/drawing/2015/9/8/chartex" xmlns:cx2="http://schemas.microsoft.com/office/drawing/2015/10/21/chartex" xmlns:cx3="http://schemas.microsoft.com/office/drawing/2016/5/9/chartex" xmlns:cx4="http://schemas.microsoft.com/office/drawing/2016/5/10/chartex" xmlns:cx5="http://schemas.microsoft.com/office/drawing/2016/5/11/chartex" xmlns:cx6="http://schemas.microsoft.com/office/drawing/2016/5/12/chartex" xmlns:cx7="http://schemas.microsoft.com/office/drawing/2016/5/13/chartex" xmlns:cx8="http://schemas.microsoft.com/office/drawing/2016/5/14/chartex" xmlns:mc="http://schemas.openxmlformats.org/markup-compatibility/2006" xmlns:aink="http://schemas.microsoft.com/office/drawing/2016/ink" xmlns:am3d="http://schemas.microsoft.com/office/drawing/2017/model3d" xmlns:o="urn:schemas-microsoft-com:office:office" xmlns:r="http://schemas.openxmlformats.org/officeDocument/2006/relationships" xmlns:m="http://schemas.openxmlformats.org/officeDocument/2006/math" xmlns:v="urn:schemas-microsoft-com:vml" xmlns:wp14="http://schemas.microsoft.com/office/word/2010/wordprocessingDrawing" xmlns:wp="http://schemas.openxmlformats.org/drawingml/2006/wordprocessingDrawing" xmlns:w10="urn:schemas-microsoft-com:office:word" xmlns:w="http://schemas.openxmlformats.org/wordprocessingml/2006/main" xmlns:w14="http://schemas.microsoft.com/office/word/2010/wordml" xmlns:w15="http://schemas.microsoft.com/office/word/2012/wordml" xmlns:w16cex="http://schemas.microsoft.com/office/word/2018/wordml/cex" xmlns:w16cid="http://schemas.microsoft.com/office/word/2016/wordml/cid" xmlns:w16="http://schemas.microsoft.com/office/word/2018/wordml" xmlns:w16sdtdh="http://schemas.microsoft.com/office/word/2020/wordml/sdtdatahash" xmlns:w16se="http://schemas.microsoft.com/office/word/2015/wordml/symex" xmlns:wpg="http://schemas.microsoft.com/office/word/2010/wordprocessingGroup" xmlns:wpi="http://schemas.microsoft.com/office/word/2010/wordprocessingInk" xmlns:wne="http://schemas.microsoft.com/office/word/2006/wordml" xmlns:wps="http://schemas.microsoft.com/office/word/2010/wordprocessingShape" mc:Ignorable="w14 w15 w16se w16cid w16 w16cex w16sdtdh wp14">
+<w:document xmlns:wpc="http://schemas.microsoft.com/office/word/2010/wordprocessingCanvas" xmlns:cx="http://schemas.microsoft.com/office/drawing/2014/chartex" xmlns:cx1="http://schemas.microsoft.com/office/drawing/2015/9/8/chartex" xmlns:cx2="http://schemas.microsoft.com/office/drawing/2015/10/21/chartex" xmlns:cx3="http://schemas.microsoft.com/office/drawing/2016/5/9/chartex" xmlns:cx4="http://schemas.microsoft.com/office/drawing/2016/5/10/chartex" xmlns:cx5="http://schemas.microsoft.com/office/drawing/2016/5/11/chartex" xmlns:cx6="http://schemas.microsoft.com/office/drawing/2016/5/12/chartex" xmlns:cx7="http://schemas.microsoft.com/office/drawing/2016/5/13/chartex" xmlns:cx8="http://schemas.microsoft.com/office/drawing/2016/5/14/chartex" xmlns:mc="http://schemas.openxmlformats.org/markup-compatibility/2006" xmlns:aink="http://schemas.microsoft.com/office/drawing/2016/ink" xmlns:am3d="http://schemas.microsoft.com/office/drawing/2017/model3d" xmlns:o="urn:schemas-microsoft-com:office:office" xmlns:oel="http://schemas.microsoft.com/office/2019/extlst" xmlns:r="http://schemas.openxmlformats.org/officeDocument/2006/relationships" xmlns:m="http://schemas.openxmlformats.org/officeDocument/2006/math" xmlns:v="urn:schemas-microsoft-com:vml" xmlns:wp14="http://schemas.microsoft.com/office/word/2010/wordprocessingDrawing" xmlns:wp="http://schemas.openxmlformats.org/drawingml/2006/wordprocessingDrawing" xmlns:w10="urn:schemas-microsoft-com:office:word" xmlns:w="http://schemas.openxmlformats.org/wordprocessingml/2006/main" xmlns:w14="http://schemas.microsoft.com/office/word/2010/wordml" xmlns:w15="http://schemas.microsoft.com/office/word/2012/wordml" xmlns:w16cex="http://schemas.microsoft.com/office/word/2018/wordml/cex" xmlns:w16cid="http://schemas.microsoft.com/office/word/2016/wordml/cid" xmlns:w16="http://schemas.microsoft.com/office/word/2018/wordml" xmlns:w16sdtdh="http://schemas.microsoft.com/office/word/2020/wordml/sdtdatahash" xmlns:w16se="http://schemas.microsoft.com/office/word/2015/wordml/symex" xmlns:wpg="http://schemas.microsoft.com/office/word/2010/wordprocessingGroup" xmlns:wpi="http://schemas.microsoft.com/office/word/2010/wordprocessingInk" xmlns:wne="http://schemas.microsoft.com/office/word/2006/wordml" xmlns:wps="http://schemas.microsoft.com/office/word/2010/wordprocessingShape" mc:Ignorable="w14 w15 w16se w16cid w16 w16cex w16sdtdh wp14">
   <w:body>
     <w:p>
       <w:pPr>
@@ -205,7 +205,7 @@
               </wp:anchor>
             </w:drawing>
           </mc:Choice>
-          <mc:Fallback xmlns:w16du="http://schemas.microsoft.com/office/word/2023/wordml/word16du" xmlns:w16sdtfl="http://schemas.microsoft.com/office/word/2024/wordml/sdtformatlock" xmlns:oel="http://schemas.microsoft.com/office/2019/extlst">
+          <mc:Fallback xmlns:w16sdtfl="http://schemas.microsoft.com/office/word/2024/wordml/sdtformatlock" xmlns:w16du="http://schemas.microsoft.com/office/word/2023/wordml/word16du">
             <w:pict>
               <v:rect w14:anchorId="4C256C62" id="Rectángulo 3" o:spid="_x0000_s1026" alt="&quot;&quot;" style="position:absolute;margin-left:-55.95pt;margin-top:26.4pt;width:613.85pt;height:164.25pt;z-index:-251655168;visibility:visible;mso-wrap-style:square;mso-height-percent:0;mso-wrap-distance-left:9pt;mso-wrap-distance-top:0;mso-wrap-distance-right:9pt;mso-wrap-distance-bottom:0;mso-position-horizontal:absolute;mso-position-horizontal-relative:text;mso-position-vertical:absolute;mso-position-vertical-relative:text;mso-height-percent:0;mso-height-relative:margin;v-text-anchor:middle" o:gfxdata="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" fillcolor="#00314d" stroked="f" strokeweight="1pt"/>
             </w:pict>
@@ -330,7 +330,7 @@
                 <v:stroke joinstyle="miter"/>
                 <v:path gradientshapeok="t" o:connecttype="rect"/>
               </v:shapetype>
-              <v:shape id="Cuadro de texto 2" o:spid="_x0000_s1026" type="#_x0000_t202" alt="&quot;&quot;" style="position:absolute;left:0;text-align:left;margin-left:-25.2pt;margin-top:9.4pt;width:549pt;height:59.25pt;z-index:251663360;visibility:visible;mso-wrap-style:square;mso-width-percent:0;mso-height-percent:0;mso-wrap-distance-left:9pt;mso-wrap-distance-top:3.6pt;mso-wrap-distance-right:9pt;mso-wrap-distance-bottom:3.6pt;mso-position-horizontal:absolute;mso-position-horizontal-relative:margin;mso-position-vertical:absolute;mso-position-vertical-relative:text;mso-width-percent:0;mso-height-percent:0;mso-width-relative:margin;mso-height-relative:margin;v-text-anchor:top" o:gfxdata="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" filled="f" stroked="f">
+              <v:shape id="Cuadro de texto 2" o:spid="_x0000_s1026" type="#_x0000_t202" alt="&quot;&quot;" style="position:absolute;left:0;text-align:left;margin-left:-25.2pt;margin-top:9.4pt;width:549pt;height:59.25pt;z-index:251663360;visibility:visible;mso-wrap-style:square;mso-width-percent:0;mso-height-percent:0;mso-wrap-distance-left:9pt;mso-wrap-distance-top:3.6pt;mso-wrap-distance-right:9pt;mso-wrap-distance-bottom:3.6pt;mso-position-horizontal:absolute;mso-position-horizontal-relative:margin;mso-position-vertical:absolute;mso-position-vertical-relative:text;mso-width-percent:0;mso-height-percent:0;mso-width-relative:margin;mso-height-relative:margin;v-text-anchor:top" o:gfxdata="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" filled="f" stroked="f">
                 <v:textbox>
                   <w:txbxContent>
                     <w:p>
@@ -544,7 +544,6 @@
           <w:docPartUnique/>
         </w:docPartObj>
       </w:sdtPr>
-      <w:sdtEndPr/>
       <w:sdtContent>
         <w:p>
           <w:pPr>
@@ -2515,23 +2514,7 @@
     </w:p>
     <w:p>
       <w:r>
-        <w:t xml:space="preserve">Según Fernández (2005), la resolución de una imagen digital se expresa multiplicando su anchura por su altura en píxeles. Por ejemplo, una imagen de 1200 × </w:t>
-      </w:r>
-      <w:proofErr w:type="gramStart"/>
-      <w:r>
-        <w:t>1200 píxeles equivale</w:t>
-      </w:r>
-      <w:proofErr w:type="gramEnd"/>
-      <w:r>
-        <w:t xml:space="preserve"> a 1.440.000 píxeles, es decir, aproximadamente 1,4 megapíxeles (</w:t>
-      </w:r>
-      <w:proofErr w:type="spellStart"/>
-      <w:r>
-        <w:t>Mp</w:t>
-      </w:r>
-      <w:proofErr w:type="spellEnd"/>
-      <w:r>
-        <w:t>). Conviene recordar que 1 megapíxel equivale a 1024 × 1024 píxeles.</w:t>
+        <w:t>Según Fernández (2005), la resolución de una imagen digital se expresa multiplicando su anchura por su altura en píxeles. Por ejemplo, una imagen de 1200 × 1200 píxeles equivale a 1.440.000 píxeles, es decir, aproximadamente 1,4 megapíxeles (Mp). Conviene recordar que 1 megapíxel equivale a 1024 × 1024 píxeles.</w:t>
       </w:r>
     </w:p>
     <w:p>
@@ -2767,7 +2750,6 @@
         </w:numPr>
         <w:ind w:left="993"/>
       </w:pPr>
-      <w:proofErr w:type="spellStart"/>
       <w:r>
         <w:rPr>
           <w:b/>
@@ -2775,7 +2757,6 @@
         </w:rPr>
         <w:t>Lab</w:t>
       </w:r>
-      <w:proofErr w:type="spellEnd"/>
       <w:r>
         <w:t xml:space="preserve">. </w:t>
       </w:r>
@@ -3126,15 +3107,7 @@
         <w:t>Android</w:t>
       </w:r>
       <w:r>
-        <w:t xml:space="preserve"> </w:t>
-      </w:r>
-      <w:proofErr w:type="gramStart"/>
-      <w:r>
-        <w:t>e</w:t>
-      </w:r>
-      <w:proofErr w:type="gramEnd"/>
-      <w:r>
-        <w:t xml:space="preserve"> </w:t>
+        <w:t xml:space="preserve"> e </w:t>
       </w:r>
       <w:r>
         <w:rPr>
@@ -3259,13 +3232,8 @@
         </w:numPr>
       </w:pPr>
       <w:r>
-        <w:t xml:space="preserve">Adobe </w:t>
-      </w:r>
-      <w:proofErr w:type="spellStart"/>
-      <w:r>
-        <w:t>Illustrator</w:t>
-      </w:r>
-      <w:proofErr w:type="spellEnd"/>
+        <w:t>Adobe Illustrator</w:t>
+      </w:r>
       <w:r>
         <w:t>.</w:t>
       </w:r>
@@ -3314,11 +3282,9 @@
           <w:numId w:val="15"/>
         </w:numPr>
       </w:pPr>
-      <w:proofErr w:type="spellStart"/>
       <w:r>
         <w:t>Lightroom</w:t>
       </w:r>
-      <w:proofErr w:type="spellEnd"/>
       <w:r>
         <w:t>.</w:t>
       </w:r>
@@ -3331,11 +3297,9 @@
           <w:numId w:val="15"/>
         </w:numPr>
       </w:pPr>
-      <w:proofErr w:type="spellStart"/>
       <w:r>
         <w:t>Gravit</w:t>
       </w:r>
-      <w:proofErr w:type="spellEnd"/>
       <w:r>
         <w:t>.</w:t>
       </w:r>
@@ -3393,11 +3357,9 @@
           <w:numId w:val="16"/>
         </w:numPr>
       </w:pPr>
-      <w:proofErr w:type="spellStart"/>
       <w:r>
         <w:t>Canva</w:t>
       </w:r>
-      <w:proofErr w:type="spellEnd"/>
       <w:r>
         <w:t>.</w:t>
       </w:r>
@@ -3410,11 +3372,9 @@
           <w:numId w:val="16"/>
         </w:numPr>
       </w:pPr>
-      <w:proofErr w:type="spellStart"/>
       <w:r>
         <w:t>Snapseed</w:t>
       </w:r>
-      <w:proofErr w:type="spellEnd"/>
       <w:r>
         <w:t>.</w:t>
       </w:r>
@@ -3442,11 +3402,9 @@
           <w:numId w:val="17"/>
         </w:numPr>
       </w:pPr>
-      <w:proofErr w:type="spellStart"/>
       <w:r>
         <w:t>Canva</w:t>
       </w:r>
-      <w:proofErr w:type="spellEnd"/>
       <w:r>
         <w:t>.</w:t>
       </w:r>
@@ -3459,11 +3417,9 @@
           <w:numId w:val="17"/>
         </w:numPr>
       </w:pPr>
-      <w:proofErr w:type="spellStart"/>
       <w:r>
         <w:t>PicMonkey</w:t>
       </w:r>
-      <w:proofErr w:type="spellEnd"/>
       <w:r>
         <w:t>.</w:t>
       </w:r>
@@ -3491,11 +3447,9 @@
           <w:numId w:val="17"/>
         </w:numPr>
       </w:pPr>
-      <w:proofErr w:type="spellStart"/>
       <w:r>
         <w:t>Fotor</w:t>
       </w:r>
-      <w:proofErr w:type="spellEnd"/>
       <w:r>
         <w:t>.</w:t>
       </w:r>
@@ -3508,11 +3462,9 @@
           <w:numId w:val="17"/>
         </w:numPr>
       </w:pPr>
-      <w:proofErr w:type="spellStart"/>
       <w:r>
         <w:t>Befunky</w:t>
       </w:r>
-      <w:proofErr w:type="spellEnd"/>
       <w:r>
         <w:t>.</w:t>
       </w:r>
@@ -3577,11 +3529,9 @@
         <w:pStyle w:val="Listaconvietas"/>
         <w:ind w:left="1418"/>
       </w:pPr>
-      <w:proofErr w:type="spellStart"/>
       <w:r>
         <w:t>Krita</w:t>
       </w:r>
-      <w:proofErr w:type="spellEnd"/>
       <w:r>
         <w:t>.</w:t>
       </w:r>
@@ -3609,11 +3559,9 @@
         <w:pStyle w:val="Listaconvietas"/>
         <w:ind w:left="1418"/>
       </w:pPr>
-      <w:proofErr w:type="spellStart"/>
       <w:r>
         <w:t>Canva</w:t>
       </w:r>
-      <w:proofErr w:type="spellEnd"/>
       <w:r>
         <w:t>.</w:t>
       </w:r>
@@ -3623,11 +3571,9 @@
         <w:pStyle w:val="Listaconvietas"/>
         <w:ind w:left="1418"/>
       </w:pPr>
-      <w:proofErr w:type="spellStart"/>
       <w:r>
         <w:t>Pixlr</w:t>
       </w:r>
-      <w:proofErr w:type="spellEnd"/>
       <w:r>
         <w:t>.</w:t>
       </w:r>
@@ -3637,13 +3583,8 @@
         <w:pStyle w:val="Listaconvietas"/>
         <w:ind w:left="1418"/>
       </w:pPr>
-      <w:proofErr w:type="spellStart"/>
-      <w:r>
-        <w:t>Photoscape</w:t>
-      </w:r>
-      <w:proofErr w:type="spellEnd"/>
-      <w:r>
-        <w:t xml:space="preserve"> X</w:t>
+      <w:r>
+        <w:t>Photoscape X</w:t>
       </w:r>
       <w:r>
         <w:t>.</w:t>
@@ -3681,13 +3622,8 @@
         <w:pStyle w:val="Listaconvietas"/>
         <w:ind w:left="1418"/>
       </w:pPr>
-      <w:proofErr w:type="spellStart"/>
-      <w:r>
-        <w:t>PaintShop</w:t>
-      </w:r>
-      <w:proofErr w:type="spellEnd"/>
-      <w:r>
-        <w:t xml:space="preserve"> Pro</w:t>
+      <w:r>
+        <w:t>PaintShop Pro</w:t>
       </w:r>
       <w:r>
         <w:t>.</w:t>
@@ -3698,13 +3634,8 @@
         <w:pStyle w:val="Listaconvietas"/>
         <w:ind w:left="1418"/>
       </w:pPr>
-      <w:proofErr w:type="spellStart"/>
-      <w:r>
-        <w:t>Pixelmator</w:t>
-      </w:r>
-      <w:proofErr w:type="spellEnd"/>
-      <w:r>
-        <w:t xml:space="preserve"> Pro</w:t>
+      <w:r>
+        <w:t>Pixelmator Pro</w:t>
       </w:r>
       <w:r>
         <w:t>.</w:t>
@@ -3715,11 +3646,9 @@
         <w:pStyle w:val="Listaconvietas"/>
         <w:ind w:left="1418"/>
       </w:pPr>
-      <w:proofErr w:type="spellStart"/>
       <w:r>
         <w:t>Lightroom</w:t>
       </w:r>
-      <w:proofErr w:type="spellEnd"/>
       <w:r>
         <w:t>.</w:t>
       </w:r>
@@ -3729,11 +3658,9 @@
         <w:pStyle w:val="Listaconvietas"/>
         <w:ind w:left="1418"/>
       </w:pPr>
-      <w:proofErr w:type="spellStart"/>
       <w:r>
         <w:t>PhotoDirector</w:t>
       </w:r>
-      <w:proofErr w:type="spellEnd"/>
       <w:r>
         <w:t>.</w:t>
       </w:r>
@@ -3743,11 +3670,9 @@
         <w:pStyle w:val="Listaconvietas"/>
         <w:ind w:left="1418"/>
       </w:pPr>
-      <w:proofErr w:type="spellStart"/>
       <w:r>
         <w:t>PicMonkey</w:t>
       </w:r>
-      <w:proofErr w:type="spellEnd"/>
       <w:r>
         <w:t>.</w:t>
       </w:r>
@@ -4001,15 +3926,7 @@
         <w:t>iPod</w:t>
       </w:r>
       <w:r>
-        <w:t>. Considerado una evolución del MP3 (</w:t>
-      </w:r>
-      <w:proofErr w:type="spellStart"/>
-      <w:r>
-        <w:t>Truesdell</w:t>
-      </w:r>
-      <w:proofErr w:type="spellEnd"/>
-      <w:r>
-        <w:t>, 2007, p. 516).</w:t>
+        <w:t>. Considerado una evolución del MP3 (Truesdell, 2007, p. 516).</w:t>
       </w:r>
     </w:p>
     <w:p>
@@ -4447,7 +4364,6 @@
         </w:numPr>
         <w:ind w:left="993"/>
       </w:pPr>
-      <w:proofErr w:type="spellStart"/>
       <w:r>
         <w:rPr>
           <w:b/>
@@ -4455,7 +4371,6 @@
         </w:rPr>
         <w:t>Wavosaur</w:t>
       </w:r>
-      <w:proofErr w:type="spellEnd"/>
       <w:r>
         <w:rPr>
           <w:b/>
@@ -4488,7 +4403,6 @@
         </w:numPr>
         <w:ind w:left="993"/>
       </w:pPr>
-      <w:proofErr w:type="spellStart"/>
       <w:r>
         <w:rPr>
           <w:b/>
@@ -4496,7 +4410,6 @@
         </w:rPr>
         <w:t>Expstudio</w:t>
       </w:r>
-      <w:proofErr w:type="spellEnd"/>
       <w:r>
         <w:rPr>
           <w:b/>
@@ -4597,7 +4510,6 @@
         </w:numPr>
         <w:ind w:left="993"/>
       </w:pPr>
-      <w:proofErr w:type="spellStart"/>
       <w:r>
         <w:rPr>
           <w:b/>
@@ -4605,7 +4517,6 @@
         </w:rPr>
         <w:t>WavePad</w:t>
       </w:r>
-      <w:proofErr w:type="spellEnd"/>
       <w:r>
         <w:rPr>
           <w:b/>
@@ -4694,7 +4605,6 @@
         </w:numPr>
         <w:ind w:left="993"/>
       </w:pPr>
-      <w:proofErr w:type="spellStart"/>
       <w:r>
         <w:rPr>
           <w:b/>
@@ -4702,7 +4612,6 @@
         </w:rPr>
         <w:t>WaveSurfer</w:t>
       </w:r>
-      <w:proofErr w:type="spellEnd"/>
       <w:r>
         <w:rPr>
           <w:b/>
@@ -5019,15 +4928,7 @@
             </w:r>
             <w:r>
               <w:lastRenderedPageBreak/>
-              <w:t xml:space="preserve">emociones que provoca la narración de unos hechos concretos. Para ello, muchas veces se recurre a la creación de un montaje en paralelo. Esto quiere decir que una escena se </w:t>
-            </w:r>
-            <w:proofErr w:type="spellStart"/>
-            <w:r>
-              <w:t>hiperfragmenta</w:t>
-            </w:r>
-            <w:proofErr w:type="spellEnd"/>
-            <w:r>
-              <w:t xml:space="preserve"> de forma que se presentan solo pequeños pedazos en forma de </w:t>
+              <w:t xml:space="preserve">emociones que provoca la narración de unos hechos concretos. Para ello, muchas veces se recurre a la creación de un montaje en paralelo. Esto quiere decir que una escena se hiperfragmenta de forma que se presentan solo pequeños pedazos en forma de </w:t>
             </w:r>
             <w:r>
               <w:rPr>
@@ -5738,11 +5639,9 @@
             <w:r>
               <w:t xml:space="preserve">Final </w:t>
             </w:r>
-            <w:proofErr w:type="spellStart"/>
             <w:r>
               <w:t>Cut</w:t>
             </w:r>
-            <w:proofErr w:type="spellEnd"/>
             <w:r>
               <w:t xml:space="preserve"> Pro</w:t>
             </w:r>
@@ -5799,11 +5698,9 @@
             <w:r>
               <w:t xml:space="preserve">Adobe </w:t>
             </w:r>
-            <w:proofErr w:type="spellStart"/>
             <w:r>
               <w:t>Premiere</w:t>
             </w:r>
-            <w:proofErr w:type="spellEnd"/>
             <w:r>
               <w:t xml:space="preserve"> Pro</w:t>
             </w:r>
@@ -5879,11 +5776,9 @@
             <w:r>
               <w:t xml:space="preserve"> </w:t>
             </w:r>
-            <w:proofErr w:type="spellStart"/>
             <w:r>
               <w:t>Effects</w:t>
             </w:r>
-            <w:proofErr w:type="spellEnd"/>
           </w:p>
         </w:tc>
         <w:tc>
@@ -5918,11 +5813,9 @@
             <w:r>
               <w:t xml:space="preserve">Complemento de </w:t>
             </w:r>
-            <w:proofErr w:type="spellStart"/>
             <w:r>
               <w:t>Premiere</w:t>
             </w:r>
-            <w:proofErr w:type="spellEnd"/>
             <w:r>
               <w:t xml:space="preserve"> Pro orientado a animaciones, gráficos en movimiento (</w:t>
             </w:r>
@@ -5957,11 +5850,9 @@
             <w:pPr>
               <w:pStyle w:val="Tablas"/>
             </w:pPr>
-            <w:proofErr w:type="spellStart"/>
             <w:r>
               <w:t>Avid</w:t>
             </w:r>
-            <w:proofErr w:type="spellEnd"/>
             <w:r>
               <w:t xml:space="preserve"> </w:t>
             </w:r>
@@ -5971,11 +5862,9 @@
             <w:r>
               <w:t xml:space="preserve"> </w:t>
             </w:r>
-            <w:proofErr w:type="spellStart"/>
             <w:r>
               <w:t>Composer</w:t>
             </w:r>
-            <w:proofErr w:type="spellEnd"/>
           </w:p>
         </w:tc>
         <w:tc>
@@ -6026,11 +5915,9 @@
             <w:pPr>
               <w:pStyle w:val="Tablas"/>
             </w:pPr>
-            <w:proofErr w:type="spellStart"/>
             <w:r>
               <w:t>Pinnacle</w:t>
             </w:r>
-            <w:proofErr w:type="spellEnd"/>
             <w:r>
               <w:t xml:space="preserve"> </w:t>
             </w:r>
@@ -6115,11 +6002,9 @@
             <w:r>
               <w:t xml:space="preserve">Potente editor con amplia gama de efectos y herramientas profesionales. Incluye una versión simplificada denominada </w:t>
             </w:r>
-            <w:proofErr w:type="spellStart"/>
             <w:r>
               <w:t>Movie</w:t>
             </w:r>
-            <w:proofErr w:type="spellEnd"/>
             <w:r>
               <w:t xml:space="preserve"> </w:t>
             </w:r>
@@ -6146,13 +6031,8 @@
               <w:pStyle w:val="Tablas"/>
             </w:pPr>
             <w:r>
-              <w:t xml:space="preserve">Corel </w:t>
-            </w:r>
-            <w:proofErr w:type="spellStart"/>
-            <w:r>
-              <w:t>VideoStudio</w:t>
-            </w:r>
-            <w:proofErr w:type="spellEnd"/>
+              <w:t>Corel VideoStudio</w:t>
+            </w:r>
           </w:p>
         </w:tc>
         <w:tc>
@@ -6248,11 +6128,9 @@
       <w:r>
         <w:t xml:space="preserve"> </w:t>
       </w:r>
-      <w:proofErr w:type="spellStart"/>
       <w:r>
         <w:t>Analytics</w:t>
       </w:r>
-      <w:proofErr w:type="spellEnd"/>
       <w:r>
         <w:t xml:space="preserve"> orientan la toma de decisiones mediante el análisis de métricas y comportamiento de usuarios.</w:t>
       </w:r>
@@ -6274,21 +6152,11 @@
     </w:p>
     <w:p>
       <w:r>
-        <w:t xml:space="preserve">Desde el punto de vista técnico, el diseño web se relaciona con el uso de lenguajes de marcado como HTML y XML. Según el </w:t>
-      </w:r>
-      <w:proofErr w:type="spellStart"/>
-      <w:r>
-        <w:t>World</w:t>
-      </w:r>
-      <w:proofErr w:type="spellEnd"/>
-      <w:r>
-        <w:t xml:space="preserve"> Wide Web </w:t>
-      </w:r>
-      <w:proofErr w:type="spellStart"/>
+        <w:t xml:space="preserve">Desde el punto de vista técnico, el diseño web se relaciona con el uso de lenguajes de marcado como HTML y XML. Según el World Wide Web </w:t>
+      </w:r>
       <w:r>
         <w:t>Consortium</w:t>
       </w:r>
-      <w:proofErr w:type="spellEnd"/>
       <w:r>
         <w:t xml:space="preserve"> (W3C), el diseñador web estructura las páginas mediante estos lenguajes, mientras que el CSS permite definir la presentación visual y configurar el </w:t>
       </w:r>
@@ -6464,30 +6332,24 @@
       <w:r>
         <w:t xml:space="preserve"> </w:t>
       </w:r>
-      <w:proofErr w:type="spellStart"/>
       <w:r>
         <w:t>Analytics</w:t>
       </w:r>
-      <w:proofErr w:type="spellEnd"/>
       <w:r>
         <w:t xml:space="preserve"> y </w:t>
       </w:r>
       <w:r>
         <w:t xml:space="preserve">Google </w:t>
       </w:r>
-      <w:proofErr w:type="spellStart"/>
       <w:r>
         <w:t>Search</w:t>
       </w:r>
-      <w:proofErr w:type="spellEnd"/>
       <w:r>
         <w:t xml:space="preserve"> </w:t>
       </w:r>
-      <w:proofErr w:type="spellStart"/>
       <w:r>
         <w:t>Console</w:t>
       </w:r>
-      <w:proofErr w:type="spellEnd"/>
       <w:r>
         <w:t>.</w:t>
       </w:r>
@@ -6765,15 +6627,7 @@
         <w:t>sorting</w:t>
       </w:r>
       <w:r>
-        <w:t xml:space="preserve">, que puede generar </w:t>
-      </w:r>
-      <w:proofErr w:type="spellStart"/>
-      <w:r>
-        <w:t>dendrogramas</w:t>
-      </w:r>
-      <w:proofErr w:type="spellEnd"/>
-      <w:r>
-        <w:t xml:space="preserve"> y gráficos de escalamiento </w:t>
+        <w:t xml:space="preserve">, que puede generar dendrogramas y gráficos de escalamiento </w:t>
       </w:r>
       <w:r>
         <w:rPr>
@@ -6844,15 +6698,7 @@
         <w:t>ireframes</w:t>
       </w:r>
       <w:r>
-        <w:t xml:space="preserve"> (</w:t>
-      </w:r>
-      <w:proofErr w:type="spellStart"/>
-      <w:r>
-        <w:t>Morville</w:t>
-      </w:r>
-      <w:proofErr w:type="spellEnd"/>
-      <w:r>
-        <w:t xml:space="preserve"> &amp; Rosenfeld, 1998). En algunos contextos, el término </w:t>
+        <w:t xml:space="preserve"> (Morville &amp; Rosenfeld, 1998). En algunos contextos, el término </w:t>
       </w:r>
       <w:r>
         <w:rPr>
@@ -6928,15 +6774,7 @@
         <w:t>lueprints</w:t>
       </w:r>
       <w:r>
-        <w:t xml:space="preserve"> son diagramas que representan las principales áreas de organización y rotulado del producto digital (Rosenfeld &amp; </w:t>
-      </w:r>
-      <w:proofErr w:type="spellStart"/>
-      <w:r>
-        <w:t>Morville</w:t>
-      </w:r>
-      <w:proofErr w:type="spellEnd"/>
-      <w:r>
-        <w:t>, 1998). Se enfocan en los aspectos estructurales y de funcionamiento general.</w:t>
+        <w:t xml:space="preserve"> son diagramas que representan las principales áreas de organización y rotulado del producto digital (Rosenfeld &amp; Morville, 1998). Se enfocan en los aspectos estructurales y de funcionamiento general.</w:t>
       </w:r>
     </w:p>
     <w:p>
@@ -6947,15 +6785,7 @@
         <w:t>Christina</w:t>
       </w:r>
       <w:r>
-        <w:t xml:space="preserve"> </w:t>
-      </w:r>
-      <w:proofErr w:type="spellStart"/>
-      <w:r>
-        <w:t>Wodtke</w:t>
-      </w:r>
-      <w:proofErr w:type="spellEnd"/>
-      <w:r>
-        <w:t xml:space="preserve"> (2002) conceptualiza el </w:t>
+        <w:t xml:space="preserve"> Wodtke (2002) conceptualiza el </w:t>
       </w:r>
       <w:r>
         <w:rPr>
@@ -7333,7 +7163,6 @@
         </w:numPr>
         <w:ind w:left="993"/>
       </w:pPr>
-      <w:proofErr w:type="spellStart"/>
       <w:r>
         <w:rPr>
           <w:b/>
@@ -7341,7 +7170,6 @@
         </w:rPr>
         <w:t>SmartDraw</w:t>
       </w:r>
-      <w:proofErr w:type="spellEnd"/>
       <w:r>
         <w:rPr>
           <w:b/>
@@ -7395,32 +7223,14 @@
         </w:numPr>
         <w:ind w:left="993"/>
       </w:pPr>
-      <w:proofErr w:type="spellStart"/>
       <w:r>
         <w:rPr>
           <w:b/>
           <w:bCs/>
         </w:rPr>
         <w:lastRenderedPageBreak/>
-        <w:t>iGrafx</w:t>
-      </w:r>
-      <w:proofErr w:type="spellEnd"/>
-      <w:r>
-        <w:rPr>
-          <w:b/>
-          <w:bCs/>
-        </w:rPr>
-        <w:t xml:space="preserve"> </w:t>
-      </w:r>
-      <w:proofErr w:type="spellStart"/>
-      <w:r>
-        <w:rPr>
-          <w:b/>
-          <w:bCs/>
-        </w:rPr>
-        <w:t>FlowCharter</w:t>
-      </w:r>
-      <w:proofErr w:type="spellEnd"/>
+        <w:t>iGrafx FlowCharter</w:t>
+      </w:r>
       <w:r>
         <w:t xml:space="preserve">. </w:t>
       </w:r>
@@ -7437,7 +7247,6 @@
         </w:numPr>
         <w:ind w:left="993"/>
       </w:pPr>
-      <w:proofErr w:type="spellStart"/>
       <w:r>
         <w:rPr>
           <w:b/>
@@ -7445,7 +7254,6 @@
         </w:rPr>
         <w:t>MindManager</w:t>
       </w:r>
-      <w:proofErr w:type="spellEnd"/>
       <w:r>
         <w:rPr>
           <w:b/>
@@ -7469,7 +7277,6 @@
         </w:numPr>
         <w:ind w:left="993"/>
       </w:pPr>
-      <w:proofErr w:type="spellStart"/>
       <w:r>
         <w:rPr>
           <w:b/>
@@ -7477,7 +7284,6 @@
         </w:rPr>
         <w:t>FreeMind</w:t>
       </w:r>
-      <w:proofErr w:type="spellEnd"/>
       <w:r>
         <w:rPr>
           <w:b/>
@@ -7501,7 +7307,6 @@
         </w:numPr>
         <w:ind w:left="993"/>
       </w:pPr>
-      <w:proofErr w:type="spellStart"/>
       <w:r>
         <w:rPr>
           <w:b/>
@@ -7509,7 +7314,6 @@
         </w:rPr>
         <w:t>OmniGraffle</w:t>
       </w:r>
-      <w:proofErr w:type="spellEnd"/>
       <w:r>
         <w:rPr>
           <w:b/>
@@ -7581,7 +7385,6 @@
         </w:rPr>
         <w:t xml:space="preserve">Adobe </w:t>
       </w:r>
-      <w:proofErr w:type="spellStart"/>
       <w:r>
         <w:rPr>
           <w:b/>
@@ -7589,7 +7392,6 @@
         </w:rPr>
         <w:t>Illustrator</w:t>
       </w:r>
-      <w:proofErr w:type="spellEnd"/>
       <w:r>
         <w:t xml:space="preserve">. </w:t>
       </w:r>
@@ -7639,15 +7441,7 @@
     </w:p>
     <w:p>
       <w:r>
-        <w:t>Diferenciar los archivos de contenido de los archivos que definen propiedades gráficas (.</w:t>
-      </w:r>
-      <w:proofErr w:type="spellStart"/>
-      <w:r>
-        <w:t>css</w:t>
-      </w:r>
-      <w:proofErr w:type="spellEnd"/>
-      <w:r>
-        <w:t xml:space="preserve">). Esta práctica facilita el mantenimiento, optimiza la velocidad de carga y permite </w:t>
+        <w:t xml:space="preserve">Diferenciar los archivos de contenido de los archivos que definen propiedades gráficas (.css). Esta práctica facilita el mantenimiento, optimiza la velocidad de carga y permite </w:t>
       </w:r>
       <w:r>
         <w:t xml:space="preserve">la </w:t>
@@ -7668,22 +7462,15 @@
       <w:r>
         <w:t xml:space="preserve">Aplicar recomendaciones lideradas por el </w:t>
       </w:r>
-      <w:proofErr w:type="spellStart"/>
-      <w:r>
-        <w:t>World</w:t>
-      </w:r>
-      <w:proofErr w:type="spellEnd"/>
-      <w:r>
-        <w:t xml:space="preserve"> Wide Web</w:t>
+      <w:r>
+        <w:t>World Wide Web</w:t>
       </w:r>
       <w:r>
         <w:t xml:space="preserve"> </w:t>
       </w:r>
-      <w:proofErr w:type="spellStart"/>
       <w:r>
         <w:t>Consortium</w:t>
       </w:r>
-      <w:proofErr w:type="spellEnd"/>
       <w:r>
         <w:t xml:space="preserve"> (W3C), garantizando accesibilidad universal, robustez técnica y compatibilidad con distintos dispositivos y tecnologías.</w:t>
       </w:r>
@@ -8031,14 +7818,12 @@
       <w:r>
         <w:t>t</w:t>
       </w:r>
-      <w:proofErr w:type="spellStart"/>
       <w:r>
         <w:rPr>
           <w:rStyle w:val="Extranjerismo"/>
         </w:rPr>
         <w:t>ext</w:t>
       </w:r>
-      <w:proofErr w:type="spellEnd"/>
       <w:r>
         <w:t xml:space="preserve"> </w:t>
       </w:r>
@@ -8080,7 +7865,6 @@
       <w:r>
         <w:t>&lt;</w:t>
       </w:r>
-      <w:proofErr w:type="spellStart"/>
       <w:r>
         <w:rPr>
           <w:i/>
@@ -8088,7 +7872,6 @@
         </w:rPr>
         <w:t>title</w:t>
       </w:r>
-      <w:proofErr w:type="spellEnd"/>
       <w:r>
         <w:t>&gt;Internet básico, email, descargas y compras en línea&lt;</w:t>
       </w:r>
@@ -8097,17 +7880,8 @@
           <w:i/>
           <w:iCs/>
         </w:rPr>
-        <w:t>/</w:t>
-      </w:r>
-      <w:proofErr w:type="spellStart"/>
-      <w:r>
-        <w:rPr>
-          <w:i/>
-          <w:iCs/>
-        </w:rPr>
-        <w:t>title</w:t>
-      </w:r>
-      <w:proofErr w:type="spellEnd"/>
+        <w:t>/title</w:t>
+      </w:r>
       <w:r>
         <w:t>&gt;</w:t>
       </w:r>
@@ -8313,13 +8087,7 @@
         <w:t>c</w:t>
       </w:r>
       <w:r>
-        <w:t>ascada). Su función es controlar la apariencia visual del sitio web y permitir una presentación coherente y diferenciada. Las hojas de estilo se superponen siguiendo un modelo jerárquico, aplicando reglas en función de factores como el tamaño y la resolución de la pantalla del dispositivo. Desde su aparición en 199</w:t>
-      </w:r>
-      <w:r>
-        <w:t>4</w:t>
-      </w:r>
-      <w:r>
-        <w:t>, HTML ha evolucionado hasta consolidarse como estándar en su versión HTML5. Esta evolución ha sido posible gracias a la integración con CSS, que permite incorporar funcionalidades avanzadas como:</w:t>
+        <w:t>ascada). Su función es controlar la apariencia visual del sitio web y permitir una presentación coherente y diferenciada. Las hojas de estilo se superponen siguiendo un modelo jerárquico, aplicando reglas en función de factores como el tamaño y la resolución de la pantalla del dispositivo. Desde su aparición en 1993, HTML ha evolucionado hasta consolidarse como estándar en su versión HTML5. Esta evolución ha sido posible gracias a la integración con CSS, que permite incorporar funcionalidades avanzadas como:</w:t>
       </w:r>
     </w:p>
     <w:p>
@@ -8824,15 +8592,7 @@
     </w:p>
     <w:p>
       <w:r>
-        <w:t xml:space="preserve">La expansión del uso de teléfonos inteligentes transformó la manera en que los usuarios acceden a internet. Actualmente, la conexión a la red se produce en cualquier momento y lugar, lo que amplía el alcance potencial de los sitios web optimizados para móviles. Según </w:t>
-      </w:r>
-      <w:proofErr w:type="spellStart"/>
-      <w:r>
-        <w:t>Shum</w:t>
-      </w:r>
-      <w:proofErr w:type="spellEnd"/>
-      <w:r>
-        <w:t xml:space="preserve"> (2021), “En la actualidad el 70 % del tráfico de internet proviene de teléfonos móviles”.</w:t>
+        <w:t>La expansión del uso de teléfonos inteligentes transformó la manera en que los usuarios acceden a internet. Actualmente, la conexión a la red se produce en cualquier momento y lugar, lo que amplía el alcance potencial de los sitios web optimizados para móviles. Según Shum (2021), “En la actualidad el 70 % del tráfico de internet proviene de teléfonos móviles”.</w:t>
       </w:r>
     </w:p>
     <w:p>
@@ -9111,13 +8871,7 @@
         <w:t xml:space="preserve">Declaración CSS: </w:t>
       </w:r>
       <w:r>
-        <w:t xml:space="preserve">es la suma de la propiedad más el valor y se encuentra siempre entre dos </w:t>
-      </w:r>
-      <w:r>
-        <w:t>llaves</w:t>
-      </w:r>
-      <w:r>
-        <w:t>. Si el selector es la parte del código que indica en qué parte se ha de aplicar la regla CSS, la declaración explica en qué consisten las instrucciones.</w:t>
+        <w:t>es la suma de la propiedad más el valor y se encuentra siempre entre dos corchetes. Si el selector es la parte del código que indica en qué parte se ha de aplicar la regla CSS, la declaración explica en qué consisten las instrucciones.</w:t>
       </w:r>
     </w:p>
     <w:p>
@@ -9368,21 +9122,8 @@
       </w:hyperlink>
     </w:p>
     <w:p>
-      <w:proofErr w:type="spellStart"/>
-      <w:r>
-        <w:t>Faulker</w:t>
-      </w:r>
-      <w:proofErr w:type="spellEnd"/>
-      <w:r>
-        <w:t xml:space="preserve">, A., y </w:t>
-      </w:r>
-      <w:proofErr w:type="spellStart"/>
-      <w:r>
-        <w:t>Gyncild</w:t>
-      </w:r>
-      <w:proofErr w:type="spellEnd"/>
-      <w:r>
-        <w:t>, B. (2015). Adobe Photoshop CC 2014. Anaya Multimedia.</w:t>
+      <w:r>
+        <w:t>Faulker, A., y Gyncild, B. (2015). Adobe Photoshop CC 2014. Anaya Multimedia.</w:t>
       </w:r>
     </w:p>
     <w:p>
@@ -9392,15 +9133,7 @@
     </w:p>
     <w:p>
       <w:r>
-        <w:t>Garrett, J. J. (2002). IA/</w:t>
-      </w:r>
-      <w:proofErr w:type="spellStart"/>
-      <w:r>
-        <w:t>recon</w:t>
-      </w:r>
-      <w:proofErr w:type="spellEnd"/>
-      <w:r>
-        <w:t xml:space="preserve"> (versión en español). </w:t>
+        <w:t xml:space="preserve">Garrett, J. J. (2002). IA/recon (versión en español). </w:t>
       </w:r>
       <w:hyperlink r:id="rId19" w:history="1">
         <w:r>
@@ -9424,15 +9157,7 @@
     </w:p>
     <w:p>
       <w:r>
-        <w:t xml:space="preserve">Lozano Botache, J. P. (2013). Narraciones cinematográficas: potencialidades pedagógicas y de investigación cualitativa, desde el cine colombiano [Tesis doctoral, Universidad del Cauca]. Repositorio </w:t>
-      </w:r>
-      <w:proofErr w:type="spellStart"/>
-      <w:r>
-        <w:t>Unicauca</w:t>
-      </w:r>
-      <w:proofErr w:type="spellEnd"/>
-      <w:r>
-        <w:t>.</w:t>
+        <w:t>Lozano Botache, J. P. (2013). Narraciones cinematográficas: potencialidades pedagógicas y de investigación cualitativa, desde el cine colombiano [Tesis doctoral, Universidad del Cauca]. Repositorio Unicauca.</w:t>
       </w:r>
     </w:p>
     <w:p>
@@ -9441,53 +9166,8 @@
       </w:r>
     </w:p>
     <w:p>
-      <w:proofErr w:type="spellStart"/>
-      <w:r>
-        <w:t>Morville</w:t>
-      </w:r>
-      <w:proofErr w:type="spellEnd"/>
-      <w:r>
-        <w:t xml:space="preserve">, P., y Rosenfeld, L. (1998). </w:t>
-      </w:r>
-      <w:proofErr w:type="spellStart"/>
-      <w:r>
-        <w:t>Information</w:t>
-      </w:r>
-      <w:proofErr w:type="spellEnd"/>
-      <w:r>
-        <w:t xml:space="preserve"> </w:t>
-      </w:r>
-      <w:proofErr w:type="spellStart"/>
-      <w:r>
-        <w:t>architecture</w:t>
-      </w:r>
-      <w:proofErr w:type="spellEnd"/>
-      <w:r>
-        <w:t xml:space="preserve"> </w:t>
-      </w:r>
-      <w:proofErr w:type="spellStart"/>
-      <w:r>
-        <w:t>for</w:t>
-      </w:r>
-      <w:proofErr w:type="spellEnd"/>
-      <w:r>
-        <w:t xml:space="preserve"> </w:t>
-      </w:r>
-      <w:proofErr w:type="spellStart"/>
-      <w:r>
-        <w:t>the</w:t>
-      </w:r>
-      <w:proofErr w:type="spellEnd"/>
-      <w:r>
-        <w:t xml:space="preserve"> </w:t>
-      </w:r>
-      <w:proofErr w:type="spellStart"/>
-      <w:r>
-        <w:t>World</w:t>
-      </w:r>
-      <w:proofErr w:type="spellEnd"/>
-      <w:r>
-        <w:t xml:space="preserve"> Wide Web. O’Reilly.</w:t>
+      <w:r>
+        <w:t>Morville, P., y Rosenfeld, L. (1998). Information architecture for the World Wide Web. O’Reilly.</w:t>
       </w:r>
     </w:p>
     <w:p>
@@ -9536,21 +9216,8 @@
       </w:hyperlink>
     </w:p>
     <w:p>
-      <w:proofErr w:type="spellStart"/>
-      <w:r>
-        <w:t>Shum</w:t>
-      </w:r>
-      <w:proofErr w:type="spellEnd"/>
-      <w:r>
-        <w:t xml:space="preserve">, Y. M. (2021). Situación global </w:t>
-      </w:r>
-      <w:proofErr w:type="spellStart"/>
-      <w:r>
-        <w:t>mobile</w:t>
-      </w:r>
-      <w:proofErr w:type="spellEnd"/>
-      <w:r>
-        <w:t xml:space="preserve"> 2020. </w:t>
+      <w:r>
+        <w:t xml:space="preserve">Shum, Y. M. (2021). Situación global mobile 2020. </w:t>
       </w:r>
       <w:hyperlink r:id="rId23" w:history="1">
         <w:r>
@@ -9758,16 +9425,8 @@
               <w:rPr>
                 <w:lang w:val="es-CO"/>
               </w:rPr>
-              <w:t xml:space="preserve">Olga Constanza Bermúdez </w:t>
-            </w:r>
-            <w:proofErr w:type="spellStart"/>
-            <w:r>
-              <w:rPr>
-                <w:lang w:val="es-CO"/>
-              </w:rPr>
-              <w:t>Jaimes</w:t>
-            </w:r>
-            <w:proofErr w:type="spellEnd"/>
+              <w:t>Olga Constanza Bermúdez Jaimes</w:t>
+            </w:r>
           </w:p>
         </w:tc>
         <w:tc>
@@ -9985,50 +9644,20 @@
               <w:rPr>
                 <w:lang w:val="es-CO"/>
               </w:rPr>
-              <w:t xml:space="preserve">Carlos </w:t>
-            </w:r>
-            <w:proofErr w:type="spellStart"/>
+              <w:t xml:space="preserve">Carlos Julian Ramirez </w:t>
+            </w:r>
             <w:r>
               <w:rPr>
                 <w:lang w:val="es-CO"/>
               </w:rPr>
-              <w:t>Julian</w:t>
-            </w:r>
-            <w:proofErr w:type="spellEnd"/>
+              <w:t>B</w:t>
+            </w:r>
             <w:r>
               <w:rPr>
                 <w:lang w:val="es-CO"/>
               </w:rPr>
-              <w:t xml:space="preserve"> </w:t>
-            </w:r>
-            <w:proofErr w:type="spellStart"/>
-            <w:r>
-              <w:rPr>
-                <w:lang w:val="es-CO"/>
-              </w:rPr>
-              <w:t>Ramirez</w:t>
-            </w:r>
-            <w:proofErr w:type="spellEnd"/>
-            <w:r>
-              <w:rPr>
-                <w:lang w:val="es-CO"/>
-              </w:rPr>
-              <w:t xml:space="preserve"> </w:t>
-            </w:r>
-            <w:proofErr w:type="spellStart"/>
-            <w:r>
-              <w:rPr>
-                <w:lang w:val="es-CO"/>
-              </w:rPr>
-              <w:t>B</w:t>
-            </w:r>
-            <w:r>
-              <w:rPr>
-                <w:lang w:val="es-CO"/>
-              </w:rPr>
               <w:t>enitez</w:t>
             </w:r>
-            <w:proofErr w:type="spellEnd"/>
           </w:p>
         </w:tc>
         <w:tc>
@@ -10098,13 +9727,8 @@
               <w:pStyle w:val="TextoTablas"/>
             </w:pPr>
             <w:r>
-              <w:t xml:space="preserve">Cielo Damaris Angulo </w:t>
-            </w:r>
-            <w:proofErr w:type="spellStart"/>
-            <w:r>
-              <w:t>Rodriguez</w:t>
-            </w:r>
-            <w:proofErr w:type="spellEnd"/>
+              <w:t>Cielo Damaris Angulo Rodriguez</w:t>
+            </w:r>
           </w:p>
         </w:tc>
         <w:tc>
@@ -10155,7 +9779,6 @@
               </w:rPr>
               <w:t xml:space="preserve"> </w:t>
             </w:r>
-            <w:proofErr w:type="spellStart"/>
             <w:r>
               <w:rPr>
                 <w:rStyle w:val="Extranjerismo"/>
@@ -10163,7 +9786,6 @@
               </w:rPr>
               <w:t>stack</w:t>
             </w:r>
-            <w:proofErr w:type="spellEnd"/>
           </w:p>
         </w:tc>
         <w:tc>
@@ -10455,28 +10077,12 @@
                 <w:lang w:val="es-CO"/>
               </w:rPr>
             </w:pPr>
-            <w:proofErr w:type="spellStart"/>
             <w:r>
               <w:rPr>
                 <w:lang w:val="es-CO"/>
               </w:rPr>
-              <w:t>Maria</w:t>
-            </w:r>
-            <w:proofErr w:type="spellEnd"/>
-            <w:r>
-              <w:rPr>
-                <w:lang w:val="es-CO"/>
-              </w:rPr>
-              <w:t xml:space="preserve"> Carolina Tamayo </w:t>
-            </w:r>
-            <w:proofErr w:type="spellStart"/>
-            <w:r>
-              <w:rPr>
-                <w:lang w:val="es-CO"/>
-              </w:rPr>
-              <w:t>Lopez</w:t>
-            </w:r>
-            <w:proofErr w:type="spellEnd"/>
+              <w:t>Maria Carolina Tamayo Lopez</w:t>
+            </w:r>
           </w:p>
         </w:tc>
         <w:tc>
@@ -10833,33 +10439,11 @@
                 <w:lang w:val="es-CO"/>
               </w:rPr>
             </w:pPr>
-            <w:proofErr w:type="spellStart"/>
             <w:r>
               <w:rPr>
                 <w:lang w:val="es-CO"/>
               </w:rPr>
-              <w:t>Anyerson</w:t>
-            </w:r>
-            <w:proofErr w:type="spellEnd"/>
-            <w:r>
-              <w:rPr>
-                <w:lang w:val="es-CO"/>
-              </w:rPr>
-              <w:t xml:space="preserve"> Wilfredo </w:t>
-            </w:r>
-            <w:proofErr w:type="spellStart"/>
-            <w:r>
-              <w:rPr>
-                <w:lang w:val="es-CO"/>
-              </w:rPr>
-              <w:t>PIzo</w:t>
-            </w:r>
-            <w:proofErr w:type="spellEnd"/>
-            <w:r>
-              <w:rPr>
-                <w:lang w:val="es-CO"/>
-              </w:rPr>
-              <w:t xml:space="preserve"> Ossa</w:t>
+              <w:t>Anyerson Wilfredo PIzo Ossa</w:t>
             </w:r>
           </w:p>
         </w:tc>
@@ -10943,7 +10527,7 @@
 </file>
 
 <file path=word/endnotes.xml><?xml version="1.0" encoding="utf-8"?>
-<w:endnotes xmlns:wpc="http://schemas.microsoft.com/office/word/2010/wordprocessingCanvas" xmlns:cx="http://schemas.microsoft.com/office/drawing/2014/chartex" xmlns:cx1="http://schemas.microsoft.com/office/drawing/2015/9/8/chartex" xmlns:cx2="http://schemas.microsoft.com/office/drawing/2015/10/21/chartex" xmlns:cx3="http://schemas.microsoft.com/office/drawing/2016/5/9/chartex" xmlns:cx4="http://schemas.microsoft.com/office/drawing/2016/5/10/chartex" xmlns:cx5="http://schemas.microsoft.com/office/drawing/2016/5/11/chartex" xmlns:cx6="http://schemas.microsoft.com/office/drawing/2016/5/12/chartex" xmlns:cx7="http://schemas.microsoft.com/office/drawing/2016/5/13/chartex" xmlns:cx8="http://schemas.microsoft.com/office/drawing/2016/5/14/chartex" xmlns:mc="http://schemas.openxmlformats.org/markup-compatibility/2006" xmlns:aink="http://schemas.microsoft.com/office/drawing/2016/ink" xmlns:am3d="http://schemas.microsoft.com/office/drawing/2017/model3d" xmlns:o="urn:schemas-microsoft-com:office:office" xmlns:r="http://schemas.openxmlformats.org/officeDocument/2006/relationships" xmlns:m="http://schemas.openxmlformats.org/officeDocument/2006/math" xmlns:v="urn:schemas-microsoft-com:vml" xmlns:wp14="http://schemas.microsoft.com/office/word/2010/wordprocessingDrawing" xmlns:wp="http://schemas.openxmlformats.org/drawingml/2006/wordprocessingDrawing" xmlns:w10="urn:schemas-microsoft-com:office:word" xmlns:w="http://schemas.openxmlformats.org/wordprocessingml/2006/main" xmlns:w14="http://schemas.microsoft.com/office/word/2010/wordml" xmlns:w15="http://schemas.microsoft.com/office/word/2012/wordml" xmlns:w16cex="http://schemas.microsoft.com/office/word/2018/wordml/cex" xmlns:w16cid="http://schemas.microsoft.com/office/word/2016/wordml/cid" xmlns:w16="http://schemas.microsoft.com/office/word/2018/wordml" xmlns:w16sdtdh="http://schemas.microsoft.com/office/word/2020/wordml/sdtdatahash" xmlns:w16se="http://schemas.microsoft.com/office/word/2015/wordml/symex" xmlns:wpg="http://schemas.microsoft.com/office/word/2010/wordprocessingGroup" xmlns:wpi="http://schemas.microsoft.com/office/word/2010/wordprocessingInk" xmlns:wne="http://schemas.microsoft.com/office/word/2006/wordml" xmlns:wps="http://schemas.microsoft.com/office/word/2010/wordprocessingShape" mc:Ignorable="w14 w15 w16se w16cid w16 w16cex w16sdtdh wp14">
+<w:endnotes xmlns:wpc="http://schemas.microsoft.com/office/word/2010/wordprocessingCanvas" xmlns:cx="http://schemas.microsoft.com/office/drawing/2014/chartex" xmlns:cx1="http://schemas.microsoft.com/office/drawing/2015/9/8/chartex" xmlns:cx2="http://schemas.microsoft.com/office/drawing/2015/10/21/chartex" xmlns:cx3="http://schemas.microsoft.com/office/drawing/2016/5/9/chartex" xmlns:cx4="http://schemas.microsoft.com/office/drawing/2016/5/10/chartex" xmlns:cx5="http://schemas.microsoft.com/office/drawing/2016/5/11/chartex" xmlns:cx6="http://schemas.microsoft.com/office/drawing/2016/5/12/chartex" xmlns:cx7="http://schemas.microsoft.com/office/drawing/2016/5/13/chartex" xmlns:cx8="http://schemas.microsoft.com/office/drawing/2016/5/14/chartex" xmlns:mc="http://schemas.openxmlformats.org/markup-compatibility/2006" xmlns:aink="http://schemas.microsoft.com/office/drawing/2016/ink" xmlns:am3d="http://schemas.microsoft.com/office/drawing/2017/model3d" xmlns:o="urn:schemas-microsoft-com:office:office" xmlns:oel="http://schemas.microsoft.com/office/2019/extlst" xmlns:r="http://schemas.openxmlformats.org/officeDocument/2006/relationships" xmlns:m="http://schemas.openxmlformats.org/officeDocument/2006/math" xmlns:v="urn:schemas-microsoft-com:vml" xmlns:wp14="http://schemas.microsoft.com/office/word/2010/wordprocessingDrawing" xmlns:wp="http://schemas.openxmlformats.org/drawingml/2006/wordprocessingDrawing" xmlns:w10="urn:schemas-microsoft-com:office:word" xmlns:w="http://schemas.openxmlformats.org/wordprocessingml/2006/main" xmlns:w14="http://schemas.microsoft.com/office/word/2010/wordml" xmlns:w15="http://schemas.microsoft.com/office/word/2012/wordml" xmlns:w16cex="http://schemas.microsoft.com/office/word/2018/wordml/cex" xmlns:w16cid="http://schemas.microsoft.com/office/word/2016/wordml/cid" xmlns:w16="http://schemas.microsoft.com/office/word/2018/wordml" xmlns:w16sdtdh="http://schemas.microsoft.com/office/word/2020/wordml/sdtdatahash" xmlns:w16se="http://schemas.microsoft.com/office/word/2015/wordml/symex" xmlns:wpg="http://schemas.microsoft.com/office/word/2010/wordprocessingGroup" xmlns:wpi="http://schemas.microsoft.com/office/word/2010/wordprocessingInk" xmlns:wne="http://schemas.microsoft.com/office/word/2006/wordml" xmlns:wps="http://schemas.microsoft.com/office/word/2010/wordprocessingShape" mc:Ignorable="w14 w15 w16se w16cid w16 w16cex w16sdtdh wp14">
   <w:endnote w:type="separator" w:id="-1">
     <w:p>
       <w:pPr>
@@ -10968,7 +10552,7 @@
 </file>
 
 <file path=word/footer1.xml><?xml version="1.0" encoding="utf-8"?>
-<w:ftr xmlns:wpc="http://schemas.microsoft.com/office/word/2010/wordprocessingCanvas" xmlns:cx="http://schemas.microsoft.com/office/drawing/2014/chartex" xmlns:cx1="http://schemas.microsoft.com/office/drawing/2015/9/8/chartex" xmlns:cx2="http://schemas.microsoft.com/office/drawing/2015/10/21/chartex" xmlns:cx3="http://schemas.microsoft.com/office/drawing/2016/5/9/chartex" xmlns:cx4="http://schemas.microsoft.com/office/drawing/2016/5/10/chartex" xmlns:cx5="http://schemas.microsoft.com/office/drawing/2016/5/11/chartex" xmlns:cx6="http://schemas.microsoft.com/office/drawing/2016/5/12/chartex" xmlns:cx7="http://schemas.microsoft.com/office/drawing/2016/5/13/chartex" xmlns:cx8="http://schemas.microsoft.com/office/drawing/2016/5/14/chartex" xmlns:mc="http://schemas.openxmlformats.org/markup-compatibility/2006" xmlns:aink="http://schemas.microsoft.com/office/drawing/2016/ink" xmlns:am3d="http://schemas.microsoft.com/office/drawing/2017/model3d" xmlns:o="urn:schemas-microsoft-com:office:office" xmlns:r="http://schemas.openxmlformats.org/officeDocument/2006/relationships" xmlns:m="http://schemas.openxmlformats.org/officeDocument/2006/math" xmlns:v="urn:schemas-microsoft-com:vml" xmlns:wp14="http://schemas.microsoft.com/office/word/2010/wordprocessingDrawing" xmlns:wp="http://schemas.openxmlformats.org/drawingml/2006/wordprocessingDrawing" xmlns:w10="urn:schemas-microsoft-com:office:word" xmlns:w="http://schemas.openxmlformats.org/wordprocessingml/2006/main" xmlns:w14="http://schemas.microsoft.com/office/word/2010/wordml" xmlns:w15="http://schemas.microsoft.com/office/word/2012/wordml" xmlns:w16cex="http://schemas.microsoft.com/office/word/2018/wordml/cex" xmlns:w16cid="http://schemas.microsoft.com/office/word/2016/wordml/cid" xmlns:w16="http://schemas.microsoft.com/office/word/2018/wordml" xmlns:w16sdtdh="http://schemas.microsoft.com/office/word/2020/wordml/sdtdatahash" xmlns:w16se="http://schemas.microsoft.com/office/word/2015/wordml/symex" xmlns:wpg="http://schemas.microsoft.com/office/word/2010/wordprocessingGroup" xmlns:wpi="http://schemas.microsoft.com/office/word/2010/wordprocessingInk" xmlns:wne="http://schemas.microsoft.com/office/word/2006/wordml" xmlns:wps="http://schemas.microsoft.com/office/word/2010/wordprocessingShape" mc:Ignorable="w14 w15 w16se w16cid w16 w16cex w16sdtdh wp14">
+<w:ftr xmlns:wpc="http://schemas.microsoft.com/office/word/2010/wordprocessingCanvas" xmlns:cx="http://schemas.microsoft.com/office/drawing/2014/chartex" xmlns:cx1="http://schemas.microsoft.com/office/drawing/2015/9/8/chartex" xmlns:cx2="http://schemas.microsoft.com/office/drawing/2015/10/21/chartex" xmlns:cx3="http://schemas.microsoft.com/office/drawing/2016/5/9/chartex" xmlns:cx4="http://schemas.microsoft.com/office/drawing/2016/5/10/chartex" xmlns:cx5="http://schemas.microsoft.com/office/drawing/2016/5/11/chartex" xmlns:cx6="http://schemas.microsoft.com/office/drawing/2016/5/12/chartex" xmlns:cx7="http://schemas.microsoft.com/office/drawing/2016/5/13/chartex" xmlns:cx8="http://schemas.microsoft.com/office/drawing/2016/5/14/chartex" xmlns:mc="http://schemas.openxmlformats.org/markup-compatibility/2006" xmlns:aink="http://schemas.microsoft.com/office/drawing/2016/ink" xmlns:am3d="http://schemas.microsoft.com/office/drawing/2017/model3d" xmlns:o="urn:schemas-microsoft-com:office:office" xmlns:oel="http://schemas.microsoft.com/office/2019/extlst" xmlns:r="http://schemas.openxmlformats.org/officeDocument/2006/relationships" xmlns:m="http://schemas.openxmlformats.org/officeDocument/2006/math" xmlns:v="urn:schemas-microsoft-com:vml" xmlns:wp14="http://schemas.microsoft.com/office/word/2010/wordprocessingDrawing" xmlns:wp="http://schemas.openxmlformats.org/drawingml/2006/wordprocessingDrawing" xmlns:w10="urn:schemas-microsoft-com:office:word" xmlns:w="http://schemas.openxmlformats.org/wordprocessingml/2006/main" xmlns:w14="http://schemas.microsoft.com/office/word/2010/wordml" xmlns:w15="http://schemas.microsoft.com/office/word/2012/wordml" xmlns:w16cex="http://schemas.microsoft.com/office/word/2018/wordml/cex" xmlns:w16cid="http://schemas.microsoft.com/office/word/2016/wordml/cid" xmlns:w16="http://schemas.microsoft.com/office/word/2018/wordml" xmlns:w16sdtdh="http://schemas.microsoft.com/office/word/2020/wordml/sdtdatahash" xmlns:w16se="http://schemas.microsoft.com/office/word/2015/wordml/symex" xmlns:wpg="http://schemas.microsoft.com/office/word/2010/wordprocessingGroup" xmlns:wpi="http://schemas.microsoft.com/office/word/2010/wordprocessingInk" xmlns:wne="http://schemas.microsoft.com/office/word/2006/wordml" xmlns:wps="http://schemas.microsoft.com/office/word/2010/wordprocessingShape" mc:Ignorable="w14 w15 w16se w16cid w16 w16cex w16sdtdh wp14">
   <w:sdt>
     <w:sdtPr>
       <w:id w:val="-1465197936"/>
@@ -10977,7 +10561,6 @@
         <w:docPartUnique/>
       </w:docPartObj>
     </w:sdtPr>
-    <w:sdtEndPr/>
     <w:sdtContent>
       <w:p>
         <w:pPr>
@@ -11014,7 +10597,7 @@
 </file>
 
 <file path=word/footnotes.xml><?xml version="1.0" encoding="utf-8"?>
-<w:footnotes xmlns:wpc="http://schemas.microsoft.com/office/word/2010/wordprocessingCanvas" xmlns:cx="http://schemas.microsoft.com/office/drawing/2014/chartex" xmlns:cx1="http://schemas.microsoft.com/office/drawing/2015/9/8/chartex" xmlns:cx2="http://schemas.microsoft.com/office/drawing/2015/10/21/chartex" xmlns:cx3="http://schemas.microsoft.com/office/drawing/2016/5/9/chartex" xmlns:cx4="http://schemas.microsoft.com/office/drawing/2016/5/10/chartex" xmlns:cx5="http://schemas.microsoft.com/office/drawing/2016/5/11/chartex" xmlns:cx6="http://schemas.microsoft.com/office/drawing/2016/5/12/chartex" xmlns:cx7="http://schemas.microsoft.com/office/drawing/2016/5/13/chartex" xmlns:cx8="http://schemas.microsoft.com/office/drawing/2016/5/14/chartex" xmlns:mc="http://schemas.openxmlformats.org/markup-compatibility/2006" xmlns:aink="http://schemas.microsoft.com/office/drawing/2016/ink" xmlns:am3d="http://schemas.microsoft.com/office/drawing/2017/model3d" xmlns:o="urn:schemas-microsoft-com:office:office" xmlns:r="http://schemas.openxmlformats.org/officeDocument/2006/relationships" xmlns:m="http://schemas.openxmlformats.org/officeDocument/2006/math" xmlns:v="urn:schemas-microsoft-com:vml" xmlns:wp14="http://schemas.microsoft.com/office/word/2010/wordprocessingDrawing" xmlns:wp="http://schemas.openxmlformats.org/drawingml/2006/wordprocessingDrawing" xmlns:w10="urn:schemas-microsoft-com:office:word" xmlns:w="http://schemas.openxmlformats.org/wordprocessingml/2006/main" xmlns:w14="http://schemas.microsoft.com/office/word/2010/wordml" xmlns:w15="http://schemas.microsoft.com/office/word/2012/wordml" xmlns:w16cex="http://schemas.microsoft.com/office/word/2018/wordml/cex" xmlns:w16cid="http://schemas.microsoft.com/office/word/2016/wordml/cid" xmlns:w16="http://schemas.microsoft.com/office/word/2018/wordml" xmlns:w16sdtdh="http://schemas.microsoft.com/office/word/2020/wordml/sdtdatahash" xmlns:w16se="http://schemas.microsoft.com/office/word/2015/wordml/symex" xmlns:wpg="http://schemas.microsoft.com/office/word/2010/wordprocessingGroup" xmlns:wpi="http://schemas.microsoft.com/office/word/2010/wordprocessingInk" xmlns:wne="http://schemas.microsoft.com/office/word/2006/wordml" xmlns:wps="http://schemas.microsoft.com/office/word/2010/wordprocessingShape" mc:Ignorable="w14 w15 w16se w16cid w16 w16cex w16sdtdh wp14">
+<w:footnotes xmlns:wpc="http://schemas.microsoft.com/office/word/2010/wordprocessingCanvas" xmlns:cx="http://schemas.microsoft.com/office/drawing/2014/chartex" xmlns:cx1="http://schemas.microsoft.com/office/drawing/2015/9/8/chartex" xmlns:cx2="http://schemas.microsoft.com/office/drawing/2015/10/21/chartex" xmlns:cx3="http://schemas.microsoft.com/office/drawing/2016/5/9/chartex" xmlns:cx4="http://schemas.microsoft.com/office/drawing/2016/5/10/chartex" xmlns:cx5="http://schemas.microsoft.com/office/drawing/2016/5/11/chartex" xmlns:cx6="http://schemas.microsoft.com/office/drawing/2016/5/12/chartex" xmlns:cx7="http://schemas.microsoft.com/office/drawing/2016/5/13/chartex" xmlns:cx8="http://schemas.microsoft.com/office/drawing/2016/5/14/chartex" xmlns:mc="http://schemas.openxmlformats.org/markup-compatibility/2006" xmlns:aink="http://schemas.microsoft.com/office/drawing/2016/ink" xmlns:am3d="http://schemas.microsoft.com/office/drawing/2017/model3d" xmlns:o="urn:schemas-microsoft-com:office:office" xmlns:oel="http://schemas.microsoft.com/office/2019/extlst" xmlns:r="http://schemas.openxmlformats.org/officeDocument/2006/relationships" xmlns:m="http://schemas.openxmlformats.org/officeDocument/2006/math" xmlns:v="urn:schemas-microsoft-com:vml" xmlns:wp14="http://schemas.microsoft.com/office/word/2010/wordprocessingDrawing" xmlns:wp="http://schemas.openxmlformats.org/drawingml/2006/wordprocessingDrawing" xmlns:w10="urn:schemas-microsoft-com:office:word" xmlns:w="http://schemas.openxmlformats.org/wordprocessingml/2006/main" xmlns:w14="http://schemas.microsoft.com/office/word/2010/wordml" xmlns:w15="http://schemas.microsoft.com/office/word/2012/wordml" xmlns:w16cex="http://schemas.microsoft.com/office/word/2018/wordml/cex" xmlns:w16cid="http://schemas.microsoft.com/office/word/2016/wordml/cid" xmlns:w16="http://schemas.microsoft.com/office/word/2018/wordml" xmlns:w16sdtdh="http://schemas.microsoft.com/office/word/2020/wordml/sdtdatahash" xmlns:w16se="http://schemas.microsoft.com/office/word/2015/wordml/symex" xmlns:wpg="http://schemas.microsoft.com/office/word/2010/wordprocessingGroup" xmlns:wpi="http://schemas.microsoft.com/office/word/2010/wordprocessingInk" xmlns:wne="http://schemas.microsoft.com/office/word/2006/wordml" xmlns:wps="http://schemas.microsoft.com/office/word/2010/wordprocessingShape" mc:Ignorable="w14 w15 w16se w16cid w16 w16cex w16sdtdh wp14">
   <w:footnote w:type="separator" w:id="-1">
     <w:p>
       <w:pPr>
@@ -11039,7 +10622,7 @@
 </file>
 
 <file path=word/header1.xml><?xml version="1.0" encoding="utf-8"?>
-<w:hdr xmlns:wpc="http://schemas.microsoft.com/office/word/2010/wordprocessingCanvas" xmlns:cx="http://schemas.microsoft.com/office/drawing/2014/chartex" xmlns:cx1="http://schemas.microsoft.com/office/drawing/2015/9/8/chartex" xmlns:cx2="http://schemas.microsoft.com/office/drawing/2015/10/21/chartex" xmlns:cx3="http://schemas.microsoft.com/office/drawing/2016/5/9/chartex" xmlns:cx4="http://schemas.microsoft.com/office/drawing/2016/5/10/chartex" xmlns:cx5="http://schemas.microsoft.com/office/drawing/2016/5/11/chartex" xmlns:cx6="http://schemas.microsoft.com/office/drawing/2016/5/12/chartex" xmlns:cx7="http://schemas.microsoft.com/office/drawing/2016/5/13/chartex" xmlns:cx8="http://schemas.microsoft.com/office/drawing/2016/5/14/chartex" xmlns:mc="http://schemas.openxmlformats.org/markup-compatibility/2006" xmlns:aink="http://schemas.microsoft.com/office/drawing/2016/ink" xmlns:am3d="http://schemas.microsoft.com/office/drawing/2017/model3d" xmlns:o="urn:schemas-microsoft-com:office:office" xmlns:r="http://schemas.openxmlformats.org/officeDocument/2006/relationships" xmlns:m="http://schemas.openxmlformats.org/officeDocument/2006/math" xmlns:v="urn:schemas-microsoft-com:vml" xmlns:wp14="http://schemas.microsoft.com/office/word/2010/wordprocessingDrawing" xmlns:wp="http://schemas.openxmlformats.org/drawingml/2006/wordprocessingDrawing" xmlns:w10="urn:schemas-microsoft-com:office:word" xmlns:w="http://schemas.openxmlformats.org/wordprocessingml/2006/main" xmlns:w14="http://schemas.microsoft.com/office/word/2010/wordml" xmlns:w15="http://schemas.microsoft.com/office/word/2012/wordml" xmlns:w16cex="http://schemas.microsoft.com/office/word/2018/wordml/cex" xmlns:w16cid="http://schemas.microsoft.com/office/word/2016/wordml/cid" xmlns:w16="http://schemas.microsoft.com/office/word/2018/wordml" xmlns:w16sdtdh="http://schemas.microsoft.com/office/word/2020/wordml/sdtdatahash" xmlns:w16se="http://schemas.microsoft.com/office/word/2015/wordml/symex" xmlns:wpg="http://schemas.microsoft.com/office/word/2010/wordprocessingGroup" xmlns:wpi="http://schemas.microsoft.com/office/word/2010/wordprocessingInk" xmlns:wne="http://schemas.microsoft.com/office/word/2006/wordml" xmlns:wps="http://schemas.microsoft.com/office/word/2010/wordprocessingShape" mc:Ignorable="w14 w15 w16se w16cid w16 w16cex w16sdtdh wp14">
+<w:hdr xmlns:wpc="http://schemas.microsoft.com/office/word/2010/wordprocessingCanvas" xmlns:cx="http://schemas.microsoft.com/office/drawing/2014/chartex" xmlns:cx1="http://schemas.microsoft.com/office/drawing/2015/9/8/chartex" xmlns:cx2="http://schemas.microsoft.com/office/drawing/2015/10/21/chartex" xmlns:cx3="http://schemas.microsoft.com/office/drawing/2016/5/9/chartex" xmlns:cx4="http://schemas.microsoft.com/office/drawing/2016/5/10/chartex" xmlns:cx5="http://schemas.microsoft.com/office/drawing/2016/5/11/chartex" xmlns:cx6="http://schemas.microsoft.com/office/drawing/2016/5/12/chartex" xmlns:cx7="http://schemas.microsoft.com/office/drawing/2016/5/13/chartex" xmlns:cx8="http://schemas.microsoft.com/office/drawing/2016/5/14/chartex" xmlns:mc="http://schemas.openxmlformats.org/markup-compatibility/2006" xmlns:aink="http://schemas.microsoft.com/office/drawing/2016/ink" xmlns:am3d="http://schemas.microsoft.com/office/drawing/2017/model3d" xmlns:o="urn:schemas-microsoft-com:office:office" xmlns:oel="http://schemas.microsoft.com/office/2019/extlst" xmlns:r="http://schemas.openxmlformats.org/officeDocument/2006/relationships" xmlns:m="http://schemas.openxmlformats.org/officeDocument/2006/math" xmlns:v="urn:schemas-microsoft-com:vml" xmlns:wp14="http://schemas.microsoft.com/office/word/2010/wordprocessingDrawing" xmlns:wp="http://schemas.openxmlformats.org/drawingml/2006/wordprocessingDrawing" xmlns:w10="urn:schemas-microsoft-com:office:word" xmlns:w="http://schemas.openxmlformats.org/wordprocessingml/2006/main" xmlns:w14="http://schemas.microsoft.com/office/word/2010/wordml" xmlns:w15="http://schemas.microsoft.com/office/word/2012/wordml" xmlns:w16cex="http://schemas.microsoft.com/office/word/2018/wordml/cex" xmlns:w16cid="http://schemas.microsoft.com/office/word/2016/wordml/cid" xmlns:w16="http://schemas.microsoft.com/office/word/2018/wordml" xmlns:w16sdtdh="http://schemas.microsoft.com/office/word/2020/wordml/sdtdatahash" xmlns:w16se="http://schemas.microsoft.com/office/word/2015/wordml/symex" xmlns:wpg="http://schemas.microsoft.com/office/word/2010/wordprocessingGroup" xmlns:wpi="http://schemas.microsoft.com/office/word/2010/wordprocessingInk" xmlns:wne="http://schemas.microsoft.com/office/word/2006/wordml" xmlns:wps="http://schemas.microsoft.com/office/word/2010/wordprocessingShape" mc:Ignorable="w14 w15 w16se w16cid w16 w16cex w16sdtdh wp14">
   <w:p>
     <w:pPr>
       <w:pStyle w:val="Encabezado"/>
@@ -11125,7 +10708,7 @@
 </file>
 
 <file path=word/numbering.xml><?xml version="1.0" encoding="utf-8"?>
-<w:numbering xmlns:wpc="http://schemas.microsoft.com/office/word/2010/wordprocessingCanvas" xmlns:cx="http://schemas.microsoft.com/office/drawing/2014/chartex" xmlns:cx1="http://schemas.microsoft.com/office/drawing/2015/9/8/chartex" xmlns:cx2="http://schemas.microsoft.com/office/drawing/2015/10/21/chartex" xmlns:cx3="http://schemas.microsoft.com/office/drawing/2016/5/9/chartex" xmlns:cx4="http://schemas.microsoft.com/office/drawing/2016/5/10/chartex" xmlns:cx5="http://schemas.microsoft.com/office/drawing/2016/5/11/chartex" xmlns:cx6="http://schemas.microsoft.com/office/drawing/2016/5/12/chartex" xmlns:cx7="http://schemas.microsoft.com/office/drawing/2016/5/13/chartex" xmlns:cx8="http://schemas.microsoft.com/office/drawing/2016/5/14/chartex" xmlns:mc="http://schemas.openxmlformats.org/markup-compatibility/2006" xmlns:aink="http://schemas.microsoft.com/office/drawing/2016/ink" xmlns:am3d="http://schemas.microsoft.com/office/drawing/2017/model3d" xmlns:o="urn:schemas-microsoft-com:office:office" xmlns:r="http://schemas.openxmlformats.org/officeDocument/2006/relationships" xmlns:m="http://schemas.openxmlformats.org/officeDocument/2006/math" xmlns:v="urn:schemas-microsoft-com:vml" xmlns:wp14="http://schemas.microsoft.com/office/word/2010/wordprocessingDrawing" xmlns:wp="http://schemas.openxmlformats.org/drawingml/2006/wordprocessingDrawing" xmlns:w10="urn:schemas-microsoft-com:office:word" xmlns:w="http://schemas.openxmlformats.org/wordprocessingml/2006/main" xmlns:w14="http://schemas.microsoft.com/office/word/2010/wordml" xmlns:w15="http://schemas.microsoft.com/office/word/2012/wordml" xmlns:w16cex="http://schemas.microsoft.com/office/word/2018/wordml/cex" xmlns:w16cid="http://schemas.microsoft.com/office/word/2016/wordml/cid" xmlns:w16="http://schemas.microsoft.com/office/word/2018/wordml" xmlns:w16sdtdh="http://schemas.microsoft.com/office/word/2020/wordml/sdtdatahash" xmlns:w16se="http://schemas.microsoft.com/office/word/2015/wordml/symex" xmlns:wpg="http://schemas.microsoft.com/office/word/2010/wordprocessingGroup" xmlns:wpi="http://schemas.microsoft.com/office/word/2010/wordprocessingInk" xmlns:wne="http://schemas.microsoft.com/office/word/2006/wordml" xmlns:wps="http://schemas.microsoft.com/office/word/2010/wordprocessingShape" mc:Ignorable="w14 w15 w16se w16cid w16 w16cex w16sdtdh wp14">
+<w:numbering xmlns:wpc="http://schemas.microsoft.com/office/word/2010/wordprocessingCanvas" xmlns:cx="http://schemas.microsoft.com/office/drawing/2014/chartex" xmlns:cx1="http://schemas.microsoft.com/office/drawing/2015/9/8/chartex" xmlns:cx2="http://schemas.microsoft.com/office/drawing/2015/10/21/chartex" xmlns:cx3="http://schemas.microsoft.com/office/drawing/2016/5/9/chartex" xmlns:cx4="http://schemas.microsoft.com/office/drawing/2016/5/10/chartex" xmlns:cx5="http://schemas.microsoft.com/office/drawing/2016/5/11/chartex" xmlns:cx6="http://schemas.microsoft.com/office/drawing/2016/5/12/chartex" xmlns:cx7="http://schemas.microsoft.com/office/drawing/2016/5/13/chartex" xmlns:cx8="http://schemas.microsoft.com/office/drawing/2016/5/14/chartex" xmlns:mc="http://schemas.openxmlformats.org/markup-compatibility/2006" xmlns:aink="http://schemas.microsoft.com/office/drawing/2016/ink" xmlns:am3d="http://schemas.microsoft.com/office/drawing/2017/model3d" xmlns:o="urn:schemas-microsoft-com:office:office" xmlns:oel="http://schemas.microsoft.com/office/2019/extlst" xmlns:r="http://schemas.openxmlformats.org/officeDocument/2006/relationships" xmlns:m="http://schemas.openxmlformats.org/officeDocument/2006/math" xmlns:v="urn:schemas-microsoft-com:vml" xmlns:wp14="http://schemas.microsoft.com/office/word/2010/wordprocessingDrawing" xmlns:wp="http://schemas.openxmlformats.org/drawingml/2006/wordprocessingDrawing" xmlns:w10="urn:schemas-microsoft-com:office:word" xmlns:w="http://schemas.openxmlformats.org/wordprocessingml/2006/main" xmlns:w14="http://schemas.microsoft.com/office/word/2010/wordml" xmlns:w15="http://schemas.microsoft.com/office/word/2012/wordml" xmlns:w16cex="http://schemas.microsoft.com/office/word/2018/wordml/cex" xmlns:w16cid="http://schemas.microsoft.com/office/word/2016/wordml/cid" xmlns:w16="http://schemas.microsoft.com/office/word/2018/wordml" xmlns:w16sdtdh="http://schemas.microsoft.com/office/word/2020/wordml/sdtdatahash" xmlns:w16se="http://schemas.microsoft.com/office/word/2015/wordml/symex" xmlns:wpg="http://schemas.microsoft.com/office/word/2010/wordprocessingGroup" xmlns:wpi="http://schemas.microsoft.com/office/word/2010/wordprocessingInk" xmlns:wne="http://schemas.microsoft.com/office/word/2006/wordml" xmlns:wps="http://schemas.microsoft.com/office/word/2010/wordprocessingShape" mc:Ignorable="w14 w15 w16se w16cid w16 w16cex w16sdtdh wp14">
   <w:abstractNum w:abstractNumId="0" w15:restartNumberingAfterBreak="0">
     <w:nsid w:val="FFFFFF89"/>
     <w:multiLevelType w:val="singleLevel"/>
@@ -15047,112 +14630,112 @@
       </w:rPr>
     </w:lvl>
   </w:abstractNum>
-  <w:num w:numId="1">
+  <w:num w:numId="1" w16cid:durableId="772671749">
     <w:abstractNumId w:val="0"/>
   </w:num>
-  <w:num w:numId="2">
+  <w:num w:numId="2" w16cid:durableId="399139361">
     <w:abstractNumId w:val="7"/>
   </w:num>
-  <w:num w:numId="3">
+  <w:num w:numId="3" w16cid:durableId="610863320">
     <w:abstractNumId w:val="25"/>
   </w:num>
-  <w:num w:numId="4">
+  <w:num w:numId="4" w16cid:durableId="1026562646">
     <w:abstractNumId w:val="14"/>
   </w:num>
-  <w:num w:numId="5">
+  <w:num w:numId="5" w16cid:durableId="2006132240">
     <w:abstractNumId w:val="19"/>
   </w:num>
-  <w:num w:numId="6">
+  <w:num w:numId="6" w16cid:durableId="1858805919">
     <w:abstractNumId w:val="17"/>
   </w:num>
-  <w:num w:numId="7">
+  <w:num w:numId="7" w16cid:durableId="1038314004">
     <w:abstractNumId w:val="29"/>
   </w:num>
-  <w:num w:numId="8">
+  <w:num w:numId="8" w16cid:durableId="2036806079">
     <w:abstractNumId w:val="13"/>
   </w:num>
-  <w:num w:numId="9">
+  <w:num w:numId="9" w16cid:durableId="118190135">
     <w:abstractNumId w:val="27"/>
   </w:num>
-  <w:num w:numId="10">
+  <w:num w:numId="10" w16cid:durableId="777682546">
     <w:abstractNumId w:val="21"/>
   </w:num>
-  <w:num w:numId="11">
+  <w:num w:numId="11" w16cid:durableId="1921869005">
     <w:abstractNumId w:val="31"/>
   </w:num>
-  <w:num w:numId="12">
+  <w:num w:numId="12" w16cid:durableId="381944956">
     <w:abstractNumId w:val="20"/>
   </w:num>
-  <w:num w:numId="13">
+  <w:num w:numId="13" w16cid:durableId="1540972591">
     <w:abstractNumId w:val="16"/>
   </w:num>
-  <w:num w:numId="14">
+  <w:num w:numId="14" w16cid:durableId="1276642528">
     <w:abstractNumId w:val="11"/>
   </w:num>
-  <w:num w:numId="15">
+  <w:num w:numId="15" w16cid:durableId="952634293">
     <w:abstractNumId w:val="22"/>
   </w:num>
-  <w:num w:numId="16">
+  <w:num w:numId="16" w16cid:durableId="1897819274">
     <w:abstractNumId w:val="8"/>
   </w:num>
-  <w:num w:numId="17">
+  <w:num w:numId="17" w16cid:durableId="376589471">
     <w:abstractNumId w:val="18"/>
   </w:num>
-  <w:num w:numId="18">
+  <w:num w:numId="18" w16cid:durableId="1344821836">
     <w:abstractNumId w:val="32"/>
   </w:num>
-  <w:num w:numId="19">
+  <w:num w:numId="19" w16cid:durableId="486361489">
     <w:abstractNumId w:val="35"/>
   </w:num>
-  <w:num w:numId="20">
+  <w:num w:numId="20" w16cid:durableId="1986003217">
     <w:abstractNumId w:val="3"/>
   </w:num>
-  <w:num w:numId="21">
+  <w:num w:numId="21" w16cid:durableId="256983391">
     <w:abstractNumId w:val="4"/>
   </w:num>
-  <w:num w:numId="22">
+  <w:num w:numId="22" w16cid:durableId="47922434">
     <w:abstractNumId w:val="23"/>
   </w:num>
-  <w:num w:numId="23">
+  <w:num w:numId="23" w16cid:durableId="864094465">
     <w:abstractNumId w:val="5"/>
   </w:num>
-  <w:num w:numId="24">
+  <w:num w:numId="24" w16cid:durableId="2104447933">
     <w:abstractNumId w:val="24"/>
   </w:num>
-  <w:num w:numId="25">
+  <w:num w:numId="25" w16cid:durableId="1178159131">
     <w:abstractNumId w:val="1"/>
   </w:num>
-  <w:num w:numId="26">
+  <w:num w:numId="26" w16cid:durableId="300967773">
     <w:abstractNumId w:val="15"/>
   </w:num>
-  <w:num w:numId="27">
+  <w:num w:numId="27" w16cid:durableId="916013096">
     <w:abstractNumId w:val="34"/>
   </w:num>
-  <w:num w:numId="28">
+  <w:num w:numId="28" w16cid:durableId="1162431604">
     <w:abstractNumId w:val="28"/>
   </w:num>
-  <w:num w:numId="29">
+  <w:num w:numId="29" w16cid:durableId="1725718310">
     <w:abstractNumId w:val="2"/>
   </w:num>
-  <w:num w:numId="30">
+  <w:num w:numId="30" w16cid:durableId="21169059">
     <w:abstractNumId w:val="12"/>
   </w:num>
-  <w:num w:numId="31">
+  <w:num w:numId="31" w16cid:durableId="1309507294">
     <w:abstractNumId w:val="30"/>
   </w:num>
-  <w:num w:numId="32">
+  <w:num w:numId="32" w16cid:durableId="1732000502">
     <w:abstractNumId w:val="6"/>
   </w:num>
-  <w:num w:numId="33">
+  <w:num w:numId="33" w16cid:durableId="141630159">
     <w:abstractNumId w:val="10"/>
   </w:num>
-  <w:num w:numId="34">
+  <w:num w:numId="34" w16cid:durableId="791941486">
     <w:abstractNumId w:val="26"/>
   </w:num>
-  <w:num w:numId="35">
+  <w:num w:numId="35" w16cid:durableId="464398446">
     <w:abstractNumId w:val="9"/>
   </w:num>
-  <w:num w:numId="36">
+  <w:num w:numId="36" w16cid:durableId="1847787815">
     <w:abstractNumId w:val="33"/>
   </w:num>
   <w:numIdMacAtCleanup w:val="36"/>
@@ -16910,14 +16493,7 @@
 </file>
 
 <file path=customXml/item2.xml><?xml version="1.0" encoding="utf-8"?>
-<p:properties xmlns:p="http://schemas.microsoft.com/office/2006/metadata/properties" xmlns:xsi="http://www.w3.org/2001/XMLSchema-instance" xmlns:pc="http://schemas.microsoft.com/office/infopath/2007/PartnerControls">
-  <documentManagement>
-    <TaxCatchAll xmlns="13c90a0b-73bc-4dc0-be5f-28d77b615beb" xsi:nil="true"/>
-    <lcf76f155ced4ddcb4097134ff3c332f xmlns="13c93bba-48ce-428c-bfe5-88b42c19b028">
-      <Terms xmlns="http://schemas.microsoft.com/office/infopath/2007/PartnerControls"/>
-    </lcf76f155ced4ddcb4097134ff3c332f>
-  </documentManagement>
-</p:properties>
+<b:Sources xmlns:b="http://schemas.openxmlformats.org/officeDocument/2006/bibliography" xmlns="http://schemas.openxmlformats.org/officeDocument/2006/bibliography" SelectedStyle="\APASixthEditionOfficeOnline.xsl" StyleName="APA" Version="6"/>
 </file>
 
 <file path=customXml/item3.xml><?xml version="1.0" encoding="utf-8"?>
@@ -17156,7 +16732,14 @@
 </file>
 
 <file path=customXml/item4.xml><?xml version="1.0" encoding="utf-8"?>
-<b:Sources xmlns:b="http://schemas.openxmlformats.org/officeDocument/2006/bibliography" xmlns="http://schemas.openxmlformats.org/officeDocument/2006/bibliography" SelectedStyle="\APASixthEditionOfficeOnline.xsl" StyleName="APA" Version="6"/>
+<p:properties xmlns:p="http://schemas.microsoft.com/office/2006/metadata/properties" xmlns:xsi="http://www.w3.org/2001/XMLSchema-instance" xmlns:pc="http://schemas.microsoft.com/office/infopath/2007/PartnerControls">
+  <documentManagement>
+    <TaxCatchAll xmlns="13c90a0b-73bc-4dc0-be5f-28d77b615beb" xsi:nil="true"/>
+    <lcf76f155ced4ddcb4097134ff3c332f xmlns="13c93bba-48ce-428c-bfe5-88b42c19b028">
+      <Terms xmlns="http://schemas.microsoft.com/office/infopath/2007/PartnerControls"/>
+    </lcf76f155ced4ddcb4097134ff3c332f>
+  </documentManagement>
+</p:properties>
 </file>
 
 <file path=customXml/itemProps1.xml><?xml version="1.0" encoding="utf-8"?>
@@ -17168,12 +16751,9 @@
 </file>
 
 <file path=customXml/itemProps2.xml><?xml version="1.0" encoding="utf-8"?>
-<ds:datastoreItem xmlns:ds="http://schemas.openxmlformats.org/officeDocument/2006/customXml" ds:itemID="{1279454D-02BE-4A9C-A117-DCD1573E2608}">
+<ds:datastoreItem xmlns:ds="http://schemas.openxmlformats.org/officeDocument/2006/customXml" ds:itemID="{EAE431FD-7059-4C09-804B-C9D69EB7B213}">
   <ds:schemaRefs>
-    <ds:schemaRef ds:uri="http://schemas.microsoft.com/office/2006/metadata/properties"/>
-    <ds:schemaRef ds:uri="http://schemas.microsoft.com/office/infopath/2007/PartnerControls"/>
-    <ds:schemaRef ds:uri="13c90a0b-73bc-4dc0-be5f-28d77b615beb"/>
-    <ds:schemaRef ds:uri="13c93bba-48ce-428c-bfe5-88b42c19b028"/>
+    <ds:schemaRef ds:uri="http://schemas.openxmlformats.org/officeDocument/2006/bibliography"/>
   </ds:schemaRefs>
 </ds:datastoreItem>
 </file>
@@ -17198,9 +16778,12 @@
 </file>
 
 <file path=customXml/itemProps4.xml><?xml version="1.0" encoding="utf-8"?>
-<ds:datastoreItem xmlns:ds="http://schemas.openxmlformats.org/officeDocument/2006/customXml" ds:itemID="{EAE431FD-7059-4C09-804B-C9D69EB7B213}">
+<ds:datastoreItem xmlns:ds="http://schemas.openxmlformats.org/officeDocument/2006/customXml" ds:itemID="{1279454D-02BE-4A9C-A117-DCD1573E2608}">
   <ds:schemaRefs>
-    <ds:schemaRef ds:uri="http://schemas.openxmlformats.org/officeDocument/2006/bibliography"/>
+    <ds:schemaRef ds:uri="http://schemas.microsoft.com/office/2006/metadata/properties"/>
+    <ds:schemaRef ds:uri="http://schemas.microsoft.com/office/infopath/2007/PartnerControls"/>
+    <ds:schemaRef ds:uri="13c90a0b-73bc-4dc0-be5f-28d77b615beb"/>
+    <ds:schemaRef ds:uri="13c93bba-48ce-428c-bfe5-88b42c19b028"/>
   </ds:schemaRefs>
 </ds:datastoreItem>
 </file>
--- a/fuentes/524704_CF02_DU.docx
+++ b/fuentes/524704_CF02_DU.docx
@@ -1,6 +1,6 @@
 
 <file path=word/document.xml><?xml version="1.0" encoding="utf-8"?>
-<w:document xmlns:wpc="http://schemas.microsoft.com/office/word/2010/wordprocessingCanvas" xmlns:cx="http://schemas.microsoft.com/office/drawing/2014/chartex" xmlns:cx1="http://schemas.microsoft.com/office/drawing/2015/9/8/chartex" xmlns:cx2="http://schemas.microsoft.com/office/drawing/2015/10/21/chartex" xmlns:cx3="http://schemas.microsoft.com/office/drawing/2016/5/9/chartex" xmlns:cx4="http://schemas.microsoft.com/office/drawing/2016/5/10/chartex" xmlns:cx5="http://schemas.microsoft.com/office/drawing/2016/5/11/chartex" xmlns:cx6="http://schemas.microsoft.com/office/drawing/2016/5/12/chartex" xmlns:cx7="http://schemas.microsoft.com/office/drawing/2016/5/13/chartex" xmlns:cx8="http://schemas.microsoft.com/office/drawing/2016/5/14/chartex" xmlns:mc="http://schemas.openxmlformats.org/markup-compatibility/2006" xmlns:aink="http://schemas.microsoft.com/office/drawing/2016/ink" xmlns:am3d="http://schemas.microsoft.com/office/drawing/2017/model3d" xmlns:o="urn:schemas-microsoft-com:office:office" xmlns:oel="http://schemas.microsoft.com/office/2019/extlst" xmlns:r="http://schemas.openxmlformats.org/officeDocument/2006/relationships" xmlns:m="http://schemas.openxmlformats.org/officeDocument/2006/math" xmlns:v="urn:schemas-microsoft-com:vml" xmlns:wp14="http://schemas.microsoft.com/office/word/2010/wordprocessingDrawing" xmlns:wp="http://schemas.openxmlformats.org/drawingml/2006/wordprocessingDrawing" xmlns:w10="urn:schemas-microsoft-com:office:word" xmlns:w="http://schemas.openxmlformats.org/wordprocessingml/2006/main" xmlns:w14="http://schemas.microsoft.com/office/word/2010/wordml" xmlns:w15="http://schemas.microsoft.com/office/word/2012/wordml" xmlns:w16cex="http://schemas.microsoft.com/office/word/2018/wordml/cex" xmlns:w16cid="http://schemas.microsoft.com/office/word/2016/wordml/cid" xmlns:w16="http://schemas.microsoft.com/office/word/2018/wordml" xmlns:w16sdtdh="http://schemas.microsoft.com/office/word/2020/wordml/sdtdatahash" xmlns:w16se="http://schemas.microsoft.com/office/word/2015/wordml/symex" xmlns:wpg="http://schemas.microsoft.com/office/word/2010/wordprocessingGroup" xmlns:wpi="http://schemas.microsoft.com/office/word/2010/wordprocessingInk" xmlns:wne="http://schemas.microsoft.com/office/word/2006/wordml" xmlns:wps="http://schemas.microsoft.com/office/word/2010/wordprocessingShape" mc:Ignorable="w14 w15 w16se w16cid w16 w16cex w16sdtdh wp14">
+<w:document xmlns:wpc="http://schemas.microsoft.com/office/word/2010/wordprocessingCanvas" xmlns:cx="http://schemas.microsoft.com/office/drawing/2014/chartex" xmlns:cx1="http://schemas.microsoft.com/office/drawing/2015/9/8/chartex" xmlns:cx2="http://schemas.microsoft.com/office/drawing/2015/10/21/chartex" xmlns:cx3="http://schemas.microsoft.com/office/drawing/2016/5/9/chartex" xmlns:cx4="http://schemas.microsoft.com/office/drawing/2016/5/10/chartex" xmlns:cx5="http://schemas.microsoft.com/office/drawing/2016/5/11/chartex" xmlns:cx6="http://schemas.microsoft.com/office/drawing/2016/5/12/chartex" xmlns:cx7="http://schemas.microsoft.com/office/drawing/2016/5/13/chartex" xmlns:cx8="http://schemas.microsoft.com/office/drawing/2016/5/14/chartex" xmlns:mc="http://schemas.openxmlformats.org/markup-compatibility/2006" xmlns:aink="http://schemas.microsoft.com/office/drawing/2016/ink" xmlns:am3d="http://schemas.microsoft.com/office/drawing/2017/model3d" xmlns:o="urn:schemas-microsoft-com:office:office" xmlns:r="http://schemas.openxmlformats.org/officeDocument/2006/relationships" xmlns:m="http://schemas.openxmlformats.org/officeDocument/2006/math" xmlns:v="urn:schemas-microsoft-com:vml" xmlns:wp14="http://schemas.microsoft.com/office/word/2010/wordprocessingDrawing" xmlns:wp="http://schemas.openxmlformats.org/drawingml/2006/wordprocessingDrawing" xmlns:w10="urn:schemas-microsoft-com:office:word" xmlns:w="http://schemas.openxmlformats.org/wordprocessingml/2006/main" xmlns:w14="http://schemas.microsoft.com/office/word/2010/wordml" xmlns:w15="http://schemas.microsoft.com/office/word/2012/wordml" xmlns:w16cex="http://schemas.microsoft.com/office/word/2018/wordml/cex" xmlns:w16cid="http://schemas.microsoft.com/office/word/2016/wordml/cid" xmlns:w16="http://schemas.microsoft.com/office/word/2018/wordml" xmlns:w16sdtdh="http://schemas.microsoft.com/office/word/2020/wordml/sdtdatahash" xmlns:w16se="http://schemas.microsoft.com/office/word/2015/wordml/symex" xmlns:wpg="http://schemas.microsoft.com/office/word/2010/wordprocessingGroup" xmlns:wpi="http://schemas.microsoft.com/office/word/2010/wordprocessingInk" xmlns:wne="http://schemas.microsoft.com/office/word/2006/wordml" xmlns:wps="http://schemas.microsoft.com/office/word/2010/wordprocessingShape" mc:Ignorable="w14 w15 w16se w16cid w16 w16cex w16sdtdh wp14">
   <w:body>
     <w:p>
       <w:pPr>
@@ -205,7 +205,7 @@
               </wp:anchor>
             </w:drawing>
           </mc:Choice>
-          <mc:Fallback xmlns:w16sdtfl="http://schemas.microsoft.com/office/word/2024/wordml/sdtformatlock" xmlns:w16du="http://schemas.microsoft.com/office/word/2023/wordml/word16du">
+          <mc:Fallback xmlns:w16du="http://schemas.microsoft.com/office/word/2023/wordml/word16du" xmlns:w16sdtfl="http://schemas.microsoft.com/office/word/2024/wordml/sdtformatlock" xmlns:oel="http://schemas.microsoft.com/office/2019/extlst">
             <w:pict>
               <v:rect w14:anchorId="4C256C62" id="Rectángulo 3" o:spid="_x0000_s1026" alt="&quot;&quot;" style="position:absolute;margin-left:-55.95pt;margin-top:26.4pt;width:613.85pt;height:164.25pt;z-index:-251655168;visibility:visible;mso-wrap-style:square;mso-height-percent:0;mso-wrap-distance-left:9pt;mso-wrap-distance-top:0;mso-wrap-distance-right:9pt;mso-wrap-distance-bottom:0;mso-position-horizontal:absolute;mso-position-horizontal-relative:text;mso-position-vertical:absolute;mso-position-vertical-relative:text;mso-height-percent:0;mso-height-relative:margin;v-text-anchor:middle" o:gfxdata="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" fillcolor="#00314d" stroked="f" strokeweight="1pt"/>
             </w:pict>
@@ -330,7 +330,7 @@
                 <v:stroke joinstyle="miter"/>
                 <v:path gradientshapeok="t" o:connecttype="rect"/>
               </v:shapetype>
-              <v:shape id="Cuadro de texto 2" o:spid="_x0000_s1026" type="#_x0000_t202" alt="&quot;&quot;" style="position:absolute;left:0;text-align:left;margin-left:-25.2pt;margin-top:9.4pt;width:549pt;height:59.25pt;z-index:251663360;visibility:visible;mso-wrap-style:square;mso-width-percent:0;mso-height-percent:0;mso-wrap-distance-left:9pt;mso-wrap-distance-top:3.6pt;mso-wrap-distance-right:9pt;mso-wrap-distance-bottom:3.6pt;mso-position-horizontal:absolute;mso-position-horizontal-relative:margin;mso-position-vertical:absolute;mso-position-vertical-relative:text;mso-width-percent:0;mso-height-percent:0;mso-width-relative:margin;mso-height-relative:margin;v-text-anchor:top" o:gfxdata="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" filled="f" stroked="f">
+              <v:shape id="Cuadro de texto 2" o:spid="_x0000_s1026" type="#_x0000_t202" alt="&quot;&quot;" style="position:absolute;left:0;text-align:left;margin-left:-25.2pt;margin-top:9.4pt;width:549pt;height:59.25pt;z-index:251663360;visibility:visible;mso-wrap-style:square;mso-width-percent:0;mso-height-percent:0;mso-wrap-distance-left:9pt;mso-wrap-distance-top:3.6pt;mso-wrap-distance-right:9pt;mso-wrap-distance-bottom:3.6pt;mso-position-horizontal:absolute;mso-position-horizontal-relative:margin;mso-position-vertical:absolute;mso-position-vertical-relative:text;mso-width-percent:0;mso-height-percent:0;mso-width-relative:margin;mso-height-relative:margin;v-text-anchor:top" o:gfxdata="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" filled="f" stroked="f">
                 <v:textbox>
                   <w:txbxContent>
                     <w:p>
@@ -544,6 +544,7 @@
           <w:docPartUnique/>
         </w:docPartObj>
       </w:sdtPr>
+      <w:sdtEndPr/>
       <w:sdtContent>
         <w:p>
           <w:pPr>
@@ -914,7 +915,7 @@
                 <w:noProof/>
                 <w:webHidden/>
               </w:rPr>
-              <w:t>18</w:t>
+              <w:t>19</w:t>
             </w:r>
             <w:r>
               <w:rPr>
@@ -986,7 +987,7 @@
                 <w:noProof/>
                 <w:webHidden/>
               </w:rPr>
-              <w:t>27</w:t>
+              <w:t>28</w:t>
             </w:r>
             <w:r>
               <w:rPr>
@@ -1321,7 +1322,35 @@
                 <w:rStyle w:val="Hipervnculo"/>
                 <w:noProof/>
               </w:rPr>
-              <w:t xml:space="preserve">2.5. Lenguajes de programación para </w:t>
+              <w:t xml:space="preserve">2.5. </w:t>
+            </w:r>
+            <w:r>
+              <w:rPr>
+                <w:rStyle w:val="Hipervnculo"/>
+                <w:noProof/>
+              </w:rPr>
+              <w:t>Tecnologías y l</w:t>
+            </w:r>
+            <w:r>
+              <w:rPr>
+                <w:rStyle w:val="Hipervnculo"/>
+                <w:noProof/>
+              </w:rPr>
+              <w:t xml:space="preserve">enguajes </w:t>
+            </w:r>
+            <w:r>
+              <w:rPr>
+                <w:rStyle w:val="Hipervnculo"/>
+                <w:noProof/>
+              </w:rPr>
+              <w:t>utilizados en el</w:t>
+            </w:r>
+            <w:r>
+              <w:rPr>
+                <w:rStyle w:val="Hipervnculo"/>
+                <w:noProof/>
+              </w:rPr>
+              <w:t xml:space="preserve"> </w:t>
             </w:r>
             <w:r>
               <w:rPr>
@@ -1330,7 +1359,25 @@
                 <w:spacing w:val="20"/>
                 <w:lang w:val="en-US"/>
               </w:rPr>
-              <w:t>frontend</w:t>
+              <w:t>fr</w:t>
+            </w:r>
+            <w:r>
+              <w:rPr>
+                <w:rStyle w:val="Hipervnculo"/>
+                <w:noProof/>
+                <w:spacing w:val="20"/>
+                <w:lang w:val="en-US"/>
+              </w:rPr>
+              <w:t>o</w:t>
+            </w:r>
+            <w:r>
+              <w:rPr>
+                <w:rStyle w:val="Hipervnculo"/>
+                <w:noProof/>
+                <w:spacing w:val="20"/>
+                <w:lang w:val="en-US"/>
+              </w:rPr>
+              <w:t>ntend</w:t>
             </w:r>
             <w:r>
               <w:rPr>
@@ -1443,7 +1490,7 @@
                 <w:noProof/>
                 <w:webHidden/>
               </w:rPr>
-              <w:t>38</w:t>
+              <w:t>39</w:t>
             </w:r>
             <w:r>
               <w:rPr>
@@ -1771,7 +1818,25 @@
         <w:t xml:space="preserve">El programa de formación </w:t>
       </w:r>
       <w:r>
-        <w:t>Técnico en Integración de Contenidos Digitales</w:t>
+        <w:t xml:space="preserve">Técnico en </w:t>
+      </w:r>
+      <w:r>
+        <w:t>i</w:t>
+      </w:r>
+      <w:r>
+        <w:t xml:space="preserve">ntegración de </w:t>
+      </w:r>
+      <w:r>
+        <w:t>c</w:t>
+      </w:r>
+      <w:r>
+        <w:t xml:space="preserve">ontenidos </w:t>
+      </w:r>
+      <w:r>
+        <w:t>d</w:t>
+      </w:r>
+      <w:r>
+        <w:t>igitales</w:t>
       </w:r>
       <w:r>
         <w:t xml:space="preserve"> pretende otorgar al aprendiz SENA los conocimientos necesarios para desarrollar estrategias de planeación y producción de contenidos digitales y multimedia que las Mi</w:t>
@@ -2514,7 +2579,23 @@
     </w:p>
     <w:p>
       <w:r>
-        <w:t>Según Fernández (2005), la resolución de una imagen digital se expresa multiplicando su anchura por su altura en píxeles. Por ejemplo, una imagen de 1200 × 1200 píxeles equivale a 1.440.000 píxeles, es decir, aproximadamente 1,4 megapíxeles (Mp). Conviene recordar que 1 megapíxel equivale a 1024 × 1024 píxeles.</w:t>
+        <w:t xml:space="preserve">Según Fernández (2005), la resolución de una imagen digital se expresa multiplicando su anchura por su altura en píxeles. Por ejemplo, una imagen de 1200 × </w:t>
+      </w:r>
+      <w:proofErr w:type="gramStart"/>
+      <w:r>
+        <w:t>1200 píxeles equivale</w:t>
+      </w:r>
+      <w:proofErr w:type="gramEnd"/>
+      <w:r>
+        <w:t xml:space="preserve"> a 1.440.000 píxeles, es decir, aproximadamente 1,4 megapíxeles (</w:t>
+      </w:r>
+      <w:proofErr w:type="spellStart"/>
+      <w:r>
+        <w:t>Mp</w:t>
+      </w:r>
+      <w:proofErr w:type="spellEnd"/>
+      <w:r>
+        <w:t>). Conviene recordar que 1 megapíxel equivale a 1024 × 1024 píxeles.</w:t>
       </w:r>
     </w:p>
     <w:p>
@@ -2750,6 +2831,7 @@
         </w:numPr>
         <w:ind w:left="993"/>
       </w:pPr>
+      <w:proofErr w:type="spellStart"/>
       <w:r>
         <w:rPr>
           <w:b/>
@@ -2757,6 +2839,7 @@
         </w:rPr>
         <w:t>Lab</w:t>
       </w:r>
+      <w:proofErr w:type="spellEnd"/>
       <w:r>
         <w:t xml:space="preserve">. </w:t>
       </w:r>
@@ -3107,7 +3190,15 @@
         <w:t>Android</w:t>
       </w:r>
       <w:r>
-        <w:t xml:space="preserve"> e </w:t>
+        <w:t xml:space="preserve"> </w:t>
+      </w:r>
+      <w:proofErr w:type="gramStart"/>
+      <w:r>
+        <w:t>e</w:t>
+      </w:r>
+      <w:proofErr w:type="gramEnd"/>
+      <w:r>
+        <w:t xml:space="preserve"> </w:t>
       </w:r>
       <w:r>
         <w:rPr>
@@ -3232,8 +3323,13 @@
         </w:numPr>
       </w:pPr>
       <w:r>
-        <w:t>Adobe Illustrator</w:t>
-      </w:r>
+        <w:t xml:space="preserve">Adobe </w:t>
+      </w:r>
+      <w:proofErr w:type="spellStart"/>
+      <w:r>
+        <w:t>Illustrator</w:t>
+      </w:r>
+      <w:proofErr w:type="spellEnd"/>
       <w:r>
         <w:t>.</w:t>
       </w:r>
@@ -3282,9 +3378,11 @@
           <w:numId w:val="15"/>
         </w:numPr>
       </w:pPr>
+      <w:proofErr w:type="spellStart"/>
       <w:r>
         <w:t>Lightroom</w:t>
       </w:r>
+      <w:proofErr w:type="spellEnd"/>
       <w:r>
         <w:t>.</w:t>
       </w:r>
@@ -3297,9 +3395,11 @@
           <w:numId w:val="15"/>
         </w:numPr>
       </w:pPr>
+      <w:proofErr w:type="spellStart"/>
       <w:r>
         <w:t>Gravit</w:t>
       </w:r>
+      <w:proofErr w:type="spellEnd"/>
       <w:r>
         <w:t>.</w:t>
       </w:r>
@@ -3357,9 +3457,11 @@
           <w:numId w:val="16"/>
         </w:numPr>
       </w:pPr>
+      <w:proofErr w:type="spellStart"/>
       <w:r>
         <w:t>Canva</w:t>
       </w:r>
+      <w:proofErr w:type="spellEnd"/>
       <w:r>
         <w:t>.</w:t>
       </w:r>
@@ -3372,9 +3474,11 @@
           <w:numId w:val="16"/>
         </w:numPr>
       </w:pPr>
+      <w:proofErr w:type="spellStart"/>
       <w:r>
         <w:t>Snapseed</w:t>
       </w:r>
+      <w:proofErr w:type="spellEnd"/>
       <w:r>
         <w:t>.</w:t>
       </w:r>
@@ -3402,9 +3506,11 @@
           <w:numId w:val="17"/>
         </w:numPr>
       </w:pPr>
+      <w:proofErr w:type="spellStart"/>
       <w:r>
         <w:t>Canva</w:t>
       </w:r>
+      <w:proofErr w:type="spellEnd"/>
       <w:r>
         <w:t>.</w:t>
       </w:r>
@@ -3417,9 +3523,11 @@
           <w:numId w:val="17"/>
         </w:numPr>
       </w:pPr>
+      <w:proofErr w:type="spellStart"/>
       <w:r>
         <w:t>PicMonkey</w:t>
       </w:r>
+      <w:proofErr w:type="spellEnd"/>
       <w:r>
         <w:t>.</w:t>
       </w:r>
@@ -3447,9 +3555,11 @@
           <w:numId w:val="17"/>
         </w:numPr>
       </w:pPr>
+      <w:proofErr w:type="spellStart"/>
       <w:r>
         <w:t>Fotor</w:t>
       </w:r>
+      <w:proofErr w:type="spellEnd"/>
       <w:r>
         <w:t>.</w:t>
       </w:r>
@@ -3462,9 +3572,11 @@
           <w:numId w:val="17"/>
         </w:numPr>
       </w:pPr>
+      <w:proofErr w:type="spellStart"/>
       <w:r>
         <w:t>Befunky</w:t>
       </w:r>
+      <w:proofErr w:type="spellEnd"/>
       <w:r>
         <w:t>.</w:t>
       </w:r>
@@ -3482,18 +3594,20 @@
         <w:t>Finalmente, las aplicaciones pueden clasificarse según su modelo de licencia.</w:t>
       </w:r>
     </w:p>
-    <w:p>
-      <w:pPr>
-        <w:rPr>
-          <w:b/>
-          <w:bCs/>
-        </w:rPr>
-      </w:pPr>
-      <w:r>
-        <w:rPr>
-          <w:b/>
-          <w:bCs/>
-        </w:rPr>
+    <w:p/>
+    <w:p>
+      <w:pPr>
+        <w:rPr>
+          <w:b/>
+          <w:bCs/>
+        </w:rPr>
+      </w:pPr>
+      <w:r>
+        <w:rPr>
+          <w:b/>
+          <w:bCs/>
+        </w:rPr>
+        <w:lastRenderedPageBreak/>
         <w:t>Gratuit</w:t>
       </w:r>
       <w:r>
@@ -3517,7 +3631,6 @@
         <w:ind w:left="1418"/>
       </w:pPr>
       <w:r>
-        <w:lastRenderedPageBreak/>
         <w:t>GIMP</w:t>
       </w:r>
       <w:r>
@@ -3529,9 +3642,11 @@
         <w:pStyle w:val="Listaconvietas"/>
         <w:ind w:left="1418"/>
       </w:pPr>
+      <w:proofErr w:type="spellStart"/>
       <w:r>
         <w:t>Krita</w:t>
       </w:r>
+      <w:proofErr w:type="spellEnd"/>
       <w:r>
         <w:t>.</w:t>
       </w:r>
@@ -3559,9 +3674,11 @@
         <w:pStyle w:val="Listaconvietas"/>
         <w:ind w:left="1418"/>
       </w:pPr>
+      <w:proofErr w:type="spellStart"/>
       <w:r>
         <w:t>Canva</w:t>
       </w:r>
+      <w:proofErr w:type="spellEnd"/>
       <w:r>
         <w:t>.</w:t>
       </w:r>
@@ -3571,9 +3688,11 @@
         <w:pStyle w:val="Listaconvietas"/>
         <w:ind w:left="1418"/>
       </w:pPr>
+      <w:proofErr w:type="spellStart"/>
       <w:r>
         <w:t>Pixlr</w:t>
       </w:r>
+      <w:proofErr w:type="spellEnd"/>
       <w:r>
         <w:t>.</w:t>
       </w:r>
@@ -3583,8 +3702,13 @@
         <w:pStyle w:val="Listaconvietas"/>
         <w:ind w:left="1418"/>
       </w:pPr>
-      <w:r>
-        <w:t>Photoscape X</w:t>
+      <w:proofErr w:type="spellStart"/>
+      <w:r>
+        <w:t>Photoscape</w:t>
+      </w:r>
+      <w:proofErr w:type="spellEnd"/>
+      <w:r>
+        <w:t xml:space="preserve"> X</w:t>
       </w:r>
       <w:r>
         <w:t>.</w:t>
@@ -3622,8 +3746,13 @@
         <w:pStyle w:val="Listaconvietas"/>
         <w:ind w:left="1418"/>
       </w:pPr>
-      <w:r>
-        <w:t>PaintShop Pro</w:t>
+      <w:proofErr w:type="spellStart"/>
+      <w:r>
+        <w:t>PaintShop</w:t>
+      </w:r>
+      <w:proofErr w:type="spellEnd"/>
+      <w:r>
+        <w:t xml:space="preserve"> Pro</w:t>
       </w:r>
       <w:r>
         <w:t>.</w:t>
@@ -3634,8 +3763,13 @@
         <w:pStyle w:val="Listaconvietas"/>
         <w:ind w:left="1418"/>
       </w:pPr>
-      <w:r>
-        <w:t>Pixelmator Pro</w:t>
+      <w:proofErr w:type="spellStart"/>
+      <w:r>
+        <w:t>Pixelmator</w:t>
+      </w:r>
+      <w:proofErr w:type="spellEnd"/>
+      <w:r>
+        <w:t xml:space="preserve"> Pro</w:t>
       </w:r>
       <w:r>
         <w:t>.</w:t>
@@ -3646,9 +3780,11 @@
         <w:pStyle w:val="Listaconvietas"/>
         <w:ind w:left="1418"/>
       </w:pPr>
+      <w:proofErr w:type="spellStart"/>
       <w:r>
         <w:t>Lightroom</w:t>
       </w:r>
+      <w:proofErr w:type="spellEnd"/>
       <w:r>
         <w:t>.</w:t>
       </w:r>
@@ -3658,9 +3794,11 @@
         <w:pStyle w:val="Listaconvietas"/>
         <w:ind w:left="1418"/>
       </w:pPr>
+      <w:proofErr w:type="spellStart"/>
       <w:r>
         <w:t>PhotoDirector</w:t>
       </w:r>
+      <w:proofErr w:type="spellEnd"/>
       <w:r>
         <w:t>.</w:t>
       </w:r>
@@ -3670,9 +3808,11 @@
         <w:pStyle w:val="Listaconvietas"/>
         <w:ind w:left="1418"/>
       </w:pPr>
+      <w:proofErr w:type="spellStart"/>
       <w:r>
         <w:t>PicMonkey</w:t>
       </w:r>
+      <w:proofErr w:type="spellEnd"/>
       <w:r>
         <w:t>.</w:t>
       </w:r>
@@ -3703,12 +3843,15 @@
         <w:t>software</w:t>
       </w:r>
       <w:r>
-        <w:t xml:space="preserve"> específico. Su propósito es integrar, modificar o generar sonidos que respondan a una necesidad comunicativa concreta, ya sea en producciones audiovisuales, contenidos multimedia o proyectos digitales.</w:t>
-      </w:r>
-    </w:p>
-    <w:p>
+        <w:t xml:space="preserve"> específico. Su propósito es integrar, modificar o generar sonidos que respondan a una necesidad </w:t>
+      </w:r>
       <w:r>
         <w:lastRenderedPageBreak/>
+        <w:t>comunicativa concreta, ya sea en producciones audiovisuales, contenidos multimedia o proyectos digitales.</w:t>
+      </w:r>
+    </w:p>
+    <w:p>
+      <w:r>
         <w:t>El sonido digital posee condiciones y parámetros característicos que influyen en su tratamiento técnico. Entre ellos se destacan su dinamismo, su capacidad de interactividad, su condición ubicua, al poder reproducirse en diversos dispositivos y contextos, y su naturaleza versátil, que facilita su adaptación a múltiples entornos tecnológicos.</w:t>
       </w:r>
     </w:p>
@@ -3798,6 +3941,7 @@
           <w:b/>
           <w:bCs/>
         </w:rPr>
+        <w:lastRenderedPageBreak/>
         <w:t>AIFF</w:t>
       </w:r>
       <w:r>
@@ -3848,7 +3992,6 @@
           <w:b/>
           <w:bCs/>
         </w:rPr>
-        <w:lastRenderedPageBreak/>
         <w:t>WMA</w:t>
       </w:r>
       <w:r>
@@ -3926,7 +4069,15 @@
         <w:t>iPod</w:t>
       </w:r>
       <w:r>
-        <w:t>. Considerado una evolución del MP3 (Truesdell, 2007, p. 516).</w:t>
+        <w:t>. Considerado una evolución del MP3 (</w:t>
+      </w:r>
+      <w:proofErr w:type="spellStart"/>
+      <w:r>
+        <w:t>Truesdell</w:t>
+      </w:r>
+      <w:proofErr w:type="spellEnd"/>
+      <w:r>
+        <w:t>, 2007, p. 516).</w:t>
       </w:r>
     </w:p>
     <w:p>
@@ -4121,7 +4272,11 @@
     </w:p>
     <w:p>
       <w:r>
-        <w:t>En conclusión, la selección del formato de audio depende del contexto de uso, el medio de distribución y el equilibrio requerido entre calidad sonora y tamaño del archivo. Los formatos con pérdida permiten mayor compresión y menor peso, mientras que los formatos sin pérdida priorizan fidelidad de sonido a costa de mayor capacidad de almacenamiento.</w:t>
+        <w:t xml:space="preserve">En conclusión, la selección del formato de audio depende del contexto de uso, el medio de distribución y el equilibrio requerido entre calidad sonora y tamaño del </w:t>
+      </w:r>
+      <w:r>
+        <w:lastRenderedPageBreak/>
+        <w:t>archivo. Los formatos con pérdida permiten mayor compresión y menor peso, mientras que los formatos sin pérdida priorizan fidelidad de sonido a costa de mayor capacidad de almacenamiento.</w:t>
       </w:r>
     </w:p>
     <w:p>
@@ -4129,7 +4284,6 @@
         <w:pStyle w:val="Ttulo3"/>
       </w:pPr>
       <w:r>
-        <w:lastRenderedPageBreak/>
         <w:t xml:space="preserve">Programas para edición de audio </w:t>
       </w:r>
       <w:r>
@@ -4364,6 +4518,7 @@
         </w:numPr>
         <w:ind w:left="993"/>
       </w:pPr>
+      <w:proofErr w:type="spellStart"/>
       <w:r>
         <w:rPr>
           <w:b/>
@@ -4371,6 +4526,7 @@
         </w:rPr>
         <w:t>Wavosaur</w:t>
       </w:r>
+      <w:proofErr w:type="spellEnd"/>
       <w:r>
         <w:rPr>
           <w:b/>
@@ -4403,13 +4559,16 @@
         </w:numPr>
         <w:ind w:left="993"/>
       </w:pPr>
-      <w:r>
-        <w:rPr>
-          <w:b/>
-          <w:bCs/>
-        </w:rPr>
+      <w:proofErr w:type="spellStart"/>
+      <w:r>
+        <w:rPr>
+          <w:b/>
+          <w:bCs/>
+        </w:rPr>
+        <w:lastRenderedPageBreak/>
         <w:t>Expstudio</w:t>
       </w:r>
+      <w:proofErr w:type="spellEnd"/>
       <w:r>
         <w:rPr>
           <w:b/>
@@ -4459,7 +4618,6 @@
         <w:pStyle w:val="Ttulo4"/>
       </w:pPr>
       <w:r>
-        <w:lastRenderedPageBreak/>
         <w:t xml:space="preserve">Programas para </w:t>
       </w:r>
       <w:r>
@@ -4484,7 +4642,7 @@
         <w:t>ac</w:t>
       </w:r>
       <w:r>
-        <w:t>OS X</w:t>
+        <w:t>OS</w:t>
       </w:r>
     </w:p>
     <w:p>
@@ -4510,6 +4668,7 @@
         </w:numPr>
         <w:ind w:left="993"/>
       </w:pPr>
+      <w:proofErr w:type="spellStart"/>
       <w:r>
         <w:rPr>
           <w:b/>
@@ -4517,6 +4676,7 @@
         </w:rPr>
         <w:t>WavePad</w:t>
       </w:r>
+      <w:proofErr w:type="spellEnd"/>
       <w:r>
         <w:rPr>
           <w:b/>
@@ -4605,6 +4765,7 @@
         </w:numPr>
         <w:ind w:left="993"/>
       </w:pPr>
+      <w:proofErr w:type="spellStart"/>
       <w:r>
         <w:rPr>
           <w:b/>
@@ -4612,6 +4773,7 @@
         </w:rPr>
         <w:t>WaveSurfer</w:t>
       </w:r>
+      <w:proofErr w:type="spellEnd"/>
       <w:r>
         <w:rPr>
           <w:b/>
@@ -4700,6 +4862,7 @@
       </w:pPr>
       <w:bookmarkStart w:id="4" w:name="_Toc229731847"/>
       <w:r>
+        <w:lastRenderedPageBreak/>
         <w:t>Edición de video</w:t>
       </w:r>
       <w:bookmarkEnd w:id="4"/>
@@ -4714,7 +4877,6 @@
         <w:pStyle w:val="Video"/>
       </w:pPr>
       <w:r>
-        <w:lastRenderedPageBreak/>
         <w:t>Producción de contenidos digitales: montaje audiovisual</w:t>
       </w:r>
     </w:p>
@@ -4857,11 +5019,8 @@
           </w:p>
           <w:p>
             <w:r>
-              <w:t xml:space="preserve">Ahora vamos a hablar de montaje expresivo. El montaje expresivo es la unión de diferentes planos con el objetivo final de generar un sentimiento en el espectador, generalmente a través del ritmo de la propia escena. La idea es conseguir transmitir una idea que vista en planos separados jamás llegaría a entenderse. Todo montaje tiene como objetivo último que el espectador entienda lo que se quiere transmitir a </w:t>
-            </w:r>
-            <w:r>
               <w:lastRenderedPageBreak/>
-              <w:t>través de las imágenes, es decir, que la idea del director se equipare a lo que se entiende después de visualizar la película.</w:t>
+              <w:t>Ahora vamos a hablar de montaje expresivo. El montaje expresivo es la unión de diferentes planos con el objetivo final de generar un sentimiento en el espectador, generalmente a través del ritmo de la propia escena. La idea es conseguir transmitir una idea que vista en planos separados jamás llegaría a entenderse. Todo montaje tiene como objetivo último que el espectador entienda lo que se quiere transmitir a través de las imágenes, es decir, que la idea del director se equipare a lo que se entiende después de visualizar la película.</w:t>
             </w:r>
           </w:p>
           <w:p>
@@ -4916,6 +5075,7 @@
                 <w:b/>
                 <w:bCs/>
               </w:rPr>
+              <w:lastRenderedPageBreak/>
               <w:t>Montaje poético</w:t>
             </w:r>
             <w:r>
@@ -4924,11 +5084,15 @@
           </w:p>
           <w:p>
             <w:r>
-              <w:t xml:space="preserve">La clave del montaje poético es generar emociones en el espectador. Estas pueden ser muy variadas y no necesariamente ligadas a la tristeza o la melancolía, como muchos pueden llegar a pensar. El montaje poético busca intensificar las </w:t>
-            </w:r>
-            <w:r>
-              <w:lastRenderedPageBreak/>
-              <w:t xml:space="preserve">emociones que provoca la narración de unos hechos concretos. Para ello, muchas veces se recurre a la creación de un montaje en paralelo. Esto quiere decir que una escena se hiperfragmenta de forma que se presentan solo pequeños pedazos en forma de </w:t>
+              <w:t xml:space="preserve">La clave del montaje poético es generar emociones en el espectador. Estas pueden ser muy variadas y no necesariamente ligadas a la tristeza o la melancolía, como muchos pueden llegar a pensar. El montaje poético busca intensificar las emociones que provoca la narración de unos hechos concretos. Para ello, muchas veces se recurre a la creación de un montaje en paralelo. Esto quiere decir que una escena se </w:t>
+            </w:r>
+            <w:proofErr w:type="spellStart"/>
+            <w:r>
+              <w:t>hiperfragmenta</w:t>
+            </w:r>
+            <w:proofErr w:type="spellEnd"/>
+            <w:r>
+              <w:t xml:space="preserve"> de forma que se presentan solo pequeños pedazos en forma de </w:t>
             </w:r>
             <w:r>
               <w:rPr>
@@ -4968,7 +5132,11 @@
     </w:p>
     <w:p>
       <w:r>
-        <w:t>El movimiento se produce cuando una sucesión de imágenes estáticas, denominadas fotogramas, se proyecta a gran velocidad. Para que una imagen fija se perciba en movimiento, se requiere un mínimo de 16 imágenes por segundo; sin embargo, para generar una sensación de realismo, se emplean 24 fotogramas por segundo en el cine y 25 en televisión y video.</w:t>
+        <w:t xml:space="preserve">El movimiento se produce cuando una sucesión de imágenes estáticas, denominadas fotogramas, se proyecta a gran velocidad. Para que una imagen fija se perciba en movimiento, se requiere un mínimo de 16 imágenes por segundo; sin </w:t>
+      </w:r>
+      <w:r>
+        <w:lastRenderedPageBreak/>
+        <w:t>embargo, para generar una sensación de realismo, se emplean 24 fotogramas por segundo en el cine y 25 en televisión y video.</w:t>
       </w:r>
     </w:p>
     <w:p>
@@ -4981,11 +5149,7 @@
     </w:p>
     <w:p>
       <w:r>
-        <w:t xml:space="preserve">La edición de video integra una dimensión técnica y una dimensión narrativa. En este contexto, la narrativa audiovisual organiza las imágenes en el espacio y el tiempo para construir sentido. Las imágenes en movimiento, al igual que las imágenes fijas, se desarrollan en dos dimensiones espaciales mediante encuadres o planos y puntos de </w:t>
-      </w:r>
-      <w:r>
-        <w:lastRenderedPageBreak/>
-        <w:t>vista o ángulos de visión. No obstante, incorporan además la dimensión temporal, que permite estructurar acciones, ritmos y transiciones. A continuación, se presentan los principales elementos narrativos de un producto audiovisual:</w:t>
+        <w:t>La edición de video integra una dimensión técnica y una dimensión narrativa. En este contexto, la narrativa audiovisual organiza las imágenes en el espacio y el tiempo para construir sentido. Las imágenes en movimiento, al igual que las imágenes fijas, se desarrollan en dos dimensiones espaciales mediante encuadres o planos y puntos de vista o ángulos de visión. No obstante, incorporan además la dimensión temporal, que permite estructurar acciones, ritmos y transiciones. A continuación, se presentan los principales elementos narrativos de un producto audiovisual:</w:t>
       </w:r>
     </w:p>
     <w:p>
@@ -5113,6 +5277,7 @@
         <w:pStyle w:val="Ttulo3"/>
       </w:pPr>
       <w:r>
+        <w:lastRenderedPageBreak/>
         <w:t>Planos en movimiento</w:t>
       </w:r>
     </w:p>
@@ -5166,7 +5331,6 @@
           <w:b/>
           <w:bCs/>
         </w:rPr>
-        <w:lastRenderedPageBreak/>
         <w:t>Panorámica o paneo</w:t>
       </w:r>
       <w:r>
@@ -5242,6 +5406,7 @@
           <w:b/>
           <w:bCs/>
         </w:rPr>
+        <w:lastRenderedPageBreak/>
         <w:t>Plano general</w:t>
       </w:r>
       <w:r>
@@ -5302,7 +5467,6 @@
           <w:b/>
           <w:bCs/>
         </w:rPr>
-        <w:lastRenderedPageBreak/>
         <w:t>Plano americano</w:t>
       </w:r>
       <w:r>
@@ -5430,6 +5594,7 @@
         <w:pStyle w:val="Ttulo3"/>
       </w:pPr>
       <w:r>
+        <w:lastRenderedPageBreak/>
         <w:t>Proceso de edición del video</w:t>
       </w:r>
     </w:p>
@@ -5445,7 +5610,6 @@
     </w:p>
     <w:p>
       <w:r>
-        <w:lastRenderedPageBreak/>
         <w:t>La etapa final del proceso corresponde a la posproducción, donde se integran efectos especiales, sobreimpresiones de texto, animaciones y ajustes de imagen. En el ámbito sonoro se incorporan locuciones, efectos y bandas sonoras que complementan la narrativa.</w:t>
       </w:r>
     </w:p>
@@ -5487,7 +5651,11 @@
         <w:t xml:space="preserve">. </w:t>
       </w:r>
       <w:r>
-        <w:t>Documento clave que organiza el orden de inserción de los elementos narrativos. Define la unión entre escenas, los tipos de plano, las transiciones, las secuencias y los recursos sonoros y gráficos que acompañan cada momento.</w:t>
+        <w:t xml:space="preserve">Documento clave que organiza el orden de inserción de los elementos narrativos. Define la unión entre escenas, los tipos </w:t>
+      </w:r>
+      <w:r>
+        <w:lastRenderedPageBreak/>
+        <w:t>de plano, las transiciones, las secuencias y los recursos sonoros y gráficos que acompañan cada momento.</w:t>
       </w:r>
     </w:p>
     <w:p>
@@ -5521,46 +5689,43 @@
     </w:p>
     <w:p>
       <w:r>
-        <w:t xml:space="preserve">El guion técnico, utilizado inicialmente en la etapa de grabación, adquiere en la edición un valor estructural. En él se consigna la organización narrativa del producto audiovisual: el orden de las escenas, los planos que contiene cada una, las transiciones </w:t>
-      </w:r>
+        <w:t>El guion técnico, utilizado inicialmente en la etapa de grabación, adquiere en la edición un valor estructural. En él se consigna la organización narrativa del producto audiovisual: el orden de las escenas, los planos que contiene cada una, las transiciones entre secuencias, los sonidos asociados y los elementos gráficos complementarios, como títulos o imágenes insertadas.</w:t>
+      </w:r>
+    </w:p>
+    <w:p>
+      <w:r>
+        <w:t>En conclusión, la edición de video articula planificación narrativa, dominio técnico y criterio estético. La adecuada selección de planos, el uso coherente del guion técnico y el manejo competente del programa de edición garantizan un producto audiovisual estructurado y expresivamente sólido.</w:t>
+      </w:r>
+    </w:p>
+    <w:p>
+      <w:pPr>
+        <w:pStyle w:val="Ttulo3"/>
+      </w:pPr>
+      <w:r>
+        <w:t>Programas de edición de video</w:t>
+      </w:r>
+    </w:p>
+    <w:p>
+      <w:r>
+        <w:t xml:space="preserve">Al igual que en la edición de imágenes estáticas, existe una amplia variedad de </w:t>
+      </w:r>
+      <w:r>
+        <w:rPr>
+          <w:rStyle w:val="Extranjerismo"/>
+        </w:rPr>
+        <w:t>software</w:t>
+      </w:r>
+      <w:r>
+        <w:t xml:space="preserve"> especializado para realizar el montaje y la edición de video. Estas herramientas permiten organizar secuencias, integrar audio, aplicar efectos, generar animaciones y exportar productos audiovisuales en diferentes formatos según los requerimientos del proyecto. A continuación, se presentan algunos de los programas más utilizados en el ámbito profesional y semiprofesional:</w:t>
+      </w:r>
+    </w:p>
+    <w:p/>
+    <w:p>
+      <w:pPr>
+        <w:pStyle w:val="Tabla"/>
+      </w:pPr>
       <w:r>
         <w:lastRenderedPageBreak/>
-        <w:t>entre secuencias, los sonidos asociados y los elementos gráficos complementarios, como títulos o imágenes insertadas.</w:t>
-      </w:r>
-    </w:p>
-    <w:p>
-      <w:r>
-        <w:t>En conclusión, la edición de video articula planificación narrativa, dominio técnico y criterio estético. La adecuada selección de planos, el uso coherente del guion técnico y el manejo competente del programa de edición garantizan un producto audiovisual estructurado y expresivamente sólido.</w:t>
-      </w:r>
-    </w:p>
-    <w:p>
-      <w:pPr>
-        <w:pStyle w:val="Ttulo3"/>
-      </w:pPr>
-      <w:r>
-        <w:t>Programas de edición de video</w:t>
-      </w:r>
-    </w:p>
-    <w:p>
-      <w:r>
-        <w:t xml:space="preserve">Al igual que en la edición de imágenes estáticas, existe una amplia variedad de </w:t>
-      </w:r>
-      <w:r>
-        <w:rPr>
-          <w:rStyle w:val="Extranjerismo"/>
-        </w:rPr>
-        <w:t>software</w:t>
-      </w:r>
-      <w:r>
-        <w:t xml:space="preserve"> especializado para realizar el montaje y la edición de video. Estas herramientas permiten organizar secuencias, integrar audio, aplicar efectos, generar animaciones y exportar productos audiovisuales en diferentes formatos según los requerimientos del proyecto. A continuación, se presentan algunos de los programas más utilizados en el ámbito profesional y semiprofesional:</w:t>
-      </w:r>
-    </w:p>
-    <w:p/>
-    <w:p>
-      <w:pPr>
-        <w:pStyle w:val="Tabla"/>
-      </w:pPr>
-      <w:r>
         <w:t>Programas de edición de video</w:t>
       </w:r>
     </w:p>
@@ -5639,9 +5804,11 @@
             <w:r>
               <w:t xml:space="preserve">Final </w:t>
             </w:r>
+            <w:proofErr w:type="spellStart"/>
             <w:r>
               <w:t>Cut</w:t>
             </w:r>
+            <w:proofErr w:type="spellEnd"/>
             <w:r>
               <w:t xml:space="preserve"> Pro</w:t>
             </w:r>
@@ -5698,9 +5865,11 @@
             <w:r>
               <w:t xml:space="preserve">Adobe </w:t>
             </w:r>
+            <w:proofErr w:type="spellStart"/>
             <w:r>
               <w:t>Premiere</w:t>
             </w:r>
+            <w:proofErr w:type="spellEnd"/>
             <w:r>
               <w:t xml:space="preserve"> Pro</w:t>
             </w:r>
@@ -5767,7 +5936,6 @@
               <w:pStyle w:val="Tablas"/>
             </w:pPr>
             <w:r>
-              <w:lastRenderedPageBreak/>
               <w:t xml:space="preserve">Adobe </w:t>
             </w:r>
             <w:r>
@@ -5776,9 +5944,11 @@
             <w:r>
               <w:t xml:space="preserve"> </w:t>
             </w:r>
+            <w:proofErr w:type="spellStart"/>
             <w:r>
               <w:t>Effects</w:t>
             </w:r>
+            <w:proofErr w:type="spellEnd"/>
           </w:p>
         </w:tc>
         <w:tc>
@@ -5813,9 +5983,11 @@
             <w:r>
               <w:t xml:space="preserve">Complemento de </w:t>
             </w:r>
+            <w:proofErr w:type="spellStart"/>
             <w:r>
               <w:t>Premiere</w:t>
             </w:r>
+            <w:proofErr w:type="spellEnd"/>
             <w:r>
               <w:t xml:space="preserve"> Pro orientado a animaciones, gráficos en movimiento (</w:t>
             </w:r>
@@ -5850,9 +6022,11 @@
             <w:pPr>
               <w:pStyle w:val="Tablas"/>
             </w:pPr>
+            <w:proofErr w:type="spellStart"/>
             <w:r>
               <w:t>Avid</w:t>
             </w:r>
+            <w:proofErr w:type="spellEnd"/>
             <w:r>
               <w:t xml:space="preserve"> </w:t>
             </w:r>
@@ -5862,9 +6036,11 @@
             <w:r>
               <w:t xml:space="preserve"> </w:t>
             </w:r>
+            <w:proofErr w:type="spellStart"/>
             <w:r>
               <w:t>Composer</w:t>
             </w:r>
+            <w:proofErr w:type="spellEnd"/>
           </w:p>
         </w:tc>
         <w:tc>
@@ -5915,9 +6091,11 @@
             <w:pPr>
               <w:pStyle w:val="Tablas"/>
             </w:pPr>
+            <w:proofErr w:type="spellStart"/>
             <w:r>
               <w:t>Pinnacle</w:t>
             </w:r>
+            <w:proofErr w:type="spellEnd"/>
             <w:r>
               <w:t xml:space="preserve"> </w:t>
             </w:r>
@@ -6002,9 +6180,11 @@
             <w:r>
               <w:t xml:space="preserve">Potente editor con amplia gama de efectos y herramientas profesionales. Incluye una versión simplificada denominada </w:t>
             </w:r>
+            <w:proofErr w:type="spellStart"/>
             <w:r>
               <w:t>Movie</w:t>
             </w:r>
+            <w:proofErr w:type="spellEnd"/>
             <w:r>
               <w:t xml:space="preserve"> </w:t>
             </w:r>
@@ -6031,8 +6211,13 @@
               <w:pStyle w:val="Tablas"/>
             </w:pPr>
             <w:r>
-              <w:t>Corel VideoStudio</w:t>
-            </w:r>
+              <w:t xml:space="preserve">Corel </w:t>
+            </w:r>
+            <w:proofErr w:type="spellStart"/>
+            <w:r>
+              <w:t>VideoStudio</w:t>
+            </w:r>
+            <w:proofErr w:type="spellEnd"/>
           </w:p>
         </w:tc>
         <w:tc>
@@ -6079,95 +6264,108 @@
       </w:pPr>
       <w:bookmarkStart w:id="5" w:name="_Toc229731848"/>
       <w:r>
+        <w:lastRenderedPageBreak/>
         <w:t>Creación web</w:t>
       </w:r>
       <w:bookmarkEnd w:id="5"/>
     </w:p>
     <w:p>
       <w:r>
-        <w:t xml:space="preserve">La creación o desarrollo de sitios web trasciende el concepto tradicional de diseño, ya que integra dimensiones técnicas, estratégicas y funcionales que convergen para producir un entorno digital coherente. Este proceso combina estructura, programación, experiencia de usuario y objetivos corporativos con el fin de construir un </w:t>
+        <w:t>La creación o desarrollo de sitios web trasciende el concepto tradicional de diseño, ya que integra dimensiones técnicas, estratégicas y funcionales que convergen para producir un entorno digital coherente. Este proceso combina estructura, programación, experiencia de usuario y objetivos corporativos con el fin de construir un producto que cumpla características definidas: calidad estética, adecuada navegabilidad y funcionalidad eficiente</w:t>
+      </w:r>
+      <w:r>
+        <w:t>.</w:t>
+      </w:r>
+    </w:p>
+    <w:p>
+      <w:r>
+        <w:t>Un diseño óptimo no se limita a la integración de contenido visual ni a la aplicación de principios de UX (</w:t>
+      </w:r>
+      <w:r>
+        <w:rPr>
+          <w:rStyle w:val="Extranjerismo"/>
+        </w:rPr>
+        <w:t>User</w:t>
+      </w:r>
+      <w:r>
+        <w:t xml:space="preserve"> </w:t>
+      </w:r>
+      <w:r>
+        <w:rPr>
+          <w:rStyle w:val="Extranjerismo"/>
+        </w:rPr>
+        <w:t>Experience</w:t>
+      </w:r>
+      <w:r>
+        <w:t>).</w:t>
+      </w:r>
+    </w:p>
+    <w:p>
+      <w:r>
+        <w:t xml:space="preserve">También depende de la definición previa de objetivos por parte del cliente y de su alineación con la estrategia global de la empresa. En este contexto, herramientas como </w:t>
+      </w:r>
+      <w:r>
+        <w:t>Google</w:t>
+      </w:r>
+      <w:r>
+        <w:t xml:space="preserve"> </w:t>
+      </w:r>
+      <w:proofErr w:type="spellStart"/>
+      <w:r>
+        <w:t>Analytics</w:t>
+      </w:r>
+      <w:proofErr w:type="spellEnd"/>
+      <w:r>
+        <w:t xml:space="preserve"> orientan la toma de decisiones mediante el análisis de métricas y comportamiento de usuarios.</w:t>
+      </w:r>
+    </w:p>
+    <w:p>
+      <w:r>
+        <w:t>Además, la construcción de páginas web incorpora la producción estratégica de contenido, elemento que adquiere creciente relevancia al constituirse como un recurso clave para la fidelización de usuarios y el posicionamiento digital.</w:t>
+      </w:r>
+    </w:p>
+    <w:p>
+      <w:pPr>
+        <w:pStyle w:val="Ttulo2"/>
+      </w:pPr>
+      <w:bookmarkStart w:id="6" w:name="_Toc229731849"/>
+      <w:r>
+        <w:t>Diseño web</w:t>
+      </w:r>
+      <w:bookmarkEnd w:id="6"/>
+    </w:p>
+    <w:p>
+      <w:r>
+        <w:t xml:space="preserve">Desde el punto de vista técnico, el diseño web se relaciona con el uso de lenguajes de marcado como HTML y XML. Según el </w:t>
+      </w:r>
+      <w:proofErr w:type="spellStart"/>
+      <w:r>
+        <w:t>World</w:t>
+      </w:r>
+      <w:proofErr w:type="spellEnd"/>
+      <w:r>
+        <w:t xml:space="preserve"> Wide Web </w:t>
+      </w:r>
+      <w:proofErr w:type="spellStart"/>
+      <w:r>
+        <w:t>Consortium</w:t>
+      </w:r>
+      <w:proofErr w:type="spellEnd"/>
+      <w:r>
+        <w:t xml:space="preserve"> (W3C), el diseñador web estructura las páginas mediante estos lenguajes, mientras que el CSS permite definir la presentación visual y configurar el </w:t>
+      </w:r>
+      <w:r>
+        <w:rPr>
+          <w:rStyle w:val="Extranjerismo"/>
+        </w:rPr>
+        <w:t>layout</w:t>
+      </w:r>
+      <w:r>
+        <w:t xml:space="preserve">. El desarrollo de un sitio web requiere seguir un proceso estructurado en fases sucesivas. Cuando estas </w:t>
       </w:r>
       <w:r>
         <w:lastRenderedPageBreak/>
-        <w:t>producto que cumpla características definidas: calidad estética, adecuada navegabilidad y funcionalidad eficiente</w:t>
-      </w:r>
-      <w:r>
-        <w:t>.</w:t>
-      </w:r>
-    </w:p>
-    <w:p>
-      <w:r>
-        <w:t>Un diseño óptimo no se limita a la integración de contenido visual ni a la aplicación de principios de UX (</w:t>
-      </w:r>
-      <w:r>
-        <w:rPr>
-          <w:rStyle w:val="Extranjerismo"/>
-        </w:rPr>
-        <w:t>User</w:t>
-      </w:r>
-      <w:r>
-        <w:t xml:space="preserve"> </w:t>
-      </w:r>
-      <w:r>
-        <w:rPr>
-          <w:rStyle w:val="Extranjerismo"/>
-        </w:rPr>
-        <w:t>Experience</w:t>
-      </w:r>
-      <w:r>
-        <w:t>).</w:t>
-      </w:r>
-    </w:p>
-    <w:p>
-      <w:r>
-        <w:t xml:space="preserve">También depende de la definición previa de objetivos por parte del cliente y de su alineación con la estrategia global de la empresa. En este contexto, herramientas como </w:t>
-      </w:r>
-      <w:r>
-        <w:t>Google</w:t>
-      </w:r>
-      <w:r>
-        <w:t xml:space="preserve"> </w:t>
-      </w:r>
-      <w:r>
-        <w:t>Analytics</w:t>
-      </w:r>
-      <w:r>
-        <w:t xml:space="preserve"> orientan la toma de decisiones mediante el análisis de métricas y comportamiento de usuarios.</w:t>
-      </w:r>
-    </w:p>
-    <w:p>
-      <w:r>
-        <w:t>Además, la construcción de páginas web incorpora la producción estratégica de contenido, elemento que adquiere creciente relevancia al constituirse como un recurso clave para la fidelización de usuarios y el posicionamiento digital.</w:t>
-      </w:r>
-    </w:p>
-    <w:p>
-      <w:pPr>
-        <w:pStyle w:val="Ttulo2"/>
-      </w:pPr>
-      <w:bookmarkStart w:id="6" w:name="_Toc229731849"/>
-      <w:r>
-        <w:t>Diseño web</w:t>
-      </w:r>
-      <w:bookmarkEnd w:id="6"/>
-    </w:p>
-    <w:p>
-      <w:r>
-        <w:t xml:space="preserve">Desde el punto de vista técnico, el diseño web se relaciona con el uso de lenguajes de marcado como HTML y XML. Según el World Wide Web </w:t>
-      </w:r>
-      <w:r>
-        <w:t>Consortium</w:t>
-      </w:r>
-      <w:r>
-        <w:t xml:space="preserve"> (W3C), el diseñador web estructura las páginas mediante estos lenguajes, mientras que el CSS permite definir la presentación visual y configurar el </w:t>
-      </w:r>
-      <w:r>
-        <w:rPr>
-          <w:rStyle w:val="Extranjerismo"/>
-        </w:rPr>
-        <w:t>layout</w:t>
-      </w:r>
-      <w:r>
-        <w:t>. El desarrollo de un sitio web requiere seguir un proceso estructurado en fases sucesivas. Cuando estas etapas se ejecutan adecuadamente, se favorece la coherencia técnica y estratégica del resultado final.</w:t>
+        <w:t>etapas se ejecutan adecuadamente, se favorece la coherencia técnica y estratégica del resultado final.</w:t>
       </w:r>
     </w:p>
     <w:p>
@@ -6264,7 +6462,6 @@
           <w:b/>
           <w:bCs/>
         </w:rPr>
-        <w:lastRenderedPageBreak/>
         <w:t>Concepto</w:t>
       </w:r>
       <w:r>
@@ -6332,24 +6529,30 @@
       <w:r>
         <w:t xml:space="preserve"> </w:t>
       </w:r>
+      <w:proofErr w:type="spellStart"/>
       <w:r>
         <w:t>Analytics</w:t>
       </w:r>
+      <w:proofErr w:type="spellEnd"/>
       <w:r>
         <w:t xml:space="preserve"> y </w:t>
       </w:r>
       <w:r>
         <w:t xml:space="preserve">Google </w:t>
       </w:r>
+      <w:proofErr w:type="spellStart"/>
       <w:r>
         <w:t>Search</w:t>
       </w:r>
+      <w:proofErr w:type="spellEnd"/>
       <w:r>
         <w:t xml:space="preserve"> </w:t>
       </w:r>
+      <w:proofErr w:type="spellStart"/>
       <w:r>
         <w:t>Console</w:t>
       </w:r>
+      <w:proofErr w:type="spellEnd"/>
       <w:r>
         <w:t>.</w:t>
       </w:r>
@@ -6406,6 +6609,7 @@
     </w:p>
     <w:p>
       <w:r>
+        <w:lastRenderedPageBreak/>
         <w:t>La arquitectura web implica coordinar la integración de múltiples sistemas tecnológicos, entre ellos servidores, bases de datos, redes, componentes de seguridad y mecanismos de respaldo. El arquitecto web diseña esta estructura para garantizar estabilidad, escalabilidad y eficiencia.</w:t>
       </w:r>
     </w:p>
@@ -6483,7 +6687,6 @@
           <w:b/>
           <w:bCs/>
         </w:rPr>
-        <w:lastRenderedPageBreak/>
         <w:t>Redes</w:t>
       </w:r>
       <w:r>
@@ -6627,7 +6830,15 @@
         <w:t>sorting</w:t>
       </w:r>
       <w:r>
-        <w:t xml:space="preserve">, que puede generar dendrogramas y gráficos de escalamiento </w:t>
+        <w:t xml:space="preserve">, que puede generar </w:t>
+      </w:r>
+      <w:proofErr w:type="spellStart"/>
+      <w:r>
+        <w:t>dendrogramas</w:t>
+      </w:r>
+      <w:proofErr w:type="spellEnd"/>
+      <w:r>
+        <w:t xml:space="preserve"> y gráficos de escalamiento </w:t>
       </w:r>
       <w:r>
         <w:rPr>
@@ -6650,6 +6861,7 @@
     </w:p>
     <w:p>
       <w:r>
+        <w:lastRenderedPageBreak/>
         <w:t>En conclusión, la creación web integra diseño, arquitectura, estrategia y tecnología. La adecuada organización de contenidos y sistemas garantiza que el sitio no solo cumpla una función estética, sino que responda de manera eficiente a objetivos empresariales y necesidades de los usuarios.</w:t>
       </w:r>
     </w:p>
@@ -6679,113 +6891,133 @@
         <w:t>lueprints</w:t>
       </w:r>
       <w:r>
+        <w:t xml:space="preserve"> y </w:t>
+      </w:r>
+      <w:r>
+        <w:rPr>
+          <w:rStyle w:val="Extranjerismo"/>
+        </w:rPr>
+        <w:t>w</w:t>
+      </w:r>
+      <w:r>
+        <w:rPr>
+          <w:rStyle w:val="Extranjerismo"/>
+        </w:rPr>
+        <w:t>ireframes</w:t>
+      </w:r>
+      <w:r>
+        <w:t xml:space="preserve"> (</w:t>
+      </w:r>
+      <w:proofErr w:type="spellStart"/>
+      <w:r>
+        <w:t>Morville</w:t>
+      </w:r>
+      <w:proofErr w:type="spellEnd"/>
+      <w:r>
+        <w:t xml:space="preserve"> &amp; Rosenfeld, 1998). En algunos contextos, el término </w:t>
+      </w:r>
+      <w:r>
+        <w:rPr>
+          <w:rStyle w:val="Extranjerismo"/>
+        </w:rPr>
+        <w:t>b</w:t>
+      </w:r>
+      <w:r>
+        <w:rPr>
+          <w:rStyle w:val="Extranjerismo"/>
+        </w:rPr>
+        <w:t>lueprint</w:t>
+      </w:r>
+      <w:r>
+        <w:t xml:space="preserve"> se sustituye por </w:t>
+      </w:r>
+      <w:r>
+        <w:rPr>
+          <w:rStyle w:val="Extranjerismo"/>
+        </w:rPr>
+        <w:t>a</w:t>
+      </w:r>
+      <w:r>
+        <w:rPr>
+          <w:rStyle w:val="Extranjerismo"/>
+        </w:rPr>
+        <w:t>rchitecture</w:t>
+      </w:r>
+      <w:r>
         <w:t xml:space="preserve"> </w:t>
       </w:r>
       <w:r>
-        <w:lastRenderedPageBreak/>
-        <w:t xml:space="preserve">y </w:t>
-      </w:r>
-      <w:r>
         <w:rPr>
           <w:rStyle w:val="Extranjerismo"/>
         </w:rPr>
-        <w:t>w</w:t>
+        <w:t>m</w:t>
       </w:r>
       <w:r>
         <w:rPr>
           <w:rStyle w:val="Extranjerismo"/>
         </w:rPr>
-        <w:t>ireframes</w:t>
-      </w:r>
-      <w:r>
-        <w:t xml:space="preserve"> (Morville &amp; Rosenfeld, 1998). En algunos contextos, el término </w:t>
-      </w:r>
+        <w:t>ap</w:t>
+      </w:r>
+      <w:r>
+        <w:t>, que significa mapa de arquitectura.</w:t>
+      </w:r>
+    </w:p>
+    <w:p>
+      <w:pPr>
+        <w:pStyle w:val="Ttulo3"/>
+      </w:pPr>
       <w:r>
         <w:rPr>
           <w:rStyle w:val="Extranjerismo"/>
         </w:rPr>
+        <w:t>Blueprints</w:t>
+      </w:r>
+    </w:p>
+    <w:p>
+      <w:r>
+        <w:t xml:space="preserve">Los </w:t>
+      </w:r>
+      <w:r>
+        <w:rPr>
+          <w:rStyle w:val="Extranjerismo"/>
+        </w:rPr>
         <w:t>b</w:t>
       </w:r>
       <w:r>
         <w:rPr>
           <w:rStyle w:val="Extranjerismo"/>
         </w:rPr>
-        <w:t>lueprint</w:t>
-      </w:r>
-      <w:r>
-        <w:t xml:space="preserve"> se sustituye por </w:t>
-      </w:r>
-      <w:r>
-        <w:rPr>
-          <w:rStyle w:val="Extranjerismo"/>
-        </w:rPr>
-        <w:t>a</w:t>
-      </w:r>
-      <w:r>
-        <w:rPr>
-          <w:rStyle w:val="Extranjerismo"/>
-        </w:rPr>
-        <w:t>rchitecture</w:t>
+        <w:t>lueprints</w:t>
+      </w:r>
+      <w:r>
+        <w:t xml:space="preserve"> son diagramas que representan las principales áreas de organización y rotulado del producto digital (Rosenfeld &amp; </w:t>
+      </w:r>
+      <w:proofErr w:type="spellStart"/>
+      <w:r>
+        <w:t>Morville</w:t>
+      </w:r>
+      <w:proofErr w:type="spellEnd"/>
+      <w:r>
+        <w:t>, 1998). Se enfocan en los aspectos estructurales y de funcionamiento general.</w:t>
+      </w:r>
+    </w:p>
+    <w:p>
+      <w:r>
+        <w:t xml:space="preserve">Generalmente se elaboran mediante textos, cajas y flechas. Su estructura parte de lo general a lo particular y de lo abstracto a lo concreto. Su función consiste en explicitar de manera iterativa las decisiones de diseño, con el propósito de comunicarlas al equipo de desarrollo o al cliente final. </w:t>
+      </w:r>
+      <w:r>
+        <w:t>Christina</w:t>
       </w:r>
       <w:r>
         <w:t xml:space="preserve"> </w:t>
       </w:r>
-      <w:r>
-        <w:rPr>
-          <w:rStyle w:val="Extranjerismo"/>
-        </w:rPr>
-        <w:t>m</w:t>
-      </w:r>
-      <w:r>
-        <w:rPr>
-          <w:rStyle w:val="Extranjerismo"/>
-        </w:rPr>
-        <w:t>ap</w:t>
-      </w:r>
-      <w:r>
-        <w:t>, que significa mapa de arquitectura.</w:t>
-      </w:r>
-    </w:p>
-    <w:p>
-      <w:pPr>
-        <w:pStyle w:val="Ttulo3"/>
-      </w:pPr>
-      <w:r>
-        <w:rPr>
-          <w:rStyle w:val="Extranjerismo"/>
-        </w:rPr>
-        <w:t>Blueprints</w:t>
-      </w:r>
-    </w:p>
-    <w:p>
-      <w:r>
-        <w:t xml:space="preserve">Los </w:t>
-      </w:r>
-      <w:r>
-        <w:rPr>
-          <w:rStyle w:val="Extranjerismo"/>
-        </w:rPr>
-        <w:t>b</w:t>
-      </w:r>
-      <w:r>
-        <w:rPr>
-          <w:rStyle w:val="Extranjerismo"/>
-        </w:rPr>
-        <w:t>lueprints</w:t>
-      </w:r>
-      <w:r>
-        <w:t xml:space="preserve"> son diagramas que representan las principales áreas de organización y rotulado del producto digital (Rosenfeld &amp; Morville, 1998). Se enfocan en los aspectos estructurales y de funcionamiento general.</w:t>
-      </w:r>
-    </w:p>
-    <w:p>
-      <w:r>
-        <w:t xml:space="preserve">Generalmente se elaboran mediante textos, cajas y flechas. Su estructura parte de lo general a lo particular y de lo abstracto a lo concreto. Su función consiste en explicitar de manera iterativa las decisiones de diseño, con el propósito de comunicarlas al equipo de desarrollo o al cliente final. </w:t>
-      </w:r>
-      <w:r>
-        <w:t>Christina</w:t>
-      </w:r>
-      <w:r>
-        <w:t xml:space="preserve"> Wodtke (2002) conceptualiza el </w:t>
+      <w:proofErr w:type="spellStart"/>
+      <w:r>
+        <w:t>Wodtke</w:t>
+      </w:r>
+      <w:proofErr w:type="spellEnd"/>
+      <w:r>
+        <w:t xml:space="preserve"> (2002) conceptualiza el </w:t>
       </w:r>
       <w:r>
         <w:rPr>
@@ -6914,6 +7146,7 @@
         <w:pStyle w:val="Ttulo3"/>
       </w:pPr>
       <w:r>
+        <w:lastRenderedPageBreak/>
         <w:t>Maquetas y niveles de prototipado</w:t>
       </w:r>
     </w:p>
@@ -6948,7 +7181,6 @@
           <w:b/>
           <w:bCs/>
         </w:rPr>
-        <w:lastRenderedPageBreak/>
         <w:t>Fidelidad intermedia</w:t>
       </w:r>
       <w:r>
@@ -7025,6 +7257,7 @@
         <w:pStyle w:val="Ttulo4"/>
       </w:pPr>
       <w:r>
+        <w:lastRenderedPageBreak/>
         <w:t>Prototipo dinámico</w:t>
       </w:r>
     </w:p>
@@ -7046,112 +7279,112 @@
     </w:p>
     <w:p>
       <w:r>
-        <w:t xml:space="preserve">Estructura base utilizada como punto de partida para desarrollar proyectos con objetivos específicos. Funciona como plantilla o esquema conceptual que simplifica el </w:t>
+        <w:t>Estructura base utilizada como punto de partida para desarrollar proyectos con objetivos específicos. Funciona como plantilla o esquema conceptual que simplifica el proceso de desarrollo al ofrecer componentes predefinidos adaptables a las necesidades del proyecto.</w:t>
+      </w:r>
+    </w:p>
+    <w:p>
+      <w:pPr>
+        <w:pStyle w:val="Ttulo4"/>
+        <w:rPr>
+          <w:rStyle w:val="Extranjerismo"/>
+        </w:rPr>
+      </w:pPr>
+      <w:r>
+        <w:rPr>
+          <w:rStyle w:val="Extranjerismo"/>
+        </w:rPr>
+        <w:t>Frontend</w:t>
+      </w:r>
+    </w:p>
+    <w:p>
+      <w:r>
+        <w:t>Parte de la aplicación que interactúa directamente con el usuario. Corresponde al lado del cliente y define la presentación de los elementos y el comportamiento de la interacción. Incluye tipografías, colores, adaptación a distintas pantallas mediante diseño adaptable (</w:t>
+      </w:r>
+      <w:r>
+        <w:rPr>
+          <w:rStyle w:val="Extranjerismo"/>
+        </w:rPr>
+        <w:t>Responsive</w:t>
+      </w:r>
+      <w:r>
+        <w:t xml:space="preserve"> Web </w:t>
+      </w:r>
+      <w:r>
+        <w:rPr>
+          <w:rStyle w:val="Extranjerismo"/>
+        </w:rPr>
+        <w:t>Design</w:t>
+      </w:r>
+      <w:r>
+        <w:t xml:space="preserve"> o RWD), efectos de interacción y desplazamientos.</w:t>
+      </w:r>
+    </w:p>
+    <w:p>
+      <w:pPr>
+        <w:pStyle w:val="Ttulo4"/>
+      </w:pPr>
+      <w:r>
+        <w:t xml:space="preserve">Lenguajes del </w:t>
+      </w:r>
+      <w:r>
+        <w:rPr>
+          <w:rStyle w:val="Extranjerismo"/>
+        </w:rPr>
+        <w:t>frontend</w:t>
+      </w:r>
+    </w:p>
+    <w:p>
+      <w:r>
+        <w:t xml:space="preserve">HTML5 (estructura del contenido), CSS3 (estilización y diseño visual), </w:t>
+      </w:r>
+      <w:r>
+        <w:t>JavaScript</w:t>
+      </w:r>
+      <w:r>
+        <w:t xml:space="preserve"> (interactividad y comportamiento dinámico), jQuery (biblioteca que facilita el uso de </w:t>
+      </w:r>
+      <w:r>
+        <w:t>JavaScript</w:t>
+      </w:r>
+      <w:r>
+        <w:t xml:space="preserve">) y </w:t>
+      </w:r>
+      <w:r>
+        <w:t>Ajax</w:t>
+      </w:r>
+      <w:r>
+        <w:t xml:space="preserve"> (comunicación asíncrona con el servidor sin recargar la página).</w:t>
+      </w:r>
+    </w:p>
+    <w:p>
+      <w:pPr>
+        <w:pStyle w:val="Ttulo2"/>
+      </w:pPr>
+      <w:bookmarkStart w:id="8" w:name="_Toc229731851"/>
+      <w:r>
+        <w:rPr>
+          <w:rStyle w:val="Extranjerismo"/>
+        </w:rPr>
+        <w:t>Software</w:t>
+      </w:r>
+      <w:r>
+        <w:t xml:space="preserve"> para hacer diagramas</w:t>
+      </w:r>
+      <w:bookmarkEnd w:id="8"/>
+    </w:p>
+    <w:p>
+      <w:r>
+        <w:t xml:space="preserve">El diseño de diagramas puede realizarse mediante plataformas o herramientas digitales </w:t>
+      </w:r>
+      <w:r>
+        <w:t>e</w:t>
+      </w:r>
+      <w:r>
+        <w:t xml:space="preserve">specializadas. Para facilitar su comprensión, estas aplicaciones pueden clasificarse en dos grupos: aquellas creadas específicamente para diagramación y aquellas que, aunque fueron concebidas con otros fines, permiten desarrollar </w:t>
       </w:r>
       <w:r>
         <w:lastRenderedPageBreak/>
-        <w:t>proceso de desarrollo al ofrecer componentes predefinidos adaptables a las necesidades del proyecto.</w:t>
-      </w:r>
-    </w:p>
-    <w:p>
-      <w:pPr>
-        <w:pStyle w:val="Ttulo4"/>
-        <w:rPr>
-          <w:rStyle w:val="Extranjerismo"/>
-        </w:rPr>
-      </w:pPr>
-      <w:r>
-        <w:rPr>
-          <w:rStyle w:val="Extranjerismo"/>
-        </w:rPr>
-        <w:t>Frontend</w:t>
-      </w:r>
-    </w:p>
-    <w:p>
-      <w:r>
-        <w:t>Parte de la aplicación que interactúa directamente con el usuario. Corresponde al lado del cliente y define la presentación de los elementos y el comportamiento de la interacción. Incluye tipografías, colores, adaptación a distintas pantallas mediante diseño adaptable (</w:t>
-      </w:r>
-      <w:r>
-        <w:rPr>
-          <w:rStyle w:val="Extranjerismo"/>
-        </w:rPr>
-        <w:t>Responsive</w:t>
-      </w:r>
-      <w:r>
-        <w:t xml:space="preserve"> Web </w:t>
-      </w:r>
-      <w:r>
-        <w:rPr>
-          <w:rStyle w:val="Extranjerismo"/>
-        </w:rPr>
-        <w:t>Design</w:t>
-      </w:r>
-      <w:r>
-        <w:t xml:space="preserve"> o RWD), efectos de interacción y desplazamientos.</w:t>
-      </w:r>
-    </w:p>
-    <w:p>
-      <w:pPr>
-        <w:pStyle w:val="Ttulo4"/>
-      </w:pPr>
-      <w:r>
-        <w:t xml:space="preserve">Lenguajes del </w:t>
-      </w:r>
-      <w:r>
-        <w:rPr>
-          <w:rStyle w:val="Extranjerismo"/>
-        </w:rPr>
-        <w:t>frontend</w:t>
-      </w:r>
-    </w:p>
-    <w:p>
-      <w:r>
-        <w:t xml:space="preserve">HTML5 (estructura del contenido), CSS3 (estilización y diseño visual), </w:t>
-      </w:r>
-      <w:r>
-        <w:t>JavaScript</w:t>
-      </w:r>
-      <w:r>
-        <w:t xml:space="preserve"> (interactividad y comportamiento dinámico), jQuery (biblioteca que facilita el uso de </w:t>
-      </w:r>
-      <w:r>
-        <w:t>JavaScript</w:t>
-      </w:r>
-      <w:r>
-        <w:t xml:space="preserve">) y </w:t>
-      </w:r>
-      <w:r>
-        <w:t>Ajax</w:t>
-      </w:r>
-      <w:r>
-        <w:t xml:space="preserve"> (comunicación asíncrona con el servidor sin recargar la página).</w:t>
-      </w:r>
-    </w:p>
-    <w:p>
-      <w:pPr>
-        <w:pStyle w:val="Ttulo2"/>
-      </w:pPr>
-      <w:bookmarkStart w:id="8" w:name="_Toc229731851"/>
-      <w:r>
-        <w:rPr>
-          <w:rStyle w:val="Extranjerismo"/>
-        </w:rPr>
-        <w:t>Software</w:t>
-      </w:r>
-      <w:r>
-        <w:t xml:space="preserve"> para hacer diagramas</w:t>
-      </w:r>
-      <w:bookmarkEnd w:id="8"/>
-    </w:p>
-    <w:p>
-      <w:r>
-        <w:t xml:space="preserve">El diseño de diagramas puede realizarse mediante plataformas o herramientas digitales </w:t>
-      </w:r>
-      <w:r>
-        <w:t>e</w:t>
-      </w:r>
-      <w:r>
-        <w:t>specializadas. Para facilitar su comprensión, estas aplicaciones pueden clasificarse en dos grupos: aquellas creadas específicamente para diagramación y aquellas que, aunque fueron concebidas con otros fines, permiten desarrollar diagramas gracias a sus capacidades gráficas avanzadas. A continuación, se presentan programas diseñados originalmente para la elaboración de diagramas:</w:t>
+        <w:t>diagramas gracias a sus capacidades gráficas avanzadas. A continuación, se presentan programas diseñados originalmente para la elaboración de diagramas:</w:t>
       </w:r>
     </w:p>
     <w:p>
@@ -7163,6 +7396,7 @@
         </w:numPr>
         <w:ind w:left="993"/>
       </w:pPr>
+      <w:proofErr w:type="spellStart"/>
       <w:r>
         <w:rPr>
           <w:b/>
@@ -7170,6 +7404,7 @@
         </w:rPr>
         <w:t>SmartDraw</w:t>
       </w:r>
+      <w:proofErr w:type="spellEnd"/>
       <w:r>
         <w:rPr>
           <w:b/>
@@ -7223,14 +7458,31 @@
         </w:numPr>
         <w:ind w:left="993"/>
       </w:pPr>
-      <w:r>
-        <w:rPr>
-          <w:b/>
-          <w:bCs/>
-        </w:rPr>
-        <w:lastRenderedPageBreak/>
-        <w:t>iGrafx FlowCharter</w:t>
-      </w:r>
+      <w:proofErr w:type="spellStart"/>
+      <w:r>
+        <w:rPr>
+          <w:b/>
+          <w:bCs/>
+        </w:rPr>
+        <w:t>iGrafx</w:t>
+      </w:r>
+      <w:proofErr w:type="spellEnd"/>
+      <w:r>
+        <w:rPr>
+          <w:b/>
+          <w:bCs/>
+        </w:rPr>
+        <w:t xml:space="preserve"> </w:t>
+      </w:r>
+      <w:proofErr w:type="spellStart"/>
+      <w:r>
+        <w:rPr>
+          <w:b/>
+          <w:bCs/>
+        </w:rPr>
+        <w:t>FlowCharter</w:t>
+      </w:r>
+      <w:proofErr w:type="spellEnd"/>
       <w:r>
         <w:t xml:space="preserve">. </w:t>
       </w:r>
@@ -7247,6 +7499,7 @@
         </w:numPr>
         <w:ind w:left="993"/>
       </w:pPr>
+      <w:proofErr w:type="spellStart"/>
       <w:r>
         <w:rPr>
           <w:b/>
@@ -7254,6 +7507,7 @@
         </w:rPr>
         <w:t>MindManager</w:t>
       </w:r>
+      <w:proofErr w:type="spellEnd"/>
       <w:r>
         <w:rPr>
           <w:b/>
@@ -7277,6 +7531,7 @@
         </w:numPr>
         <w:ind w:left="993"/>
       </w:pPr>
+      <w:proofErr w:type="spellStart"/>
       <w:r>
         <w:rPr>
           <w:b/>
@@ -7284,6 +7539,7 @@
         </w:rPr>
         <w:t>FreeMind</w:t>
       </w:r>
+      <w:proofErr w:type="spellEnd"/>
       <w:r>
         <w:rPr>
           <w:b/>
@@ -7307,6 +7563,7 @@
         </w:numPr>
         <w:ind w:left="993"/>
       </w:pPr>
+      <w:proofErr w:type="spellStart"/>
       <w:r>
         <w:rPr>
           <w:b/>
@@ -7314,6 +7571,7 @@
         </w:rPr>
         <w:t>OmniGraffle</w:t>
       </w:r>
+      <w:proofErr w:type="spellEnd"/>
       <w:r>
         <w:rPr>
           <w:b/>
@@ -7360,6 +7618,7 @@
           <w:b/>
           <w:bCs/>
         </w:rPr>
+        <w:lastRenderedPageBreak/>
         <w:t>CorelDRAW</w:t>
       </w:r>
       <w:r>
@@ -7385,6 +7644,7 @@
         </w:rPr>
         <w:t xml:space="preserve">Adobe </w:t>
       </w:r>
+      <w:proofErr w:type="spellStart"/>
       <w:r>
         <w:rPr>
           <w:b/>
@@ -7392,6 +7652,7 @@
         </w:rPr>
         <w:t>Illustrator</w:t>
       </w:r>
+      <w:proofErr w:type="spellEnd"/>
       <w:r>
         <w:t xml:space="preserve">. </w:t>
       </w:r>
@@ -7405,56 +7666,64 @@
       </w:pPr>
       <w:bookmarkStart w:id="9" w:name="_Toc229731852"/>
       <w:r>
+        <w:t>Maquetación web</w:t>
+      </w:r>
+      <w:bookmarkEnd w:id="9"/>
+    </w:p>
+    <w:p>
+      <w:r>
+        <w:t xml:space="preserve">La maquetación web se inicia con la construcción del mapa de navegación, donde se planifica el contenido y la organización de cada página y subpágina del sitio. Consiste en definir, organizar y posicionar los contenidos dentro de una estructura que favorezca la lectura, la claridad informativa y una experiencia de usuario coherente. </w:t>
+      </w:r>
+      <w:r>
+        <w:t xml:space="preserve">Este proceso requiere conocimientos técnicos en tecnologías y estándares web. Para desarrollar adecuadamente la maquetación, se deben considerar los siguientes aspectos: </w:t>
+      </w:r>
+    </w:p>
+    <w:p>
+      <w:pPr>
+        <w:pStyle w:val="Ttulo4"/>
+      </w:pPr>
+      <w:r>
+        <w:t>Definición de zonas de trabajo</w:t>
+      </w:r>
+    </w:p>
+    <w:p>
+      <w:r>
+        <w:t>Establecer áreas estructurales que soporten el contenido del sitio y faciliten futuras actualizaciones, atendiendo a las necesidades reales de la arquitectura de información.</w:t>
+      </w:r>
+    </w:p>
+    <w:p>
+      <w:pPr>
+        <w:pStyle w:val="Ttulo4"/>
+      </w:pPr>
+      <w:r>
+        <w:t>Separación entre contenido y presentación</w:t>
+      </w:r>
+    </w:p>
+    <w:p>
+      <w:r>
+        <w:t>Diferenciar los archivos de contenido de los archivos que definen propiedades gráficas (.</w:t>
+      </w:r>
+      <w:proofErr w:type="spellStart"/>
+      <w:r>
+        <w:t>css</w:t>
+      </w:r>
+      <w:proofErr w:type="spellEnd"/>
+      <w:r>
+        <w:t xml:space="preserve">). Esta práctica facilita el mantenimiento, optimiza la velocidad de carga y permite </w:t>
+      </w:r>
+      <w:r>
+        <w:t xml:space="preserve">la </w:t>
+      </w:r>
+      <w:r>
+        <w:t>personalización.</w:t>
+      </w:r>
+    </w:p>
+    <w:p>
+      <w:pPr>
+        <w:pStyle w:val="Ttulo4"/>
+      </w:pPr>
+      <w:r>
         <w:lastRenderedPageBreak/>
-        <w:t>Maquetación web</w:t>
-      </w:r>
-      <w:bookmarkEnd w:id="9"/>
-    </w:p>
-    <w:p>
-      <w:r>
-        <w:t xml:space="preserve">La maquetación web se inicia con la construcción del mapa de navegación, donde se planifica el contenido y la organización de cada página y subpágina del sitio. Consiste en definir, organizar y posicionar los contenidos dentro de una estructura que favorezca la lectura, la claridad informativa y una experiencia de usuario coherente. </w:t>
-      </w:r>
-      <w:r>
-        <w:t xml:space="preserve">Este proceso requiere conocimientos técnicos en tecnologías y estándares web. Para desarrollar adecuadamente la maquetación, se deben considerar los siguientes aspectos: </w:t>
-      </w:r>
-    </w:p>
-    <w:p>
-      <w:pPr>
-        <w:pStyle w:val="Ttulo4"/>
-      </w:pPr>
-      <w:r>
-        <w:t>Definición de zonas de trabajo</w:t>
-      </w:r>
-    </w:p>
-    <w:p>
-      <w:r>
-        <w:t>Establecer áreas estructurales que soporten el contenido del sitio y faciliten futuras actualizaciones, atendiendo a las necesidades reales de la arquitectura de información.</w:t>
-      </w:r>
-    </w:p>
-    <w:p>
-      <w:pPr>
-        <w:pStyle w:val="Ttulo4"/>
-      </w:pPr>
-      <w:r>
-        <w:t>Separación entre contenido y presentación</w:t>
-      </w:r>
-    </w:p>
-    <w:p>
-      <w:r>
-        <w:t xml:space="preserve">Diferenciar los archivos de contenido de los archivos que definen propiedades gráficas (.css). Esta práctica facilita el mantenimiento, optimiza la velocidad de carga y permite </w:t>
-      </w:r>
-      <w:r>
-        <w:t xml:space="preserve">la </w:t>
-      </w:r>
-      <w:r>
-        <w:t>personalización.</w:t>
-      </w:r>
-    </w:p>
-    <w:p>
-      <w:pPr>
-        <w:pStyle w:val="Ttulo4"/>
-      </w:pPr>
-      <w:r>
         <w:t>Uso de estándares web</w:t>
       </w:r>
     </w:p>
@@ -7462,15 +7731,22 @@
       <w:r>
         <w:t xml:space="preserve">Aplicar recomendaciones lideradas por el </w:t>
       </w:r>
-      <w:r>
-        <w:t>World Wide Web</w:t>
+      <w:proofErr w:type="spellStart"/>
+      <w:r>
+        <w:t>World</w:t>
+      </w:r>
+      <w:proofErr w:type="spellEnd"/>
+      <w:r>
+        <w:t xml:space="preserve"> Wide Web</w:t>
       </w:r>
       <w:r>
         <w:t xml:space="preserve"> </w:t>
       </w:r>
+      <w:proofErr w:type="spellStart"/>
       <w:r>
         <w:t>Consortium</w:t>
       </w:r>
+      <w:proofErr w:type="spellEnd"/>
       <w:r>
         <w:t xml:space="preserve"> (W3C), garantizando accesibilidad universal, robustez técnica y compatibilidad con distintos dispositivos y tecnologías.</w:t>
       </w:r>
@@ -7519,116 +7795,119 @@
       </w:pPr>
       <w:bookmarkStart w:id="10" w:name="_Toc229731853"/>
       <w:r>
+        <w:t xml:space="preserve">Tecnologías y </w:t>
+      </w:r>
+      <w:r>
+        <w:t xml:space="preserve">Lenguajes </w:t>
+      </w:r>
+      <w:bookmarkEnd w:id="10"/>
+      <w:r>
+        <w:t xml:space="preserve">utilizados en el </w:t>
+      </w:r>
+      <w:r>
+        <w:rPr>
+          <w:rStyle w:val="Extranjerismo"/>
+        </w:rPr>
+        <w:t>frontend</w:t>
+      </w:r>
+    </w:p>
+    <w:p>
+      <w:r>
+        <w:t xml:space="preserve">Para introducir las principales tecnologías y lenguajes empleados en el desarrollo web, es necesario definir primero el </w:t>
+      </w:r>
+      <w:r>
+        <w:rPr>
+          <w:rStyle w:val="Extranjerismo"/>
+        </w:rPr>
+        <w:t>frontend</w:t>
+      </w:r>
+      <w:r>
+        <w:t xml:space="preserve"> como una parte fundamental de este proceso</w:t>
+      </w:r>
+      <w:r>
+        <w:t>.</w:t>
+      </w:r>
+    </w:p>
+    <w:p>
+      <w:pPr>
+        <w:pStyle w:val="Ttulo3"/>
+        <w:rPr>
+          <w:rStyle w:val="Extranjerismo"/>
+        </w:rPr>
+      </w:pPr>
+      <w:r>
+        <w:rPr>
+          <w:rStyle w:val="Extranjerismo"/>
+        </w:rPr>
+        <w:t>Frontend</w:t>
+      </w:r>
+    </w:p>
+    <w:p>
+      <w:r>
+        <w:t xml:space="preserve">El </w:t>
+      </w:r>
+      <w:r>
+        <w:rPr>
+          <w:rStyle w:val="Extranjerismo"/>
+        </w:rPr>
+        <w:t>frontend</w:t>
+      </w:r>
+      <w:r>
+        <w:t xml:space="preserve"> hace referencia a la capa de presentación de las aplicaciones, ya que define cómo se presentan los elementos y cómo se comporta la interacción con el usuario. Corresponde a la parte de una aplicación que interactúa directamente con el usuario; es decir, todo lo que aparece en pantalla al acceder a un sitio web o aplicación: tipografías, colores, botones, menús, adaptación a distintas pantallas mediante RWD (</w:t>
+      </w:r>
+      <w:r>
+        <w:rPr>
+          <w:rStyle w:val="Extranjerismo"/>
+        </w:rPr>
+        <w:t>Responsive</w:t>
+      </w:r>
+      <w:r>
+        <w:t xml:space="preserve"> Web </w:t>
+      </w:r>
+      <w:r>
+        <w:rPr>
+          <w:rStyle w:val="Extranjerismo"/>
+        </w:rPr>
+        <w:t>Design</w:t>
+      </w:r>
+      <w:r>
+        <w:t>), efectos de interacción con ratón y teclado, desplazamientos y demás elementos que configuran la experiencia del usuario.</w:t>
+      </w:r>
+    </w:p>
+    <w:p>
+      <w:r>
+        <w:t xml:space="preserve">El </w:t>
+      </w:r>
+      <w:r>
+        <w:rPr>
+          <w:rStyle w:val="Extranjerismo"/>
+        </w:rPr>
+        <w:t>frontend</w:t>
+      </w:r>
+      <w:r>
+        <w:t xml:space="preserve"> no gestiona directamente bases de datos ni servidores (funciones propias del </w:t>
+      </w:r>
+      <w:r>
+        <w:rPr>
+          <w:rStyle w:val="Extranjerismo"/>
+        </w:rPr>
+        <w:t>back</w:t>
+      </w:r>
+      <w:r>
+        <w:t>-</w:t>
+      </w:r>
+      <w:r>
+        <w:rPr>
+          <w:rStyle w:val="Extranjerismo"/>
+        </w:rPr>
+        <w:t>end</w:t>
+      </w:r>
+      <w:r>
+        <w:t xml:space="preserve">), pero sí aborda aspectos como la usabilidad, los efectos visuales </w:t>
+      </w:r>
+      <w:r>
         <w:lastRenderedPageBreak/>
-        <w:t xml:space="preserve">Tecnologías y </w:t>
-      </w:r>
-      <w:r>
-        <w:t xml:space="preserve">Lenguajes </w:t>
-      </w:r>
-      <w:bookmarkEnd w:id="10"/>
-      <w:r>
-        <w:t xml:space="preserve">utilizados en el </w:t>
-      </w:r>
-      <w:r>
-        <w:rPr>
-          <w:rStyle w:val="Extranjerismo"/>
-        </w:rPr>
-        <w:t>frontend</w:t>
-      </w:r>
-    </w:p>
-    <w:p>
-      <w:r>
-        <w:t xml:space="preserve">Para introducir las principales tecnologías y lenguajes empleados en el desarrollo web, es necesario definir primero el </w:t>
-      </w:r>
-      <w:r>
-        <w:rPr>
-          <w:rStyle w:val="Extranjerismo"/>
-        </w:rPr>
-        <w:t>frontend</w:t>
-      </w:r>
-      <w:r>
-        <w:t xml:space="preserve"> como una parte fundamental de este proceso</w:t>
-      </w:r>
-      <w:r>
-        <w:t>.</w:t>
-      </w:r>
-    </w:p>
-    <w:p>
-      <w:pPr>
-        <w:pStyle w:val="Ttulo3"/>
-        <w:rPr>
-          <w:rStyle w:val="Extranjerismo"/>
-        </w:rPr>
-      </w:pPr>
-      <w:r>
-        <w:rPr>
-          <w:rStyle w:val="Extranjerismo"/>
-        </w:rPr>
-        <w:t>Frontend</w:t>
-      </w:r>
-    </w:p>
-    <w:p>
-      <w:r>
-        <w:t xml:space="preserve">El </w:t>
-      </w:r>
-      <w:r>
-        <w:rPr>
-          <w:rStyle w:val="Extranjerismo"/>
-        </w:rPr>
-        <w:t>frontend</w:t>
-      </w:r>
-      <w:r>
-        <w:t xml:space="preserve"> hace referencia a la capa de presentación de las aplicaciones, ya que define cómo se presentan los elementos y cómo se comporta la interacción con el usuario. Corresponde a la parte de una aplicación que interactúa directamente con el usuario; es decir, todo lo que aparece en pantalla al acceder a un sitio web o aplicación: tipografías, colores, botones, menús, adaptación a distintas pantallas mediante RWD (</w:t>
-      </w:r>
-      <w:r>
-        <w:rPr>
-          <w:rStyle w:val="Extranjerismo"/>
-        </w:rPr>
-        <w:t>Responsive</w:t>
-      </w:r>
-      <w:r>
-        <w:t xml:space="preserve"> Web </w:t>
-      </w:r>
-      <w:r>
-        <w:rPr>
-          <w:rStyle w:val="Extranjerismo"/>
-        </w:rPr>
-        <w:t>Design</w:t>
-      </w:r>
-      <w:r>
-        <w:t>), efectos de interacción con ratón y teclado, desplazamientos y demás elementos que configuran la experiencia del usuario.</w:t>
-      </w:r>
-    </w:p>
-    <w:p>
-      <w:r>
-        <w:t xml:space="preserve">El </w:t>
-      </w:r>
-      <w:r>
-        <w:rPr>
-          <w:rStyle w:val="Extranjerismo"/>
-        </w:rPr>
-        <w:t>frontend</w:t>
-      </w:r>
-      <w:r>
-        <w:t xml:space="preserve"> no gestiona directamente bases de datos ni servidores (funciones propias del </w:t>
-      </w:r>
-      <w:r>
-        <w:rPr>
-          <w:rStyle w:val="Extranjerismo"/>
-        </w:rPr>
-        <w:t>back</w:t>
-      </w:r>
-      <w:r>
-        <w:t>-</w:t>
-      </w:r>
-      <w:r>
-        <w:rPr>
-          <w:rStyle w:val="Extranjerismo"/>
-        </w:rPr>
-        <w:t>end</w:t>
-      </w:r>
-      <w:r>
-        <w:t xml:space="preserve">), pero sí aborda aspectos como la usabilidad, los efectos visuales y la velocidad de carga. Un desarrollador </w:t>
+        <w:t xml:space="preserve">y la velocidad de carga. Un desarrollador </w:t>
       </w:r>
       <w:r>
         <w:rPr>
@@ -7801,7 +8080,6 @@
         <w:pStyle w:val="Ttulo3"/>
       </w:pPr>
       <w:r>
-        <w:lastRenderedPageBreak/>
         <w:t>HTML</w:t>
       </w:r>
     </w:p>
@@ -7818,12 +8096,14 @@
       <w:r>
         <w:t>t</w:t>
       </w:r>
+      <w:proofErr w:type="spellStart"/>
       <w:r>
         <w:rPr>
           <w:rStyle w:val="Extranjerismo"/>
         </w:rPr>
         <w:t>ext</w:t>
       </w:r>
+      <w:proofErr w:type="spellEnd"/>
       <w:r>
         <w:t xml:space="preserve"> </w:t>
       </w:r>
@@ -7865,6 +8145,7 @@
       <w:r>
         <w:t>&lt;</w:t>
       </w:r>
+      <w:proofErr w:type="spellStart"/>
       <w:r>
         <w:rPr>
           <w:i/>
@@ -7872,6 +8153,7 @@
         </w:rPr>
         <w:t>title</w:t>
       </w:r>
+      <w:proofErr w:type="spellEnd"/>
       <w:r>
         <w:t>&gt;Internet básico, email, descargas y compras en línea&lt;</w:t>
       </w:r>
@@ -7880,8 +8162,17 @@
           <w:i/>
           <w:iCs/>
         </w:rPr>
-        <w:t>/title</w:t>
-      </w:r>
+        <w:t>/</w:t>
+      </w:r>
+      <w:proofErr w:type="spellStart"/>
+      <w:r>
+        <w:rPr>
+          <w:i/>
+          <w:iCs/>
+        </w:rPr>
+        <w:t>title</w:t>
+      </w:r>
+      <w:proofErr w:type="spellEnd"/>
       <w:r>
         <w:t>&gt;</w:t>
       </w:r>
@@ -7902,6 +8193,7 @@
     </w:p>
     <w:p>
       <w:r>
+        <w:lastRenderedPageBreak/>
         <w:t xml:space="preserve">HTML5 también se emplea como término que agrupa tecnologías modernas de desarrollo web: HTML5, CSS3 y nuevas capacidades de </w:t>
       </w:r>
       <w:r>
@@ -8028,7 +8320,6 @@
           <w:b/>
           <w:bCs/>
         </w:rPr>
-        <w:lastRenderedPageBreak/>
         <w:t>Semántica a nivel de texto</w:t>
       </w:r>
       <w:r>
@@ -8087,7 +8378,13 @@
         <w:t>c</w:t>
       </w:r>
       <w:r>
-        <w:t>ascada). Su función es controlar la apariencia visual del sitio web y permitir una presentación coherente y diferenciada. Las hojas de estilo se superponen siguiendo un modelo jerárquico, aplicando reglas en función de factores como el tamaño y la resolución de la pantalla del dispositivo. Desde su aparición en 1993, HTML ha evolucionado hasta consolidarse como estándar en su versión HTML5. Esta evolución ha sido posible gracias a la integración con CSS, que permite incorporar funcionalidades avanzadas como:</w:t>
+        <w:t>ascada). Su función es controlar la apariencia visual del sitio web y permitir una presentación coherente y diferenciada. Las hojas de estilo se superponen siguiendo un modelo jerárquico, aplicando reglas en función de factores como el tamaño y la resolución de la pantalla del dispositivo. Desde su aparición en 199</w:t>
+      </w:r>
+      <w:r>
+        <w:t>4</w:t>
+      </w:r>
+      <w:r>
+        <w:t>, HTML ha evolucionado hasta consolidarse como estándar en su versión HTML5. Esta evolución ha sido posible gracias a la integración con CSS, que permite incorporar funcionalidades avanzadas como:</w:t>
       </w:r>
     </w:p>
     <w:p>
@@ -8128,6 +8425,7 @@
     </w:p>
     <w:p>
       <w:r>
+        <w:lastRenderedPageBreak/>
         <w:t>El código CSS organiza la presentación y define cómo se visualizan los elementos de un documento HTML, separando estructura y diseño para facilitar mantenimiento, optimización y coherencia visual.</w:t>
       </w:r>
     </w:p>
@@ -8143,77 +8441,74 @@
     </w:p>
     <w:p>
       <w:r>
-        <w:t xml:space="preserve">La estructuración técnica de un sitio web constituye un proceso estratégico que integra aspectos conceptuales, temáticos y técnicos. No se trata únicamente de definir una arquitectura organizada, sino de planificar cómo se presentará la temática, cómo se distribuirán los contenidos y de qué manera se garantizará una experiencia de usuario </w:t>
+        <w:t>La estructuración técnica de un sitio web constituye un proceso estratégico que integra aspectos conceptuales, temáticos y técnicos. No se trata únicamente de definir una arquitectura organizada, sino de planificar cómo se presentará la temática, cómo se distribuirán los contenidos y de qué manera se garantizará una experiencia de usuario coherente. Sin una adecuada planificación conceptual</w:t>
+      </w:r>
+      <w:r>
+        <w:t>,</w:t>
+      </w:r>
+      <w:r>
+        <w:t xml:space="preserve"> resulta imposible consolidar posteriormente una estructura técnica eficiente. </w:t>
+      </w:r>
+    </w:p>
+    <w:p>
+      <w:pPr>
+        <w:pStyle w:val="Ttulo3"/>
+      </w:pPr>
+      <w:r>
+        <w:t>Definición clara de la temática y organización del contenido</w:t>
+      </w:r>
+    </w:p>
+    <w:p>
+      <w:r>
+        <w:t>Antes de diseñar la estructura técnica, es necesario delimitar la temática central del sitio y organizar los contenidos en categorías y subcategorías coherentes. Esta organización permite establecer jerarquías claras y facilita tanto la navegación del usuario como la indexación por parte de los motores de búsqueda. Una estructura conceptual sólida es la base sobre la cual se construye la arquitectura técnica.</w:t>
+      </w:r>
+    </w:p>
+    <w:p>
+      <w:pPr>
+        <w:pStyle w:val="Ttulo3"/>
+      </w:pPr>
+      <w:r>
+        <w:t>Construcción de URL amigables para SEO</w:t>
+      </w:r>
+    </w:p>
+    <w:p>
+      <w:r>
+        <w:t>La creación de un sitio web implica la generación de diferentes URL o direcciones internas que parten de un dominio común. Estas direcciones deben construirse con palabras clave indicativas que describan el contenido de cada página.</w:t>
+      </w:r>
+    </w:p>
+    <w:p>
+      <w:r>
+        <w:t>Las URL amigables para SEO (</w:t>
+      </w:r>
+      <w:r>
+        <w:rPr>
+          <w:rStyle w:val="Extranjerismo"/>
+        </w:rPr>
+        <w:t>Search</w:t>
+      </w:r>
+      <w:r>
+        <w:t xml:space="preserve"> </w:t>
+      </w:r>
+      <w:r>
+        <w:rPr>
+          <w:rStyle w:val="Extranjerismo"/>
+        </w:rPr>
+        <w:t>Engine</w:t>
+      </w:r>
+      <w:r>
+        <w:t xml:space="preserve"> </w:t>
+      </w:r>
+      <w:r>
+        <w:rPr>
+          <w:rStyle w:val="Extranjerismo"/>
+        </w:rPr>
+        <w:t>Optimization</w:t>
+      </w:r>
+      <w:r>
+        <w:t xml:space="preserve">) permiten que los motores de búsqueda comprendan mejor la estructura del sitio. Lo primero que analiza </w:t>
       </w:r>
       <w:r>
         <w:lastRenderedPageBreak/>
-        <w:t>coherente. Sin una adecuada planificación conceptual</w:t>
-      </w:r>
-      <w:r>
-        <w:t>,</w:t>
-      </w:r>
-      <w:r>
-        <w:t xml:space="preserve"> resulta imposible consolidar posteriormente una estructura técnica eficiente. </w:t>
-      </w:r>
-    </w:p>
-    <w:p>
-      <w:pPr>
-        <w:pStyle w:val="Ttulo3"/>
-      </w:pPr>
-      <w:r>
-        <w:t>Definición clara de la temática y organización del contenido</w:t>
-      </w:r>
-    </w:p>
-    <w:p>
-      <w:r>
-        <w:t>Antes de diseñar la estructura técnica, es necesario delimitar la temática central del sitio y organizar los contenidos en categorías y subcategorías coherentes. Esta organización permite establecer jerarquías claras y facilita tanto la navegación del usuario como la indexación por parte de los motores de búsqueda. Una estructura conceptual sólida es la base sobre la cual se construye la arquitectura técnica.</w:t>
-      </w:r>
-    </w:p>
-    <w:p>
-      <w:pPr>
-        <w:pStyle w:val="Ttulo3"/>
-      </w:pPr>
-      <w:r>
-        <w:t>Construcción de URL amigables para SEO</w:t>
-      </w:r>
-    </w:p>
-    <w:p>
-      <w:r>
-        <w:t>La creación de un sitio web implica la generación de diferentes URL o direcciones internas que parten de un dominio común. Estas direcciones deben construirse con palabras clave indicativas que describan el contenido de cada página.</w:t>
-      </w:r>
-    </w:p>
-    <w:p>
-      <w:r>
-        <w:t>Las URL amigables para SEO (</w:t>
-      </w:r>
-      <w:r>
-        <w:rPr>
-          <w:rStyle w:val="Extranjerismo"/>
-        </w:rPr>
-        <w:t>Search</w:t>
-      </w:r>
-      <w:r>
-        <w:t xml:space="preserve"> </w:t>
-      </w:r>
-      <w:r>
-        <w:rPr>
-          <w:rStyle w:val="Extranjerismo"/>
-        </w:rPr>
-        <w:t>Engine</w:t>
-      </w:r>
-      <w:r>
-        <w:t xml:space="preserve"> </w:t>
-      </w:r>
-      <w:r>
-        <w:rPr>
-          <w:rStyle w:val="Extranjerismo"/>
-        </w:rPr>
-        <w:t>Optimization</w:t>
-      </w:r>
-      <w:r>
-        <w:t xml:space="preserve">) permiten que los motores de búsqueda comprendan mejor la estructura del sitio. Lo primero que analiza </w:t>
-      </w:r>
-      <w:r>
         <w:t>Google</w:t>
       </w:r>
       <w:r>
@@ -8319,11 +8614,7 @@
     </w:p>
     <w:p>
       <w:r>
-        <w:t xml:space="preserve">La estructura técnica también exige conectar todas las páginas entre sí para mejorar la navegabilidad y la usabilidad. No se debe depender únicamente del menú </w:t>
-      </w:r>
-      <w:r>
-        <w:lastRenderedPageBreak/>
-        <w:t>principal; es necesario incorporar enlaces internos estratégicos dentro del contenido. Estos enlaces internos cumplen dos funciones principales:</w:t>
+        <w:t>La estructura técnica también exige conectar todas las páginas entre sí para mejorar la navegabilidad y la usabilidad. No se debe depender únicamente del menú principal; es necesario incorporar enlaces internos estratégicos dentro del contenido. Estos enlaces internos cumplen dos funciones principales:</w:t>
       </w:r>
     </w:p>
     <w:p>
@@ -8393,7 +8684,11 @@
     </w:p>
     <w:p>
       <w:r>
-        <w:t xml:space="preserve">El desarrollo tecnológico ha ampliado de manera significativa los conceptos, herramientas y medios asociados a internet. Inicialmente, los sitios web eran accesibles únicamente desde computadores de escritorio; posteriormente surgieron los computadores portátiles y, finalmente, los dispositivos móviles como </w:t>
+        <w:t xml:space="preserve">El desarrollo tecnológico ha ampliado de manera significativa los conceptos, herramientas y medios asociados a internet. Inicialmente, los sitios web eran accesibles únicamente desde computadores de escritorio; posteriormente surgieron los </w:t>
+      </w:r>
+      <w:r>
+        <w:lastRenderedPageBreak/>
+        <w:t xml:space="preserve">computadores portátiles y, finalmente, los dispositivos móviles como </w:t>
       </w:r>
       <w:r>
         <w:rPr>
@@ -8460,7 +8755,6 @@
         </w:numPr>
       </w:pPr>
       <w:r>
-        <w:lastRenderedPageBreak/>
         <w:t xml:space="preserve">Uso de </w:t>
       </w:r>
       <w:r>
@@ -8592,7 +8886,16 @@
     </w:p>
     <w:p>
       <w:r>
-        <w:t>La expansión del uso de teléfonos inteligentes transformó la manera en que los usuarios acceden a internet. Actualmente, la conexión a la red se produce en cualquier momento y lugar, lo que amplía el alcance potencial de los sitios web optimizados para móviles. Según Shum (2021), “En la actualidad el 70 % del tráfico de internet proviene de teléfonos móviles”.</w:t>
+        <w:lastRenderedPageBreak/>
+        <w:t xml:space="preserve">La expansión del uso de teléfonos inteligentes transformó la manera en que los usuarios acceden a internet. Actualmente, la conexión a la red se produce en cualquier momento y lugar, lo que amplía el alcance potencial de los sitios web optimizados para móviles. Según </w:t>
+      </w:r>
+      <w:proofErr w:type="spellStart"/>
+      <w:r>
+        <w:t>Shum</w:t>
+      </w:r>
+      <w:proofErr w:type="spellEnd"/>
+      <w:r>
+        <w:t xml:space="preserve"> (2021), “En la actualidad el 70 % del tráfico de internet proviene de teléfonos móviles”.</w:t>
       </w:r>
     </w:p>
     <w:p>
@@ -8660,7 +8963,6 @@
           <w:b/>
           <w:bCs/>
         </w:rPr>
-        <w:lastRenderedPageBreak/>
         <w:t>No requiere doble diseño</w:t>
       </w:r>
       <w:r>
@@ -8871,7 +9173,13 @@
         <w:t xml:space="preserve">Declaración CSS: </w:t>
       </w:r>
       <w:r>
-        <w:t>es la suma de la propiedad más el valor y se encuentra siempre entre dos corchetes. Si el selector es la parte del código que indica en qué parte se ha de aplicar la regla CSS, la declaración explica en qué consisten las instrucciones.</w:t>
+        <w:t xml:space="preserve">es la suma de la propiedad más el valor y se encuentra siempre entre dos </w:t>
+      </w:r>
+      <w:r>
+        <w:t>llaves</w:t>
+      </w:r>
+      <w:r>
+        <w:t>. Si el selector es la parte del código que indica en qué parte se ha de aplicar la regla CSS, la declaración explica en qué consisten las instrucciones.</w:t>
       </w:r>
     </w:p>
     <w:p>
@@ -9122,8 +9430,21 @@
       </w:hyperlink>
     </w:p>
     <w:p>
-      <w:r>
-        <w:t>Faulker, A., y Gyncild, B. (2015). Adobe Photoshop CC 2014. Anaya Multimedia.</w:t>
+      <w:proofErr w:type="spellStart"/>
+      <w:r>
+        <w:t>Faulker</w:t>
+      </w:r>
+      <w:proofErr w:type="spellEnd"/>
+      <w:r>
+        <w:t xml:space="preserve">, A., y </w:t>
+      </w:r>
+      <w:proofErr w:type="spellStart"/>
+      <w:r>
+        <w:t>Gyncild</w:t>
+      </w:r>
+      <w:proofErr w:type="spellEnd"/>
+      <w:r>
+        <w:t>, B. (2015). Adobe Photoshop CC 2014. Anaya Multimedia.</w:t>
       </w:r>
     </w:p>
     <w:p>
@@ -9133,7 +9454,15 @@
     </w:p>
     <w:p>
       <w:r>
-        <w:t xml:space="preserve">Garrett, J. J. (2002). IA/recon (versión en español). </w:t>
+        <w:t>Garrett, J. J. (2002). IA/</w:t>
+      </w:r>
+      <w:proofErr w:type="spellStart"/>
+      <w:r>
+        <w:t>recon</w:t>
+      </w:r>
+      <w:proofErr w:type="spellEnd"/>
+      <w:r>
+        <w:t xml:space="preserve"> (versión en español). </w:t>
       </w:r>
       <w:hyperlink r:id="rId19" w:history="1">
         <w:r>
@@ -9157,7 +9486,15 @@
     </w:p>
     <w:p>
       <w:r>
-        <w:t>Lozano Botache, J. P. (2013). Narraciones cinematográficas: potencialidades pedagógicas y de investigación cualitativa, desde el cine colombiano [Tesis doctoral, Universidad del Cauca]. Repositorio Unicauca.</w:t>
+        <w:t xml:space="preserve">Lozano Botache, J. P. (2013). Narraciones cinematográficas: potencialidades pedagógicas y de investigación cualitativa, desde el cine colombiano [Tesis doctoral, Universidad del Cauca]. Repositorio </w:t>
+      </w:r>
+      <w:proofErr w:type="spellStart"/>
+      <w:r>
+        <w:t>Unicauca</w:t>
+      </w:r>
+      <w:proofErr w:type="spellEnd"/>
+      <w:r>
+        <w:t>.</w:t>
       </w:r>
     </w:p>
     <w:p>
@@ -9166,8 +9503,53 @@
       </w:r>
     </w:p>
     <w:p>
-      <w:r>
-        <w:t>Morville, P., y Rosenfeld, L. (1998). Information architecture for the World Wide Web. O’Reilly.</w:t>
+      <w:proofErr w:type="spellStart"/>
+      <w:r>
+        <w:t>Morville</w:t>
+      </w:r>
+      <w:proofErr w:type="spellEnd"/>
+      <w:r>
+        <w:t xml:space="preserve">, P., y Rosenfeld, L. (1998). </w:t>
+      </w:r>
+      <w:proofErr w:type="spellStart"/>
+      <w:r>
+        <w:t>Information</w:t>
+      </w:r>
+      <w:proofErr w:type="spellEnd"/>
+      <w:r>
+        <w:t xml:space="preserve"> </w:t>
+      </w:r>
+      <w:proofErr w:type="spellStart"/>
+      <w:r>
+        <w:t>architecture</w:t>
+      </w:r>
+      <w:proofErr w:type="spellEnd"/>
+      <w:r>
+        <w:t xml:space="preserve"> </w:t>
+      </w:r>
+      <w:proofErr w:type="spellStart"/>
+      <w:r>
+        <w:t>for</w:t>
+      </w:r>
+      <w:proofErr w:type="spellEnd"/>
+      <w:r>
+        <w:t xml:space="preserve"> </w:t>
+      </w:r>
+      <w:proofErr w:type="spellStart"/>
+      <w:r>
+        <w:t>the</w:t>
+      </w:r>
+      <w:proofErr w:type="spellEnd"/>
+      <w:r>
+        <w:t xml:space="preserve"> </w:t>
+      </w:r>
+      <w:proofErr w:type="spellStart"/>
+      <w:r>
+        <w:t>World</w:t>
+      </w:r>
+      <w:proofErr w:type="spellEnd"/>
+      <w:r>
+        <w:t xml:space="preserve"> Wide Web. O’Reilly.</w:t>
       </w:r>
     </w:p>
     <w:p>
@@ -9216,8 +9598,21 @@
       </w:hyperlink>
     </w:p>
     <w:p>
-      <w:r>
-        <w:t xml:space="preserve">Shum, Y. M. (2021). Situación global mobile 2020. </w:t>
+      <w:proofErr w:type="spellStart"/>
+      <w:r>
+        <w:t>Shum</w:t>
+      </w:r>
+      <w:proofErr w:type="spellEnd"/>
+      <w:r>
+        <w:t xml:space="preserve">, Y. M. (2021). Situación global </w:t>
+      </w:r>
+      <w:proofErr w:type="spellStart"/>
+      <w:r>
+        <w:t>mobile</w:t>
+      </w:r>
+      <w:proofErr w:type="spellEnd"/>
+      <w:r>
+        <w:t xml:space="preserve"> 2020. </w:t>
       </w:r>
       <w:hyperlink r:id="rId23" w:history="1">
         <w:r>
@@ -9425,8 +9820,16 @@
               <w:rPr>
                 <w:lang w:val="es-CO"/>
               </w:rPr>
-              <w:t>Olga Constanza Bermúdez Jaimes</w:t>
-            </w:r>
+              <w:t xml:space="preserve">Olga Constanza Bermúdez </w:t>
+            </w:r>
+            <w:proofErr w:type="spellStart"/>
+            <w:r>
+              <w:rPr>
+                <w:lang w:val="es-CO"/>
+              </w:rPr>
+              <w:t>Jaimes</w:t>
+            </w:r>
+            <w:proofErr w:type="spellEnd"/>
           </w:p>
         </w:tc>
         <w:tc>
@@ -9644,12 +10047,41 @@
               <w:rPr>
                 <w:lang w:val="es-CO"/>
               </w:rPr>
-              <w:t xml:space="preserve">Carlos Julian Ramirez </w:t>
-            </w:r>
+              <w:t xml:space="preserve">Carlos </w:t>
+            </w:r>
+            <w:proofErr w:type="spellStart"/>
             <w:r>
               <w:rPr>
                 <w:lang w:val="es-CO"/>
               </w:rPr>
+              <w:t>Julian</w:t>
+            </w:r>
+            <w:proofErr w:type="spellEnd"/>
+            <w:r>
+              <w:rPr>
+                <w:lang w:val="es-CO"/>
+              </w:rPr>
+              <w:t xml:space="preserve"> </w:t>
+            </w:r>
+            <w:proofErr w:type="spellStart"/>
+            <w:r>
+              <w:rPr>
+                <w:lang w:val="es-CO"/>
+              </w:rPr>
+              <w:t>Ramirez</w:t>
+            </w:r>
+            <w:proofErr w:type="spellEnd"/>
+            <w:r>
+              <w:rPr>
+                <w:lang w:val="es-CO"/>
+              </w:rPr>
+              <w:t xml:space="preserve"> </w:t>
+            </w:r>
+            <w:proofErr w:type="spellStart"/>
+            <w:r>
+              <w:rPr>
+                <w:lang w:val="es-CO"/>
+              </w:rPr>
               <w:t>B</w:t>
             </w:r>
             <w:r>
@@ -9658,6 +10090,7 @@
               </w:rPr>
               <w:t>enitez</w:t>
             </w:r>
+            <w:proofErr w:type="spellEnd"/>
           </w:p>
         </w:tc>
         <w:tc>
@@ -9727,8 +10160,13 @@
               <w:pStyle w:val="TextoTablas"/>
             </w:pPr>
             <w:r>
-              <w:t>Cielo Damaris Angulo Rodriguez</w:t>
-            </w:r>
+              <w:t xml:space="preserve">Cielo Damaris Angulo </w:t>
+            </w:r>
+            <w:proofErr w:type="spellStart"/>
+            <w:r>
+              <w:t>Rodriguez</w:t>
+            </w:r>
+            <w:proofErr w:type="spellEnd"/>
           </w:p>
         </w:tc>
         <w:tc>
@@ -9779,6 +10217,7 @@
               </w:rPr>
               <w:t xml:space="preserve"> </w:t>
             </w:r>
+            <w:proofErr w:type="spellStart"/>
             <w:r>
               <w:rPr>
                 <w:rStyle w:val="Extranjerismo"/>
@@ -9786,6 +10225,7 @@
               </w:rPr>
               <w:t>stack</w:t>
             </w:r>
+            <w:proofErr w:type="spellEnd"/>
           </w:p>
         </w:tc>
         <w:tc>
@@ -10077,12 +10517,28 @@
                 <w:lang w:val="es-CO"/>
               </w:rPr>
             </w:pPr>
+            <w:proofErr w:type="spellStart"/>
             <w:r>
               <w:rPr>
                 <w:lang w:val="es-CO"/>
               </w:rPr>
-              <w:t>Maria Carolina Tamayo Lopez</w:t>
-            </w:r>
+              <w:t>Maria</w:t>
+            </w:r>
+            <w:proofErr w:type="spellEnd"/>
+            <w:r>
+              <w:rPr>
+                <w:lang w:val="es-CO"/>
+              </w:rPr>
+              <w:t xml:space="preserve"> Carolina Tamayo </w:t>
+            </w:r>
+            <w:proofErr w:type="spellStart"/>
+            <w:r>
+              <w:rPr>
+                <w:lang w:val="es-CO"/>
+              </w:rPr>
+              <w:t>Lopez</w:t>
+            </w:r>
+            <w:proofErr w:type="spellEnd"/>
           </w:p>
         </w:tc>
         <w:tc>
@@ -10439,11 +10895,33 @@
                 <w:lang w:val="es-CO"/>
               </w:rPr>
             </w:pPr>
+            <w:proofErr w:type="spellStart"/>
             <w:r>
               <w:rPr>
                 <w:lang w:val="es-CO"/>
               </w:rPr>
-              <w:t>Anyerson Wilfredo PIzo Ossa</w:t>
+              <w:t>Anyerson</w:t>
+            </w:r>
+            <w:proofErr w:type="spellEnd"/>
+            <w:r>
+              <w:rPr>
+                <w:lang w:val="es-CO"/>
+              </w:rPr>
+              <w:t xml:space="preserve"> Wilfredo </w:t>
+            </w:r>
+            <w:proofErr w:type="spellStart"/>
+            <w:r>
+              <w:rPr>
+                <w:lang w:val="es-CO"/>
+              </w:rPr>
+              <w:t>PIzo</w:t>
+            </w:r>
+            <w:proofErr w:type="spellEnd"/>
+            <w:r>
+              <w:rPr>
+                <w:lang w:val="es-CO"/>
+              </w:rPr>
+              <w:t xml:space="preserve"> Ossa</w:t>
             </w:r>
           </w:p>
         </w:tc>
@@ -10527,7 +11005,7 @@
 </file>
 
 <file path=word/endnotes.xml><?xml version="1.0" encoding="utf-8"?>
-<w:endnotes xmlns:wpc="http://schemas.microsoft.com/office/word/2010/wordprocessingCanvas" xmlns:cx="http://schemas.microsoft.com/office/drawing/2014/chartex" xmlns:cx1="http://schemas.microsoft.com/office/drawing/2015/9/8/chartex" xmlns:cx2="http://schemas.microsoft.com/office/drawing/2015/10/21/chartex" xmlns:cx3="http://schemas.microsoft.com/office/drawing/2016/5/9/chartex" xmlns:cx4="http://schemas.microsoft.com/office/drawing/2016/5/10/chartex" xmlns:cx5="http://schemas.microsoft.com/office/drawing/2016/5/11/chartex" xmlns:cx6="http://schemas.microsoft.com/office/drawing/2016/5/12/chartex" xmlns:cx7="http://schemas.microsoft.com/office/drawing/2016/5/13/chartex" xmlns:cx8="http://schemas.microsoft.com/office/drawing/2016/5/14/chartex" xmlns:mc="http://schemas.openxmlformats.org/markup-compatibility/2006" xmlns:aink="http://schemas.microsoft.com/office/drawing/2016/ink" xmlns:am3d="http://schemas.microsoft.com/office/drawing/2017/model3d" xmlns:o="urn:schemas-microsoft-com:office:office" xmlns:oel="http://schemas.microsoft.com/office/2019/extlst" xmlns:r="http://schemas.openxmlformats.org/officeDocument/2006/relationships" xmlns:m="http://schemas.openxmlformats.org/officeDocument/2006/math" xmlns:v="urn:schemas-microsoft-com:vml" xmlns:wp14="http://schemas.microsoft.com/office/word/2010/wordprocessingDrawing" xmlns:wp="http://schemas.openxmlformats.org/drawingml/2006/wordprocessingDrawing" xmlns:w10="urn:schemas-microsoft-com:office:word" xmlns:w="http://schemas.openxmlformats.org/wordprocessingml/2006/main" xmlns:w14="http://schemas.microsoft.com/office/word/2010/wordml" xmlns:w15="http://schemas.microsoft.com/office/word/2012/wordml" xmlns:w16cex="http://schemas.microsoft.com/office/word/2018/wordml/cex" xmlns:w16cid="http://schemas.microsoft.com/office/word/2016/wordml/cid" xmlns:w16="http://schemas.microsoft.com/office/word/2018/wordml" xmlns:w16sdtdh="http://schemas.microsoft.com/office/word/2020/wordml/sdtdatahash" xmlns:w16se="http://schemas.microsoft.com/office/word/2015/wordml/symex" xmlns:wpg="http://schemas.microsoft.com/office/word/2010/wordprocessingGroup" xmlns:wpi="http://schemas.microsoft.com/office/word/2010/wordprocessingInk" xmlns:wne="http://schemas.microsoft.com/office/word/2006/wordml" xmlns:wps="http://schemas.microsoft.com/office/word/2010/wordprocessingShape" mc:Ignorable="w14 w15 w16se w16cid w16 w16cex w16sdtdh wp14">
+<w:endnotes xmlns:wpc="http://schemas.microsoft.com/office/word/2010/wordprocessingCanvas" xmlns:cx="http://schemas.microsoft.com/office/drawing/2014/chartex" xmlns:cx1="http://schemas.microsoft.com/office/drawing/2015/9/8/chartex" xmlns:cx2="http://schemas.microsoft.com/office/drawing/2015/10/21/chartex" xmlns:cx3="http://schemas.microsoft.com/office/drawing/2016/5/9/chartex" xmlns:cx4="http://schemas.microsoft.com/office/drawing/2016/5/10/chartex" xmlns:cx5="http://schemas.microsoft.com/office/drawing/2016/5/11/chartex" xmlns:cx6="http://schemas.microsoft.com/office/drawing/2016/5/12/chartex" xmlns:cx7="http://schemas.microsoft.com/office/drawing/2016/5/13/chartex" xmlns:cx8="http://schemas.microsoft.com/office/drawing/2016/5/14/chartex" xmlns:mc="http://schemas.openxmlformats.org/markup-compatibility/2006" xmlns:aink="http://schemas.microsoft.com/office/drawing/2016/ink" xmlns:am3d="http://schemas.microsoft.com/office/drawing/2017/model3d" xmlns:o="urn:schemas-microsoft-com:office:office" xmlns:r="http://schemas.openxmlformats.org/officeDocument/2006/relationships" xmlns:m="http://schemas.openxmlformats.org/officeDocument/2006/math" xmlns:v="urn:schemas-microsoft-com:vml" xmlns:wp14="http://schemas.microsoft.com/office/word/2010/wordprocessingDrawing" xmlns:wp="http://schemas.openxmlformats.org/drawingml/2006/wordprocessingDrawing" xmlns:w10="urn:schemas-microsoft-com:office:word" xmlns:w="http://schemas.openxmlformats.org/wordprocessingml/2006/main" xmlns:w14="http://schemas.microsoft.com/office/word/2010/wordml" xmlns:w15="http://schemas.microsoft.com/office/word/2012/wordml" xmlns:w16cex="http://schemas.microsoft.com/office/word/2018/wordml/cex" xmlns:w16cid="http://schemas.microsoft.com/office/word/2016/wordml/cid" xmlns:w16="http://schemas.microsoft.com/office/word/2018/wordml" xmlns:w16sdtdh="http://schemas.microsoft.com/office/word/2020/wordml/sdtdatahash" xmlns:w16se="http://schemas.microsoft.com/office/word/2015/wordml/symex" xmlns:wpg="http://schemas.microsoft.com/office/word/2010/wordprocessingGroup" xmlns:wpi="http://schemas.microsoft.com/office/word/2010/wordprocessingInk" xmlns:wne="http://schemas.microsoft.com/office/word/2006/wordml" xmlns:wps="http://schemas.microsoft.com/office/word/2010/wordprocessingShape" mc:Ignorable="w14 w15 w16se w16cid w16 w16cex w16sdtdh wp14">
   <w:endnote w:type="separator" w:id="-1">
     <w:p>
       <w:pPr>
@@ -10552,7 +11030,7 @@
 </file>
 
 <file path=word/footer1.xml><?xml version="1.0" encoding="utf-8"?>
-<w:ftr xmlns:wpc="http://schemas.microsoft.com/office/word/2010/wordprocessingCanvas" xmlns:cx="http://schemas.microsoft.com/office/drawing/2014/chartex" xmlns:cx1="http://schemas.microsoft.com/office/drawing/2015/9/8/chartex" xmlns:cx2="http://schemas.microsoft.com/office/drawing/2015/10/21/chartex" xmlns:cx3="http://schemas.microsoft.com/office/drawing/2016/5/9/chartex" xmlns:cx4="http://schemas.microsoft.com/office/drawing/2016/5/10/chartex" xmlns:cx5="http://schemas.microsoft.com/office/drawing/2016/5/11/chartex" xmlns:cx6="http://schemas.microsoft.com/office/drawing/2016/5/12/chartex" xmlns:cx7="http://schemas.microsoft.com/office/drawing/2016/5/13/chartex" xmlns:cx8="http://schemas.microsoft.com/office/drawing/2016/5/14/chartex" xmlns:mc="http://schemas.openxmlformats.org/markup-compatibility/2006" xmlns:aink="http://schemas.microsoft.com/office/drawing/2016/ink" xmlns:am3d="http://schemas.microsoft.com/office/drawing/2017/model3d" xmlns:o="urn:schemas-microsoft-com:office:office" xmlns:oel="http://schemas.microsoft.com/office/2019/extlst" xmlns:r="http://schemas.openxmlformats.org/officeDocument/2006/relationships" xmlns:m="http://schemas.openxmlformats.org/officeDocument/2006/math" xmlns:v="urn:schemas-microsoft-com:vml" xmlns:wp14="http://schemas.microsoft.com/office/word/2010/wordprocessingDrawing" xmlns:wp="http://schemas.openxmlformats.org/drawingml/2006/wordprocessingDrawing" xmlns:w10="urn:schemas-microsoft-com:office:word" xmlns:w="http://schemas.openxmlformats.org/wordprocessingml/2006/main" xmlns:w14="http://schemas.microsoft.com/office/word/2010/wordml" xmlns:w15="http://schemas.microsoft.com/office/word/2012/wordml" xmlns:w16cex="http://schemas.microsoft.com/office/word/2018/wordml/cex" xmlns:w16cid="http://schemas.microsoft.com/office/word/2016/wordml/cid" xmlns:w16="http://schemas.microsoft.com/office/word/2018/wordml" xmlns:w16sdtdh="http://schemas.microsoft.com/office/word/2020/wordml/sdtdatahash" xmlns:w16se="http://schemas.microsoft.com/office/word/2015/wordml/symex" xmlns:wpg="http://schemas.microsoft.com/office/word/2010/wordprocessingGroup" xmlns:wpi="http://schemas.microsoft.com/office/word/2010/wordprocessingInk" xmlns:wne="http://schemas.microsoft.com/office/word/2006/wordml" xmlns:wps="http://schemas.microsoft.com/office/word/2010/wordprocessingShape" mc:Ignorable="w14 w15 w16se w16cid w16 w16cex w16sdtdh wp14">
+<w:ftr xmlns:wpc="http://schemas.microsoft.com/office/word/2010/wordprocessingCanvas" xmlns:cx="http://schemas.microsoft.com/office/drawing/2014/chartex" xmlns:cx1="http://schemas.microsoft.com/office/drawing/2015/9/8/chartex" xmlns:cx2="http://schemas.microsoft.com/office/drawing/2015/10/21/chartex" xmlns:cx3="http://schemas.microsoft.com/office/drawing/2016/5/9/chartex" xmlns:cx4="http://schemas.microsoft.com/office/drawing/2016/5/10/chartex" xmlns:cx5="http://schemas.microsoft.com/office/drawing/2016/5/11/chartex" xmlns:cx6="http://schemas.microsoft.com/office/drawing/2016/5/12/chartex" xmlns:cx7="http://schemas.microsoft.com/office/drawing/2016/5/13/chartex" xmlns:cx8="http://schemas.microsoft.com/office/drawing/2016/5/14/chartex" xmlns:mc="http://schemas.openxmlformats.org/markup-compatibility/2006" xmlns:aink="http://schemas.microsoft.com/office/drawing/2016/ink" xmlns:am3d="http://schemas.microsoft.com/office/drawing/2017/model3d" xmlns:o="urn:schemas-microsoft-com:office:office" xmlns:r="http://schemas.openxmlformats.org/officeDocument/2006/relationships" xmlns:m="http://schemas.openxmlformats.org/officeDocument/2006/math" xmlns:v="urn:schemas-microsoft-com:vml" xmlns:wp14="http://schemas.microsoft.com/office/word/2010/wordprocessingDrawing" xmlns:wp="http://schemas.openxmlformats.org/drawingml/2006/wordprocessingDrawing" xmlns:w10="urn:schemas-microsoft-com:office:word" xmlns:w="http://schemas.openxmlformats.org/wordprocessingml/2006/main" xmlns:w14="http://schemas.microsoft.com/office/word/2010/wordml" xmlns:w15="http://schemas.microsoft.com/office/word/2012/wordml" xmlns:w16cex="http://schemas.microsoft.com/office/word/2018/wordml/cex" xmlns:w16cid="http://schemas.microsoft.com/office/word/2016/wordml/cid" xmlns:w16="http://schemas.microsoft.com/office/word/2018/wordml" xmlns:w16sdtdh="http://schemas.microsoft.com/office/word/2020/wordml/sdtdatahash" xmlns:w16se="http://schemas.microsoft.com/office/word/2015/wordml/symex" xmlns:wpg="http://schemas.microsoft.com/office/word/2010/wordprocessingGroup" xmlns:wpi="http://schemas.microsoft.com/office/word/2010/wordprocessingInk" xmlns:wne="http://schemas.microsoft.com/office/word/2006/wordml" xmlns:wps="http://schemas.microsoft.com/office/word/2010/wordprocessingShape" mc:Ignorable="w14 w15 w16se w16cid w16 w16cex w16sdtdh wp14">
   <w:sdt>
     <w:sdtPr>
       <w:id w:val="-1465197936"/>
@@ -10561,6 +11039,7 @@
         <w:docPartUnique/>
       </w:docPartObj>
     </w:sdtPr>
+    <w:sdtEndPr/>
     <w:sdtContent>
       <w:p>
         <w:pPr>
@@ -10597,7 +11076,7 @@
 </file>
 
 <file path=word/footnotes.xml><?xml version="1.0" encoding="utf-8"?>
-<w:footnotes xmlns:wpc="http://schemas.microsoft.com/office/word/2010/wordprocessingCanvas" xmlns:cx="http://schemas.microsoft.com/office/drawing/2014/chartex" xmlns:cx1="http://schemas.microsoft.com/office/drawing/2015/9/8/chartex" xmlns:cx2="http://schemas.microsoft.com/office/drawing/2015/10/21/chartex" xmlns:cx3="http://schemas.microsoft.com/office/drawing/2016/5/9/chartex" xmlns:cx4="http://schemas.microsoft.com/office/drawing/2016/5/10/chartex" xmlns:cx5="http://schemas.microsoft.com/office/drawing/2016/5/11/chartex" xmlns:cx6="http://schemas.microsoft.com/office/drawing/2016/5/12/chartex" xmlns:cx7="http://schemas.microsoft.com/office/drawing/2016/5/13/chartex" xmlns:cx8="http://schemas.microsoft.com/office/drawing/2016/5/14/chartex" xmlns:mc="http://schemas.openxmlformats.org/markup-compatibility/2006" xmlns:aink="http://schemas.microsoft.com/office/drawing/2016/ink" xmlns:am3d="http://schemas.microsoft.com/office/drawing/2017/model3d" xmlns:o="urn:schemas-microsoft-com:office:office" xmlns:oel="http://schemas.microsoft.com/office/2019/extlst" xmlns:r="http://schemas.openxmlformats.org/officeDocument/2006/relationships" xmlns:m="http://schemas.openxmlformats.org/officeDocument/2006/math" xmlns:v="urn:schemas-microsoft-com:vml" xmlns:wp14="http://schemas.microsoft.com/office/word/2010/wordprocessingDrawing" xmlns:wp="http://schemas.openxmlformats.org/drawingml/2006/wordprocessingDrawing" xmlns:w10="urn:schemas-microsoft-com:office:word" xmlns:w="http://schemas.openxmlformats.org/wordprocessingml/2006/main" xmlns:w14="http://schemas.microsoft.com/office/word/2010/wordml" xmlns:w15="http://schemas.microsoft.com/office/word/2012/wordml" xmlns:w16cex="http://schemas.microsoft.com/office/word/2018/wordml/cex" xmlns:w16cid="http://schemas.microsoft.com/office/word/2016/wordml/cid" xmlns:w16="http://schemas.microsoft.com/office/word/2018/wordml" xmlns:w16sdtdh="http://schemas.microsoft.com/office/word/2020/wordml/sdtdatahash" xmlns:w16se="http://schemas.microsoft.com/office/word/2015/wordml/symex" xmlns:wpg="http://schemas.microsoft.com/office/word/2010/wordprocessingGroup" xmlns:wpi="http://schemas.microsoft.com/office/word/2010/wordprocessingInk" xmlns:wne="http://schemas.microsoft.com/office/word/2006/wordml" xmlns:wps="http://schemas.microsoft.com/office/word/2010/wordprocessingShape" mc:Ignorable="w14 w15 w16se w16cid w16 w16cex w16sdtdh wp14">
+<w:footnotes xmlns:wpc="http://schemas.microsoft.com/office/word/2010/wordprocessingCanvas" xmlns:cx="http://schemas.microsoft.com/office/drawing/2014/chartex" xmlns:cx1="http://schemas.microsoft.com/office/drawing/2015/9/8/chartex" xmlns:cx2="http://schemas.microsoft.com/office/drawing/2015/10/21/chartex" xmlns:cx3="http://schemas.microsoft.com/office/drawing/2016/5/9/chartex" xmlns:cx4="http://schemas.microsoft.com/office/drawing/2016/5/10/chartex" xmlns:cx5="http://schemas.microsoft.com/office/drawing/2016/5/11/chartex" xmlns:cx6="http://schemas.microsoft.com/office/drawing/2016/5/12/chartex" xmlns:cx7="http://schemas.microsoft.com/office/drawing/2016/5/13/chartex" xmlns:cx8="http://schemas.microsoft.com/office/drawing/2016/5/14/chartex" xmlns:mc="http://schemas.openxmlformats.org/markup-compatibility/2006" xmlns:aink="http://schemas.microsoft.com/office/drawing/2016/ink" xmlns:am3d="http://schemas.microsoft.com/office/drawing/2017/model3d" xmlns:o="urn:schemas-microsoft-com:office:office" xmlns:r="http://schemas.openxmlformats.org/officeDocument/2006/relationships" xmlns:m="http://schemas.openxmlformats.org/officeDocument/2006/math" xmlns:v="urn:schemas-microsoft-com:vml" xmlns:wp14="http://schemas.microsoft.com/office/word/2010/wordprocessingDrawing" xmlns:wp="http://schemas.openxmlformats.org/drawingml/2006/wordprocessingDrawing" xmlns:w10="urn:schemas-microsoft-com:office:word" xmlns:w="http://schemas.openxmlformats.org/wordprocessingml/2006/main" xmlns:w14="http://schemas.microsoft.com/office/word/2010/wordml" xmlns:w15="http://schemas.microsoft.com/office/word/2012/wordml" xmlns:w16cex="http://schemas.microsoft.com/office/word/2018/wordml/cex" xmlns:w16cid="http://schemas.microsoft.com/office/word/2016/wordml/cid" xmlns:w16="http://schemas.microsoft.com/office/word/2018/wordml" xmlns:w16sdtdh="http://schemas.microsoft.com/office/word/2020/wordml/sdtdatahash" xmlns:w16se="http://schemas.microsoft.com/office/word/2015/wordml/symex" xmlns:wpg="http://schemas.microsoft.com/office/word/2010/wordprocessingGroup" xmlns:wpi="http://schemas.microsoft.com/office/word/2010/wordprocessingInk" xmlns:wne="http://schemas.microsoft.com/office/word/2006/wordml" xmlns:wps="http://schemas.microsoft.com/office/word/2010/wordprocessingShape" mc:Ignorable="w14 w15 w16se w16cid w16 w16cex w16sdtdh wp14">
   <w:footnote w:type="separator" w:id="-1">
     <w:p>
       <w:pPr>
@@ -10622,7 +11101,7 @@
 </file>
 
 <file path=word/header1.xml><?xml version="1.0" encoding="utf-8"?>
-<w:hdr xmlns:wpc="http://schemas.microsoft.com/office/word/2010/wordprocessingCanvas" xmlns:cx="http://schemas.microsoft.com/office/drawing/2014/chartex" xmlns:cx1="http://schemas.microsoft.com/office/drawing/2015/9/8/chartex" xmlns:cx2="http://schemas.microsoft.com/office/drawing/2015/10/21/chartex" xmlns:cx3="http://schemas.microsoft.com/office/drawing/2016/5/9/chartex" xmlns:cx4="http://schemas.microsoft.com/office/drawing/2016/5/10/chartex" xmlns:cx5="http://schemas.microsoft.com/office/drawing/2016/5/11/chartex" xmlns:cx6="http://schemas.microsoft.com/office/drawing/2016/5/12/chartex" xmlns:cx7="http://schemas.microsoft.com/office/drawing/2016/5/13/chartex" xmlns:cx8="http://schemas.microsoft.com/office/drawing/2016/5/14/chartex" xmlns:mc="http://schemas.openxmlformats.org/markup-compatibility/2006" xmlns:aink="http://schemas.microsoft.com/office/drawing/2016/ink" xmlns:am3d="http://schemas.microsoft.com/office/drawing/2017/model3d" xmlns:o="urn:schemas-microsoft-com:office:office" xmlns:oel="http://schemas.microsoft.com/office/2019/extlst" xmlns:r="http://schemas.openxmlformats.org/officeDocument/2006/relationships" xmlns:m="http://schemas.openxmlformats.org/officeDocument/2006/math" xmlns:v="urn:schemas-microsoft-com:vml" xmlns:wp14="http://schemas.microsoft.com/office/word/2010/wordprocessingDrawing" xmlns:wp="http://schemas.openxmlformats.org/drawingml/2006/wordprocessingDrawing" xmlns:w10="urn:schemas-microsoft-com:office:word" xmlns:w="http://schemas.openxmlformats.org/wordprocessingml/2006/main" xmlns:w14="http://schemas.microsoft.com/office/word/2010/wordml" xmlns:w15="http://schemas.microsoft.com/office/word/2012/wordml" xmlns:w16cex="http://schemas.microsoft.com/office/word/2018/wordml/cex" xmlns:w16cid="http://schemas.microsoft.com/office/word/2016/wordml/cid" xmlns:w16="http://schemas.microsoft.com/office/word/2018/wordml" xmlns:w16sdtdh="http://schemas.microsoft.com/office/word/2020/wordml/sdtdatahash" xmlns:w16se="http://schemas.microsoft.com/office/word/2015/wordml/symex" xmlns:wpg="http://schemas.microsoft.com/office/word/2010/wordprocessingGroup" xmlns:wpi="http://schemas.microsoft.com/office/word/2010/wordprocessingInk" xmlns:wne="http://schemas.microsoft.com/office/word/2006/wordml" xmlns:wps="http://schemas.microsoft.com/office/word/2010/wordprocessingShape" mc:Ignorable="w14 w15 w16se w16cid w16 w16cex w16sdtdh wp14">
+<w:hdr xmlns:wpc="http://schemas.microsoft.com/office/word/2010/wordprocessingCanvas" xmlns:cx="http://schemas.microsoft.com/office/drawing/2014/chartex" xmlns:cx1="http://schemas.microsoft.com/office/drawing/2015/9/8/chartex" xmlns:cx2="http://schemas.microsoft.com/office/drawing/2015/10/21/chartex" xmlns:cx3="http://schemas.microsoft.com/office/drawing/2016/5/9/chartex" xmlns:cx4="http://schemas.microsoft.com/office/drawing/2016/5/10/chartex" xmlns:cx5="http://schemas.microsoft.com/office/drawing/2016/5/11/chartex" xmlns:cx6="http://schemas.microsoft.com/office/drawing/2016/5/12/chartex" xmlns:cx7="http://schemas.microsoft.com/office/drawing/2016/5/13/chartex" xmlns:cx8="http://schemas.microsoft.com/office/drawing/2016/5/14/chartex" xmlns:mc="http://schemas.openxmlformats.org/markup-compatibility/2006" xmlns:aink="http://schemas.microsoft.com/office/drawing/2016/ink" xmlns:am3d="http://schemas.microsoft.com/office/drawing/2017/model3d" xmlns:o="urn:schemas-microsoft-com:office:office" xmlns:r="http://schemas.openxmlformats.org/officeDocument/2006/relationships" xmlns:m="http://schemas.openxmlformats.org/officeDocument/2006/math" xmlns:v="urn:schemas-microsoft-com:vml" xmlns:wp14="http://schemas.microsoft.com/office/word/2010/wordprocessingDrawing" xmlns:wp="http://schemas.openxmlformats.org/drawingml/2006/wordprocessingDrawing" xmlns:w10="urn:schemas-microsoft-com:office:word" xmlns:w="http://schemas.openxmlformats.org/wordprocessingml/2006/main" xmlns:w14="http://schemas.microsoft.com/office/word/2010/wordml" xmlns:w15="http://schemas.microsoft.com/office/word/2012/wordml" xmlns:w16cex="http://schemas.microsoft.com/office/word/2018/wordml/cex" xmlns:w16cid="http://schemas.microsoft.com/office/word/2016/wordml/cid" xmlns:w16="http://schemas.microsoft.com/office/word/2018/wordml" xmlns:w16sdtdh="http://schemas.microsoft.com/office/word/2020/wordml/sdtdatahash" xmlns:w16se="http://schemas.microsoft.com/office/word/2015/wordml/symex" xmlns:wpg="http://schemas.microsoft.com/office/word/2010/wordprocessingGroup" xmlns:wpi="http://schemas.microsoft.com/office/word/2010/wordprocessingInk" xmlns:wne="http://schemas.microsoft.com/office/word/2006/wordml" xmlns:wps="http://schemas.microsoft.com/office/word/2010/wordprocessingShape" mc:Ignorable="w14 w15 w16se w16cid w16 w16cex w16sdtdh wp14">
   <w:p>
     <w:pPr>
       <w:pStyle w:val="Encabezado"/>
@@ -10708,7 +11187,7 @@
 </file>
 
 <file path=word/numbering.xml><?xml version="1.0" encoding="utf-8"?>
-<w:numbering xmlns:wpc="http://schemas.microsoft.com/office/word/2010/wordprocessingCanvas" xmlns:cx="http://schemas.microsoft.com/office/drawing/2014/chartex" xmlns:cx1="http://schemas.microsoft.com/office/drawing/2015/9/8/chartex" xmlns:cx2="http://schemas.microsoft.com/office/drawing/2015/10/21/chartex" xmlns:cx3="http://schemas.microsoft.com/office/drawing/2016/5/9/chartex" xmlns:cx4="http://schemas.microsoft.com/office/drawing/2016/5/10/chartex" xmlns:cx5="http://schemas.microsoft.com/office/drawing/2016/5/11/chartex" xmlns:cx6="http://schemas.microsoft.com/office/drawing/2016/5/12/chartex" xmlns:cx7="http://schemas.microsoft.com/office/drawing/2016/5/13/chartex" xmlns:cx8="http://schemas.microsoft.com/office/drawing/2016/5/14/chartex" xmlns:mc="http://schemas.openxmlformats.org/markup-compatibility/2006" xmlns:aink="http://schemas.microsoft.com/office/drawing/2016/ink" xmlns:am3d="http://schemas.microsoft.com/office/drawing/2017/model3d" xmlns:o="urn:schemas-microsoft-com:office:office" xmlns:oel="http://schemas.microsoft.com/office/2019/extlst" xmlns:r="http://schemas.openxmlformats.org/officeDocument/2006/relationships" xmlns:m="http://schemas.openxmlformats.org/officeDocument/2006/math" xmlns:v="urn:schemas-microsoft-com:vml" xmlns:wp14="http://schemas.microsoft.com/office/word/2010/wordprocessingDrawing" xmlns:wp="http://schemas.openxmlformats.org/drawingml/2006/wordprocessingDrawing" xmlns:w10="urn:schemas-microsoft-com:office:word" xmlns:w="http://schemas.openxmlformats.org/wordprocessingml/2006/main" xmlns:w14="http://schemas.microsoft.com/office/word/2010/wordml" xmlns:w15="http://schemas.microsoft.com/office/word/2012/wordml" xmlns:w16cex="http://schemas.microsoft.com/office/word/2018/wordml/cex" xmlns:w16cid="http://schemas.microsoft.com/office/word/2016/wordml/cid" xmlns:w16="http://schemas.microsoft.com/office/word/2018/wordml" xmlns:w16sdtdh="http://schemas.microsoft.com/office/word/2020/wordml/sdtdatahash" xmlns:w16se="http://schemas.microsoft.com/office/word/2015/wordml/symex" xmlns:wpg="http://schemas.microsoft.com/office/word/2010/wordprocessingGroup" xmlns:wpi="http://schemas.microsoft.com/office/word/2010/wordprocessingInk" xmlns:wne="http://schemas.microsoft.com/office/word/2006/wordml" xmlns:wps="http://schemas.microsoft.com/office/word/2010/wordprocessingShape" mc:Ignorable="w14 w15 w16se w16cid w16 w16cex w16sdtdh wp14">
+<w:numbering xmlns:wpc="http://schemas.microsoft.com/office/word/2010/wordprocessingCanvas" xmlns:cx="http://schemas.microsoft.com/office/drawing/2014/chartex" xmlns:cx1="http://schemas.microsoft.com/office/drawing/2015/9/8/chartex" xmlns:cx2="http://schemas.microsoft.com/office/drawing/2015/10/21/chartex" xmlns:cx3="http://schemas.microsoft.com/office/drawing/2016/5/9/chartex" xmlns:cx4="http://schemas.microsoft.com/office/drawing/2016/5/10/chartex" xmlns:cx5="http://schemas.microsoft.com/office/drawing/2016/5/11/chartex" xmlns:cx6="http://schemas.microsoft.com/office/drawing/2016/5/12/chartex" xmlns:cx7="http://schemas.microsoft.com/office/drawing/2016/5/13/chartex" xmlns:cx8="http://schemas.microsoft.com/office/drawing/2016/5/14/chartex" xmlns:mc="http://schemas.openxmlformats.org/markup-compatibility/2006" xmlns:aink="http://schemas.microsoft.com/office/drawing/2016/ink" xmlns:am3d="http://schemas.microsoft.com/office/drawing/2017/model3d" xmlns:o="urn:schemas-microsoft-com:office:office" xmlns:r="http://schemas.openxmlformats.org/officeDocument/2006/relationships" xmlns:m="http://schemas.openxmlformats.org/officeDocument/2006/math" xmlns:v="urn:schemas-microsoft-com:vml" xmlns:wp14="http://schemas.microsoft.com/office/word/2010/wordprocessingDrawing" xmlns:wp="http://schemas.openxmlformats.org/drawingml/2006/wordprocessingDrawing" xmlns:w10="urn:schemas-microsoft-com:office:word" xmlns:w="http://schemas.openxmlformats.org/wordprocessingml/2006/main" xmlns:w14="http://schemas.microsoft.com/office/word/2010/wordml" xmlns:w15="http://schemas.microsoft.com/office/word/2012/wordml" xmlns:w16cex="http://schemas.microsoft.com/office/word/2018/wordml/cex" xmlns:w16cid="http://schemas.microsoft.com/office/word/2016/wordml/cid" xmlns:w16="http://schemas.microsoft.com/office/word/2018/wordml" xmlns:w16sdtdh="http://schemas.microsoft.com/office/word/2020/wordml/sdtdatahash" xmlns:w16se="http://schemas.microsoft.com/office/word/2015/wordml/symex" xmlns:wpg="http://schemas.microsoft.com/office/word/2010/wordprocessingGroup" xmlns:wpi="http://schemas.microsoft.com/office/word/2010/wordprocessingInk" xmlns:wne="http://schemas.microsoft.com/office/word/2006/wordml" xmlns:wps="http://schemas.microsoft.com/office/word/2010/wordprocessingShape" mc:Ignorable="w14 w15 w16se w16cid w16 w16cex w16sdtdh wp14">
   <w:abstractNum w:abstractNumId="0" w15:restartNumberingAfterBreak="0">
     <w:nsid w:val="FFFFFF89"/>
     <w:multiLevelType w:val="singleLevel"/>
@@ -14630,112 +15109,112 @@
       </w:rPr>
     </w:lvl>
   </w:abstractNum>
-  <w:num w:numId="1" w16cid:durableId="772671749">
+  <w:num w:numId="1">
     <w:abstractNumId w:val="0"/>
   </w:num>
-  <w:num w:numId="2" w16cid:durableId="399139361">
+  <w:num w:numId="2">
     <w:abstractNumId w:val="7"/>
   </w:num>
-  <w:num w:numId="3" w16cid:durableId="610863320">
+  <w:num w:numId="3">
     <w:abstractNumId w:val="25"/>
   </w:num>
-  <w:num w:numId="4" w16cid:durableId="1026562646">
+  <w:num w:numId="4">
     <w:abstractNumId w:val="14"/>
   </w:num>
-  <w:num w:numId="5" w16cid:durableId="2006132240">
+  <w:num w:numId="5">
     <w:abstractNumId w:val="19"/>
   </w:num>
-  <w:num w:numId="6" w16cid:durableId="1858805919">
+  <w:num w:numId="6">
     <w:abstractNumId w:val="17"/>
   </w:num>
-  <w:num w:numId="7" w16cid:durableId="1038314004">
+  <w:num w:numId="7">
     <w:abstractNumId w:val="29"/>
   </w:num>
-  <w:num w:numId="8" w16cid:durableId="2036806079">
+  <w:num w:numId="8">
     <w:abstractNumId w:val="13"/>
   </w:num>
-  <w:num w:numId="9" w16cid:durableId="118190135">
+  <w:num w:numId="9">
     <w:abstractNumId w:val="27"/>
   </w:num>
-  <w:num w:numId="10" w16cid:durableId="777682546">
+  <w:num w:numId="10">
     <w:abstractNumId w:val="21"/>
   </w:num>
-  <w:num w:numId="11" w16cid:durableId="1921869005">
+  <w:num w:numId="11">
     <w:abstractNumId w:val="31"/>
   </w:num>
-  <w:num w:numId="12" w16cid:durableId="381944956">
+  <w:num w:numId="12">
     <w:abstractNumId w:val="20"/>
   </w:num>
-  <w:num w:numId="13" w16cid:durableId="1540972591">
+  <w:num w:numId="13">
     <w:abstractNumId w:val="16"/>
   </w:num>
-  <w:num w:numId="14" w16cid:durableId="1276642528">
+  <w:num w:numId="14">
     <w:abstractNumId w:val="11"/>
   </w:num>
-  <w:num w:numId="15" w16cid:durableId="952634293">
+  <w:num w:numId="15">
     <w:abstractNumId w:val="22"/>
   </w:num>
-  <w:num w:numId="16" w16cid:durableId="1897819274">
+  <w:num w:numId="16">
     <w:abstractNumId w:val="8"/>
   </w:num>
-  <w:num w:numId="17" w16cid:durableId="376589471">
+  <w:num w:numId="17">
     <w:abstractNumId w:val="18"/>
   </w:num>
-  <w:num w:numId="18" w16cid:durableId="1344821836">
+  <w:num w:numId="18">
     <w:abstractNumId w:val="32"/>
   </w:num>
-  <w:num w:numId="19" w16cid:durableId="486361489">
+  <w:num w:numId="19">
     <w:abstractNumId w:val="35"/>
   </w:num>
-  <w:num w:numId="20" w16cid:durableId="1986003217">
+  <w:num w:numId="20">
     <w:abstractNumId w:val="3"/>
   </w:num>
-  <w:num w:numId="21" w16cid:durableId="256983391">
+  <w:num w:numId="21">
     <w:abstractNumId w:val="4"/>
   </w:num>
-  <w:num w:numId="22" w16cid:durableId="47922434">
+  <w:num w:numId="22">
     <w:abstractNumId w:val="23"/>
   </w:num>
-  <w:num w:numId="23" w16cid:durableId="864094465">
+  <w:num w:numId="23">
     <w:abstractNumId w:val="5"/>
   </w:num>
-  <w:num w:numId="24" w16cid:durableId="2104447933">
+  <w:num w:numId="24">
     <w:abstractNumId w:val="24"/>
   </w:num>
-  <w:num w:numId="25" w16cid:durableId="1178159131">
+  <w:num w:numId="25">
     <w:abstractNumId w:val="1"/>
   </w:num>
-  <w:num w:numId="26" w16cid:durableId="300967773">
+  <w:num w:numId="26">
     <w:abstractNumId w:val="15"/>
   </w:num>
-  <w:num w:numId="27" w16cid:durableId="916013096">
+  <w:num w:numId="27">
     <w:abstractNumId w:val="34"/>
   </w:num>
-  <w:num w:numId="28" w16cid:durableId="1162431604">
+  <w:num w:numId="28">
     <w:abstractNumId w:val="28"/>
   </w:num>
-  <w:num w:numId="29" w16cid:durableId="1725718310">
+  <w:num w:numId="29">
     <w:abstractNumId w:val="2"/>
   </w:num>
-  <w:num w:numId="30" w16cid:durableId="21169059">
+  <w:num w:numId="30">
     <w:abstractNumId w:val="12"/>
   </w:num>
-  <w:num w:numId="31" w16cid:durableId="1309507294">
+  <w:num w:numId="31">
     <w:abstractNumId w:val="30"/>
   </w:num>
-  <w:num w:numId="32" w16cid:durableId="1732000502">
+  <w:num w:numId="32">
     <w:abstractNumId w:val="6"/>
   </w:num>
-  <w:num w:numId="33" w16cid:durableId="141630159">
+  <w:num w:numId="33">
     <w:abstractNumId w:val="10"/>
   </w:num>
-  <w:num w:numId="34" w16cid:durableId="791941486">
+  <w:num w:numId="34">
     <w:abstractNumId w:val="26"/>
   </w:num>
-  <w:num w:numId="35" w16cid:durableId="464398446">
+  <w:num w:numId="35">
     <w:abstractNumId w:val="9"/>
   </w:num>
-  <w:num w:numId="36" w16cid:durableId="1847787815">
+  <w:num w:numId="36">
     <w:abstractNumId w:val="33"/>
   </w:num>
   <w:numIdMacAtCleanup w:val="36"/>
@@ -16484,6 +16963,10 @@
 </file>
 
 <file path=customXml/item1.xml><?xml version="1.0" encoding="utf-8"?>
+<b:Sources xmlns:b="http://schemas.openxmlformats.org/officeDocument/2006/bibliography" xmlns="http://schemas.openxmlformats.org/officeDocument/2006/bibliography" SelectedStyle="\APASixthEditionOfficeOnline.xsl" StyleName="APA" Version="6"/>
+</file>
+
+<file path=customXml/item2.xml><?xml version="1.0" encoding="utf-8"?>
 <?mso-contentType ?>
 <FormTemplates xmlns="http://schemas.microsoft.com/sharepoint/v3/contenttype/forms">
   <Display>DocumentLibraryForm</Display>
@@ -16492,11 +16975,18 @@
 </FormTemplates>
 </file>
 
-<file path=customXml/item2.xml><?xml version="1.0" encoding="utf-8"?>
-<b:Sources xmlns:b="http://schemas.openxmlformats.org/officeDocument/2006/bibliography" xmlns="http://schemas.openxmlformats.org/officeDocument/2006/bibliography" SelectedStyle="\APASixthEditionOfficeOnline.xsl" StyleName="APA" Version="6"/>
+<file path=customXml/item3.xml><?xml version="1.0" encoding="utf-8"?>
+<p:properties xmlns:p="http://schemas.microsoft.com/office/2006/metadata/properties" xmlns:xsi="http://www.w3.org/2001/XMLSchema-instance" xmlns:pc="http://schemas.microsoft.com/office/infopath/2007/PartnerControls">
+  <documentManagement>
+    <TaxCatchAll xmlns="13c90a0b-73bc-4dc0-be5f-28d77b615beb" xsi:nil="true"/>
+    <lcf76f155ced4ddcb4097134ff3c332f xmlns="13c93bba-48ce-428c-bfe5-88b42c19b028">
+      <Terms xmlns="http://schemas.microsoft.com/office/infopath/2007/PartnerControls"/>
+    </lcf76f155ced4ddcb4097134ff3c332f>
+  </documentManagement>
+</p:properties>
 </file>
 
-<file path=customXml/item3.xml><?xml version="1.0" encoding="utf-8"?>
+<file path=customXml/item4.xml><?xml version="1.0" encoding="utf-8"?>
 <ct:contentTypeSchema xmlns:ct="http://schemas.microsoft.com/office/2006/metadata/contentType" xmlns:ma="http://schemas.microsoft.com/office/2006/metadata/properties/metaAttributes" ct:_="" ma:_="" ma:contentTypeName="Documento" ma:contentTypeID="0x0101006A81D6BD42E8DF4C91013959704817E1" ma:contentTypeVersion="15" ma:contentTypeDescription="Crear nuevo documento." ma:contentTypeScope="" ma:versionID="bf4f72ffd194f0963ff564daca6869f7">
   <xsd:schema xmlns:xsd="http://www.w3.org/2001/XMLSchema" xmlns:xs="http://www.w3.org/2001/XMLSchema" xmlns:p="http://schemas.microsoft.com/office/2006/metadata/properties" xmlns:ns2="13c90a0b-73bc-4dc0-be5f-28d77b615beb" xmlns:ns3="13c93bba-48ce-428c-bfe5-88b42c19b028" targetNamespace="http://schemas.microsoft.com/office/2006/metadata/properties" ma:root="true" ma:fieldsID="8718d6f4873a5b1392a45044efa78385" ns2:_="" ns3:_="">
     <xsd:import namespace="13c90a0b-73bc-4dc0-be5f-28d77b615beb"/>
@@ -16731,18 +17221,15 @@
 </ct:contentTypeSchema>
 </file>
 
-<file path=customXml/item4.xml><?xml version="1.0" encoding="utf-8"?>
-<p:properties xmlns:p="http://schemas.microsoft.com/office/2006/metadata/properties" xmlns:xsi="http://www.w3.org/2001/XMLSchema-instance" xmlns:pc="http://schemas.microsoft.com/office/infopath/2007/PartnerControls">
-  <documentManagement>
-    <TaxCatchAll xmlns="13c90a0b-73bc-4dc0-be5f-28d77b615beb" xsi:nil="true"/>
-    <lcf76f155ced4ddcb4097134ff3c332f xmlns="13c93bba-48ce-428c-bfe5-88b42c19b028">
-      <Terms xmlns="http://schemas.microsoft.com/office/infopath/2007/PartnerControls"/>
-    </lcf76f155ced4ddcb4097134ff3c332f>
-  </documentManagement>
-</p:properties>
+<file path=customXml/itemProps1.xml><?xml version="1.0" encoding="utf-8"?>
+<ds:datastoreItem xmlns:ds="http://schemas.openxmlformats.org/officeDocument/2006/customXml" ds:itemID="{EAE431FD-7059-4C09-804B-C9D69EB7B213}">
+  <ds:schemaRefs>
+    <ds:schemaRef ds:uri="http://schemas.openxmlformats.org/officeDocument/2006/bibliography"/>
+  </ds:schemaRefs>
+</ds:datastoreItem>
 </file>
 
-<file path=customXml/itemProps1.xml><?xml version="1.0" encoding="utf-8"?>
+<file path=customXml/itemProps2.xml><?xml version="1.0" encoding="utf-8"?>
 <ds:datastoreItem xmlns:ds="http://schemas.openxmlformats.org/officeDocument/2006/customXml" ds:itemID="{10663269-2064-4804-8290-36D4A57F5557}">
   <ds:schemaRefs>
     <ds:schemaRef ds:uri="http://schemas.microsoft.com/sharepoint/v3/contenttype/forms"/>
@@ -16750,15 +17237,18 @@
 </ds:datastoreItem>
 </file>
 
-<file path=customXml/itemProps2.xml><?xml version="1.0" encoding="utf-8"?>
-<ds:datastoreItem xmlns:ds="http://schemas.openxmlformats.org/officeDocument/2006/customXml" ds:itemID="{EAE431FD-7059-4C09-804B-C9D69EB7B213}">
+<file path=customXml/itemProps3.xml><?xml version="1.0" encoding="utf-8"?>
+<ds:datastoreItem xmlns:ds="http://schemas.openxmlformats.org/officeDocument/2006/customXml" ds:itemID="{1279454D-02BE-4A9C-A117-DCD1573E2608}">
   <ds:schemaRefs>
-    <ds:schemaRef ds:uri="http://schemas.openxmlformats.org/officeDocument/2006/bibliography"/>
+    <ds:schemaRef ds:uri="http://schemas.microsoft.com/office/2006/metadata/properties"/>
+    <ds:schemaRef ds:uri="http://schemas.microsoft.com/office/infopath/2007/PartnerControls"/>
+    <ds:schemaRef ds:uri="13c90a0b-73bc-4dc0-be5f-28d77b615beb"/>
+    <ds:schemaRef ds:uri="13c93bba-48ce-428c-bfe5-88b42c19b028"/>
   </ds:schemaRefs>
 </ds:datastoreItem>
 </file>
 
-<file path=customXml/itemProps3.xml><?xml version="1.0" encoding="utf-8"?>
+<file path=customXml/itemProps4.xml><?xml version="1.0" encoding="utf-8"?>
 <ds:datastoreItem xmlns:ds="http://schemas.openxmlformats.org/officeDocument/2006/customXml" ds:itemID="{F7D81CDE-5EF8-4EC0-9E9D-5B826D000532}">
   <ds:schemaRefs>
     <ds:schemaRef ds:uri="http://schemas.microsoft.com/office/2006/metadata/contentType"/>
@@ -16775,15 +17265,4 @@
     <ds:schemaRef ds:uri="http://schemas.microsoft.com/internal/obd"/>
   </ds:schemaRefs>
 </ds:datastoreItem>
-</file>
-
-<file path=customXml/itemProps4.xml><?xml version="1.0" encoding="utf-8"?>
-<ds:datastoreItem xmlns:ds="http://schemas.openxmlformats.org/officeDocument/2006/customXml" ds:itemID="{1279454D-02BE-4A9C-A117-DCD1573E2608}">
-  <ds:schemaRefs>
-    <ds:schemaRef ds:uri="http://schemas.microsoft.com/office/2006/metadata/properties"/>
-    <ds:schemaRef ds:uri="http://schemas.microsoft.com/office/infopath/2007/PartnerControls"/>
-    <ds:schemaRef ds:uri="13c90a0b-73bc-4dc0-be5f-28d77b615beb"/>
-    <ds:schemaRef ds:uri="13c93bba-48ce-428c-bfe5-88b42c19b028"/>
-  </ds:schemaRefs>
-</ds:datastoreItem>
 </file>